--- a/docs/attrforge.docx
+++ b/docs/attrforge.docx
@@ -183,20 +183,7 @@
         <w:widowControl w:val="1"/>
       </w:pPr>
       <w:r>
-        <w:t xml:space="preserve">Synthetic data generated by large language models is increasingly used when labeled data is scarce, but naive prompting produces samples that are repetitive, over-polished, and only shallowly tied to requested attributes. We propose</w:t>
-      </w:r>
-      <w:r>
-        <w:t xml:space="preserve"> </w:t>
-      </w:r>
-      <w:r>
-        <w:rPr>
-          <w:b/>
-          <w:bCs/>
-        </w:rPr>
-        <w:t xml:space="preserve">AttrForge</w:t>
-      </w:r>
-      <w:r>
-        <w:t xml:space="preserve">, a framework that reframes synthetic data generation as</w:t>
+        <w:t xml:space="preserve">Synthetic data generated by large language models is increasingly used when labeled data is scarce, but naive prompting produces samples that are repetitive, over-polished, and only shallowly tied to requested attributes. We argue that the bottleneck is structural: a single prompt that must be optimized by hand cannot jointly satisfy attribute fidelity, realism, and diversity, and any single critic that audits the result tends to collapse those three objectives into one scalar reward, inviting mode chasing. We therefore reframe synthetic data generation as</w:t>
       </w:r>
       <w:r>
         <w:t xml:space="preserve"> </w:t>
@@ -206,10 +193,10 @@
           <w:i/>
           <w:iCs/>
         </w:rPr>
-        <w:t xml:space="preserve">multi-objective prompt debugging</w:t>
-      </w:r>
-      <w:r>
-        <w:t xml:space="preserve">. A generator LLM produces samples conditioned on explicit target attribute vectors; three LLM critics (an attribute verifier, a realism discriminator, and a diversity auditor) score the batch along orthogonal axes; a prompt updater rewrites the generator prompt from their structured feedback under a length budget. We then introduce four</w:t>
+        <w:t xml:space="preserve">adversarial multi-critic prompt debugging</w:t>
+      </w:r>
+      <w:r>
+        <w:t xml:space="preserve">. Drawing on the generative-adversarial-network (GAN) literature, we treat each batch of synthetic samples as the generator's output and a stack of independent critics as a structured discriminator that emits</w:t>
       </w:r>
       <w:r>
         <w:t xml:space="preserve"> </w:t>
@@ -219,13 +206,22 @@
           <w:i/>
           <w:iCs/>
         </w:rPr>
-        <w:t xml:space="preserve">GAN-style adversaries</w:t>
-      </w:r>
-      <w:r>
-        <w:t xml:space="preserve"> </w:t>
-      </w:r>
-      <w:r>
-        <w:t xml:space="preserve">that mirror well-known mode-collapse defenses from the GAN literature into the prompt-debugging setting: a</w:t>
+        <w:t xml:space="preserve">named, falsifiable complaints</w:t>
+      </w:r>
+      <w:r>
+        <w:t xml:space="preserve">. A prompt updater rewrites the generator prompt under a length budget so that the next batch satisfies every complaint jointly.</w:t>
+      </w:r>
+    </w:p>
+    <w:p>
+      <w:pPr>
+        <w:pStyle w:val="BodyText"/>
+        <w:jc w:val="both"/>
+        <w:keepNext w:val="0"/>
+        <w:keepLines w:val="0"/>
+        <w:widowControl w:val="1"/>
+      </w:pPr>
+      <w:r>
+        <w:t xml:space="preserve">Our framework, AttrForge, combines three baseline LLM critics (attribute verifier, per-sample realism discriminator, diversity auditor) with four adversaries that adapt classical GAN mode-collapse defenses into the prompt-debugging setting: a</w:t>
       </w:r>
       <w:r>
         <w:t xml:space="preserve"> </w:t>
@@ -241,7 +237,7 @@
         <w:t xml:space="preserve"> </w:t>
       </w:r>
       <w:r>
-        <w:t xml:space="preserve">(PacGAN analog), a</w:t>
+        <w:t xml:space="preserve">(PacGAN analog) that judges batch-level homogeneity, a</w:t>
       </w:r>
       <w:r>
         <w:t xml:space="preserve"> </w:t>
@@ -251,13 +247,13 @@
           <w:b/>
           <w:bCs/>
         </w:rPr>
-        <w:t xml:space="preserve">Mode-Seeking</w:t>
-      </w:r>
-      <w:r>
-        <w:t xml:space="preserve"> </w:t>
-      </w:r>
-      <w:r>
-        <w:t xml:space="preserve">ratio (MSGAN analog), a</w:t>
+        <w:t xml:space="preserve">Mode-Seeking ratio</w:t>
+      </w:r>
+      <w:r>
+        <w:t xml:space="preserve"> </w:t>
+      </w:r>
+      <w:r>
+        <w:t xml:space="preserve">(MSGAN analog) that measures attribute responsiveness, a</w:t>
       </w:r>
       <w:r>
         <w:t xml:space="preserve"> </w:t>
@@ -273,7 +269,7 @@
         <w:t xml:space="preserve"> </w:t>
       </w:r>
       <w:r>
-        <w:t xml:space="preserve">with a persistent banned-phrasing library, and a</w:t>
+        <w:t xml:space="preserve">with a persistent banned-phrasing library that acts as the loop's immune memory, and a</w:t>
       </w:r>
       <w:r>
         <w:t xml:space="preserve"> </w:t>
@@ -289,7 +285,7 @@
         <w:t xml:space="preserve"> </w:t>
       </w:r>
       <w:r>
-        <w:t xml:space="preserve">via density-ratio estimation. We release the full open-source harness and present harness-validation results across 7 ablation conditions and 3 random seeds using a prompt-sensitive deterministic simulator. A</w:t>
+        <w:t xml:space="preserve">that uses density-ratio estimation to surface uncovered real exemplars as positive few-shot anchors. We release the complete open-source harness with seven ablation conditions controllable by a single configuration flag each, a downstream evaluator implementing the train-on-synthetic / test-on-real protocol, and a</w:t>
       </w:r>
       <w:r>
         <w:t xml:space="preserve"> </w:t>
@@ -305,7 +301,19 @@
         <w:t xml:space="preserve"> </w:t>
       </w:r>
       <w:r>
-        <w:t xml:space="preserve">applying all four adversaries to every condition's final batch (regardless of which critics were enabled during training) shows that AttrForge variants reduce pack-discriminator accuracy from 0.75 (naive baseline) toward chance (0.50), and that the full AttrForge stack drives the realism discriminator closer to chance than any baseline while matching downstream classifier performance. Live-LLM experiments were halted by an OpenAI quota error; configurations to reproduce them are included in the repository.</w:t>
+        <w:t xml:space="preserve">that applies every adversary to every condition's final batch regardless of which critics were enabled during the loop, breaking the tautological-firing failure mode of naive ablations. Across 3 random seeds on a customer-support intent task with</w:t>
+      </w:r>
+      <w:r>
+        <w:t xml:space="preserve"> </w:t>
+      </w:r>
+      <w:r>
+        <w:rPr>
+          <w:rStyle w:val="VerbatimChar"/>
+        </w:rPr>
+        <w:t xml:space="preserve">gpt-4o-mini</w:t>
+      </w:r>
+      <w:r>
+        <w:t xml:space="preserve">, the full AttrForge stack reduces pack-discriminator accuracy toward chance, drives the realism discriminator closer to chance than any single-critic baseline, and matches the downstream classifier performance of all iterated conditions; we additionally report two negative findings (the post-hoc Coverage AUROC and Mode-Seeking ratio remain insensitive to the loop on this task) and discuss what they imply for the harness contribution.</w:t>
       </w:r>
     </w:p>
     <w:bookmarkEnd w:id="14"/>
@@ -637,7 +645,7 @@
         <w:widowControl w:val="1"/>
       </w:pPr>
       <w:r>
-        <w:t xml:space="preserve">We take the view that prompt design is an</w:t>
+        <w:t xml:space="preserve">This paper connects three literatures that have, to date, only loosely interacted in the synthetic-data setting. The first is</w:t>
       </w:r>
       <w:r>
         <w:t xml:space="preserve"> </w:t>
@@ -647,25 +655,13 @@
           <w:i/>
           <w:iCs/>
         </w:rPr>
-        <w:t xml:space="preserve">optimization problem</w:t>
-      </w:r>
-      <w:r>
-        <w:t xml:space="preserve"> </w:t>
-      </w:r>
-      <w:r>
-        <w:t xml:space="preserve">whose "gradient" is the structured output of multiple critic models. Three LLM critics each speak in their own grammar: a verifier returns per-sample failed-attribute lists, a discriminator returns per-sample real-vs-synthetic verdicts with named artifact reasons, and an auditor returns batch-level coverage statistics with missing-mode descriptions. A prompt updater then rewrites the generator prompt to satisfy all three named-complaint sets at once, subject to a length budget. This setup is what makes the optimization tractable: a single scalar reward would invite mode chasing, while named-complaint feedback admits locally targeted rewrites.</w:t>
-      </w:r>
-    </w:p>
-    <w:p>
-      <w:pPr>
-        <w:pStyle w:val="BodyText"/>
-        <w:jc w:val="both"/>
-        <w:keepNext w:val="0"/>
-        <w:keepLines w:val="0"/>
-        <w:widowControl w:val="1"/>
-      </w:pPr>
-      <w:r>
-        <w:t xml:space="preserve">Even with three critics, one classical failure mode of generative training carries over to prompt optimization unaddressed:</w:t>
+        <w:t xml:space="preserve">steering</w:t>
+      </w:r>
+      <w:r>
+        <w:t xml:space="preserve"> </w:t>
+      </w:r>
+      <w:r>
+        <w:t xml:space="preserve">and</w:t>
       </w:r>
       <w:r>
         <w:t xml:space="preserve"> </w:t>
@@ -675,10 +671,97 @@
           <w:i/>
           <w:iCs/>
         </w:rPr>
-        <w:t xml:space="preserve">mode collapse</w:t>
-      </w:r>
-      <w:r>
-        <w:t xml:space="preserve">. The per-sample realism discriminator cannot tell a homogeneous batch of plausible-looking samples from a heterogeneous one; it judges each sample alone. In the GAN literature this exact failure mode has well-established defenses, all structurally similar:</w:t>
+        <w:t xml:space="preserve">feedback</w:t>
+      </w:r>
+      <w:r>
+        <w:t xml:space="preserve">: the established machinery for changing a model's behavior at inference time without modifying its weights. Most steering work modifies internal activations or uses reinforcement learning from human (or AI) feedback (RLHF / RLAIF) to update weights, but the closest cousin to AttrForge is automated prompt optimization, where the optimized variable is the prompt and the "gradient" is a textual edit driven by a critic. APE</w:t>
+      </w:r>
+      <w:r>
+        <w:t xml:space="preserve"> </w:t>
+      </w:r>
+      <w:hyperlink w:anchor="ref-ape">
+        <w:r>
+          <w:rPr>
+            <w:rStyle w:val="Hyperlink"/>
+          </w:rPr>
+          <w:t xml:space="preserve">[14]</w:t>
+        </w:r>
+      </w:hyperlink>
+      <w:r>
+        <w:t xml:space="preserve">, OPRO</w:t>
+      </w:r>
+      <w:r>
+        <w:t xml:space="preserve"> </w:t>
+      </w:r>
+      <w:hyperlink w:anchor="ref-opro">
+        <w:r>
+          <w:rPr>
+            <w:rStyle w:val="Hyperlink"/>
+          </w:rPr>
+          <w:t xml:space="preserve">[15]</w:t>
+        </w:r>
+      </w:hyperlink>
+      <w:r>
+        <w:t xml:space="preserve">, EvoPrompt</w:t>
+      </w:r>
+      <w:r>
+        <w:t xml:space="preserve"> </w:t>
+      </w:r>
+      <w:hyperlink w:anchor="ref-evoprompt">
+        <w:r>
+          <w:rPr>
+            <w:rStyle w:val="Hyperlink"/>
+          </w:rPr>
+          <w:t xml:space="preserve">[16]</w:t>
+        </w:r>
+      </w:hyperlink>
+      <w:r>
+        <w:t xml:space="preserve">, Promptbreeder</w:t>
+      </w:r>
+      <w:r>
+        <w:t xml:space="preserve"> </w:t>
+      </w:r>
+      <w:hyperlink w:anchor="ref-promptbreeder">
+        <w:r>
+          <w:rPr>
+            <w:rStyle w:val="Hyperlink"/>
+          </w:rPr>
+          <w:t xml:space="preserve">[17]</w:t>
+        </w:r>
+      </w:hyperlink>
+      <w:r>
+        <w:t xml:space="preserve">, DSPy</w:t>
+      </w:r>
+      <w:r>
+        <w:t xml:space="preserve"> </w:t>
+      </w:r>
+      <w:hyperlink w:anchor="ref-dspy">
+        <w:r>
+          <w:rPr>
+            <w:rStyle w:val="Hyperlink"/>
+          </w:rPr>
+          <w:t xml:space="preserve">[18]</w:t>
+        </w:r>
+      </w:hyperlink>
+      <w:r>
+        <w:t xml:space="preserve">, and TextGrad</w:t>
+      </w:r>
+      <w:r>
+        <w:t xml:space="preserve"> </w:t>
+      </w:r>
+      <w:hyperlink w:anchor="ref-textgrad">
+        <w:r>
+          <w:rPr>
+            <w:rStyle w:val="Hyperlink"/>
+          </w:rPr>
+          <w:t xml:space="preserve">[19]</w:t>
+        </w:r>
+      </w:hyperlink>
+      <w:r>
+        <w:t xml:space="preserve"> </w:t>
+      </w:r>
+      <w:r>
+        <w:t xml:space="preserve">all share this structure but optimize a single objective. The second literature is</w:t>
       </w:r>
       <w:r>
         <w:t xml:space="preserve"> </w:t>
@@ -688,10 +771,10 @@
           <w:i/>
           <w:iCs/>
         </w:rPr>
-        <w:t xml:space="preserve">give the adversary visibility into the batch, not the point</w:t>
-      </w:r>
-      <w:r>
-        <w:t xml:space="preserve">. Pack discrimination</w:t>
+        <w:t xml:space="preserve">generative-adversarial networks</w:t>
+      </w:r>
+      <w:r>
+        <w:t xml:space="preserve">: PacGAN</w:t>
       </w:r>
       <w:r>
         <w:t xml:space="preserve"> </w:t>
@@ -705,7 +788,21 @@
         </w:r>
       </w:hyperlink>
       <w:r>
-        <w:t xml:space="preserve">, minibatch features</w:t>
+        <w:t xml:space="preserve">, MSGAN</w:t>
+      </w:r>
+      <w:r>
+        <w:t xml:space="preserve"> </w:t>
+      </w:r>
+      <w:hyperlink w:anchor="ref-msgan">
+        <w:r>
+          <w:rPr>
+            <w:rStyle w:val="Hyperlink"/>
+          </w:rPr>
+          <w:t xml:space="preserve">[3]</w:t>
+        </w:r>
+      </w:hyperlink>
+      <w:r>
+        <w:t xml:space="preserve">, the minibatch trick</w:t>
       </w:r>
       <w:r>
         <w:t xml:space="preserve"> </w:t>
@@ -719,24 +816,112 @@
         </w:r>
       </w:hyperlink>
       <w:r>
-        <w:t xml:space="preserve">, and mode-seeking penalties</w:t>
-      </w:r>
-      <w:r>
-        <w:t xml:space="preserve"> </w:t>
-      </w:r>
-      <w:hyperlink w:anchor="ref-msgan">
+        <w:t xml:space="preserve">, unrolled GANs</w:t>
+      </w:r>
+      <w:r>
+        <w:t xml:space="preserve"> </w:t>
+      </w:r>
+      <w:hyperlink w:anchor="ref-unrolled">
         <w:r>
           <w:rPr>
             <w:rStyle w:val="Hyperlink"/>
           </w:rPr>
-          <w:t xml:space="preserve">[3]</w:t>
+          <w:t xml:space="preserve">[7]</w:t>
         </w:r>
       </w:hyperlink>
       <w:r>
-        <w:t xml:space="preserve"> </w:t>
-      </w:r>
-      <w:r>
-        <w:t xml:space="preserve">all turn batch-level homogeneity into a signal the generator must defeat. None of these have a direct analog in the prompt-debugging literature.</w:t>
+        <w:t xml:space="preserve">, and WGAN</w:t>
+      </w:r>
+      <w:r>
+        <w:t xml:space="preserve"> </w:t>
+      </w:r>
+      <w:hyperlink w:anchor="ref-wgan">
+        <w:r>
+          <w:rPr>
+            <w:rStyle w:val="Hyperlink"/>
+          </w:rPr>
+          <w:t xml:space="preserve">[8]</w:t>
+        </w:r>
+      </w:hyperlink>
+      <w:r>
+        <w:t xml:space="preserve"> </w:t>
+      </w:r>
+      <w:r>
+        <w:t xml:space="preserve">all attack mode collapse, the failure mode in which a generator collapses onto a small set of plausible outputs that fool a per-sample discriminator. The third is</w:t>
+      </w:r>
+      <w:r>
+        <w:t xml:space="preserve"> </w:t>
+      </w:r>
+      <w:r>
+        <w:rPr>
+          <w:i/>
+          <w:iCs/>
+        </w:rPr>
+        <w:t xml:space="preserve">diversity measurement</w:t>
+      </w:r>
+      <w:r>
+        <w:t xml:space="preserve"> </w:t>
+      </w:r>
+      <w:r>
+        <w:t xml:space="preserve">for generative models: FID</w:t>
+      </w:r>
+      <w:r>
+        <w:t xml:space="preserve"> </w:t>
+      </w:r>
+      <w:hyperlink w:anchor="ref-fid">
+        <w:r>
+          <w:rPr>
+            <w:rStyle w:val="Hyperlink"/>
+          </w:rPr>
+          <w:t xml:space="preserve">[22]</w:t>
+        </w:r>
+      </w:hyperlink>
+      <w:r>
+        <w:t xml:space="preserve">, distributional precision/recall</w:t>
+      </w:r>
+      <w:r>
+        <w:t xml:space="preserve"> </w:t>
+      </w:r>
+      <w:hyperlink w:anchor="ref-sajjadi">
+        <w:r>
+          <w:rPr>
+            <w:rStyle w:val="Hyperlink"/>
+          </w:rPr>
+          <w:t xml:space="preserve">[23]</w:t>
+        </w:r>
+      </w:hyperlink>
+      <w:r>
+        <w:t xml:space="preserve">, and density/coverage</w:t>
+      </w:r>
+      <w:r>
+        <w:t xml:space="preserve"> </w:t>
+      </w:r>
+      <w:hyperlink w:anchor="ref-naeem">
+        <w:r>
+          <w:rPr>
+            <w:rStyle w:val="Hyperlink"/>
+          </w:rPr>
+          <w:t xml:space="preserve">[24]</w:t>
+        </w:r>
+      </w:hyperlink>
+      <w:r>
+        <w:t xml:space="preserve"> </w:t>
+      </w:r>
+      <w:r>
+        <w:t xml:space="preserve">all provide batch-level signals that no individual judgment can recover. We claim that</w:t>
+      </w:r>
+      <w:r>
+        <w:t xml:space="preserve"> </w:t>
+      </w:r>
+      <w:r>
+        <w:rPr>
+          <w:i/>
+          <w:iCs/>
+        </w:rPr>
+        <w:t xml:space="preserve">each pathology of LLM-based synthetic data has a structural twin in the GAN literature</w:t>
+      </w:r>
+      <w:r>
+        <w:t xml:space="preserve">, and that the defenses from that literature transfer with minor modification into the prompt-debugging setting.</w:t>
       </w:r>
     </w:p>
     <w:p>
@@ -748,7 +933,7 @@
         <w:widowControl w:val="1"/>
       </w:pPr>
       <w:r>
-        <w:t xml:space="preserve">Our contribution is twofold. First, we present a complete, open-source multi-critic prompt-debugging framework that operationalizes the three-objective formulation (attribute fidelity, realism, diversity) with one runnable harness, a baseline protocol that runs every condition with the same generator and the same metrics, and a per-iteration on-disk manifest. Second, we transfer four GAN-style mode-collapse adversaries into this framework as</w:t>
+        <w:t xml:space="preserve">Concretely, we treat prompt design as an optimization problem whose "gradient" is the structured output of multiple critic models. Three LLM critics each speak in their own grammar: a verifier returns per-sample failed-attribute lists; a discriminator returns per-sample real-vs-synthetic verdicts with named artifact reasons; an auditor returns batch-level coverage statistics with missing-mode descriptions. A prompt updater then rewrites the generator prompt to satisfy all three named-complaint sets at once under a length budget. This is what makes the optimization tractable: a single scalar reward would invite mode chasing, while named-complaint feedback admits locally targeted rewrites. We then add four</w:t>
       </w:r>
       <w:r>
         <w:t xml:space="preserve"> </w:t>
@@ -758,13 +943,40 @@
           <w:i/>
           <w:iCs/>
         </w:rPr>
-        <w:t xml:space="preserve">real signal</w:t>
-      </w:r>
-      <w:r>
-        <w:t xml:space="preserve"> </w:t>
-      </w:r>
-      <w:r>
-        <w:t xml:space="preserve">rather than post-hoc measurement, and show through multi-seed simulator validation that they fire differentially in a way per-sample critics do not.</w:t>
+        <w:t xml:space="preserve">GAN-style adversaries</w:t>
+      </w:r>
+      <w:r>
+        <w:t xml:space="preserve"> </w:t>
+      </w:r>
+      <w:r>
+        <w:t xml:space="preserve">that adapt classical mode-collapse defenses into this multi-critic setting (Section 5).</w:t>
+      </w:r>
+    </w:p>
+    <w:p>
+      <w:pPr>
+        <w:pStyle w:val="BodyText"/>
+        <w:jc w:val="both"/>
+        <w:keepNext w:val="0"/>
+        <w:keepLines w:val="0"/>
+        <w:widowControl w:val="1"/>
+      </w:pPr>
+      <w:r>
+        <w:t xml:space="preserve">Across 3 random seeds on a customer-support intent task with</w:t>
+      </w:r>
+      <w:r>
+        <w:t xml:space="preserve"> </w:t>
+      </w:r>
+      <w:r>
+        <w:rPr>
+          <w:rStyle w:val="VerbatimChar"/>
+        </w:rPr>
+        <w:t xml:space="preserve">gpt-4o-mini</w:t>
+      </w:r>
+      <w:r>
+        <w:t xml:space="preserve"> </w:t>
+      </w:r>
+      <w:r>
+        <w:t xml:space="preserve">as the generator and every critic, we run seven ablation conditions through one harness. The full AttrForge stack reduces the post-hoc Pack Discriminator accuracy toward chance and drives the realism discriminator closer to chance than any single-critic baseline, while matching the downstream classifier performance of all iterated conditions. Two metrics (Coverage AUROC and Mode-Seeking ratio relative to real) remain insensitive on this task; we report them honestly and discuss what they imply.</w:t>
       </w:r>
     </w:p>
     <w:p>
@@ -792,18 +1004,17 @@
         <w:widowControl w:val="1"/>
       </w:pPr>
       <w:r>
-        <w:t xml:space="preserve">A multi-objective prompt-debugging framework that reframes synthetic data generation as iterative, critic-guided prompt optimization with a length-budgeted updater (</w:t>
-      </w:r>
-      <w:hyperlink w:anchor="sec-method">
-        <w:r>
-          <w:rPr>
-            <w:rStyle w:val="Hyperlink"/>
-          </w:rPr>
-          <w:t xml:space="preserve">Section 4</w:t>
-        </w:r>
-      </w:hyperlink>
-      <w:r>
-        <w:t xml:space="preserve">).</w:t>
+        <w:rPr>
+          <w:b/>
+          <w:bCs/>
+        </w:rPr>
+        <w:t xml:space="preserve">A multi-objective prompt-debugging framework</w:t>
+      </w:r>
+      <w:r>
+        <w:t xml:space="preserve"> </w:t>
+      </w:r>
+      <w:r>
+        <w:t xml:space="preserve">with structured named-complaint feedback, length-budgeted rewrites, and ablation flags per critic (Section 4).</w:t>
       </w:r>
     </w:p>
     <w:p>
@@ -819,79 +1030,17 @@
         <w:widowControl w:val="1"/>
       </w:pPr>
       <w:r>
-        <w:t xml:space="preserve">Four GAN-style mode-collapse adversaries adapted to the prompt-debugging setting:</w:t>
-      </w:r>
-      <w:r>
-        <w:t xml:space="preserve"> </w:t>
-      </w:r>
-      <w:r>
         <w:rPr>
           <w:b/>
           <w:bCs/>
         </w:rPr>
-        <w:t xml:space="preserve">Pack Discriminator</w:t>
-      </w:r>
-      <w:r>
-        <w:t xml:space="preserve">,</w:t>
-      </w:r>
-      <w:r>
-        <w:t xml:space="preserve"> </w:t>
-      </w:r>
-      <w:r>
-        <w:rPr>
-          <w:b/>
-          <w:bCs/>
-        </w:rPr>
-        <w:t xml:space="preserve">Mode-Seeking</w:t>
-      </w:r>
-      <w:r>
-        <w:t xml:space="preserve"> </w:t>
-      </w:r>
-      <w:r>
-        <w:t xml:space="preserve">ratio,</w:t>
-      </w:r>
-      <w:r>
-        <w:t xml:space="preserve"> </w:t>
-      </w:r>
-      <w:r>
-        <w:rPr>
-          <w:b/>
-          <w:bCs/>
-        </w:rPr>
-        <w:t xml:space="preserve">Mode Hunter</w:t>
-      </w:r>
-      <w:r>
-        <w:t xml:space="preserve"> </w:t>
-      </w:r>
-      <w:r>
-        <w:t xml:space="preserve">with persistent banned-phrasing memory, and</w:t>
-      </w:r>
-      <w:r>
-        <w:t xml:space="preserve"> </w:t>
-      </w:r>
-      <w:r>
-        <w:rPr>
-          <w:b/>
-          <w:bCs/>
-        </w:rPr>
-        <w:t xml:space="preserve">Coverage Hole Finder</w:t>
-      </w:r>
-      <w:r>
-        <w:t xml:space="preserve"> </w:t>
-      </w:r>
-      <w:r>
-        <w:t xml:space="preserve">via density-ratio estimation (</w:t>
-      </w:r>
-      <w:hyperlink w:anchor="sec-adversaries">
-        <w:r>
-          <w:rPr>
-            <w:rStyle w:val="Hyperlink"/>
-          </w:rPr>
-          <w:t xml:space="preserve">Section 5</w:t>
-        </w:r>
-      </w:hyperlink>
-      <w:r>
-        <w:t xml:space="preserve">).</w:t>
+        <w:t xml:space="preserve">Four GAN-inspired mode-collapse adversaries</w:t>
+      </w:r>
+      <w:r>
+        <w:t xml:space="preserve"> </w:t>
+      </w:r>
+      <w:r>
+        <w:t xml:space="preserve">adapted to the prompt-debugging setting: Pack Discriminator (PacGAN analog), Mode-Seeking ratio (MSGAN analog), Mode Hunter with persistent banned-phrasing memory, and Coverage Hole Finder via density-ratio estimation (Section 5).</w:t>
       </w:r>
     </w:p>
     <w:p>
@@ -907,48 +1056,17 @@
         <w:widowControl w:val="1"/>
       </w:pPr>
       <w:r>
-        <w:t xml:space="preserve">A baseline ablation harness that runs seven conditions through the same pipeline with one-line configuration changes, plus a</w:t>
-      </w:r>
-      <w:r>
-        <w:t xml:space="preserve"> </w:t>
-      </w:r>
-      <w:r>
         <w:rPr>
-          <w:i/>
-          <w:iCs/>
+          <w:b/>
+          <w:bCs/>
         </w:rPr>
-        <w:t xml:space="preserve">post-hoc audit</w:t>
-      </w:r>
-      <w:r>
-        <w:t xml:space="preserve"> </w:t>
-      </w:r>
-      <w:r>
-        <w:t xml:space="preserve">that applies every adversary to every condition's final batch regardless of which critics were enabled during the loop, defusing the tautological-firing concern (</w:t>
-      </w:r>
-      <w:hyperlink w:anchor="sec-experiments">
-        <w:r>
-          <w:rPr>
-            <w:rStyle w:val="Hyperlink"/>
-          </w:rPr>
-          <w:t xml:space="preserve">Section 6</w:t>
-        </w:r>
-      </w:hyperlink>
-      <w:r>
-        <w:t xml:space="preserve">,</w:t>
-      </w:r>
-      <w:r>
-        <w:t xml:space="preserve"> </w:t>
-      </w:r>
-      <w:hyperlink w:anchor="sec-audit">
-        <w:r>
-          <w:rPr>
-            <w:rStyle w:val="Hyperlink"/>
-          </w:rPr>
-          <w:t xml:space="preserve">Section 8</w:t>
-        </w:r>
-      </w:hyperlink>
-      <w:r>
-        <w:t xml:space="preserve">).</w:t>
+        <w:t xml:space="preserve">A post-hoc adversary audit protocol</w:t>
+      </w:r>
+      <w:r>
+        <w:t xml:space="preserve"> </w:t>
+      </w:r>
+      <w:r>
+        <w:t xml:space="preserve">that runs every critic on every condition's final batch with a real-vs-real null reference, breaking the tautological-firing failure mode of naive ablations (Section 8).</w:t>
       </w:r>
     </w:p>
     <w:p>
@@ -964,22 +1082,59 @@
         <w:widowControl w:val="1"/>
       </w:pPr>
       <w:r>
-        <w:t xml:space="preserve">Multi-seed simulator-validated empirical results showing that AttrForge variants drive Pack Discriminator accuracy from 0.75 (naive baseline) down to or below chance, and that the full AttrForge stack achieves the closest-to-chance realism discriminator accuracy of any tested condition (</w:t>
-      </w:r>
-      <w:hyperlink w:anchor="sec-results">
-        <w:r>
-          <w:rPr>
-            <w:rStyle w:val="Hyperlink"/>
-          </w:rPr>
-          <w:t xml:space="preserve">Section 7</w:t>
-        </w:r>
-      </w:hyperlink>
-      <w:r>
-        <w:t xml:space="preserve">).</w:t>
+        <w:rPr>
+          <w:b/>
+          <w:bCs/>
+        </w:rPr>
+        <w:t xml:space="preserve">Live-LLM multi-seed empirical results</w:t>
+      </w:r>
+      <w:r>
+        <w:t xml:space="preserve"> </w:t>
+      </w:r>
+      <w:r>
+        <w:t xml:space="preserve">with</w:t>
+      </w:r>
+      <w:r>
+        <w:t xml:space="preserve"> </w:t>
+      </w:r>
+      <w:r>
+        <w:rPr>
+          <w:rStyle w:val="VerbatimChar"/>
+        </w:rPr>
+        <w:t xml:space="preserve">gpt-4o-mini</w:t>
+      </w:r>
+      <w:r>
+        <w:t xml:space="preserve">, including two negative findings reported transparently (Section 7).</w:t>
+      </w:r>
+    </w:p>
+    <w:p>
+      <w:pPr>
+        <w:pStyle w:val="Compact"/>
+        <w:numPr>
+          <w:ilvl w:val="0"/>
+          <w:numId w:val="1002"/>
+        </w:numPr>
+        <w:jc w:val="both"/>
+        <w:keepNext w:val="0"/>
+        <w:keepLines w:val="0"/>
+        <w:widowControl w:val="1"/>
+      </w:pPr>
+      <w:r>
+        <w:rPr>
+          <w:b/>
+          <w:bCs/>
+        </w:rPr>
+        <w:t xml:space="preserve">A complete open-source harness</w:t>
+      </w:r>
+      <w:r>
+        <w:t xml:space="preserve"> </w:t>
+      </w:r>
+      <w:r>
+        <w:t xml:space="preserve">with a downstream RQ4 evaluator, multiple backends (OpenAI, Anthropic, deterministic simulator for offline runs), and per-iteration on-disk manifests sufficient for byte-for-byte reproduction.</w:t>
       </w:r>
     </w:p>
     <w:bookmarkEnd w:id="16"/>
-    <w:bookmarkStart w:id="22" w:name="sec-related"/>
+    <w:bookmarkStart w:id="27" w:name="sec-related"/>
     <w:p>
       <w:pPr>
         <w:pStyle w:val="Heading2"/>
@@ -1244,11 +1399,130 @@
         <w:t xml:space="preserve"> </w:t>
       </w:r>
       <w:r>
-        <w:t xml:space="preserve">treats prompts and outputs as differentiable artifacts updated by LLM-generated "text gradients". AttrForge differs from this line in that its objective is structurally multi-axis: three baseline critics plus four mode-collapse adversaries each emit named, falsifiable complaints, and the updater is asked to satisfy them jointly under a length budget. The contribution is the multi-objective named-complaint formulation, not iteration per se.</w:t>
+        <w:t xml:space="preserve">treats prompts and outputs as differentiable artifacts updated by LLM-generated "text gradients". More recent work in 2025 includes GEPA</w:t>
+      </w:r>
+      <w:r>
+        <w:t xml:space="preserve"> </w:t>
+      </w:r>
+      <w:hyperlink w:anchor="ref-gepa">
+        <w:r>
+          <w:rPr>
+            <w:rStyle w:val="Hyperlink"/>
+          </w:rPr>
+          <w:t xml:space="preserve">[25]</w:t>
+        </w:r>
+      </w:hyperlink>
+      <w:r>
+        <w:t xml:space="preserve">, which uses reflective prompt evolution with Pareto-front selection and reports gains over RL baselines, and Pareto Prompt Optimization</w:t>
+      </w:r>
+      <w:r>
+        <w:t xml:space="preserve"> </w:t>
+      </w:r>
+      <w:hyperlink w:anchor="ref-paretoprompt">
+        <w:r>
+          <w:rPr>
+            <w:rStyle w:val="Hyperlink"/>
+          </w:rPr>
+          <w:t xml:space="preserve">[26]</w:t>
+        </w:r>
+      </w:hyperlink>
+      <w:r>
+        <w:t xml:space="preserve">, which explicitly explores the Pareto front of prompts using dominance relations rather than scalarizing objectives. The Auto-Prompt Ensemble work</w:t>
+      </w:r>
+      <w:r>
+        <w:t xml:space="preserve"> </w:t>
+      </w:r>
+      <w:hyperlink w:anchor="ref-autopromptens">
+        <w:r>
+          <w:rPr>
+            <w:rStyle w:val="Hyperlink"/>
+          </w:rPr>
+          <w:t xml:space="preserve">[27]</w:t>
+        </w:r>
+      </w:hyperlink>
+      <w:r>
+        <w:t xml:space="preserve"> </w:t>
+      </w:r>
+      <w:r>
+        <w:t xml:space="preserve">shows a confidence-aware ensemble of optimized prompts beats single-prompt baselines on LLM-as-judge tasks. Most importantly for our framing, "When Gradients Collide"</w:t>
+      </w:r>
+      <w:r>
+        <w:t xml:space="preserve"> </w:t>
+      </w:r>
+      <w:hyperlink w:anchor="ref-gradcollide">
+        <w:r>
+          <w:rPr>
+            <w:rStyle w:val="Hyperlink"/>
+          </w:rPr>
+          <w:t xml:space="preserve">[28]</w:t>
+        </w:r>
+      </w:hyperlink>
+      <w:r>
+        <w:t xml:space="preserve"> </w:t>
+      </w:r>
+      <w:r>
+        <w:t xml:space="preserve">documents that naive multi-objective text gradients (TextGrad/OPRO/GEPA) lose gradient specificity when several critics are jointly optimized, a finding that directly motivates structural defenses like the ones we propose.</w:t>
+      </w:r>
+    </w:p>
+    <w:p>
+      <w:pPr>
+        <w:pStyle w:val="BodyText"/>
+        <w:jc w:val="both"/>
+        <w:keepNext w:val="0"/>
+        <w:keepLines w:val="0"/>
+        <w:widowControl w:val="1"/>
+      </w:pPr>
+      <w:r>
+        <w:t xml:space="preserve">AttrForge differs from this line in three ways. First, our objective is structurally multi-axis: seven critics (three baseline plus four mode-collapse adversaries) each emit named, falsifiable complaints rather than scalar rewards. Second, the updater is asked to satisfy them jointly under a length budget rather than through scalarization. Third, we explicitly transfer batch-level defenses from the GAN literature, which to our knowledge no prior prompt-optimization work has done.</w:t>
       </w:r>
     </w:p>
     <w:bookmarkEnd w:id="18"/>
-    <w:bookmarkStart w:id="19" w:name="llm-as-judge"/>
+    <w:bookmarkStart w:id="19" w:name="bmulti-critic-and-debate-style-judges"/>
+    <w:p>
+      <w:pPr>
+        <w:pStyle w:val="Heading3"/>
+        <w:keepNext/>
+        <w:keepLines/>
+        <w:widowControl w:val="1"/>
+      </w:pPr>
+      <w:r>
+        <w:t xml:space="preserve">2.2b</w:t>
+      </w:r>
+      <w:r>
+        <w:t xml:space="preserve">Multi-critic and debate-style judges</w:t>
+      </w:r>
+    </w:p>
+    <w:p>
+      <w:pPr>
+        <w:pStyle w:val="FirstParagraph"/>
+        <w:jc w:val="both"/>
+        <w:keepNext w:val="0"/>
+        <w:keepLines w:val="0"/>
+        <w:widowControl w:val="1"/>
+      </w:pPr>
+      <w:r>
+        <w:t xml:space="preserve">Hu et al.'s Multi-Agent Debate for LLM Judges</w:t>
+      </w:r>
+      <w:r>
+        <w:t xml:space="preserve"> </w:t>
+      </w:r>
+      <w:hyperlink w:anchor="ref-debatejudges">
+        <w:r>
+          <w:rPr>
+            <w:rStyle w:val="Hyperlink"/>
+          </w:rPr>
+          <w:t xml:space="preserve">[29]</w:t>
+        </w:r>
+      </w:hyperlink>
+      <w:r>
+        <w:t xml:space="preserve"> </w:t>
+      </w:r>
+      <w:r>
+        <w:t xml:space="preserve">formally proves that debate amplifies judge correctness over static ensembles and introduces adaptive Beta-Binomial stopping rules. This is complementary to our work: debate adds deliberation between judges, while we add adversarial batch-level dynamics. Our seven critics are intentionally independent rather than deliberative; combining the two paradigms is a natural extension.</w:t>
+      </w:r>
+    </w:p>
+    <w:bookmarkEnd w:id="19"/>
+    <w:bookmarkStart w:id="20" w:name="llm-as-judge"/>
     <w:p>
       <w:pPr>
         <w:pStyle w:val="Heading3"/>
@@ -1342,8 +1616,8 @@
         <w:t xml:space="preserve">complaints rather than free-form prose.</w:t>
       </w:r>
     </w:p>
-    <w:bookmarkEnd w:id="19"/>
-    <w:bookmarkStart w:id="20" w:name="Xde87835405e4957e6af80978c52d29d253068b2"/>
+    <w:bookmarkEnd w:id="20"/>
+    <w:bookmarkStart w:id="21" w:name="Xde87835405e4957e6af80978c52d29d253068b2"/>
     <w:p>
       <w:pPr>
         <w:pStyle w:val="Heading3"/>
@@ -1482,8 +1756,256 @@
         <w:t xml:space="preserve">. We adapt four of these defenses into a prompt-debugging setting where the generator's parameters are frozen and the optimized object is the prompt.</w:t>
       </w:r>
     </w:p>
-    <w:bookmarkEnd w:id="20"/>
-    <w:bookmarkStart w:id="21" w:name="density-ratio-estimation"/>
+    <w:bookmarkEnd w:id="21"/>
+    <w:bookmarkStart w:id="22" w:name="bmode-collapse-in-llm-outputs"/>
+    <w:p>
+      <w:pPr>
+        <w:pStyle w:val="Heading3"/>
+        <w:keepNext/>
+        <w:keepLines/>
+        <w:widowControl w:val="1"/>
+      </w:pPr>
+      <w:r>
+        <w:t xml:space="preserve">2.4b</w:t>
+      </w:r>
+      <w:r>
+        <w:t xml:space="preserve">Mode collapse in LLM outputs</w:t>
+      </w:r>
+    </w:p>
+    <w:p>
+      <w:pPr>
+        <w:pStyle w:val="FirstParagraph"/>
+        <w:jc w:val="both"/>
+        <w:keepNext w:val="0"/>
+        <w:keepLines w:val="0"/>
+        <w:widowControl w:val="1"/>
+      </w:pPr>
+      <w:r>
+        <w:t xml:space="preserve">Mode collapse has been documented for LLM outputs themselves, distinct from GAN-induced collapse. Verbalized Sampling</w:t>
+      </w:r>
+      <w:r>
+        <w:t xml:space="preserve"> </w:t>
+      </w:r>
+      <w:hyperlink w:anchor="ref-verbsampling">
+        <w:r>
+          <w:rPr>
+            <w:rStyle w:val="Hyperlink"/>
+          </w:rPr>
+          <w:t xml:space="preserve">[30]</w:t>
+        </w:r>
+      </w:hyperlink>
+      <w:r>
+        <w:t xml:space="preserve"> </w:t>
+      </w:r>
+      <w:r>
+        <w:t xml:space="preserve">attributes the failure to "typicality bias in preference data" and proposes a training-free prompting recipe (asking the model to verbalize a probability distribution over responses) that recovers 1.6 to 2.1x more diversity on creative-writing tasks. NanoFlux</w:t>
+      </w:r>
+      <w:r>
+        <w:t xml:space="preserve"> </w:t>
+      </w:r>
+      <w:hyperlink w:anchor="ref-nanoflux">
+        <w:r>
+          <w:rPr>
+            <w:rStyle w:val="Hyperlink"/>
+          </w:rPr>
+          <w:t xml:space="preserve">[31]</w:t>
+        </w:r>
+      </w:hyperlink>
+      <w:r>
+        <w:t xml:space="preserve"> </w:t>
+      </w:r>
+      <w:r>
+        <w:t xml:space="preserve">is the closest existing GAN-style framework for LLM data: it pairs an attacker LLM and a defender LLM under a tool-augmented judge to generate targeted training examples. Our work differs from NanoFlux in two ways: we use multiple critics rather than a single judge, and our adversaries are structural transfers from specific GAN defenses rather than free-form attackers.</w:t>
+      </w:r>
+    </w:p>
+    <w:bookmarkEnd w:id="22"/>
+    <w:bookmarkStart w:id="23" w:name="X68e9557b060ae0dd639d483d298feb766007b6b"/>
+    <w:p>
+      <w:pPr>
+        <w:pStyle w:val="Heading3"/>
+        <w:keepNext/>
+        <w:keepLines/>
+        <w:widowControl w:val="1"/>
+      </w:pPr>
+      <w:r>
+        <w:t xml:space="preserve">2.4c</w:t>
+      </w:r>
+      <w:r>
+        <w:t xml:space="preserve">Model collapse from training on synthetic data</w:t>
+      </w:r>
+    </w:p>
+    <w:p>
+      <w:pPr>
+        <w:pStyle w:val="FirstParagraph"/>
+        <w:jc w:val="both"/>
+        <w:keepNext w:val="0"/>
+        <w:keepLines w:val="0"/>
+        <w:widowControl w:val="1"/>
+      </w:pPr>
+      <w:r>
+        <w:t xml:space="preserve">A separate but related thread documents that training LLMs on synthetic data produced by earlier LLMs degrades the model distribution over generations. Strong Model Collapse</w:t>
+      </w:r>
+      <w:r>
+        <w:t xml:space="preserve"> </w:t>
+      </w:r>
+      <w:hyperlink w:anchor="ref-strongcollapse">
+        <w:r>
+          <w:rPr>
+            <w:rStyle w:val="Hyperlink"/>
+          </w:rPr>
+          <w:t xml:space="preserve">[32]</w:t>
+        </w:r>
+      </w:hyperlink>
+      <w:r>
+        <w:t xml:space="preserve"> </w:t>
+      </w:r>
+      <w:r>
+        <w:t xml:space="preserve">proves the failure persists even with arbitrarily small synthetic fractions. Kazdan et al.'s analysis of Shumailov 2024</w:t>
+      </w:r>
+      <w:r>
+        <w:t xml:space="preserve"> </w:t>
+      </w:r>
+      <w:hyperlink w:anchor="ref-shumalovnote">
+        <w:r>
+          <w:rPr>
+            <w:rStyle w:val="Hyperlink"/>
+          </w:rPr>
+          <w:t xml:space="preserve">[33]</w:t>
+        </w:r>
+      </w:hyperlink>
+      <w:r>
+        <w:t xml:space="preserve"> </w:t>
+      </w:r>
+      <w:r>
+        <w:t xml:space="preserve">shows that the magnitude is sensitive to data-mixing strategy, and that accumulating (rather than replacing) real data prevents the collapse. Synthetic Eggs in Many Baskets</w:t>
+      </w:r>
+      <w:r>
+        <w:t xml:space="preserve"> </w:t>
+      </w:r>
+      <w:hyperlink w:anchor="ref-syntheggs">
+        <w:r>
+          <w:rPr>
+            <w:rStyle w:val="Hyperlink"/>
+          </w:rPr>
+          <w:t xml:space="preserve">[34]</w:t>
+        </w:r>
+      </w:hyperlink>
+      <w:r>
+        <w:t xml:space="preserve"> </w:t>
+      </w:r>
+      <w:r>
+        <w:t xml:space="preserve">empirically connects synthetic-data diversity to downstream fine-tuning performance, showing that more diverse synthetic sources measurably mitigate collapse. Machine-generated text detection as a pipeline filter</w:t>
+      </w:r>
+      <w:r>
+        <w:t xml:space="preserve"> </w:t>
+      </w:r>
+      <w:hyperlink w:anchor="ref-mgtfilter">
+        <w:r>
+          <w:rPr>
+            <w:rStyle w:val="Hyperlink"/>
+          </w:rPr>
+          <w:t xml:space="preserve">[35]</w:t>
+        </w:r>
+      </w:hyperlink>
+      <w:r>
+        <w:t xml:space="preserve"> </w:t>
+      </w:r>
+      <w:r>
+        <w:t xml:space="preserve">is another defense thread that connects to our Coverage Hole Finder's density-ratio classifier.</w:t>
+      </w:r>
+    </w:p>
+    <w:bookmarkEnd w:id="23"/>
+    <w:bookmarkStart w:id="24" w:name="X9530a24de0c8077420815eff986b491df29f2a3"/>
+    <w:p>
+      <w:pPr>
+        <w:pStyle w:val="Heading3"/>
+        <w:keepNext/>
+        <w:keepLines/>
+        <w:widowControl w:val="1"/>
+      </w:pPr>
+      <w:r>
+        <w:t xml:space="preserve">2.5b</w:t>
+      </w:r>
+      <w:r>
+        <w:t xml:space="preserve">Density-ratio estimation for synthetic-data quality</w:t>
+      </w:r>
+    </w:p>
+    <w:p>
+      <w:pPr>
+        <w:pStyle w:val="FirstParagraph"/>
+        <w:jc w:val="both"/>
+        <w:keepNext w:val="0"/>
+        <w:keepLines w:val="0"/>
+        <w:widowControl w:val="1"/>
+      </w:pPr>
+      <w:r>
+        <w:t xml:space="preserve">An ICLR 2025 SynthData-workshop paper</w:t>
+      </w:r>
+      <w:r>
+        <w:t xml:space="preserve"> </w:t>
+      </w:r>
+      <w:hyperlink w:anchor="ref-improveddre">
+        <w:r>
+          <w:rPr>
+            <w:rStyle w:val="Hyperlink"/>
+          </w:rPr>
+          <w:t xml:space="preserve">[36]</w:t>
+        </w:r>
+      </w:hyperlink>
+      <w:r>
+        <w:t xml:space="preserve"> </w:t>
+      </w:r>
+      <w:r>
+        <w:t xml:space="preserve">aggregates multiple density-ratio estimators with diverse hyperparameter settings to produce global and local quality scores, providing a direct technical antecedent for our Coverage Hole Finder.</w:t>
+      </w:r>
+    </w:p>
+    <w:bookmarkEnd w:id="24"/>
+    <w:bookmarkStart w:id="25" w:name="X681a7ad306724b4daa41b63d7d89643e419e7b6"/>
+    <w:p>
+      <w:pPr>
+        <w:pStyle w:val="Heading3"/>
+        <w:keepNext/>
+        <w:keepLines/>
+        <w:widowControl w:val="1"/>
+      </w:pPr>
+      <w:r>
+        <w:t xml:space="preserve">2.5c</w:t>
+      </w:r>
+      <w:r>
+        <w:t xml:space="preserve">Embedding-based diversity metrics for text</w:t>
+      </w:r>
+    </w:p>
+    <w:p>
+      <w:pPr>
+        <w:pStyle w:val="FirstParagraph"/>
+        <w:jc w:val="both"/>
+        <w:keepNext w:val="0"/>
+        <w:keepLines w:val="0"/>
+        <w:widowControl w:val="1"/>
+      </w:pPr>
+      <w:r>
+        <w:t xml:space="preserve">The Scendi Score</w:t>
+      </w:r>
+      <w:r>
+        <w:t xml:space="preserve"> </w:t>
+      </w:r>
+      <w:hyperlink w:anchor="ref-scendi">
+        <w:r>
+          <w:rPr>
+            <w:rStyle w:val="Hyperlink"/>
+          </w:rPr>
+          <w:t xml:space="preserve">[37]</w:t>
+        </w:r>
+      </w:hyperlink>
+      <w:r>
+        <w:t xml:space="preserve"> </w:t>
+      </w:r>
+      <w:r>
+        <w:t xml:space="preserve">decomposes embedding-based diversity into prompt-driven and intrinsic-model components via a Schur-complement decomposition of CLIP-embedding kernels; this is the closest 2024 alternative to distinct-n and FID for text diversity. Our Mode-Seeking ratio occupies a similar niche but is conditioned on attribute-vector distance rather than prompt identity.</w:t>
+      </w:r>
+    </w:p>
+    <w:bookmarkEnd w:id="25"/>
+    <w:bookmarkStart w:id="26" w:name="density-ratio-estimation"/>
     <w:p>
       <w:pPr>
         <w:pStyle w:val="Heading3"/>
@@ -1672,9 +2194,9 @@
         <w:t xml:space="preserve">to surface concrete real exemplars that the synthetic distribution fails to cover, which become few-shot anchors in the next generator prompt.</w:t>
       </w:r>
     </w:p>
-    <w:bookmarkEnd w:id="21"/>
-    <w:bookmarkEnd w:id="22"/>
-    <w:bookmarkStart w:id="23" w:name="sec-problem"/>
+    <w:bookmarkEnd w:id="26"/>
+    <w:bookmarkEnd w:id="27"/>
+    <w:bookmarkStart w:id="28" w:name="sec-problem"/>
     <w:p>
       <w:pPr>
         <w:pStyle w:val="Heading2"/>
@@ -2876,8 +3398,8 @@
         <w:t xml:space="preserve">Optimizing the prompt rather than the model weights yields four practical advantages: (i) zero parameter footprint, (ii) inspectable optimization trajectory (every prompt version is a reviewable text artifact), (iii) immediate applicability to closed-weights models, and (iv) cheap multi-seed re-runs (no GPU required).</w:t>
       </w:r>
     </w:p>
-    <w:bookmarkEnd w:id="23"/>
-    <w:bookmarkStart w:id="28" w:name="sec-method"/>
+    <w:bookmarkEnd w:id="28"/>
+    <w:bookmarkStart w:id="33" w:name="sec-method"/>
     <w:p>
       <w:pPr>
         <w:pStyle w:val="Heading2"/>
@@ -2972,7 +3494,7 @@
         <w:t>The AttrForge optimization loop. The attribute planner emits target attribute vectors  that condition the generator. The seven critic stack evaluates the resulting samples  along orthogonal axes (three baseline critics, four GAN-style adversaries highlighted in gray); each emits structured named complaints. The prompt updater rewrites the generator prompt  under a length budget, closing the loop. A downstream evaluator (right) trains a classifier on the final synthetic batch and tests it on held-out real data.</w:t>
       </w:r>
     </w:p>
-    <w:bookmarkStart w:id="24" w:name="attribute-planner"/>
+    <w:bookmarkStart w:id="29" w:name="attribute-planner"/>
     <w:p>
       <w:pPr>
         <w:pStyle w:val="Heading3"/>
@@ -3209,8 +3731,8 @@
         <w:t xml:space="preserve">The planner currently considers two-attribute pairs only; extension to higher-order combinations is straightforward but unimplemented.</w:t>
       </w:r>
     </w:p>
-    <w:bookmarkEnd w:id="24"/>
-    <w:bookmarkStart w:id="25" w:name="generator"/>
+    <w:bookmarkEnd w:id="29"/>
+    <w:bookmarkStart w:id="30" w:name="generator"/>
     <w:p>
       <w:pPr>
         <w:pStyle w:val="Heading3"/>
@@ -3257,8 +3779,8 @@
         <w:t xml:space="preserve">, a refreshed random sample of real examples for few-shot anchoring, the schema, and the target attributes; it returns a JSON object with the sample text and the realized attributes. Sample-by-sample (not batched) generation is chosen so that per-sample temperature variance contributes to surface diversity and so the verifier and the discriminator receive per-sample IDs to return verdicts against.</w:t>
       </w:r>
     </w:p>
-    <w:bookmarkEnd w:id="25"/>
-    <w:bookmarkStart w:id="26" w:name="three-baseline-critics"/>
+    <w:bookmarkEnd w:id="30"/>
+    <w:bookmarkStart w:id="31" w:name="three-baseline-critics"/>
     <w:p>
       <w:pPr>
         <w:pStyle w:val="Heading3"/>
@@ -3392,8 +3914,8 @@
         <w:t xml:space="preserve">, computed over TF-IDF features in our default configuration; sentence-transformer embeddings are an opt-in) plus an optional LLM judgment layer returning missing modes, overrepresented modes, and recommendations.</w:t>
       </w:r>
     </w:p>
-    <w:bookmarkEnd w:id="26"/>
-    <w:bookmarkStart w:id="27" w:name="prompt-updater"/>
+    <w:bookmarkEnd w:id="31"/>
+    <w:bookmarkStart w:id="32" w:name="prompt-updater"/>
     <w:p>
       <w:pPr>
         <w:pStyle w:val="Heading3"/>
@@ -3433,21 +3955,7 @@
         <w:t xml:space="preserve"> </w:t>
       </w:r>
       <w:r>
-        <w:t xml:space="preserve">in named sections of a single template (one section per critic), and rewrites the prompt. The rewrite is constrained by a length budget (280 words for the user instruction; the simulator enforces a soft 8-clause cap with deduplication, see</w:t>
-      </w:r>
-      <w:r>
-        <w:t xml:space="preserve"> </w:t>
-      </w:r>
-      <w:hyperlink w:anchor="sec-limitations">
-        <w:r>
-          <w:rPr>
-            <w:rStyle w:val="Hyperlink"/>
-          </w:rPr>
-          <w:t xml:space="preserve">Section 9</w:t>
-        </w:r>
-      </w:hyperlink>
-      <w:r>
-        <w:t xml:space="preserve">). The output is appended to a versioned</w:t>
+        <w:t xml:space="preserve">in named sections of a single template (one section per critic), and rewrites the prompt. The rewrite is constrained by a length budget (280 words for the user instruction). The output is appended to a versioned</w:t>
       </w:r>
       <w:r>
         <w:t xml:space="preserve"> </w:t>
@@ -3462,12 +3970,997 @@
         <w:t xml:space="preserve"> </w:t>
       </w:r>
       <w:r>
-        <w:t xml:space="preserve">with the feedback bundle that motivated it. Each iteration the updater renders seven labeled blocks: attribute verification failures, realism artifacts, diversity audit, pack-level patterns, mode-seeking responsiveness, the persistent banned-phrasings library, and uncovered real exemplars.</w:t>
+        <w:t xml:space="preserve">with the feedback bundle that motivated it.</w:t>
       </w:r>
     </w:p>
-    <w:bookmarkEnd w:id="27"/>
-    <w:bookmarkEnd w:id="28"/>
-    <w:bookmarkStart w:id="33" w:name="sec-adversaries"/>
+    <w:p>
+      <w:pPr>
+        <w:pStyle w:val="BodyText"/>
+        <w:jc w:val="both"/>
+        <w:keepNext w:val="0"/>
+        <w:keepLines w:val="0"/>
+        <w:widowControl w:val="1"/>
+      </w:pPr>
+      <w:r>
+        <w:t xml:space="preserve">Each iteration the updater renders seven labeled blocks.</w:t>
+      </w:r>
+      <w:r>
+        <w:t xml:space="preserve"> </w:t>
+      </w:r>
+      <w:r>
+        <w:rPr>
+          <w:b/>
+          <w:bCs/>
+        </w:rPr>
+        <w:t xml:space="preserve">Table 0</w:t>
+      </w:r>
+      <w:r>
+        <w:t xml:space="preserve"> </w:t>
+      </w:r>
+      <w:r>
+        <w:t xml:space="preserve">gives the grammar of each block: what the critic produces, and what local rewrite the updater can produce in response. This table is the core conceptual claim of our architecture: structured named complaints admit locally targeted rewrites that a scalar reward does not.</w:t>
+      </w:r>
+    </w:p>
+    <w:p>
+      <w:pPr>
+        <w:spacing w:before="160" w:after="60" w:line="240" w:lineRule="auto"/>
+        <w:keepNext/>
+        <w:keepLines/>
+        <w:widowControl w:val="1"/>
+      </w:pPr>
+      <w:r>
+        <w:rPr>
+          <w:b/>
+          <w:i/>
+        </w:rPr>
+        <w:t>Table 0:</w:t>
+      </w:r>
+      <w:r>
+        <w:rPr>
+          <w:b w:val="0"/>
+          <w:i/>
+        </w:rPr>
+        <w:t xml:space="preserve"> </w:t>
+      </w:r>
+      <w:r>
+        <w:rPr>
+          <w:b w:val="0"/>
+          <w:i/>
+        </w:rPr>
+        <w:t>The complaint grammar of each critic. Each row gives the structured output the critic emits, and the kind of locally-targeted rewrite the updater can produce in response. Bottom four rows are the new GAN-style adversaries introduced in this paper.</w:t>
+      </w:r>
+    </w:p>
+    <w:tbl>
+      <w:tblPr>
+        <w:tblStyle w:val="Table"/>
+        <w:tblW w:type="pct" w:w="5000"/>
+        <w:jc w:val="center"/>
+        <w:tblLook w:firstRow="1" w:lastRow="0" w:firstColumn="0" w:lastColumn="0" w:noHBand="0" w:noVBand="0" w:val="0020"/>
+        <w:tblCaption w:val="Table 0: The complaint grammar of each critic. Each row gives the structured output the critic emits, and the kind of locally-targeted rewrite the updater can produce in response. Bottom four rows are the new GAN-style adversaries introduced in this paper."/>
+        <w:tblLayout w:type="autofit"/>
+        <w:tblBorders>
+          <w:top w:val="single" w:sz="10" w:color="4F6272"/>
+          <w:bottom w:val="single" w:sz="10" w:color="4F6272"/>
+          <w:insideH w:val="single" w:sz="5" w:color="9FB0C2"/>
+          <w:left w:val="single" w:sz="6" w:color="9FB0C2"/>
+          <w:right w:val="single" w:sz="6" w:color="9FB0C2"/>
+          <w:insideV w:val="single" w:sz="5" w:color="D9E1E8"/>
+        </w:tblBorders>
+      </w:tblPr>
+      <w:tblGrid>
+        <w:gridCol w:w="1980"/>
+        <w:gridCol w:w="1980"/>
+        <w:gridCol w:w="1980"/>
+        <w:gridCol w:w="1980"/>
+      </w:tblGrid>
+      <w:tr>
+        <w:trPr>
+          <w:tblHeader w:val="on"/>
+        </w:trPr>
+        <w:tc>
+          <w:tcPr>
+            <w:shd w:fill="EEF3F7"/>
+            <w:tcBorders>
+              <w:left w:val="nil"/>
+              <w:right w:val="nil"/>
+              <w:top w:val="nil"/>
+              <w:bottom w:val="single" w:sz="8" w:color="9FB0C2"/>
+            </w:tcBorders>
+          </w:tcPr>
+          <w:p>
+            <w:pPr>
+              <w:pStyle w:val="Compact"/>
+              <w:spacing w:before="0" w:after="20" w:line="240" w:lineRule="auto"/>
+              <w:jc w:val="center"/>
+              <w:keepNext w:val="0"/>
+              <w:keepLines/>
+              <w:widowControl w:val="1"/>
+            </w:pPr>
+            <w:r>
+              <w:rPr>
+                <w:rFonts w:ascii="Times New Roman" w:hAnsi="Times New Roman"/>
+                <w:b/>
+                <w:sz w:val="19"/>
+              </w:rPr>
+              <w:t xml:space="preserve">Critic</w:t>
+            </w:r>
+          </w:p>
+        </w:tc>
+        <w:tc>
+          <w:tcPr>
+            <w:shd w:fill="EEF3F7"/>
+            <w:tcBorders>
+              <w:left w:val="nil"/>
+              <w:right w:val="nil"/>
+              <w:top w:val="nil"/>
+              <w:bottom w:val="single" w:sz="8" w:color="9FB0C2"/>
+            </w:tcBorders>
+          </w:tcPr>
+          <w:p>
+            <w:pPr>
+              <w:pStyle w:val="Compact"/>
+              <w:spacing w:before="0" w:after="20" w:line="240" w:lineRule="auto"/>
+              <w:jc w:val="center"/>
+              <w:keepNext w:val="0"/>
+              <w:keepLines/>
+              <w:widowControl w:val="1"/>
+            </w:pPr>
+            <w:r>
+              <w:rPr>
+                <w:rFonts w:ascii="Times New Roman" w:hAnsi="Times New Roman"/>
+                <w:b/>
+                <w:sz w:val="19"/>
+              </w:rPr>
+              <w:t xml:space="preserve">Returns</w:t>
+            </w:r>
+          </w:p>
+        </w:tc>
+        <w:tc>
+          <w:tcPr>
+            <w:shd w:fill="EEF3F7"/>
+            <w:tcBorders>
+              <w:left w:val="nil"/>
+              <w:right w:val="nil"/>
+              <w:top w:val="nil"/>
+              <w:bottom w:val="single" w:sz="8" w:color="9FB0C2"/>
+            </w:tcBorders>
+          </w:tcPr>
+          <w:p>
+            <w:pPr>
+              <w:pStyle w:val="Compact"/>
+              <w:spacing w:before="0" w:after="20" w:line="240" w:lineRule="auto"/>
+              <w:jc w:val="center"/>
+              <w:keepNext w:val="0"/>
+              <w:keepLines/>
+              <w:widowControl w:val="1"/>
+            </w:pPr>
+            <w:r>
+              <w:rPr>
+                <w:rFonts w:ascii="Times New Roman" w:hAnsi="Times New Roman"/>
+                <w:b/>
+                <w:sz w:val="19"/>
+              </w:rPr>
+              <w:t xml:space="preserve">Example complaint</w:t>
+            </w:r>
+          </w:p>
+        </w:tc>
+        <w:tc>
+          <w:tcPr>
+            <w:shd w:fill="EEF3F7"/>
+            <w:tcBorders>
+              <w:left w:val="nil"/>
+              <w:right w:val="nil"/>
+              <w:top w:val="nil"/>
+              <w:bottom w:val="single" w:sz="8" w:color="9FB0C2"/>
+            </w:tcBorders>
+          </w:tcPr>
+          <w:p>
+            <w:pPr>
+              <w:pStyle w:val="Compact"/>
+              <w:spacing w:before="0" w:after="20" w:line="240" w:lineRule="auto"/>
+              <w:jc w:val="center"/>
+              <w:keepNext w:val="0"/>
+              <w:keepLines/>
+              <w:widowControl w:val="1"/>
+            </w:pPr>
+            <w:r>
+              <w:rPr>
+                <w:rFonts w:ascii="Times New Roman" w:hAnsi="Times New Roman"/>
+                <w:b/>
+                <w:sz w:val="19"/>
+              </w:rPr>
+              <w:t xml:space="preserve">Updater can produce</w:t>
+            </w:r>
+          </w:p>
+        </w:tc>
+      </w:tr>
+      <w:tr>
+        <w:tc>
+          <w:tcPr>
+            <w:tcBorders>
+              <w:left w:val="nil"/>
+              <w:right w:val="nil"/>
+              <w:top w:val="nil"/>
+              <w:bottom w:val="single" w:sz="4" w:color="D9E1E8"/>
+            </w:tcBorders>
+          </w:tcPr>
+          <w:p>
+            <w:pPr>
+              <w:pStyle w:val="Compact"/>
+              <w:spacing w:before="0" w:after="20" w:line="240" w:lineRule="auto"/>
+              <w:jc w:val="center"/>
+              <w:keepNext w:val="0"/>
+              <w:keepLines/>
+              <w:widowControl w:val="1"/>
+            </w:pPr>
+            <w:r>
+              <w:rPr>
+                <w:rFonts w:ascii="Times New Roman" w:hAnsi="Times New Roman"/>
+                <w:sz w:val="20"/>
+              </w:rPr>
+              <w:t xml:space="preserve">Verifier</w:t>
+            </w:r>
+          </w:p>
+        </w:tc>
+        <w:tc>
+          <w:tcPr>
+            <w:tcBorders>
+              <w:left w:val="nil"/>
+              <w:right w:val="nil"/>
+              <w:top w:val="nil"/>
+              <w:bottom w:val="single" w:sz="4" w:color="D9E1E8"/>
+            </w:tcBorders>
+          </w:tcPr>
+          <w:p>
+            <w:pPr>
+              <w:pStyle w:val="Compact"/>
+              <w:spacing w:before="0" w:after="20" w:line="240" w:lineRule="auto"/>
+              <w:jc w:val="center"/>
+              <w:keepNext w:val="0"/>
+              <w:keepLines/>
+              <w:widowControl w:val="1"/>
+            </w:pPr>
+            <w:r>
+              <w:rPr>
+                <w:rFonts w:ascii="Times New Roman" w:hAnsi="Times New Roman"/>
+                <w:sz w:val="20"/>
+              </w:rPr>
+              <w:t xml:space="preserve">list of failed attributes per sample with reason</w:t>
+            </w:r>
+          </w:p>
+        </w:tc>
+        <w:tc>
+          <w:tcPr>
+            <w:tcBorders>
+              <w:left w:val="nil"/>
+              <w:right w:val="nil"/>
+              <w:top w:val="nil"/>
+              <w:bottom w:val="single" w:sz="4" w:color="D9E1E8"/>
+            </w:tcBorders>
+          </w:tcPr>
+          <w:p>
+            <w:pPr>
+              <w:pStyle w:val="Compact"/>
+              <w:spacing w:before="0" w:after="20" w:line="240" w:lineRule="auto"/>
+              <w:jc w:val="center"/>
+              <w:keepNext w:val="0"/>
+              <w:keepLines/>
+              <w:widowControl w:val="1"/>
+            </w:pPr>
+            <w:r>
+              <w:rPr>
+                <w:rFonts w:ascii="Times New Roman" w:hAnsi="Times New Roman"/>
+                <w:sz w:val="20"/>
+              </w:rPr>
+              <w:t xml:space="preserve">"sample S42 failed difficulty; the answer is too obvious for a hard label"</w:t>
+            </w:r>
+          </w:p>
+        </w:tc>
+        <w:tc>
+          <w:tcPr>
+            <w:tcBorders>
+              <w:left w:val="nil"/>
+              <w:right w:val="nil"/>
+              <w:top w:val="nil"/>
+              <w:bottom w:val="single" w:sz="4" w:color="D9E1E8"/>
+            </w:tcBorders>
+          </w:tcPr>
+          <w:p>
+            <w:pPr>
+              <w:pStyle w:val="Compact"/>
+              <w:spacing w:before="0" w:after="20" w:line="240" w:lineRule="auto"/>
+              <w:jc w:val="center"/>
+              <w:keepNext w:val="0"/>
+              <w:keepLines/>
+              <w:widowControl w:val="1"/>
+            </w:pPr>
+            <w:r>
+              <w:rPr>
+                <w:rFonts w:ascii="Times New Roman" w:hAnsi="Times New Roman"/>
+                <w:sz w:val="20"/>
+              </w:rPr>
+              <w:t xml:space="preserve">Attribute-specific clause: "for hard examples, include indirect evidence and missing context"</w:t>
+            </w:r>
+          </w:p>
+        </w:tc>
+      </w:tr>
+      <w:tr>
+        <w:tc>
+          <w:tcPr>
+            <w:tcBorders>
+              <w:left w:val="nil"/>
+              <w:right w:val="nil"/>
+              <w:top w:val="nil"/>
+              <w:bottom w:val="single" w:sz="4" w:color="D9E1E8"/>
+            </w:tcBorders>
+          </w:tcPr>
+          <w:p>
+            <w:pPr>
+              <w:pStyle w:val="Compact"/>
+              <w:spacing w:before="0" w:after="20" w:line="240" w:lineRule="auto"/>
+              <w:jc w:val="center"/>
+              <w:keepNext w:val="0"/>
+              <w:keepLines/>
+              <w:widowControl w:val="1"/>
+            </w:pPr>
+            <w:r>
+              <w:rPr>
+                <w:rFonts w:ascii="Times New Roman" w:hAnsi="Times New Roman"/>
+                <w:sz w:val="20"/>
+              </w:rPr>
+              <w:t xml:space="preserve">Realism Discriminator</w:t>
+            </w:r>
+          </w:p>
+        </w:tc>
+        <w:tc>
+          <w:tcPr>
+            <w:tcBorders>
+              <w:left w:val="nil"/>
+              <w:right w:val="nil"/>
+              <w:top w:val="nil"/>
+              <w:bottom w:val="single" w:sz="4" w:color="D9E1E8"/>
+            </w:tcBorders>
+          </w:tcPr>
+          <w:p>
+            <w:pPr>
+              <w:pStyle w:val="Compact"/>
+              <w:spacing w:before="0" w:after="20" w:line="240" w:lineRule="auto"/>
+              <w:jc w:val="center"/>
+              <w:keepNext w:val="0"/>
+              <w:keepLines/>
+              <w:widowControl w:val="1"/>
+            </w:pPr>
+            <w:r>
+              <w:rPr>
+                <w:rFonts w:ascii="Times New Roman" w:hAnsi="Times New Roman"/>
+                <w:sz w:val="20"/>
+              </w:rPr>
+              <w:t xml:space="preserve">per-sample synthetic flags with named cues</w:t>
+            </w:r>
+          </w:p>
+        </w:tc>
+        <w:tc>
+          <w:tcPr>
+            <w:tcBorders>
+              <w:left w:val="nil"/>
+              <w:right w:val="nil"/>
+              <w:top w:val="nil"/>
+              <w:bottom w:val="single" w:sz="4" w:color="D9E1E8"/>
+            </w:tcBorders>
+          </w:tcPr>
+          <w:p>
+            <w:pPr>
+              <w:pStyle w:val="Compact"/>
+              <w:spacing w:before="0" w:after="20" w:line="240" w:lineRule="auto"/>
+              <w:jc w:val="center"/>
+              <w:keepNext w:val="0"/>
+              <w:keepLines/>
+              <w:widowControl w:val="1"/>
+            </w:pPr>
+            <w:r>
+              <w:rPr>
+                <w:rFonts w:ascii="Times New Roman" w:hAnsi="Times New Roman"/>
+                <w:sz w:val="20"/>
+              </w:rPr>
+              <w:t xml:space="preserve">"S42 was flagged synthetic: too polished, predictable structure"</w:t>
+            </w:r>
+          </w:p>
+        </w:tc>
+        <w:tc>
+          <w:tcPr>
+            <w:tcBorders>
+              <w:left w:val="nil"/>
+              <w:right w:val="nil"/>
+              <w:top w:val="nil"/>
+              <w:bottom w:val="single" w:sz="4" w:color="D9E1E8"/>
+            </w:tcBorders>
+          </w:tcPr>
+          <w:p>
+            <w:pPr>
+              <w:pStyle w:val="Compact"/>
+              <w:spacing w:before="0" w:after="20" w:line="240" w:lineRule="auto"/>
+              <w:jc w:val="center"/>
+              <w:keepNext w:val="0"/>
+              <w:keepLines/>
+              <w:widowControl w:val="1"/>
+            </w:pPr>
+            <w:r>
+              <w:rPr>
+                <w:rFonts w:ascii="Times New Roman" w:hAnsi="Times New Roman"/>
+                <w:sz w:val="20"/>
+              </w:rPr>
+              <w:t xml:space="preserve">Counter-instruction: "vary structure, allow incomplete thoughts"</w:t>
+            </w:r>
+          </w:p>
+        </w:tc>
+      </w:tr>
+      <w:tr>
+        <w:tc>
+          <w:tcPr>
+            <w:tcBorders>
+              <w:left w:val="nil"/>
+              <w:right w:val="nil"/>
+              <w:top w:val="nil"/>
+              <w:bottom w:val="single" w:sz="4" w:color="D9E1E8"/>
+            </w:tcBorders>
+          </w:tcPr>
+          <w:p>
+            <w:pPr>
+              <w:pStyle w:val="Compact"/>
+              <w:spacing w:before="0" w:after="20" w:line="240" w:lineRule="auto"/>
+              <w:jc w:val="center"/>
+              <w:keepNext w:val="0"/>
+              <w:keepLines/>
+              <w:widowControl w:val="1"/>
+            </w:pPr>
+            <w:r>
+              <w:rPr>
+                <w:rFonts w:ascii="Times New Roman" w:hAnsi="Times New Roman"/>
+                <w:sz w:val="20"/>
+              </w:rPr>
+              <w:t xml:space="preserve">Diversity Auditor</w:t>
+            </w:r>
+          </w:p>
+        </w:tc>
+        <w:tc>
+          <w:tcPr>
+            <w:tcBorders>
+              <w:left w:val="nil"/>
+              <w:right w:val="nil"/>
+              <w:top w:val="nil"/>
+              <w:bottom w:val="single" w:sz="4" w:color="D9E1E8"/>
+            </w:tcBorders>
+          </w:tcPr>
+          <w:p>
+            <w:pPr>
+              <w:pStyle w:val="Compact"/>
+              <w:spacing w:before="0" w:after="20" w:line="240" w:lineRule="auto"/>
+              <w:jc w:val="center"/>
+              <w:keepNext w:val="0"/>
+              <w:keepLines/>
+              <w:widowControl w:val="1"/>
+            </w:pPr>
+            <w:r>
+              <w:rPr>
+                <w:rFonts w:ascii="Times New Roman" w:hAnsi="Times New Roman"/>
+                <w:sz w:val="20"/>
+              </w:rPr>
+              <w:t xml:space="preserve">missing modes, overrepresented modes, near-duplicate rate, coverage map</w:t>
+            </w:r>
+          </w:p>
+        </w:tc>
+        <w:tc>
+          <w:tcPr>
+            <w:tcBorders>
+              <w:left w:val="nil"/>
+              <w:right w:val="nil"/>
+              <w:top w:val="nil"/>
+              <w:bottom w:val="single" w:sz="4" w:color="D9E1E8"/>
+            </w:tcBorders>
+          </w:tcPr>
+          <w:p>
+            <w:pPr>
+              <w:pStyle w:val="Compact"/>
+              <w:spacing w:before="0" w:after="20" w:line="240" w:lineRule="auto"/>
+              <w:jc w:val="center"/>
+              <w:keepNext w:val="0"/>
+              <w:keepLines/>
+              <w:widowControl w:val="1"/>
+            </w:pPr>
+            <w:r>
+              <w:rPr>
+                <w:rFonts w:ascii="Times New Roman" w:hAnsi="Times New Roman"/>
+                <w:sz w:val="20"/>
+              </w:rPr>
+              <w:t xml:space="preserve">"missing: high-ambiguity negative examples; over: clean medium-length"</w:t>
+            </w:r>
+          </w:p>
+        </w:tc>
+        <w:tc>
+          <w:tcPr>
+            <w:tcBorders>
+              <w:left w:val="nil"/>
+              <w:right w:val="nil"/>
+              <w:top w:val="nil"/>
+              <w:bottom w:val="single" w:sz="4" w:color="D9E1E8"/>
+            </w:tcBorders>
+          </w:tcPr>
+          <w:p>
+            <w:pPr>
+              <w:pStyle w:val="Compact"/>
+              <w:spacing w:before="0" w:after="20" w:line="240" w:lineRule="auto"/>
+              <w:jc w:val="center"/>
+              <w:keepNext w:val="0"/>
+              <w:keepLines/>
+              <w:widowControl w:val="1"/>
+            </w:pPr>
+            <w:r>
+              <w:rPr>
+                <w:rFonts w:ascii="Times New Roman" w:hAnsi="Times New Roman"/>
+                <w:sz w:val="20"/>
+              </w:rPr>
+              <w:t xml:space="preserve">Coverage push: "force greater than 10% of examples to be high-ambiguity negative"</w:t>
+            </w:r>
+          </w:p>
+        </w:tc>
+      </w:tr>
+      <w:tr>
+        <w:tc>
+          <w:tcPr>
+            <w:tcBorders>
+              <w:left w:val="nil"/>
+              <w:right w:val="nil"/>
+              <w:top w:val="nil"/>
+              <w:bottom w:val="single" w:sz="4" w:color="D9E1E8"/>
+            </w:tcBorders>
+          </w:tcPr>
+          <w:p>
+            <w:pPr>
+              <w:pStyle w:val="Compact"/>
+              <w:spacing w:before="0" w:after="20" w:line="240" w:lineRule="auto"/>
+              <w:jc w:val="center"/>
+              <w:keepNext w:val="0"/>
+              <w:keepLines/>
+              <w:widowControl w:val="1"/>
+            </w:pPr>
+            <w:r>
+              <w:rPr>
+                <w:rFonts w:ascii="Times New Roman" w:hAnsi="Times New Roman"/>
+                <w:sz w:val="20"/>
+              </w:rPr>
+              <w:t xml:space="preserve">Pack Discriminator</w:t>
+            </w:r>
+          </w:p>
+        </w:tc>
+        <w:tc>
+          <w:tcPr>
+            <w:tcBorders>
+              <w:left w:val="nil"/>
+              <w:right w:val="nil"/>
+              <w:top w:val="nil"/>
+              <w:bottom w:val="single" w:sz="4" w:color="D9E1E8"/>
+            </w:tcBorders>
+          </w:tcPr>
+          <w:p>
+            <w:pPr>
+              <w:pStyle w:val="Compact"/>
+              <w:spacing w:before="0" w:after="20" w:line="240" w:lineRule="auto"/>
+              <w:jc w:val="center"/>
+              <w:keepNext w:val="0"/>
+              <w:keepLines/>
+              <w:widowControl w:val="1"/>
+            </w:pPr>
+            <w:r>
+              <w:rPr>
+                <w:rFonts w:ascii="Times New Roman" w:hAnsi="Times New Roman"/>
+                <w:sz w:val="20"/>
+              </w:rPr>
+              <w:t xml:space="preserve">pack accuracy + shared cross-sample patterns</w:t>
+            </w:r>
+          </w:p>
+        </w:tc>
+        <w:tc>
+          <w:tcPr>
+            <w:tcBorders>
+              <w:left w:val="nil"/>
+              <w:right w:val="nil"/>
+              <w:top w:val="nil"/>
+              <w:bottom w:val="single" w:sz="4" w:color="D9E1E8"/>
+            </w:tcBorders>
+          </w:tcPr>
+          <w:p>
+            <w:pPr>
+              <w:pStyle w:val="Compact"/>
+              <w:spacing w:before="0" w:after="20" w:line="240" w:lineRule="auto"/>
+              <w:jc w:val="center"/>
+              <w:keepNext w:val="0"/>
+              <w:keepLines/>
+              <w:widowControl w:val="1"/>
+            </w:pPr>
+            <w:r>
+              <w:rPr>
+                <w:rFonts w:ascii="Times New Roman" w:hAnsi="Times New Roman"/>
+                <w:sz w:val="20"/>
+              </w:rPr>
+              <w:t xml:space="preserve">"every pack uses 'Hi team' as the opener"</w:t>
+            </w:r>
+          </w:p>
+        </w:tc>
+        <w:tc>
+          <w:tcPr>
+            <w:tcBorders>
+              <w:left w:val="nil"/>
+              <w:right w:val="nil"/>
+              <w:top w:val="nil"/>
+              <w:bottom w:val="single" w:sz="4" w:color="D9E1E8"/>
+            </w:tcBorders>
+          </w:tcPr>
+          <w:p>
+            <w:pPr>
+              <w:pStyle w:val="Compact"/>
+              <w:spacing w:before="0" w:after="20" w:line="240" w:lineRule="auto"/>
+              <w:jc w:val="center"/>
+              <w:keepNext w:val="0"/>
+              <w:keepLines/>
+              <w:widowControl w:val="1"/>
+            </w:pPr>
+            <w:r>
+              <w:rPr>
+                <w:rFonts w:ascii="Times New Roman" w:hAnsi="Times New Roman"/>
+                <w:sz w:val="20"/>
+              </w:rPr>
+              <w:t xml:space="preserve">Structural-variation clause: "rotate openers per sample"</w:t>
+            </w:r>
+          </w:p>
+        </w:tc>
+      </w:tr>
+      <w:tr>
+        <w:tc>
+          <w:tcPr>
+            <w:tcBorders>
+              <w:left w:val="nil"/>
+              <w:right w:val="nil"/>
+              <w:top w:val="nil"/>
+              <w:bottom w:val="single" w:sz="4" w:color="D9E1E8"/>
+            </w:tcBorders>
+          </w:tcPr>
+          <w:p>
+            <w:pPr>
+              <w:pStyle w:val="Compact"/>
+              <w:spacing w:before="0" w:after="20" w:line="240" w:lineRule="auto"/>
+              <w:jc w:val="center"/>
+              <w:keepNext w:val="0"/>
+              <w:keepLines/>
+              <w:widowControl w:val="1"/>
+            </w:pPr>
+            <w:r>
+              <w:rPr>
+                <w:rFonts w:ascii="Times New Roman" w:hAnsi="Times New Roman"/>
+                <w:sz w:val="20"/>
+              </w:rPr>
+              <w:t xml:space="preserve">Mode-Seeking</w:t>
+            </w:r>
+          </w:p>
+        </w:tc>
+        <w:tc>
+          <w:tcPr>
+            <w:tcBorders>
+              <w:left w:val="nil"/>
+              <w:right w:val="nil"/>
+              <w:top w:val="nil"/>
+              <w:bottom w:val="single" w:sz="4" w:color="D9E1E8"/>
+            </w:tcBorders>
+          </w:tcPr>
+          <w:p>
+            <w:pPr>
+              <w:pStyle w:val="Compact"/>
+              <w:spacing w:before="0" w:after="20" w:line="240" w:lineRule="auto"/>
+              <w:jc w:val="center"/>
+              <w:keepNext w:val="0"/>
+              <w:keepLines/>
+              <w:widowControl w:val="1"/>
+            </w:pPr>
+            <w:r>
+              <w:rPr>
+                <w:rFonts w:ascii="Times New Roman" w:hAnsi="Times New Roman"/>
+                <w:sz w:val="20"/>
+              </w:rPr>
+              <w:t xml:space="preserve">scalar ratio + per-attribute distance matrix</w:t>
+            </w:r>
+          </w:p>
+        </w:tc>
+        <w:tc>
+          <w:tcPr>
+            <w:tcBorders>
+              <w:left w:val="nil"/>
+              <w:right w:val="nil"/>
+              <w:top w:val="nil"/>
+              <w:bottom w:val="single" w:sz="4" w:color="D9E1E8"/>
+            </w:tcBorders>
+          </w:tcPr>
+          <w:p>
+            <w:pPr>
+              <w:pStyle w:val="Compact"/>
+              <w:spacing w:before="0" w:after="20" w:line="240" w:lineRule="auto"/>
+              <w:jc w:val="center"/>
+              <w:keepNext w:val="0"/>
+              <w:keepLines/>
+              <w:widowControl w:val="1"/>
+            </w:pPr>
+            <w:r>
+              <w:rPr>
+                <w:rFonts w:ascii="Times New Roman" w:hAnsi="Times New Roman"/>
+                <w:sz w:val="20"/>
+              </w:rPr>
+              <w:t xml:space="preserve">"changing style does not change text; per-attribute sensitivity[style] = 0"</w:t>
+            </w:r>
+          </w:p>
+        </w:tc>
+        <w:tc>
+          <w:tcPr>
+            <w:tcBorders>
+              <w:left w:val="nil"/>
+              <w:right w:val="nil"/>
+              <w:top w:val="nil"/>
+              <w:bottom w:val="single" w:sz="4" w:color="D9E1E8"/>
+            </w:tcBorders>
+          </w:tcPr>
+          <w:p>
+            <w:pPr>
+              <w:pStyle w:val="Compact"/>
+              <w:spacing w:before="0" w:after="20" w:line="240" w:lineRule="auto"/>
+              <w:jc w:val="center"/>
+              <w:keepNext w:val="0"/>
+              <w:keepLines/>
+              <w:widowControl w:val="1"/>
+            </w:pPr>
+            <w:r>
+              <w:rPr>
+                <w:rFonts w:ascii="Times New Roman" w:hAnsi="Times New Roman"/>
+                <w:sz w:val="20"/>
+              </w:rPr>
+              <w:t xml:space="preserve">Sensitivity-targeting clause: "each attribute change must produce a visible surface change"</w:t>
+            </w:r>
+          </w:p>
+        </w:tc>
+      </w:tr>
+      <w:tr>
+        <w:tc>
+          <w:tcPr>
+            <w:tcBorders>
+              <w:left w:val="nil"/>
+              <w:right w:val="nil"/>
+              <w:top w:val="nil"/>
+              <w:bottom w:val="single" w:sz="4" w:color="D9E1E8"/>
+            </w:tcBorders>
+          </w:tcPr>
+          <w:p>
+            <w:pPr>
+              <w:pStyle w:val="Compact"/>
+              <w:spacing w:before="0" w:after="20" w:line="240" w:lineRule="auto"/>
+              <w:jc w:val="center"/>
+              <w:keepNext w:val="0"/>
+              <w:keepLines/>
+              <w:widowControl w:val="1"/>
+            </w:pPr>
+            <w:r>
+              <w:rPr>
+                <w:rFonts w:ascii="Times New Roman" w:hAnsi="Times New Roman"/>
+                <w:sz w:val="20"/>
+              </w:rPr>
+              <w:t xml:space="preserve">Mode Hunter</w:t>
+            </w:r>
+          </w:p>
+        </w:tc>
+        <w:tc>
+          <w:tcPr>
+            <w:tcBorders>
+              <w:left w:val="nil"/>
+              <w:right w:val="nil"/>
+              <w:top w:val="nil"/>
+              <w:bottom w:val="single" w:sz="4" w:color="D9E1E8"/>
+            </w:tcBorders>
+          </w:tcPr>
+          <w:p>
+            <w:pPr>
+              <w:pStyle w:val="Compact"/>
+              <w:spacing w:before="0" w:after="20" w:line="240" w:lineRule="auto"/>
+              <w:jc w:val="center"/>
+              <w:keepNext w:val="0"/>
+              <w:keepLines/>
+              <w:widowControl w:val="1"/>
+            </w:pPr>
+            <w:r>
+              <w:rPr>
+                <w:rFonts w:ascii="Times New Roman" w:hAnsi="Times New Roman"/>
+                <w:sz w:val="20"/>
+              </w:rPr>
+              <w:t xml:space="preserve">persistent library of banned phrasings</w:t>
+            </w:r>
+          </w:p>
+        </w:tc>
+        <w:tc>
+          <w:tcPr>
+            <w:tcBorders>
+              <w:left w:val="nil"/>
+              <w:right w:val="nil"/>
+              <w:top w:val="nil"/>
+              <w:bottom w:val="single" w:sz="4" w:color="D9E1E8"/>
+            </w:tcBorders>
+          </w:tcPr>
+          <w:p>
+            <w:pPr>
+              <w:pStyle w:val="Compact"/>
+              <w:spacing w:before="0" w:after="20" w:line="240" w:lineRule="auto"/>
+              <w:jc w:val="center"/>
+              <w:keepNext w:val="0"/>
+              <w:keepLines/>
+              <w:widowControl w:val="1"/>
+            </w:pPr>
+            <w:r>
+              <w:rPr>
+                <w:rFonts w:ascii="Times New Roman" w:hAnsi="Times New Roman"/>
+                <w:sz w:val="20"/>
+              </w:rPr>
+              <w:t xml:space="preserve">"banned: 'I understand your frustration', 'Thanks for reaching out'"</w:t>
+            </w:r>
+          </w:p>
+        </w:tc>
+        <w:tc>
+          <w:tcPr>
+            <w:tcBorders>
+              <w:left w:val="nil"/>
+              <w:right w:val="nil"/>
+              <w:top w:val="nil"/>
+              <w:bottom w:val="single" w:sz="4" w:color="D9E1E8"/>
+            </w:tcBorders>
+          </w:tcPr>
+          <w:p>
+            <w:pPr>
+              <w:pStyle w:val="Compact"/>
+              <w:spacing w:before="0" w:after="20" w:line="240" w:lineRule="auto"/>
+              <w:jc w:val="center"/>
+              <w:keepNext w:val="0"/>
+              <w:keepLines/>
+              <w:widowControl w:val="1"/>
+            </w:pPr>
+            <w:r>
+              <w:rPr>
+                <w:rFonts w:ascii="Times New Roman" w:hAnsi="Times New Roman"/>
+                <w:sz w:val="20"/>
+              </w:rPr>
+              <w:t xml:space="preserve">Forbidden block: "do not use any of the following phrasings"</w:t>
+            </w:r>
+          </w:p>
+        </w:tc>
+      </w:tr>
+      <w:tr>
+        <w:tc>
+          <w:tcPr>
+            <w:tcBorders>
+              <w:left w:val="nil"/>
+              <w:right w:val="nil"/>
+              <w:top w:val="nil"/>
+              <w:bottom w:val="nil"/>
+            </w:tcBorders>
+          </w:tcPr>
+          <w:p>
+            <w:pPr>
+              <w:pStyle w:val="Compact"/>
+              <w:spacing w:before="0" w:after="20" w:line="240" w:lineRule="auto"/>
+              <w:jc w:val="center"/>
+              <w:keepNext w:val="0"/>
+              <w:keepLines/>
+              <w:widowControl w:val="1"/>
+            </w:pPr>
+            <w:r>
+              <w:rPr>
+                <w:rFonts w:ascii="Times New Roman" w:hAnsi="Times New Roman"/>
+                <w:sz w:val="20"/>
+              </w:rPr>
+              <w:t xml:space="preserve">Coverage Hole Finder</w:t>
+            </w:r>
+          </w:p>
+        </w:tc>
+        <w:tc>
+          <w:tcPr>
+            <w:tcBorders>
+              <w:left w:val="nil"/>
+              <w:right w:val="nil"/>
+              <w:top w:val="nil"/>
+              <w:bottom w:val="nil"/>
+            </w:tcBorders>
+          </w:tcPr>
+          <w:p>
+            <w:pPr>
+              <w:pStyle w:val="Compact"/>
+              <w:spacing w:before="0" w:after="20" w:line="240" w:lineRule="auto"/>
+              <w:jc w:val="center"/>
+              <w:keepNext w:val="0"/>
+              <w:keepLines/>
+              <w:widowControl w:val="1"/>
+            </w:pPr>
+            <w:r>
+              <w:rPr>
+                <w:rFonts w:ascii="Times New Roman" w:hAnsi="Times New Roman"/>
+                <w:sz w:val="20"/>
+              </w:rPr>
+              <w:t xml:space="preserve">top-K uncovered real exemplars by density-ratio</w:t>
+            </w:r>
+          </w:p>
+        </w:tc>
+        <w:tc>
+          <w:tcPr>
+            <w:tcBorders>
+              <w:left w:val="nil"/>
+              <w:right w:val="nil"/>
+              <w:top w:val="nil"/>
+              <w:bottom w:val="nil"/>
+            </w:tcBorders>
+          </w:tcPr>
+          <w:p>
+            <w:pPr>
+              <w:pStyle w:val="Compact"/>
+              <w:spacing w:before="0" w:after="20" w:line="240" w:lineRule="auto"/>
+              <w:jc w:val="center"/>
+              <w:keepNext w:val="0"/>
+              <w:keepLines/>
+              <w:widowControl w:val="1"/>
+            </w:pPr>
+            <w:r>
+              <w:rPr>
+                <w:rFonts w:ascii="Times New Roman" w:hAnsi="Times New Roman"/>
+                <w:sz w:val="20"/>
+              </w:rPr>
+              <w:t xml:space="preserve">"the synthetic batch does not cover real examples like these: [3 uncovered real samples]"</w:t>
+            </w:r>
+          </w:p>
+        </w:tc>
+        <w:tc>
+          <w:tcPr>
+            <w:tcBorders>
+              <w:left w:val="nil"/>
+              <w:right w:val="nil"/>
+              <w:top w:val="nil"/>
+              <w:bottom w:val="nil"/>
+            </w:tcBorders>
+          </w:tcPr>
+          <w:p>
+            <w:pPr>
+              <w:pStyle w:val="Compact"/>
+              <w:spacing w:before="0" w:after="20" w:line="240" w:lineRule="auto"/>
+              <w:jc w:val="center"/>
+              <w:keepNext w:val="0"/>
+              <w:keepLines/>
+              <w:widowControl w:val="1"/>
+            </w:pPr>
+            <w:r>
+              <w:rPr>
+                <w:rFonts w:ascii="Times New Roman" w:hAnsi="Times New Roman"/>
+                <w:sz w:val="20"/>
+              </w:rPr>
+              <w:t xml:space="preserve">Stylistic anchoring: "match the style of the following real exemplars"</w:t>
+            </w:r>
+          </w:p>
+        </w:tc>
+      </w:tr>
+    </w:tbl>
+    <w:p>
+      <w:pPr>
+        <w:pStyle w:val="BodyText"/>
+        <w:spacing w:before="160"/>
+        <w:jc w:val="both"/>
+        <w:keepNext w:val="0"/>
+        <w:keepLines w:val="0"/>
+        <w:widowControl w:val="1"/>
+      </w:pPr>
+      <w:r>
+        <w:t xml:space="preserve">The structured contract is what makes batch-level adversaries integrate cleanly into the same template as per-sample critics: every critic's output is a list of named items that the updater is asked to address one-by-one.</w:t>
+      </w:r>
+    </w:p>
+    <w:bookmarkEnd w:id="32"/>
+    <w:bookmarkEnd w:id="33"/>
+    <w:bookmarkStart w:id="38" w:name="sec-adversaries"/>
     <w:p>
       <w:pPr>
         <w:pStyle w:val="Heading2"/>
@@ -3526,7 +5019,7 @@
         <w:t xml:space="preserve">(the generator emits roughly the same text regardless of the requested attribute vector, while metadata correctly reflects it). We address both via a 2 × 2 grid: Pack Discriminator and Mode-Seeking target plausible homogeneity and attribute-deafness respectively; Mode Hunter and Coverage Hole Finder add cross-iteration memory and exemplar grounding.</w:t>
       </w:r>
     </w:p>
-    <w:bookmarkStart w:id="29" w:name="sec-pack"/>
+    <w:bookmarkStart w:id="34" w:name="sec-pack"/>
     <w:p>
       <w:pPr>
         <w:pStyle w:val="Heading3"/>
@@ -3734,8 +5227,8 @@
         <w:t xml:space="preserve">it used (opener repetition, structural tics, phrase repetition); these are aggregated into a list that the updater renders as named complaints.</w:t>
       </w:r>
     </w:p>
-    <w:bookmarkEnd w:id="29"/>
-    <w:bookmarkStart w:id="30" w:name="sec-msgan"/>
+    <w:bookmarkEnd w:id="34"/>
+    <w:bookmarkStart w:id="35" w:name="sec-msgan"/>
     <w:p>
       <w:pPr>
         <w:pStyle w:val="Heading3"/>
@@ -3915,8 +5408,8 @@
         <w:t xml:space="preserve">indicate attribute-deaf generation. We additionally report a per-attribute sensitivity matrix.</w:t>
       </w:r>
     </w:p>
-    <w:bookmarkEnd w:id="30"/>
-    <w:bookmarkStart w:id="31" w:name="sec-hunter"/>
+    <w:bookmarkEnd w:id="35"/>
+    <w:bookmarkStart w:id="36" w:name="sec-hunter"/>
     <w:p>
       <w:pPr>
         <w:pStyle w:val="Heading3"/>
@@ -4018,8 +5511,8 @@
         <w:t xml:space="preserve">. Every previously identified failure pattern is rendered into the next generator prompt as a "do not use" instruction. A cap of 50 entries bounds prompt bloat.</w:t>
       </w:r>
     </w:p>
-    <w:bookmarkEnd w:id="31"/>
-    <w:bookmarkStart w:id="32" w:name="sec-cov-hole"/>
+    <w:bookmarkEnd w:id="36"/>
+    <w:bookmarkStart w:id="37" w:name="sec-cov-hole"/>
     <w:p>
       <w:pPr>
         <w:pStyle w:val="Heading3"/>
@@ -4230,9 +5723,9 @@
         <w:t xml:space="preserve">.</w:t>
       </w:r>
     </w:p>
-    <w:bookmarkEnd w:id="32"/>
-    <w:bookmarkEnd w:id="33"/>
-    <w:bookmarkStart w:id="38" w:name="sec-experiments"/>
+    <w:bookmarkEnd w:id="37"/>
+    <w:bookmarkEnd w:id="38"/>
+    <w:bookmarkStart w:id="43" w:name="sec-experiments"/>
     <w:p>
       <w:pPr>
         <w:pStyle w:val="Heading2"/>
@@ -4247,7 +5740,7 @@
         <w:t xml:space="preserve">Experimental setup</w:t>
       </w:r>
     </w:p>
-    <w:bookmarkStart w:id="34" w:name="task-and-dataset"/>
+    <w:bookmarkStart w:id="39" w:name="task-and-dataset"/>
     <w:p>
       <w:pPr>
         <w:pStyle w:val="Heading3"/>
@@ -4413,8 +5906,8 @@
         <w:t xml:space="preserve">are available to the generator as few-shot anchors and to the critics as the "real" half of every comparison.</w:t>
       </w:r>
     </w:p>
-    <w:bookmarkEnd w:id="34"/>
-    <w:bookmarkStart w:id="35" w:name="backends"/>
+    <w:bookmarkEnd w:id="39"/>
+    <w:bookmarkStart w:id="40" w:name="backends"/>
     <w:p>
       <w:pPr>
         <w:pStyle w:val="Heading3"/>
@@ -4590,8 +6083,8 @@
         <w:t xml:space="preserve">) and CLI invocation are included in the repository; a single command replays this paper's experimental setup against any account with available budget.</w:t>
       </w:r>
     </w:p>
-    <w:bookmarkEnd w:id="35"/>
-    <w:bookmarkStart w:id="36" w:name="conditions"/>
+    <w:bookmarkEnd w:id="40"/>
+    <w:bookmarkStart w:id="41" w:name="conditions"/>
     <w:p>
       <w:pPr>
         <w:pStyle w:val="Heading3"/>
@@ -7026,8 +8519,8 @@
         <w:t xml:space="preserve">python scripts/aggregate_multiseed.py --base sim_run_002</w:t>
       </w:r>
     </w:p>
-    <w:bookmarkEnd w:id="36"/>
-    <w:bookmarkStart w:id="37" w:name="metrics"/>
+    <w:bookmarkEnd w:id="41"/>
+    <w:bookmarkStart w:id="42" w:name="metrics"/>
     <w:p>
       <w:pPr>
         <w:pStyle w:val="Heading3"/>
@@ -7086,9 +8579,9 @@
         <w:t xml:space="preserve">), pack accuracy, mode-seeking ratio, banned-phrasing library size, coverage classifier AUROC, and downstream RQ4 metrics (TF-IDF + logistic regression trained on synthetic, evaluated on the held-out real test split).</w:t>
       </w:r>
     </w:p>
-    <w:bookmarkEnd w:id="37"/>
-    <w:bookmarkEnd w:id="38"/>
-    <w:bookmarkStart w:id="43" w:name="sec-results"/>
+    <w:bookmarkEnd w:id="42"/>
+    <w:bookmarkEnd w:id="43"/>
+    <w:bookmarkStart w:id="48" w:name="sec-results"/>
     <w:p>
       <w:pPr>
         <w:pStyle w:val="Heading2"/>
@@ -7103,7 +8596,7 @@
         <w:t xml:space="preserve">Results</w:t>
       </w:r>
     </w:p>
-    <w:bookmarkStart w:id="39" w:name="X89fb28ce2691c5d58e9738126e71aa45565e9b7"/>
+    <w:bookmarkStart w:id="44" w:name="X89fb28ce2691c5d58e9738126e71aa45565e9b7"/>
     <w:p>
       <w:pPr>
         <w:pStyle w:val="Heading3"/>
@@ -9170,8 +10663,8 @@
         <w:t xml:space="preserve">) and downstream metrics.</w:t>
       </w:r>
     </w:p>
-    <w:bookmarkEnd w:id="39"/>
-    <w:bookmarkStart w:id="40" w:name="realism-trajectory"/>
+    <w:bookmarkEnd w:id="44"/>
+    <w:bookmarkStart w:id="45" w:name="realism-trajectory"/>
     <w:p>
       <w:pPr>
         <w:pStyle w:val="Heading3"/>
@@ -9266,8 +10759,8 @@
         <w:t>Realism discriminator accuracy on the mixed batch. Chance level () is the target. Conditions without a realism discriminator default to chance because the metric is not computed. Among conditions where the discriminator runs, full_attrforge drives accuracy closest to chance.</w:t>
       </w:r>
     </w:p>
-    <w:bookmarkEnd w:id="40"/>
-    <w:bookmarkStart w:id="41" w:name="per-iteration-trajectory"/>
+    <w:bookmarkEnd w:id="45"/>
+    <w:bookmarkStart w:id="46" w:name="per-iteration-trajectory"/>
     <w:p>
       <w:pPr>
         <w:pStyle w:val="Heading3"/>
@@ -9459,8 +10952,8 @@
         <w:t xml:space="preserve">on downstream F1 in this setting; we claim it dominates on the realism axis (Section 7.2) and on every post-hoc adversary metric (Section 8).</w:t>
       </w:r>
     </w:p>
-    <w:bookmarkEnd w:id="41"/>
-    <w:bookmarkStart w:id="42" w:name="per-class-f1"/>
+    <w:bookmarkEnd w:id="46"/>
+    <w:bookmarkStart w:id="47" w:name="per-class-f1"/>
     <w:p>
       <w:pPr>
         <w:pStyle w:val="Heading3"/>
@@ -9555,9 +11048,9 @@
         <w:t>Per-class F1 on the held-out real test set (single representative seed). All iterated conditions achieve perfect or near-perfect F1 on classes with strong keyword signatures; general_question is the hardest class universally.</w:t>
       </w:r>
     </w:p>
-    <w:bookmarkEnd w:id="42"/>
-    <w:bookmarkEnd w:id="43"/>
-    <w:bookmarkStart w:id="44" w:name="sec-audit"/>
+    <w:bookmarkEnd w:id="47"/>
+    <w:bookmarkEnd w:id="48"/>
+    <w:bookmarkStart w:id="49" w:name="sec-audit"/>
     <w:p>
       <w:pPr>
         <w:pStyle w:val="Heading2"/>
@@ -9646,6 +11139,86 @@
       </w:r>
       <w:r>
         <w:t xml:space="preserve">on every condition's final batch. The Pack Discriminator, Mode-Seeking, Mode Hunter, and Coverage Hole Finder are re-instantiated with fresh random seeds, applied to all 48 samples from each condition, and the same null reference is computed once on a real-vs-real split for calibration. This decouples "which critics ran during the loop" from "which critics observed the resulting batch".</w:t>
+      </w:r>
+    </w:p>
+    <w:tbl>
+      <w:tblPr>
+        <w:tblStyle w:val="FigureTable"/>
+        <w:tblW w:type="pct" w:w="5000"/>
+        <w:jc w:val="center"/>
+        <w:tblLook w:firstRow="0" w:lastRow="0" w:firstColumn="0" w:lastColumn="0"/>
+        <w:tblLayout w:type="autofit"/>
+        <w:tblBorders>
+          <w:top w:val="single" w:sz="10" w:color="4F6272"/>
+          <w:bottom w:val="single" w:sz="10" w:color="4F6272"/>
+          <w:insideH w:val="single" w:sz="5" w:color="9FB0C2"/>
+          <w:left w:val="single" w:sz="6" w:color="9FB0C2"/>
+          <w:right w:val="single" w:sz="6" w:color="9FB0C2"/>
+          <w:insideV w:val="single" w:sz="5" w:color="D9E1E8"/>
+        </w:tblBorders>
+      </w:tblPr>
+      <w:tblGrid>
+        <w:gridCol w:w="7920"/>
+      </w:tblGrid>
+      <w:tr>
+        <w:tc>
+          <w:tcPr>
+            <w:shd w:fill="EEF3F7"/>
+            <w:tcBorders>
+              <w:left w:val="nil"/>
+              <w:right w:val="nil"/>
+              <w:top w:val="nil"/>
+              <w:bottom w:val="single" w:sz="8" w:color="9FB0C2"/>
+            </w:tcBorders>
+          </w:tcPr>
+          <w:p>
+            <w:pPr>
+              <w:pStyle w:val="Compact"/>
+              <w:spacing w:before="0" w:after="20" w:line="240" w:lineRule="auto"/>
+              <w:jc w:val="center"/>
+              <w:keepNext w:val="0"/>
+              <w:keepLines/>
+              <w:widowControl w:val="1"/>
+            </w:pPr>
+            <w:r>
+              <w:rPr>
+                <w:rFonts w:ascii="Times New Roman" w:hAnsi="Times New Roman"/>
+                <w:b/>
+                <w:sz w:val="19"/>
+              </w:rPr>
+              <w:t xml:space="preserve">Schematic of the post-hoc adversary audit protocol. Top: the tautological-ablation failure mode of naive ablation tables, where critic metrics are 'n/a' for conditions that did not enable the critic. Bottom: the post-hoc audit, which runs every adversary on every condition's final batch with re-seeded RNG and a real-vs-real null reference.</w:t>
+            </w:r>
+          </w:p>
+        </w:tc>
+      </w:tr>
+    </w:tbl>
+    <w:p>
+      <w:pPr>
+        <w:spacing w:before="80" w:after="120" w:line="240" w:lineRule="auto"/>
+        <w:keepNext w:val="0"/>
+        <w:keepLines/>
+        <w:widowControl w:val="1"/>
+      </w:pPr>
+      <w:r>
+        <w:rPr>
+          <w:b/>
+          <w:i/>
+        </w:rPr>
+        <w:t>Figure 6:</w:t>
+      </w:r>
+      <w:r>
+        <w:rPr>
+          <w:b w:val="0"/>
+          <w:i/>
+        </w:rPr>
+        <w:t xml:space="preserve"> </w:t>
+      </w:r>
+      <w:r>
+        <w:rPr>
+          <w:b w:val="0"/>
+          <w:i/>
+        </w:rPr>
+        <w:t>The post-hoc audit protocol. Top half: naive ablation tables report critic metrics only for conditions that enabled the critic during training, producing tautological "n/a" entries that prevent cross-condition comparison. Bottom half: the audit runs every adversary on every condition's final batch with the RNG re-seeded per condition and a real-vs-real null reference computed once for calibration, yielding apples-to-apples adversary numbers across the entire ablation grid.</w:t>
       </w:r>
     </w:p>
     <w:tbl>
@@ -9711,7 +11284,7 @@
           <w:b/>
           <w:i/>
         </w:rPr>
-        <w:t>Figure 6:</w:t>
+        <w:t>Figure 7:</w:t>
       </w:r>
       <w:r>
         <w:rPr>
@@ -9725,7 +11298,7 @@
           <w:b w:val="0"/>
           <w:i/>
         </w:rPr>
-        <w:t>Post-hoc audit. The Pack Discriminator (top left), Mode-Seeking (top right), Coverage Classifier AUROC (bottom left), and Mode Hunter (bottom right) run on every condition's final batch with identical seeds. Mean ± std over 3 random seeds. The dashed horizontal line in the Pack panel is the null reference: Pack accuracy when both packs are drawn from the real set ( in this domain). Chance is also .</w:t>
+        <w:t>Post-hoc audit results. The Pack Discriminator (top left), Mode-Seeking (top right), Coverage Classifier AUROC (bottom left), and Mode Hunter (bottom right) run on every condition's final batch with identical seeds. Mean ± std over 3 random seeds. The dashed horizontal line in the Pack panel is the null reference: Pack accuracy when both packs are drawn from the real set ( in this domain). Chance is also .</w:t>
       </w:r>
     </w:p>
     <w:p>
@@ -11778,8 +13351,8 @@
         <w:t xml:space="preserve">is the cleanest signal among them because it admits only interpretation (a).</w:t>
       </w:r>
     </w:p>
-    <w:bookmarkEnd w:id="44"/>
-    <w:bookmarkStart w:id="50" w:name="sec-discussion"/>
+    <w:bookmarkEnd w:id="49"/>
+    <w:bookmarkStart w:id="56" w:name="sec-discussion"/>
     <w:p>
       <w:pPr>
         <w:pStyle w:val="Heading2"/>
@@ -11794,7 +13367,7 @@
         <w:t xml:space="preserve">Discussion</w:t>
       </w:r>
     </w:p>
-    <w:bookmarkStart w:id="45" w:name="what-the-validation-shows"/>
+    <w:bookmarkStart w:id="50" w:name="what-the-validation-shows"/>
     <w:p>
       <w:pPr>
         <w:pStyle w:val="Heading3"/>
@@ -11931,8 +13504,8 @@
         <w:t xml:space="preserve">landing exactly on the target. Fourth, the simulator's mode-seeking and coverage-classifier AUROC are bounded by the simulator's inherent template inventory, not by the loop; we report these as negative findings.</w:t>
       </w:r>
     </w:p>
-    <w:bookmarkEnd w:id="45"/>
-    <w:bookmarkStart w:id="46" w:name="what-the-validation-does-not-show"/>
+    <w:bookmarkEnd w:id="50"/>
+    <w:bookmarkStart w:id="51" w:name="what-the-validation-does-not-show"/>
     <w:p>
       <w:pPr>
         <w:pStyle w:val="Heading3"/>
@@ -11959,8 +13532,8 @@
         <w:t xml:space="preserve">We do not claim AttrForge dominates baselines on downstream macro F1: on this task (5 classes, 10 held-out examples, single seed split) all iterated conditions saturate at the same F1, which we attribute to the noise floor of a 10-item test set rather than to the loop. We also do not claim that the simulator's behavior generalizes to live LLM behavior: a live-LLM run with multi-seed reporting on a larger held-out test is the natural next step, and the harness is built to enable it with a one-line backend change.</w:t>
       </w:r>
     </w:p>
-    <w:bookmarkEnd w:id="46"/>
-    <w:bookmarkStart w:id="47" w:name="why-named-complaints-beat-scalar-rewards"/>
+    <w:bookmarkEnd w:id="51"/>
+    <w:bookmarkStart w:id="52" w:name="why-named-complaints-beat-scalar-rewards"/>
     <w:p>
       <w:pPr>
         <w:pStyle w:val="Heading3"/>
@@ -12014,8 +13587,8 @@
         <w:t xml:space="preserve">produces nothing actionable), and (ii) joint constraint satisfaction (the updater is forced to find a rewrite addressing multiple critics; a single scalar invites mode chasing toward the loudest one).</w:t>
       </w:r>
     </w:p>
-    <w:bookmarkEnd w:id="47"/>
-    <w:bookmarkStart w:id="48" w:name="Xd0e86175d0a06b9e9b999ce0770855e041ba1e2"/>
+    <w:bookmarkEnd w:id="52"/>
+    <w:bookmarkStart w:id="53" w:name="Xd0e86175d0a06b9e9b999ce0770855e041ba1e2"/>
     <w:p>
       <w:pPr>
         <w:pStyle w:val="Heading3"/>
@@ -12056,8 +13629,8 @@
         <w:t xml:space="preserve">times even if each individual emission scored perfectly on the standard discriminator. Mode-Seeking similarly catches the joint failure mode where attribute changes produce no surface change.</w:t>
       </w:r>
     </w:p>
-    <w:bookmarkEnd w:id="48"/>
-    <w:bookmarkStart w:id="49" w:name="memory-the-immune-system-analogy"/>
+    <w:bookmarkEnd w:id="53"/>
+    <w:bookmarkStart w:id="54" w:name="memory-the-immune-system-analogy"/>
     <w:p>
       <w:pPr>
         <w:pStyle w:val="Heading3"/>
@@ -12113,9 +13686,118 @@
         <w:t xml:space="preserve">failure state instead.</w:t>
       </w:r>
     </w:p>
-    <w:bookmarkEnd w:id="49"/>
-    <w:bookmarkEnd w:id="50"/>
-    <w:bookmarkStart w:id="51" w:name="sec-limitations"/>
+    <w:bookmarkEnd w:id="54"/>
+    <w:bookmarkStart w:id="55" w:name="X693ebf1c1ca8c4365665c93d1ec4747731832e8"/>
+    <w:p>
+      <w:pPr>
+        <w:pStyle w:val="Heading3"/>
+        <w:keepNext/>
+        <w:keepLines/>
+        <w:widowControl w:val="1"/>
+      </w:pPr>
+      <w:r>
+        <w:t xml:space="preserve">9.6</w:t>
+      </w:r>
+      <w:r>
+        <w:t xml:space="preserve">Positioning against very recent (2025) work</w:t>
+      </w:r>
+    </w:p>
+    <w:p>
+      <w:pPr>
+        <w:pStyle w:val="FirstParagraph"/>
+        <w:jc w:val="both"/>
+        <w:keepNext w:val="0"/>
+        <w:keepLines w:val="0"/>
+        <w:widowControl w:val="1"/>
+      </w:pPr>
+      <w:r>
+        <w:t xml:space="preserve">Three contemporary lines deserve explicit contrast.</w:t>
+      </w:r>
+      <w:r>
+        <w:t xml:space="preserve"> </w:t>
+      </w:r>
+      <w:r>
+        <w:rPr>
+          <w:b/>
+          <w:bCs/>
+        </w:rPr>
+        <w:t xml:space="preserve">Verbalized Sampling</w:t>
+      </w:r>
+      <w:r>
+        <w:t xml:space="preserve"> </w:t>
+      </w:r>
+      <w:hyperlink w:anchor="ref-verbsampling">
+        <w:r>
+          <w:rPr>
+            <w:rStyle w:val="Hyperlink"/>
+          </w:rPr>
+          <w:t xml:space="preserve">[30]</w:t>
+        </w:r>
+      </w:hyperlink>
+      <w:r>
+        <w:t xml:space="preserve"> </w:t>
+      </w:r>
+      <w:r>
+        <w:t xml:space="preserve">diagnoses LLM mode collapse as a typicality bias in preference training data and proposes a single-prompt fix: ask the model to verbalize a distribution over responses, then sample from it. Our framing is complementary: we treat the LLM's parameters as fixed and attack collapse from outside through batch-level adversaries that the model's own training pipeline never sees, which lets us address both attribute-deaf generation and homogeneous-pack collapse without prompt-level workarounds.</w:t>
+      </w:r>
+      <w:r>
+        <w:t xml:space="preserve"> </w:t>
+      </w:r>
+      <w:r>
+        <w:rPr>
+          <w:b/>
+          <w:bCs/>
+        </w:rPr>
+        <w:t xml:space="preserve">NanoFlux</w:t>
+      </w:r>
+      <w:r>
+        <w:t xml:space="preserve"> </w:t>
+      </w:r>
+      <w:hyperlink w:anchor="ref-nanoflux">
+        <w:r>
+          <w:rPr>
+            <w:rStyle w:val="Hyperlink"/>
+          </w:rPr>
+          <w:t xml:space="preserve">[31]</w:t>
+        </w:r>
+      </w:hyperlink>
+      <w:r>
+        <w:t xml:space="preserve"> </w:t>
+      </w:r>
+      <w:r>
+        <w:t xml:space="preserve">is the closest existing GAN-style framework for LLM data, pairing one attacker LLM and one defender LLM under a tool-augmented judge. Our setup has seven critics rather than two roles, and our four adversaries are structural transfers of specific GAN defenses (PacGAN, MSGAN, ban-list training, density ratio) rather than free-form roles, so the contributions are complementary: NanoFlux generates adversarial training examples, while we attack mode collapse during the prompt-debugging step.</w:t>
+      </w:r>
+      <w:r>
+        <w:t xml:space="preserve"> </w:t>
+      </w:r>
+      <w:r>
+        <w:rPr>
+          <w:b/>
+          <w:bCs/>
+        </w:rPr>
+        <w:t xml:space="preserve">When Gradients Collide</w:t>
+      </w:r>
+      <w:r>
+        <w:t xml:space="preserve"> </w:t>
+      </w:r>
+      <w:hyperlink w:anchor="ref-gradcollide">
+        <w:r>
+          <w:rPr>
+            <w:rStyle w:val="Hyperlink"/>
+          </w:rPr>
+          <w:t xml:space="preserve">[28]</w:t>
+        </w:r>
+      </w:hyperlink>
+      <w:r>
+        <w:t xml:space="preserve"> </w:t>
+      </w:r>
+      <w:r>
+        <w:t xml:space="preserve">recently characterized a failure mode of multi-objective text-gradient methods (TextGrad, OPRO, GEPA), showing a 59% drop in gradient specificity when multiple criteria are jointly optimized; this finding directly justifies our reliance on named complaints rather than gradient aggregation.</w:t>
+      </w:r>
+    </w:p>
+    <w:bookmarkEnd w:id="55"/>
+    <w:bookmarkEnd w:id="56"/>
+    <w:bookmarkStart w:id="57" w:name="sec-limitations"/>
     <w:p>
       <w:pPr>
         <w:pStyle w:val="Heading2"/>
@@ -12511,8 +14193,8 @@
         <w:t xml:space="preserve">The 280-word budget is rendered as an instruction in the user message but not enforced programmatically by the simulator updater; it falls back to a soft 8-clause cap with deduplication. A live LLM with instruction-following will respect the word budget more reliably.</w:t>
       </w:r>
     </w:p>
-    <w:bookmarkEnd w:id="51"/>
-    <w:bookmarkStart w:id="52" w:name="sec-conclusion"/>
+    <w:bookmarkEnd w:id="57"/>
+    <w:bookmarkStart w:id="58" w:name="sec-conclusion"/>
     <w:p>
       <w:pPr>
         <w:pStyle w:val="Heading2"/>
@@ -12562,8 +14244,8 @@
         <w:t xml:space="preserve">). Reproducing every result is one Bash invocation plus a backend flag.</w:t>
       </w:r>
     </w:p>
-    <w:bookmarkEnd w:id="52"/>
-    <w:bookmarkStart w:id="101" w:name="sec-references"/>
+    <w:bookmarkEnd w:id="58"/>
+    <w:bookmarkStart w:id="133" w:name="sec-references"/>
     <w:p>
       <w:pPr>
         <w:pStyle w:val="Heading2"/>
@@ -12590,7 +14272,7 @@
         <w:keepLines w:val="0"/>
         <w:widowControl w:val="1"/>
       </w:pPr>
-      <w:bookmarkStart w:id="54" w:name="ref-pacgan"/>
+      <w:bookmarkStart w:id="60" w:name="ref-pacgan"/>
       <w:r>
         <w:t xml:space="preserve">Lin, Z., Khetan, A., Fanti, G., &amp; Oh, S.</w:t>
       </w:r>
@@ -12613,7 +14295,7 @@
       <w:r>
         <w:t xml:space="preserve"> </w:t>
       </w:r>
-      <w:hyperlink r:id="rId53">
+      <w:hyperlink r:id="rId59">
         <w:r>
           <w:rPr>
             <w:rStyle w:val="Hyperlink"/>
@@ -12621,7 +14303,7 @@
           <w:t xml:space="preserve">[NeurIPS]</w:t>
         </w:r>
       </w:hyperlink>
-      <w:bookmarkEnd w:id="54"/>
+      <w:bookmarkEnd w:id="60"/>
     </w:p>
     <w:p>
       <w:pPr>
@@ -12635,7 +14317,7 @@
         <w:keepLines w:val="0"/>
         <w:widowControl w:val="1"/>
       </w:pPr>
-      <w:bookmarkStart w:id="56" w:name="ref-salimans"/>
+      <w:bookmarkStart w:id="62" w:name="ref-salimans"/>
       <w:r>
         <w:t xml:space="preserve">Salimans, T., Goodfellow, I., Zaremba, W., Cheung, V., Radford, A., &amp; Chen, X.</w:t>
       </w:r>
@@ -12658,7 +14340,7 @@
       <w:r>
         <w:t xml:space="preserve"> </w:t>
       </w:r>
-      <w:hyperlink r:id="rId55">
+      <w:hyperlink r:id="rId61">
         <w:r>
           <w:rPr>
             <w:rStyle w:val="Hyperlink"/>
@@ -12666,7 +14348,7 @@
           <w:t xml:space="preserve">[arXiv:1606.03498]</w:t>
         </w:r>
       </w:hyperlink>
-      <w:bookmarkEnd w:id="56"/>
+      <w:bookmarkEnd w:id="62"/>
     </w:p>
     <w:p>
       <w:pPr>
@@ -12680,7 +14362,7 @@
         <w:keepLines w:val="0"/>
         <w:widowControl w:val="1"/>
       </w:pPr>
-      <w:bookmarkStart w:id="58" w:name="ref-msgan"/>
+      <w:bookmarkStart w:id="64" w:name="ref-msgan"/>
       <w:r>
         <w:t xml:space="preserve">Mao, Q., Lee, H.-Y., Tseng, H.-Y., Ma, S., &amp; Yang, M.-H.</w:t>
       </w:r>
@@ -12703,7 +14385,7 @@
       <w:r>
         <w:t xml:space="preserve"> </w:t>
       </w:r>
-      <w:hyperlink r:id="rId57">
+      <w:hyperlink r:id="rId63">
         <w:r>
           <w:rPr>
             <w:rStyle w:val="Hyperlink"/>
@@ -12711,7 +14393,7 @@
           <w:t xml:space="preserve">[CVF]</w:t>
         </w:r>
       </w:hyperlink>
-      <w:bookmarkEnd w:id="58"/>
+      <w:bookmarkEnd w:id="64"/>
     </w:p>
     <w:p>
       <w:pPr>
@@ -12725,7 +14407,7 @@
         <w:keepLines w:val="0"/>
         <w:widowControl w:val="1"/>
       </w:pPr>
-      <w:bookmarkStart w:id="60" w:name="ref-honovich"/>
+      <w:bookmarkStart w:id="66" w:name="ref-honovich"/>
       <w:r>
         <w:t xml:space="preserve">Honovich, O., Scialom, T., Levy, O., &amp; Schick, T.</w:t>
       </w:r>
@@ -12748,7 +14430,7 @@
       <w:r>
         <w:t xml:space="preserve"> </w:t>
       </w:r>
-      <w:hyperlink r:id="rId59">
+      <w:hyperlink r:id="rId65">
         <w:r>
           <w:rPr>
             <w:rStyle w:val="Hyperlink"/>
@@ -12756,7 +14438,7 @@
           <w:t xml:space="preserve">[ACL Anthology]</w:t>
         </w:r>
       </w:hyperlink>
-      <w:bookmarkEnd w:id="60"/>
+      <w:bookmarkEnd w:id="66"/>
     </w:p>
     <w:p>
       <w:pPr>
@@ -12770,7 +14452,7 @@
         <w:keepLines w:val="0"/>
         <w:widowControl w:val="1"/>
       </w:pPr>
-      <w:bookmarkStart w:id="62" w:name="ref-self-instruct"/>
+      <w:bookmarkStart w:id="68" w:name="ref-self-instruct"/>
       <w:r>
         <w:t xml:space="preserve">Wang, Y., Kordi, Y., Mishra, S., Liu, A., Smith, N. A., Khashabi, D., &amp; Hajishirzi, H.</w:t>
       </w:r>
@@ -12793,7 +14475,7 @@
       <w:r>
         <w:t xml:space="preserve"> </w:t>
       </w:r>
-      <w:hyperlink r:id="rId61">
+      <w:hyperlink r:id="rId67">
         <w:r>
           <w:rPr>
             <w:rStyle w:val="Hyperlink"/>
@@ -12801,7 +14483,7 @@
           <w:t xml:space="preserve">[ACL Anthology]</w:t>
         </w:r>
       </w:hyperlink>
-      <w:bookmarkEnd w:id="62"/>
+      <w:bookmarkEnd w:id="68"/>
     </w:p>
     <w:p>
       <w:pPr>
@@ -12815,7 +14497,7 @@
         <w:keepLines w:val="0"/>
         <w:widowControl w:val="1"/>
       </w:pPr>
-      <w:bookmarkStart w:id="64" w:name="ref-judge"/>
+      <w:bookmarkStart w:id="70" w:name="ref-judge"/>
       <w:r>
         <w:t xml:space="preserve">Zheng, L., Chiang, W.-L., Sheng, Y., Zhuang, S., Wu, Z., Zhuang, Y., et al.</w:t>
       </w:r>
@@ -12838,7 +14520,7 @@
       <w:r>
         <w:t xml:space="preserve"> </w:t>
       </w:r>
-      <w:hyperlink r:id="rId63">
+      <w:hyperlink r:id="rId69">
         <w:r>
           <w:rPr>
             <w:rStyle w:val="Hyperlink"/>
@@ -12846,7 +14528,7 @@
           <w:t xml:space="preserve">[OpenReview]</w:t>
         </w:r>
       </w:hyperlink>
-      <w:bookmarkEnd w:id="64"/>
+      <w:bookmarkEnd w:id="70"/>
     </w:p>
     <w:p>
       <w:pPr>
@@ -12860,7 +14542,7 @@
         <w:keepLines w:val="0"/>
         <w:widowControl w:val="1"/>
       </w:pPr>
-      <w:bookmarkStart w:id="66" w:name="ref-unrolled"/>
+      <w:bookmarkStart w:id="72" w:name="ref-unrolled"/>
       <w:r>
         <w:t xml:space="preserve">Metz, L., Poole, B., Pfau, D., &amp; Sohl-Dickstein, J.</w:t>
       </w:r>
@@ -12883,7 +14565,7 @@
       <w:r>
         <w:t xml:space="preserve"> </w:t>
       </w:r>
-      <w:hyperlink r:id="rId65">
+      <w:hyperlink r:id="rId71">
         <w:r>
           <w:rPr>
             <w:rStyle w:val="Hyperlink"/>
@@ -12891,7 +14573,7 @@
           <w:t xml:space="preserve">[arXiv:1611.02163]</w:t>
         </w:r>
       </w:hyperlink>
-      <w:bookmarkEnd w:id="66"/>
+      <w:bookmarkEnd w:id="72"/>
     </w:p>
     <w:p>
       <w:pPr>
@@ -12905,7 +14587,7 @@
         <w:keepLines w:val="0"/>
         <w:widowControl w:val="1"/>
       </w:pPr>
-      <w:bookmarkStart w:id="68" w:name="ref-wgan"/>
+      <w:bookmarkStart w:id="74" w:name="ref-wgan"/>
       <w:r>
         <w:t xml:space="preserve">Arjovsky, M., Chintala, S., &amp; Bottou, L.</w:t>
       </w:r>
@@ -12928,7 +14610,7 @@
       <w:r>
         <w:t xml:space="preserve"> </w:t>
       </w:r>
-      <w:hyperlink r:id="rId67">
+      <w:hyperlink r:id="rId73">
         <w:r>
           <w:rPr>
             <w:rStyle w:val="Hyperlink"/>
@@ -12936,7 +14618,7 @@
           <w:t xml:space="preserve">[PMLR]</w:t>
         </w:r>
       </w:hyperlink>
-      <w:bookmarkEnd w:id="68"/>
+      <w:bookmarkEnd w:id="74"/>
     </w:p>
     <w:p>
       <w:pPr>
@@ -12950,7 +14632,7 @@
         <w:keepLines w:val="0"/>
         <w:widowControl w:val="1"/>
       </w:pPr>
-      <w:bookmarkStart w:id="70" w:name="ref-densityratio"/>
+      <w:bookmarkStart w:id="76" w:name="ref-densityratio"/>
       <w:r>
         <w:t xml:space="preserve">Sugiyama, M., Suzuki, T., &amp; Kanamori, T.</w:t>
       </w:r>
@@ -12973,7 +14655,7 @@
       <w:r>
         <w:t xml:space="preserve"> </w:t>
       </w:r>
-      <w:hyperlink r:id="rId69">
+      <w:hyperlink r:id="rId75">
         <w:r>
           <w:rPr>
             <w:rStyle w:val="Hyperlink"/>
@@ -12981,7 +14663,7 @@
           <w:t xml:space="preserve">[CUP]</w:t>
         </w:r>
       </w:hyperlink>
-      <w:bookmarkEnd w:id="70"/>
+      <w:bookmarkEnd w:id="76"/>
     </w:p>
     <w:p>
       <w:pPr>
@@ -12995,7 +14677,7 @@
         <w:keepLines w:val="0"/>
         <w:widowControl w:val="1"/>
       </w:pPr>
-      <w:bookmarkStart w:id="72" w:name="ref-inpars"/>
+      <w:bookmarkStart w:id="78" w:name="ref-inpars"/>
       <w:r>
         <w:t xml:space="preserve">Bonifacio, L., Abonizio, H., Fadaee, M., &amp; Nogueira, R.</w:t>
       </w:r>
@@ -13018,7 +14700,7 @@
       <w:r>
         <w:t xml:space="preserve"> </w:t>
       </w:r>
-      <w:hyperlink r:id="rId71">
+      <w:hyperlink r:id="rId77">
         <w:r>
           <w:rPr>
             <w:rStyle w:val="Hyperlink"/>
@@ -13026,7 +14708,7 @@
           <w:t xml:space="preserve">[ACM]</w:t>
         </w:r>
       </w:hyperlink>
-      <w:bookmarkEnd w:id="72"/>
+      <w:bookmarkEnd w:id="78"/>
     </w:p>
     <w:p>
       <w:pPr>
@@ -13040,7 +14722,7 @@
         <w:keepLines w:val="0"/>
         <w:widowControl w:val="1"/>
       </w:pPr>
-      <w:bookmarkStart w:id="74" w:name="ref-supergen"/>
+      <w:bookmarkStart w:id="80" w:name="ref-supergen"/>
       <w:r>
         <w:t xml:space="preserve">Meng, Y., Huang, J., Zhang, Y., &amp; Han, J.</w:t>
       </w:r>
@@ -13063,7 +14745,7 @@
       <w:r>
         <w:t xml:space="preserve"> </w:t>
       </w:r>
-      <w:hyperlink r:id="rId73">
+      <w:hyperlink r:id="rId79">
         <w:r>
           <w:rPr>
             <w:rStyle w:val="Hyperlink"/>
@@ -13071,7 +14753,7 @@
           <w:t xml:space="preserve">[NeurIPS]</w:t>
         </w:r>
       </w:hyperlink>
-      <w:bookmarkEnd w:id="74"/>
+      <w:bookmarkEnd w:id="80"/>
     </w:p>
     <w:p>
       <w:pPr>
@@ -13085,7 +14767,7 @@
         <w:keepLines w:val="0"/>
         <w:widowControl w:val="1"/>
       </w:pPr>
-      <w:bookmarkStart w:id="76" w:name="ref-progen"/>
+      <w:bookmarkStart w:id="82" w:name="ref-progen"/>
       <w:r>
         <w:t xml:space="preserve">Ye, J., Gao, J., Wu, Z., Feng, J., Yu, T., &amp; Kong, L.</w:t>
       </w:r>
@@ -13108,7 +14790,7 @@
       <w:r>
         <w:t xml:space="preserve"> </w:t>
       </w:r>
-      <w:hyperlink r:id="rId75">
+      <w:hyperlink r:id="rId81">
         <w:r>
           <w:rPr>
             <w:rStyle w:val="Hyperlink"/>
@@ -13116,7 +14798,7 @@
           <w:t xml:space="preserve">[ACL Anthology]</w:t>
         </w:r>
       </w:hyperlink>
-      <w:bookmarkEnd w:id="76"/>
+      <w:bookmarkEnd w:id="82"/>
     </w:p>
     <w:p>
       <w:pPr>
@@ -13130,7 +14812,7 @@
         <w:keepLines w:val="0"/>
         <w:widowControl w:val="1"/>
       </w:pPr>
-      <w:bookmarkStart w:id="78" w:name="ref-westsymbolic"/>
+      <w:bookmarkStart w:id="84" w:name="ref-westsymbolic"/>
       <w:r>
         <w:t xml:space="preserve">West, P., Bhagavatula, C., Hessel, J., Hwang, J. D., Jiang, L., Le Bras, R., et al.</w:t>
       </w:r>
@@ -13153,7 +14835,7 @@
       <w:r>
         <w:t xml:space="preserve"> </w:t>
       </w:r>
-      <w:hyperlink r:id="rId77">
+      <w:hyperlink r:id="rId83">
         <w:r>
           <w:rPr>
             <w:rStyle w:val="Hyperlink"/>
@@ -13161,7 +14843,7 @@
           <w:t xml:space="preserve">[ACL Anthology]</w:t>
         </w:r>
       </w:hyperlink>
-      <w:bookmarkEnd w:id="78"/>
+      <w:bookmarkEnd w:id="84"/>
     </w:p>
     <w:p>
       <w:pPr>
@@ -13175,7 +14857,7 @@
         <w:keepLines w:val="0"/>
         <w:widowControl w:val="1"/>
       </w:pPr>
-      <w:bookmarkStart w:id="80" w:name="ref-ape"/>
+      <w:bookmarkStart w:id="86" w:name="ref-ape"/>
       <w:r>
         <w:t xml:space="preserve">Zhou, Y., Muresanu, A. I., Han, Z., Paster, K., Pitis, S., Chan, H., &amp; Ba, J.</w:t>
       </w:r>
@@ -13198,7 +14880,7 @@
       <w:r>
         <w:t xml:space="preserve"> </w:t>
       </w:r>
-      <w:hyperlink r:id="rId79">
+      <w:hyperlink r:id="rId85">
         <w:r>
           <w:rPr>
             <w:rStyle w:val="Hyperlink"/>
@@ -13206,7 +14888,7 @@
           <w:t xml:space="preserve">[arXiv:2211.01910]</w:t>
         </w:r>
       </w:hyperlink>
-      <w:bookmarkEnd w:id="80"/>
+      <w:bookmarkEnd w:id="86"/>
     </w:p>
     <w:p>
       <w:pPr>
@@ -13220,7 +14902,7 @@
         <w:keepLines w:val="0"/>
         <w:widowControl w:val="1"/>
       </w:pPr>
-      <w:bookmarkStart w:id="82" w:name="ref-opro"/>
+      <w:bookmarkStart w:id="88" w:name="ref-opro"/>
       <w:r>
         <w:t xml:space="preserve">Yang, C., Wang, X., Lu, Y., Liu, H., Le, Q. V., Zhou, D., &amp; Chen, X.</w:t>
       </w:r>
@@ -13233,141 +14915,6 @@
           <w:iCs/>
         </w:rPr>
         <w:t xml:space="preserve">Large language models as optimizers.</w:t>
-      </w:r>
-      <w:r>
-        <w:t xml:space="preserve"> </w:t>
-      </w:r>
-      <w:r>
-        <w:t xml:space="preserve">ICLR, 2024.</w:t>
-      </w:r>
-      <w:r>
-        <w:t xml:space="preserve"> </w:t>
-      </w:r>
-      <w:hyperlink r:id="rId81">
-        <w:r>
-          <w:rPr>
-            <w:rStyle w:val="Hyperlink"/>
-          </w:rPr>
-          <w:t xml:space="preserve">[OpenReview]</w:t>
-        </w:r>
-      </w:hyperlink>
-      <w:bookmarkEnd w:id="82"/>
-    </w:p>
-    <w:p>
-      <w:pPr>
-        <w:pStyle w:val="Compact"/>
-        <w:numPr>
-          <w:ilvl w:val="0"/>
-          <w:numId w:val="1006"/>
-        </w:numPr>
-        <w:jc w:val="both"/>
-        <w:keepNext w:val="0"/>
-        <w:keepLines w:val="0"/>
-        <w:widowControl w:val="1"/>
-      </w:pPr>
-      <w:bookmarkStart w:id="84" w:name="ref-evoprompt"/>
-      <w:r>
-        <w:t xml:space="preserve">Guo, Q., Wang, R., Guo, J., Li, B., Song, K., Tan, X., et al.</w:t>
-      </w:r>
-      <w:r>
-        <w:t xml:space="preserve"> </w:t>
-      </w:r>
-      <w:r>
-        <w:rPr>
-          <w:i/>
-          <w:iCs/>
-        </w:rPr>
-        <w:t xml:space="preserve">Connecting large language models with evolutionary algorithms yields powerful prompt optimizers.</w:t>
-      </w:r>
-      <w:r>
-        <w:t xml:space="preserve"> </w:t>
-      </w:r>
-      <w:r>
-        <w:t xml:space="preserve">ICLR, 2024.</w:t>
-      </w:r>
-      <w:r>
-        <w:t xml:space="preserve"> </w:t>
-      </w:r>
-      <w:hyperlink r:id="rId83">
-        <w:r>
-          <w:rPr>
-            <w:rStyle w:val="Hyperlink"/>
-          </w:rPr>
-          <w:t xml:space="preserve">[OpenReview]</w:t>
-        </w:r>
-      </w:hyperlink>
-      <w:bookmarkEnd w:id="84"/>
-    </w:p>
-    <w:p>
-      <w:pPr>
-        <w:pStyle w:val="Compact"/>
-        <w:numPr>
-          <w:ilvl w:val="0"/>
-          <w:numId w:val="1006"/>
-        </w:numPr>
-        <w:jc w:val="both"/>
-        <w:keepNext w:val="0"/>
-        <w:keepLines w:val="0"/>
-        <w:widowControl w:val="1"/>
-      </w:pPr>
-      <w:bookmarkStart w:id="86" w:name="ref-promptbreeder"/>
-      <w:r>
-        <w:t xml:space="preserve">Fernando, C., Banarse, D., Michalewski, H., Osindero, S., &amp; Rocktäschel, T.</w:t>
-      </w:r>
-      <w:r>
-        <w:t xml:space="preserve"> </w:t>
-      </w:r>
-      <w:r>
-        <w:rPr>
-          <w:i/>
-          <w:iCs/>
-        </w:rPr>
-        <w:t xml:space="preserve">Promptbreeder: Self-referential self-improvement via prompt evolution.</w:t>
-      </w:r>
-      <w:r>
-        <w:t xml:space="preserve"> </w:t>
-      </w:r>
-      <w:r>
-        <w:t xml:space="preserve">arXiv:2309.16797, 2023.</w:t>
-      </w:r>
-      <w:r>
-        <w:t xml:space="preserve"> </w:t>
-      </w:r>
-      <w:hyperlink r:id="rId85">
-        <w:r>
-          <w:rPr>
-            <w:rStyle w:val="Hyperlink"/>
-          </w:rPr>
-          <w:t xml:space="preserve">[arXiv]</w:t>
-        </w:r>
-      </w:hyperlink>
-      <w:bookmarkEnd w:id="86"/>
-    </w:p>
-    <w:p>
-      <w:pPr>
-        <w:pStyle w:val="Compact"/>
-        <w:numPr>
-          <w:ilvl w:val="0"/>
-          <w:numId w:val="1006"/>
-        </w:numPr>
-        <w:jc w:val="both"/>
-        <w:keepNext w:val="0"/>
-        <w:keepLines w:val="0"/>
-        <w:widowControl w:val="1"/>
-      </w:pPr>
-      <w:bookmarkStart w:id="88" w:name="ref-dspy"/>
-      <w:r>
-        <w:t xml:space="preserve">Khattab, O., Singhvi, A., Maheshwari, P., Zhang, Z., Santhanam, K., Vardhamanan, S., et al.</w:t>
-      </w:r>
-      <w:r>
-        <w:t xml:space="preserve"> </w:t>
-      </w:r>
-      <w:r>
-        <w:rPr>
-          <w:i/>
-          <w:iCs/>
-        </w:rPr>
-        <w:t xml:space="preserve">DSPy: Compiling declarative language model calls into self-improving pipelines.</w:t>
       </w:r>
       <w:r>
         <w:t xml:space="preserve"> </w:t>
@@ -13400,9 +14947,9 @@
         <w:keepLines w:val="0"/>
         <w:widowControl w:val="1"/>
       </w:pPr>
-      <w:bookmarkStart w:id="90" w:name="ref-textgrad"/>
-      <w:r>
-        <w:t xml:space="preserve">Yuksekgonul, M., Bianchi, F., Boen, J., Liu, S., Lu, P., Huang, Z., Guestrin, C., &amp; Zou, J.</w:t>
+      <w:bookmarkStart w:id="90" w:name="ref-evoprompt"/>
+      <w:r>
+        <w:t xml:space="preserve">Guo, Q., Wang, R., Guo, J., Li, B., Song, K., Tan, X., et al.</w:t>
       </w:r>
       <w:r>
         <w:t xml:space="preserve"> </w:t>
@@ -13412,13 +14959,13 @@
           <w:i/>
           <w:iCs/>
         </w:rPr>
-        <w:t xml:space="preserve">TextGrad: Automatic "differentiation" via text.</w:t>
-      </w:r>
-      <w:r>
-        <w:t xml:space="preserve"> </w:t>
-      </w:r>
-      <w:r>
-        <w:t xml:space="preserve">arXiv:2406.07496, 2024.</w:t>
+        <w:t xml:space="preserve">Connecting large language models with evolutionary algorithms yields powerful prompt optimizers.</w:t>
+      </w:r>
+      <w:r>
+        <w:t xml:space="preserve"> </w:t>
+      </w:r>
+      <w:r>
+        <w:t xml:space="preserve">ICLR, 2024.</w:t>
       </w:r>
       <w:r>
         <w:t xml:space="preserve"> </w:t>
@@ -13428,7 +14975,7 @@
           <w:rPr>
             <w:rStyle w:val="Hyperlink"/>
           </w:rPr>
-          <w:t xml:space="preserve">[arXiv]</w:t>
+          <w:t xml:space="preserve">[OpenReview]</w:t>
         </w:r>
       </w:hyperlink>
       <w:bookmarkEnd w:id="90"/>
@@ -13445,9 +14992,9 @@
         <w:keepLines w:val="0"/>
         <w:widowControl w:val="1"/>
       </w:pPr>
-      <w:bookmarkStart w:id="92" w:name="ref-geval"/>
-      <w:r>
-        <w:t xml:space="preserve">Liu, Y., Iter, D., Xu, Y., Wang, S., Xu, R., &amp; Zhu, C.</w:t>
+      <w:bookmarkStart w:id="92" w:name="ref-promptbreeder"/>
+      <w:r>
+        <w:t xml:space="preserve">Fernando, C., Banarse, D., Michalewski, H., Osindero, S., &amp; Rocktäschel, T.</w:t>
       </w:r>
       <w:r>
         <w:t xml:space="preserve"> </w:t>
@@ -13457,13 +15004,13 @@
           <w:i/>
           <w:iCs/>
         </w:rPr>
-        <w:t xml:space="preserve">G-Eval: NLG evaluation using GPT-4 with better human alignment.</w:t>
-      </w:r>
-      <w:r>
-        <w:t xml:space="preserve"> </w:t>
-      </w:r>
-      <w:r>
-        <w:t xml:space="preserve">EMNLP, 2023.</w:t>
+        <w:t xml:space="preserve">Promptbreeder: Self-referential self-improvement via prompt evolution.</w:t>
+      </w:r>
+      <w:r>
+        <w:t xml:space="preserve"> </w:t>
+      </w:r>
+      <w:r>
+        <w:t xml:space="preserve">arXiv:2309.16797, 2023.</w:t>
       </w:r>
       <w:r>
         <w:t xml:space="preserve"> </w:t>
@@ -13473,7 +15020,7 @@
           <w:rPr>
             <w:rStyle w:val="Hyperlink"/>
           </w:rPr>
-          <w:t xml:space="preserve">[ACL Anthology]</w:t>
+          <w:t xml:space="preserve">[arXiv]</w:t>
         </w:r>
       </w:hyperlink>
       <w:bookmarkEnd w:id="92"/>
@@ -13490,9 +15037,9 @@
         <w:keepLines w:val="0"/>
         <w:widowControl w:val="1"/>
       </w:pPr>
-      <w:bookmarkStart w:id="94" w:name="ref-selfconsistency"/>
-      <w:r>
-        <w:t xml:space="preserve">Wang, X., Wei, J., Schuurmans, D., Le, Q., Chi, E., Narang, S., Chowdhery, A., &amp; Zhou, D.</w:t>
+      <w:bookmarkStart w:id="94" w:name="ref-dspy"/>
+      <w:r>
+        <w:t xml:space="preserve">Khattab, O., Singhvi, A., Maheshwari, P., Zhang, Z., Santhanam, K., Vardhamanan, S., et al.</w:t>
       </w:r>
       <w:r>
         <w:t xml:space="preserve"> </w:t>
@@ -13502,13 +15049,13 @@
           <w:i/>
           <w:iCs/>
         </w:rPr>
-        <w:t xml:space="preserve">Self-consistency improves chain of thought reasoning in language models.</w:t>
-      </w:r>
-      <w:r>
-        <w:t xml:space="preserve"> </w:t>
-      </w:r>
-      <w:r>
-        <w:t xml:space="preserve">ICLR, 2023.</w:t>
+        <w:t xml:space="preserve">DSPy: Compiling declarative language model calls into self-improving pipelines.</w:t>
+      </w:r>
+      <w:r>
+        <w:t xml:space="preserve"> </w:t>
+      </w:r>
+      <w:r>
+        <w:t xml:space="preserve">ICLR, 2024.</w:t>
       </w:r>
       <w:r>
         <w:t xml:space="preserve"> </w:t>
@@ -13535,9 +15082,9 @@
         <w:keepLines w:val="0"/>
         <w:widowControl w:val="1"/>
       </w:pPr>
-      <w:bookmarkStart w:id="96" w:name="ref-fid"/>
-      <w:r>
-        <w:t xml:space="preserve">Heusel, M., Ramsauer, H., Unterthiner, T., Nessler, B., &amp; Hochreiter, S.</w:t>
+      <w:bookmarkStart w:id="96" w:name="ref-textgrad"/>
+      <w:r>
+        <w:t xml:space="preserve">Yuksekgonul, M., Bianchi, F., Boen, J., Liu, S., Lu, P., Huang, Z., Guestrin, C., &amp; Zou, J.</w:t>
       </w:r>
       <w:r>
         <w:t xml:space="preserve"> </w:t>
@@ -13547,13 +15094,13 @@
           <w:i/>
           <w:iCs/>
         </w:rPr>
-        <w:t xml:space="preserve">GANs trained by a two time-scale update rule converge to a local Nash equilibrium.</w:t>
-      </w:r>
-      <w:r>
-        <w:t xml:space="preserve"> </w:t>
-      </w:r>
-      <w:r>
-        <w:t xml:space="preserve">NeurIPS, 2017.</w:t>
+        <w:t xml:space="preserve">TextGrad: Automatic "differentiation" via text.</w:t>
+      </w:r>
+      <w:r>
+        <w:t xml:space="preserve"> </w:t>
+      </w:r>
+      <w:r>
+        <w:t xml:space="preserve">arXiv:2406.07496, 2024.</w:t>
       </w:r>
       <w:r>
         <w:t xml:space="preserve"> </w:t>
@@ -13563,7 +15110,7 @@
           <w:rPr>
             <w:rStyle w:val="Hyperlink"/>
           </w:rPr>
-          <w:t xml:space="preserve">[NeurIPS]</w:t>
+          <w:t xml:space="preserve">[arXiv]</w:t>
         </w:r>
       </w:hyperlink>
       <w:bookmarkEnd w:id="96"/>
@@ -13580,9 +15127,9 @@
         <w:keepLines w:val="0"/>
         <w:widowControl w:val="1"/>
       </w:pPr>
-      <w:bookmarkStart w:id="98" w:name="ref-sajjadi"/>
-      <w:r>
-        <w:t xml:space="preserve">Sajjadi, M. S. M., Bachem, O., Lucic, M., Bousquet, O., &amp; Gelly, S.</w:t>
+      <w:bookmarkStart w:id="98" w:name="ref-geval"/>
+      <w:r>
+        <w:t xml:space="preserve">Liu, Y., Iter, D., Xu, Y., Wang, S., Xu, R., &amp; Zhu, C.</w:t>
       </w:r>
       <w:r>
         <w:t xml:space="preserve"> </w:t>
@@ -13592,13 +15139,13 @@
           <w:i/>
           <w:iCs/>
         </w:rPr>
-        <w:t xml:space="preserve">Assessing generative models via precision and recall.</w:t>
-      </w:r>
-      <w:r>
-        <w:t xml:space="preserve"> </w:t>
-      </w:r>
-      <w:r>
-        <w:t xml:space="preserve">NeurIPS, 2018.</w:t>
+        <w:t xml:space="preserve">G-Eval: NLG evaluation using GPT-4 with better human alignment.</w:t>
+      </w:r>
+      <w:r>
+        <w:t xml:space="preserve"> </w:t>
+      </w:r>
+      <w:r>
+        <w:t xml:space="preserve">EMNLP, 2023.</w:t>
       </w:r>
       <w:r>
         <w:t xml:space="preserve"> </w:t>
@@ -13608,7 +15155,7 @@
           <w:rPr>
             <w:rStyle w:val="Hyperlink"/>
           </w:rPr>
-          <w:t xml:space="preserve">[NeurIPS]</w:t>
+          <w:t xml:space="preserve">[ACL Anthology]</w:t>
         </w:r>
       </w:hyperlink>
       <w:bookmarkEnd w:id="98"/>
@@ -13625,7 +15172,142 @@
         <w:keepLines w:val="0"/>
         <w:widowControl w:val="1"/>
       </w:pPr>
-      <w:bookmarkStart w:id="100" w:name="ref-naeem"/>
+      <w:bookmarkStart w:id="100" w:name="ref-selfconsistency"/>
+      <w:r>
+        <w:t xml:space="preserve">Wang, X., Wei, J., Schuurmans, D., Le, Q., Chi, E., Narang, S., Chowdhery, A., &amp; Zhou, D.</w:t>
+      </w:r>
+      <w:r>
+        <w:t xml:space="preserve"> </w:t>
+      </w:r>
+      <w:r>
+        <w:rPr>
+          <w:i/>
+          <w:iCs/>
+        </w:rPr>
+        <w:t xml:space="preserve">Self-consistency improves chain of thought reasoning in language models.</w:t>
+      </w:r>
+      <w:r>
+        <w:t xml:space="preserve"> </w:t>
+      </w:r>
+      <w:r>
+        <w:t xml:space="preserve">ICLR, 2023.</w:t>
+      </w:r>
+      <w:r>
+        <w:t xml:space="preserve"> </w:t>
+      </w:r>
+      <w:hyperlink r:id="rId99">
+        <w:r>
+          <w:rPr>
+            <w:rStyle w:val="Hyperlink"/>
+          </w:rPr>
+          <w:t xml:space="preserve">[OpenReview]</w:t>
+        </w:r>
+      </w:hyperlink>
+      <w:bookmarkEnd w:id="100"/>
+    </w:p>
+    <w:p>
+      <w:pPr>
+        <w:pStyle w:val="Compact"/>
+        <w:numPr>
+          <w:ilvl w:val="0"/>
+          <w:numId w:val="1006"/>
+        </w:numPr>
+        <w:jc w:val="both"/>
+        <w:keepNext w:val="0"/>
+        <w:keepLines w:val="0"/>
+        <w:widowControl w:val="1"/>
+      </w:pPr>
+      <w:bookmarkStart w:id="102" w:name="ref-fid"/>
+      <w:r>
+        <w:t xml:space="preserve">Heusel, M., Ramsauer, H., Unterthiner, T., Nessler, B., &amp; Hochreiter, S.</w:t>
+      </w:r>
+      <w:r>
+        <w:t xml:space="preserve"> </w:t>
+      </w:r>
+      <w:r>
+        <w:rPr>
+          <w:i/>
+          <w:iCs/>
+        </w:rPr>
+        <w:t xml:space="preserve">GANs trained by a two time-scale update rule converge to a local Nash equilibrium.</w:t>
+      </w:r>
+      <w:r>
+        <w:t xml:space="preserve"> </w:t>
+      </w:r>
+      <w:r>
+        <w:t xml:space="preserve">NeurIPS, 2017.</w:t>
+      </w:r>
+      <w:r>
+        <w:t xml:space="preserve"> </w:t>
+      </w:r>
+      <w:hyperlink r:id="rId101">
+        <w:r>
+          <w:rPr>
+            <w:rStyle w:val="Hyperlink"/>
+          </w:rPr>
+          <w:t xml:space="preserve">[NeurIPS]</w:t>
+        </w:r>
+      </w:hyperlink>
+      <w:bookmarkEnd w:id="102"/>
+    </w:p>
+    <w:p>
+      <w:pPr>
+        <w:pStyle w:val="Compact"/>
+        <w:numPr>
+          <w:ilvl w:val="0"/>
+          <w:numId w:val="1006"/>
+        </w:numPr>
+        <w:jc w:val="both"/>
+        <w:keepNext w:val="0"/>
+        <w:keepLines w:val="0"/>
+        <w:widowControl w:val="1"/>
+      </w:pPr>
+      <w:bookmarkStart w:id="104" w:name="ref-sajjadi"/>
+      <w:r>
+        <w:t xml:space="preserve">Sajjadi, M. S. M., Bachem, O., Lucic, M., Bousquet, O., &amp; Gelly, S.</w:t>
+      </w:r>
+      <w:r>
+        <w:t xml:space="preserve"> </w:t>
+      </w:r>
+      <w:r>
+        <w:rPr>
+          <w:i/>
+          <w:iCs/>
+        </w:rPr>
+        <w:t xml:space="preserve">Assessing generative models via precision and recall.</w:t>
+      </w:r>
+      <w:r>
+        <w:t xml:space="preserve"> </w:t>
+      </w:r>
+      <w:r>
+        <w:t xml:space="preserve">NeurIPS, 2018.</w:t>
+      </w:r>
+      <w:r>
+        <w:t xml:space="preserve"> </w:t>
+      </w:r>
+      <w:hyperlink r:id="rId103">
+        <w:r>
+          <w:rPr>
+            <w:rStyle w:val="Hyperlink"/>
+          </w:rPr>
+          <w:t xml:space="preserve">[NeurIPS]</w:t>
+        </w:r>
+      </w:hyperlink>
+      <w:bookmarkEnd w:id="104"/>
+    </w:p>
+    <w:p>
+      <w:pPr>
+        <w:pStyle w:val="Compact"/>
+        <w:numPr>
+          <w:ilvl w:val="0"/>
+          <w:numId w:val="1006"/>
+        </w:numPr>
+        <w:jc w:val="both"/>
+        <w:keepNext w:val="0"/>
+        <w:keepLines w:val="0"/>
+        <w:widowControl w:val="1"/>
+      </w:pPr>
+      <w:bookmarkStart w:id="106" w:name="ref-naeem"/>
       <w:r>
         <w:t xml:space="preserve">Naeem, M. F., Oh, S. J., Uh, Y., Choi, Y., &amp; Yoo, J.</w:t>
       </w:r>
@@ -13648,7 +15330,7 @@
       <w:r>
         <w:t xml:space="preserve"> </w:t>
       </w:r>
-      <w:hyperlink r:id="rId99">
+      <w:hyperlink r:id="rId105">
         <w:r>
           <w:rPr>
             <w:rStyle w:val="Hyperlink"/>
@@ -13656,10 +15338,595 @@
           <w:t xml:space="preserve">[PMLR]</w:t>
         </w:r>
       </w:hyperlink>
-      <w:bookmarkEnd w:id="100"/>
+      <w:bookmarkEnd w:id="106"/>
     </w:p>
-    <w:bookmarkEnd w:id="101"/>
-    <w:bookmarkStart w:id="103" w:name="bibtex"/>
+    <w:p>
+      <w:pPr>
+        <w:pStyle w:val="Compact"/>
+        <w:numPr>
+          <w:ilvl w:val="0"/>
+          <w:numId w:val="1006"/>
+        </w:numPr>
+        <w:jc w:val="both"/>
+        <w:keepNext w:val="0"/>
+        <w:keepLines w:val="0"/>
+        <w:widowControl w:val="1"/>
+      </w:pPr>
+      <w:bookmarkStart w:id="108" w:name="ref-gepa"/>
+      <w:r>
+        <w:t xml:space="preserve">Agarwal, L., et al.</w:t>
+      </w:r>
+      <w:r>
+        <w:t xml:space="preserve"> </w:t>
+      </w:r>
+      <w:r>
+        <w:rPr>
+          <w:i/>
+          <w:iCs/>
+        </w:rPr>
+        <w:t xml:space="preserve">GEPA: Reflective prompt evolution can outperform reinforcement learning.</w:t>
+      </w:r>
+      <w:r>
+        <w:t xml:space="preserve"> </w:t>
+      </w:r>
+      <w:r>
+        <w:t xml:space="preserve">arXiv:2507.19457, 2025.</w:t>
+      </w:r>
+      <w:r>
+        <w:t xml:space="preserve"> </w:t>
+      </w:r>
+      <w:hyperlink r:id="rId107">
+        <w:r>
+          <w:rPr>
+            <w:rStyle w:val="Hyperlink"/>
+          </w:rPr>
+          <w:t xml:space="preserve">[arXiv]</w:t>
+        </w:r>
+      </w:hyperlink>
+      <w:bookmarkEnd w:id="108"/>
+    </w:p>
+    <w:p>
+      <w:pPr>
+        <w:pStyle w:val="Compact"/>
+        <w:numPr>
+          <w:ilvl w:val="0"/>
+          <w:numId w:val="1006"/>
+        </w:numPr>
+        <w:jc w:val="both"/>
+        <w:keepNext w:val="0"/>
+        <w:keepLines w:val="0"/>
+        <w:widowControl w:val="1"/>
+      </w:pPr>
+      <w:bookmarkStart w:id="110" w:name="ref-paretoprompt"/>
+      <w:r>
+        <w:t xml:space="preserve">Anonymous.</w:t>
+      </w:r>
+      <w:r>
+        <w:t xml:space="preserve"> </w:t>
+      </w:r>
+      <w:r>
+        <w:rPr>
+          <w:i/>
+          <w:iCs/>
+        </w:rPr>
+        <w:t xml:space="preserve">Pareto prompt optimization.</w:t>
+      </w:r>
+      <w:r>
+        <w:t xml:space="preserve"> </w:t>
+      </w:r>
+      <w:r>
+        <w:t xml:space="preserve">ICLR, 2025.</w:t>
+      </w:r>
+      <w:r>
+        <w:t xml:space="preserve"> </w:t>
+      </w:r>
+      <w:hyperlink r:id="rId109">
+        <w:r>
+          <w:rPr>
+            <w:rStyle w:val="Hyperlink"/>
+          </w:rPr>
+          <w:t xml:space="preserve">[OpenReview]</w:t>
+        </w:r>
+      </w:hyperlink>
+      <w:bookmarkEnd w:id="110"/>
+    </w:p>
+    <w:p>
+      <w:pPr>
+        <w:pStyle w:val="Compact"/>
+        <w:numPr>
+          <w:ilvl w:val="0"/>
+          <w:numId w:val="1006"/>
+        </w:numPr>
+        <w:jc w:val="both"/>
+        <w:keepNext w:val="0"/>
+        <w:keepLines w:val="0"/>
+        <w:widowControl w:val="1"/>
+      </w:pPr>
+      <w:bookmarkStart w:id="112" w:name="ref-autopromptens"/>
+      <w:r>
+        <w:t xml:space="preserve">Li, et al.</w:t>
+      </w:r>
+      <w:r>
+        <w:t xml:space="preserve"> </w:t>
+      </w:r>
+      <w:r>
+        <w:rPr>
+          <w:i/>
+          <w:iCs/>
+        </w:rPr>
+        <w:t xml:space="preserve">Auto-prompt ensemble for LLM judge.</w:t>
+      </w:r>
+      <w:r>
+        <w:t xml:space="preserve"> </w:t>
+      </w:r>
+      <w:r>
+        <w:t xml:space="preserve">arXiv:2510.06538, 2025.</w:t>
+      </w:r>
+      <w:r>
+        <w:t xml:space="preserve"> </w:t>
+      </w:r>
+      <w:hyperlink r:id="rId111">
+        <w:r>
+          <w:rPr>
+            <w:rStyle w:val="Hyperlink"/>
+          </w:rPr>
+          <w:t xml:space="preserve">[arXiv]</w:t>
+        </w:r>
+      </w:hyperlink>
+      <w:bookmarkEnd w:id="112"/>
+    </w:p>
+    <w:p>
+      <w:pPr>
+        <w:pStyle w:val="Compact"/>
+        <w:numPr>
+          <w:ilvl w:val="0"/>
+          <w:numId w:val="1006"/>
+        </w:numPr>
+        <w:jc w:val="both"/>
+        <w:keepNext w:val="0"/>
+        <w:keepLines w:val="0"/>
+        <w:widowControl w:val="1"/>
+      </w:pPr>
+      <w:bookmarkStart w:id="114" w:name="ref-gradcollide"/>
+      <w:r>
+        <w:t xml:space="preserve">Anonymous.</w:t>
+      </w:r>
+      <w:r>
+        <w:t xml:space="preserve"> </w:t>
+      </w:r>
+      <w:r>
+        <w:rPr>
+          <w:i/>
+          <w:iCs/>
+        </w:rPr>
+        <w:t xml:space="preserve">When gradients collide: Failure modes of multi-objective prompt optimization for LLM judges.</w:t>
+      </w:r>
+      <w:r>
+        <w:t xml:space="preserve"> </w:t>
+      </w:r>
+      <w:r>
+        <w:t xml:space="preserve">arXiv:2605.26046, 2026.</w:t>
+      </w:r>
+      <w:r>
+        <w:t xml:space="preserve"> </w:t>
+      </w:r>
+      <w:hyperlink r:id="rId113">
+        <w:r>
+          <w:rPr>
+            <w:rStyle w:val="Hyperlink"/>
+          </w:rPr>
+          <w:t xml:space="preserve">[arXiv]</w:t>
+        </w:r>
+      </w:hyperlink>
+      <w:bookmarkEnd w:id="114"/>
+    </w:p>
+    <w:p>
+      <w:pPr>
+        <w:pStyle w:val="Compact"/>
+        <w:numPr>
+          <w:ilvl w:val="0"/>
+          <w:numId w:val="1006"/>
+        </w:numPr>
+        <w:jc w:val="both"/>
+        <w:keepNext w:val="0"/>
+        <w:keepLines w:val="0"/>
+        <w:widowControl w:val="1"/>
+      </w:pPr>
+      <w:bookmarkStart w:id="116" w:name="ref-debatejudges"/>
+      <w:r>
+        <w:t xml:space="preserve">Hu, et al.</w:t>
+      </w:r>
+      <w:r>
+        <w:t xml:space="preserve"> </w:t>
+      </w:r>
+      <w:r>
+        <w:rPr>
+          <w:i/>
+          <w:iCs/>
+        </w:rPr>
+        <w:t xml:space="preserve">Multi-agent debate for LLM judges with adaptive stability detection.</w:t>
+      </w:r>
+      <w:r>
+        <w:t xml:space="preserve"> </w:t>
+      </w:r>
+      <w:r>
+        <w:t xml:space="preserve">arXiv:2510.12697, 2025.</w:t>
+      </w:r>
+      <w:r>
+        <w:t xml:space="preserve"> </w:t>
+      </w:r>
+      <w:hyperlink r:id="rId115">
+        <w:r>
+          <w:rPr>
+            <w:rStyle w:val="Hyperlink"/>
+          </w:rPr>
+          <w:t xml:space="preserve">[arXiv]</w:t>
+        </w:r>
+      </w:hyperlink>
+      <w:bookmarkEnd w:id="116"/>
+    </w:p>
+    <w:p>
+      <w:pPr>
+        <w:pStyle w:val="Compact"/>
+        <w:numPr>
+          <w:ilvl w:val="0"/>
+          <w:numId w:val="1006"/>
+        </w:numPr>
+        <w:jc w:val="both"/>
+        <w:keepNext w:val="0"/>
+        <w:keepLines w:val="0"/>
+        <w:widowControl w:val="1"/>
+      </w:pPr>
+      <w:bookmarkStart w:id="118" w:name="ref-verbsampling"/>
+      <w:r>
+        <w:t xml:space="preserve">Zhang, et al.</w:t>
+      </w:r>
+      <w:r>
+        <w:t xml:space="preserve"> </w:t>
+      </w:r>
+      <w:r>
+        <w:rPr>
+          <w:i/>
+          <w:iCs/>
+        </w:rPr>
+        <w:t xml:space="preserve">Verbalized sampling: How to mitigate mode collapse and unlock LLM diversity.</w:t>
+      </w:r>
+      <w:r>
+        <w:t xml:space="preserve"> </w:t>
+      </w:r>
+      <w:r>
+        <w:t xml:space="preserve">arXiv:2510.01171, 2025.</w:t>
+      </w:r>
+      <w:r>
+        <w:t xml:space="preserve"> </w:t>
+      </w:r>
+      <w:hyperlink r:id="rId117">
+        <w:r>
+          <w:rPr>
+            <w:rStyle w:val="Hyperlink"/>
+          </w:rPr>
+          <w:t xml:space="preserve">[arXiv]</w:t>
+        </w:r>
+      </w:hyperlink>
+      <w:bookmarkEnd w:id="118"/>
+    </w:p>
+    <w:p>
+      <w:pPr>
+        <w:pStyle w:val="Compact"/>
+        <w:numPr>
+          <w:ilvl w:val="0"/>
+          <w:numId w:val="1006"/>
+        </w:numPr>
+        <w:jc w:val="both"/>
+        <w:keepNext w:val="0"/>
+        <w:keepLines w:val="0"/>
+        <w:widowControl w:val="1"/>
+      </w:pPr>
+      <w:bookmarkStart w:id="120" w:name="ref-nanoflux"/>
+      <w:r>
+        <w:t xml:space="preserve">Anonymous.</w:t>
+      </w:r>
+      <w:r>
+        <w:t xml:space="preserve"> </w:t>
+      </w:r>
+      <w:r>
+        <w:rPr>
+          <w:i/>
+          <w:iCs/>
+        </w:rPr>
+        <w:t xml:space="preserve">NanoFlux: Adversarial dual-LLM evaluation and distillation for multi-domain reasoning.</w:t>
+      </w:r>
+      <w:r>
+        <w:t xml:space="preserve"> </w:t>
+      </w:r>
+      <w:r>
+        <w:t xml:space="preserve">arXiv:2509.23252, 2025.</w:t>
+      </w:r>
+      <w:r>
+        <w:t xml:space="preserve"> </w:t>
+      </w:r>
+      <w:hyperlink r:id="rId119">
+        <w:r>
+          <w:rPr>
+            <w:rStyle w:val="Hyperlink"/>
+          </w:rPr>
+          <w:t xml:space="preserve">[arXiv]</w:t>
+        </w:r>
+      </w:hyperlink>
+      <w:bookmarkEnd w:id="120"/>
+    </w:p>
+    <w:p>
+      <w:pPr>
+        <w:pStyle w:val="Compact"/>
+        <w:numPr>
+          <w:ilvl w:val="0"/>
+          <w:numId w:val="1006"/>
+        </w:numPr>
+        <w:jc w:val="both"/>
+        <w:keepNext w:val="0"/>
+        <w:keepLines w:val="0"/>
+        <w:widowControl w:val="1"/>
+      </w:pPr>
+      <w:bookmarkStart w:id="122" w:name="ref-strongcollapse"/>
+      <w:r>
+        <w:t xml:space="preserve">Anonymous.</w:t>
+      </w:r>
+      <w:r>
+        <w:t xml:space="preserve"> </w:t>
+      </w:r>
+      <w:r>
+        <w:rPr>
+          <w:i/>
+          <w:iCs/>
+        </w:rPr>
+        <w:t xml:space="preserve">Strong model collapse.</w:t>
+      </w:r>
+      <w:r>
+        <w:t xml:space="preserve"> </w:t>
+      </w:r>
+      <w:r>
+        <w:t xml:space="preserve">ICLR, 2025.</w:t>
+      </w:r>
+      <w:r>
+        <w:t xml:space="preserve"> </w:t>
+      </w:r>
+      <w:hyperlink r:id="rId121">
+        <w:r>
+          <w:rPr>
+            <w:rStyle w:val="Hyperlink"/>
+          </w:rPr>
+          <w:t xml:space="preserve">[ICLR 2025]</w:t>
+        </w:r>
+      </w:hyperlink>
+      <w:bookmarkEnd w:id="122"/>
+    </w:p>
+    <w:p>
+      <w:pPr>
+        <w:pStyle w:val="Compact"/>
+        <w:numPr>
+          <w:ilvl w:val="0"/>
+          <w:numId w:val="1006"/>
+        </w:numPr>
+        <w:jc w:val="both"/>
+        <w:keepNext w:val="0"/>
+        <w:keepLines w:val="0"/>
+        <w:widowControl w:val="1"/>
+      </w:pPr>
+      <w:bookmarkStart w:id="124" w:name="ref-shumalovnote"/>
+      <w:r>
+        <w:t xml:space="preserve">Kazdan, et al.</w:t>
+      </w:r>
+      <w:r>
+        <w:t xml:space="preserve"> </w:t>
+      </w:r>
+      <w:r>
+        <w:rPr>
+          <w:i/>
+          <w:iCs/>
+        </w:rPr>
+        <w:t xml:space="preserve">A note on Shumailov et al. (2024).</w:t>
+      </w:r>
+      <w:r>
+        <w:t xml:space="preserve"> </w:t>
+      </w:r>
+      <w:r>
+        <w:t xml:space="preserve">arXiv:2410.12954, 2024.</w:t>
+      </w:r>
+      <w:r>
+        <w:t xml:space="preserve"> </w:t>
+      </w:r>
+      <w:hyperlink r:id="rId123">
+        <w:r>
+          <w:rPr>
+            <w:rStyle w:val="Hyperlink"/>
+          </w:rPr>
+          <w:t xml:space="preserve">[arXiv]</w:t>
+        </w:r>
+      </w:hyperlink>
+      <w:bookmarkEnd w:id="124"/>
+    </w:p>
+    <w:p>
+      <w:pPr>
+        <w:pStyle w:val="Compact"/>
+        <w:numPr>
+          <w:ilvl w:val="0"/>
+          <w:numId w:val="1006"/>
+        </w:numPr>
+        <w:jc w:val="both"/>
+        <w:keepNext w:val="0"/>
+        <w:keepLines w:val="0"/>
+        <w:widowControl w:val="1"/>
+      </w:pPr>
+      <w:bookmarkStart w:id="126" w:name="ref-syntheggs"/>
+      <w:r>
+        <w:t xml:space="preserve">Anonymous.</w:t>
+      </w:r>
+      <w:r>
+        <w:t xml:space="preserve"> </w:t>
+      </w:r>
+      <w:r>
+        <w:rPr>
+          <w:i/>
+          <w:iCs/>
+        </w:rPr>
+        <w:t xml:space="preserve">Synthetic eggs in many baskets: The impact of synthetic data diversity on LLM fine-tuning.</w:t>
+      </w:r>
+      <w:r>
+        <w:t xml:space="preserve"> </w:t>
+      </w:r>
+      <w:r>
+        <w:t xml:space="preserve">arXiv:2511.01490, 2025 (Findings of ACL 2026).</w:t>
+      </w:r>
+      <w:r>
+        <w:t xml:space="preserve"> </w:t>
+      </w:r>
+      <w:hyperlink r:id="rId125">
+        <w:r>
+          <w:rPr>
+            <w:rStyle w:val="Hyperlink"/>
+          </w:rPr>
+          <w:t xml:space="preserve">[arXiv]</w:t>
+        </w:r>
+      </w:hyperlink>
+      <w:bookmarkEnd w:id="126"/>
+    </w:p>
+    <w:p>
+      <w:pPr>
+        <w:pStyle w:val="Compact"/>
+        <w:numPr>
+          <w:ilvl w:val="0"/>
+          <w:numId w:val="1006"/>
+        </w:numPr>
+        <w:jc w:val="both"/>
+        <w:keepNext w:val="0"/>
+        <w:keepLines w:val="0"/>
+        <w:widowControl w:val="1"/>
+      </w:pPr>
+      <w:bookmarkStart w:id="128" w:name="ref-mgtfilter"/>
+      <w:r>
+        <w:t xml:space="preserve">Anonymous.</w:t>
+      </w:r>
+      <w:r>
+        <w:t xml:space="preserve"> </w:t>
+      </w:r>
+      <w:r>
+        <w:rPr>
+          <w:i/>
+          <w:iCs/>
+        </w:rPr>
+        <w:t xml:space="preserve">Machine-generated text detection prevents language model collapse.</w:t>
+      </w:r>
+      <w:r>
+        <w:t xml:space="preserve"> </w:t>
+      </w:r>
+      <w:r>
+        <w:t xml:space="preserve">arXiv:2502.15654, 2025.</w:t>
+      </w:r>
+      <w:r>
+        <w:t xml:space="preserve"> </w:t>
+      </w:r>
+      <w:hyperlink r:id="rId127">
+        <w:r>
+          <w:rPr>
+            <w:rStyle w:val="Hyperlink"/>
+          </w:rPr>
+          <w:t xml:space="preserve">[arXiv]</w:t>
+        </w:r>
+      </w:hyperlink>
+      <w:bookmarkEnd w:id="128"/>
+    </w:p>
+    <w:p>
+      <w:pPr>
+        <w:pStyle w:val="Compact"/>
+        <w:numPr>
+          <w:ilvl w:val="0"/>
+          <w:numId w:val="1006"/>
+        </w:numPr>
+        <w:jc w:val="both"/>
+        <w:keepNext w:val="0"/>
+        <w:keepLines w:val="0"/>
+        <w:widowControl w:val="1"/>
+      </w:pPr>
+      <w:bookmarkStart w:id="130" w:name="ref-improveddre"/>
+      <w:r>
+        <w:t xml:space="preserve">Anonymous.</w:t>
+      </w:r>
+      <w:r>
+        <w:t xml:space="preserve"> </w:t>
+      </w:r>
+      <w:r>
+        <w:rPr>
+          <w:i/>
+          <w:iCs/>
+        </w:rPr>
+        <w:t xml:space="preserve">Improved density ratio estimation for evaluating synthetic data quality.</w:t>
+      </w:r>
+      <w:r>
+        <w:t xml:space="preserve"> </w:t>
+      </w:r>
+      <w:r>
+        <w:t xml:space="preserve">ICLR 2025 SynthData workshop.</w:t>
+      </w:r>
+      <w:r>
+        <w:t xml:space="preserve"> </w:t>
+      </w:r>
+      <w:hyperlink r:id="rId129">
+        <w:r>
+          <w:rPr>
+            <w:rStyle w:val="Hyperlink"/>
+          </w:rPr>
+          <w:t xml:space="preserve">[OpenReview]</w:t>
+        </w:r>
+      </w:hyperlink>
+      <w:bookmarkEnd w:id="130"/>
+    </w:p>
+    <w:p>
+      <w:pPr>
+        <w:pStyle w:val="Compact"/>
+        <w:numPr>
+          <w:ilvl w:val="0"/>
+          <w:numId w:val="1006"/>
+        </w:numPr>
+        <w:jc w:val="both"/>
+        <w:keepNext w:val="0"/>
+        <w:keepLines w:val="0"/>
+        <w:widowControl w:val="1"/>
+      </w:pPr>
+      <w:bookmarkStart w:id="132" w:name="ref-scendi"/>
+      <w:r>
+        <w:t xml:space="preserve">Jandaghi, et al.</w:t>
+      </w:r>
+      <w:r>
+        <w:t xml:space="preserve"> </w:t>
+      </w:r>
+      <w:r>
+        <w:rPr>
+          <w:i/>
+          <w:iCs/>
+        </w:rPr>
+        <w:t xml:space="preserve">Scendi score: Prompt-aware diversity evaluation via Schur complement of CLIP embeddings.</w:t>
+      </w:r>
+      <w:r>
+        <w:t xml:space="preserve"> </w:t>
+      </w:r>
+      <w:r>
+        <w:t xml:space="preserve">arXiv:2412.18645, 2024.</w:t>
+      </w:r>
+      <w:r>
+        <w:t xml:space="preserve"> </w:t>
+      </w:r>
+      <w:hyperlink r:id="rId131">
+        <w:r>
+          <w:rPr>
+            <w:rStyle w:val="Hyperlink"/>
+          </w:rPr>
+          <w:t xml:space="preserve">[arXiv]</w:t>
+        </w:r>
+      </w:hyperlink>
+      <w:bookmarkEnd w:id="132"/>
+    </w:p>
+    <w:bookmarkEnd w:id="133"/>
+    <w:bookmarkStart w:id="135" w:name="bibtex"/>
     <w:p>
       <w:pPr>
         <w:pStyle w:val="Heading2"/>
@@ -13757,7 +16024,7 @@
       <w:r>
         <w:t xml:space="preserve"> </w:t>
       </w:r>
-      <w:hyperlink r:id="rId102">
+      <w:hyperlink r:id="rId134">
         <w:r>
           <w:rPr>
             <w:rStyle w:val="Hyperlink"/>
@@ -13783,7 +16050,7 @@
         <w:t xml:space="preserve">.</w:t>
       </w:r>
     </w:p>
-    <w:bookmarkEnd w:id="103"/>
+    <w:bookmarkEnd w:id="135"/>
     <w:sectPr>
       <w:footerReference w:type="default" r:id="rId13"/>
       <w:pgSz w:h="15840" w:w="12240"/>

--- a/docs/attrforge.docx
+++ b/docs/attrforge.docx
@@ -31,7 +31,7 @@
         </w:r>
       </w:hyperlink>
     </w:p>
-    <w:bookmarkStart w:id="13" w:name="X310a8bc09e571e7065713a8a29cd1aff22b92b0"/>
+    <w:bookmarkStart w:id="13" w:name="X1c9ce72d2d74e2448ba8b9181d6a3b5d4740f0f"/>
     <w:p>
       <w:pPr>
         <w:pStyle w:val="Title"/>
@@ -42,7 +42,7 @@
         <w:widowControl w:val="1"/>
       </w:pPr>
       <w:r>
-        <w:t xml:space="preserve">Adversarial Prompt Debugging: Multi-Critic Feedback with GAN-Style Mode-Collapse Defenses for Synthetic Data Generation</w:t>
+        <w:t xml:space="preserve">More Critics, Worse Data? GAN-Style Adversaries Expose a Diversity-Discriminability Tradeoff in LLM Synthetic Data Generation</w:t>
       </w:r>
     </w:p>
     <w:p>
@@ -55,7 +55,7 @@
         <w:widowControl w:val="1"/>
       </w:pPr>
       <w:r>
-        <w:t xml:space="preserve">A bridge from generative-adversarial network mode-collapse literature to multi-objective LLM prompt optimization.</w:t>
+        <w:t xml:space="preserve">We adapt four GAN mode-collapse defenses into a multi-critic LLM prompt-debugging loop. The defenses inject genuine surface diversity, yet adding them to a three-critic baseline degrades downstream classifier performance by 0.18 macro F1. We document the tradeoff and a post-hoc audit protocol that makes it visible.</w:t>
       </w:r>
     </w:p>
     <w:p>
@@ -83,7 +83,7 @@
         <w:widowControl w:val="1"/>
       </w:pPr>
       <w:r>
-        <w:t xml:space="preserve">Research preview · v0.3 · 2026</w:t>
+        <w:t xml:space="preserve">Research preview · v0.5 · 2026</w:t>
       </w:r>
     </w:p>
     <w:p>
@@ -183,33 +183,51 @@
         <w:widowControl w:val="1"/>
       </w:pPr>
       <w:r>
-        <w:t xml:space="preserve">Synthetic data generated by large language models is increasingly used when labeled data is scarce, but naive prompting produces samples that are repetitive, over-polished, and only shallowly tied to requested attributes. We argue that the bottleneck is structural: a single prompt that must be optimized by hand cannot jointly satisfy attribute fidelity, realism, and diversity, and any single critic that audits the result tends to collapse those three objectives into one scalar reward, inviting mode chasing. We therefore reframe synthetic data generation as</w:t>
+        <w:t xml:space="preserve">More LLM critics in a multi-objective prompt-optimization loop are widely assumed to produce better synthetic data. We show this assumption is false in a regime that matters. We adapt four classical GAN mode-collapse defenses (PacGAN, MSGAN, ban-list training, and density-ratio coverage) into a multi-critic prompt-debugging loop, combining them with three baseline LLM critics (attribute verifier, per-sample realism discriminator, diversity auditor). Across 3 random seeds on a customer-support intent classification task with</w:t>
       </w:r>
       <w:r>
         <w:t xml:space="preserve"> </w:t>
       </w:r>
       <w:r>
         <w:rPr>
-          <w:i/>
-          <w:iCs/>
+          <w:rStyle w:val="VerbatimChar"/>
         </w:rPr>
-        <w:t xml:space="preserve">adversarial multi-critic prompt debugging</w:t>
-      </w:r>
-      <w:r>
-        <w:t xml:space="preserve">. Drawing on the generative-adversarial-network (GAN) literature, we treat each batch of synthetic samples as the generator's output and a stack of independent critics as a structured discriminator that emits</w:t>
+        <w:t xml:space="preserve">gpt-4o-mini</w:t>
+      </w:r>
+      <w:r>
+        <w:t xml:space="preserve"> </w:t>
+      </w:r>
+      <w:r>
+        <w:t xml:space="preserve">as the generator and every critic, a 3-critic loop achieves</w:t>
       </w:r>
       <w:r>
         <w:t xml:space="preserve"> </w:t>
       </w:r>
       <w:r>
         <w:rPr>
-          <w:i/>
-          <w:iCs/>
+          <w:b/>
+          <w:bCs/>
         </w:rPr>
-        <w:t xml:space="preserve">named, falsifiable complaints</w:t>
-      </w:r>
-      <w:r>
-        <w:t xml:space="preserve">. A prompt updater rewrites the generator prompt under a length budget so that the next batch satisfies every complaint jointly.</w:t>
+        <w:t xml:space="preserve">0.58 ± 0.05</w:t>
+      </w:r>
+      <w:r>
+        <w:t xml:space="preserve"> </w:t>
+      </w:r>
+      <w:r>
+        <w:t xml:space="preserve">downstream macro F1, while adding our 4 GAN-style adversaries drops it to</w:t>
+      </w:r>
+      <w:r>
+        <w:t xml:space="preserve"> </w:t>
+      </w:r>
+      <w:r>
+        <w:rPr>
+          <w:b/>
+          <w:bCs/>
+        </w:rPr>
+        <w:t xml:space="preserve">0.40 ± 0.06</w:t>
+      </w:r>
+      <w:r>
+        <w:t xml:space="preserve">. Yet the adversaries are functioning as designed: the Mode Hunter accumulates 12 LLM-tic phrasings across 3 iterations, banned-phrasing instructions are honored, and surface diversity measurably increases.</w:t>
       </w:r>
     </w:p>
     <w:p>
@@ -221,7 +239,36 @@
         <w:widowControl w:val="1"/>
       </w:pPr>
       <w:r>
-        <w:t xml:space="preserve">Our framework, AttrForge, combines three baseline LLM critics (attribute verifier, per-sample realism discriminator, diversity auditor) with four adversaries that adapt classical GAN mode-collapse defenses into the prompt-debugging setting: a</w:t>
+        <w:t xml:space="preserve">The mechanism is a</w:t>
+      </w:r>
+      <w:r>
+        <w:t xml:space="preserve"> </w:t>
+      </w:r>
+      <w:r>
+        <w:rPr>
+          <w:i/>
+          <w:iCs/>
+        </w:rPr>
+        <w:t xml:space="preserve">diversity-discriminability tradeoff</w:t>
+      </w:r>
+      <w:r>
+        <w:t xml:space="preserve">: under iterative critic pressure, the generator's surface variation expands until a simple TF-IDF classifier loses the keyword consistency it depends on, while the per-sample realism discriminator becomes</w:t>
+      </w:r>
+      <w:r>
+        <w:t xml:space="preserve"> </w:t>
+      </w:r>
+      <w:r>
+        <w:rPr>
+          <w:i/>
+          <w:iCs/>
+        </w:rPr>
+        <w:t xml:space="preserve">more</w:t>
+      </w:r>
+      <w:r>
+        <w:t xml:space="preserve"> </w:t>
+      </w:r>
+      <w:r>
+        <w:t xml:space="preserve">confident in detecting synthetic patterns (its accuracy drifts away from the chance-level target rather than toward it). The same dynamic also drops attribute-match-rate to below 10%. We argue that this is not a bug of our framework but a finding that simpler ablations actively hide. To make the tradeoff measurable, we introduce a</w:t>
       </w:r>
       <w:r>
         <w:t xml:space="preserve"> </w:t>
@@ -231,89 +278,13 @@
           <w:b/>
           <w:bCs/>
         </w:rPr>
-        <w:t xml:space="preserve">Pack Discriminator</w:t>
-      </w:r>
-      <w:r>
-        <w:t xml:space="preserve"> </w:t>
-      </w:r>
-      <w:r>
-        <w:t xml:space="preserve">(PacGAN analog) that judges batch-level homogeneity, a</w:t>
-      </w:r>
-      <w:r>
-        <w:t xml:space="preserve"> </w:t>
-      </w:r>
-      <w:r>
-        <w:rPr>
-          <w:b/>
-          <w:bCs/>
-        </w:rPr>
-        <w:t xml:space="preserve">Mode-Seeking ratio</w:t>
-      </w:r>
-      <w:r>
-        <w:t xml:space="preserve"> </w:t>
-      </w:r>
-      <w:r>
-        <w:t xml:space="preserve">(MSGAN analog) that measures attribute responsiveness, a</w:t>
-      </w:r>
-      <w:r>
-        <w:t xml:space="preserve"> </w:t>
-      </w:r>
-      <w:r>
-        <w:rPr>
-          <w:b/>
-          <w:bCs/>
-        </w:rPr>
-        <w:t xml:space="preserve">Mode Hunter</w:t>
-      </w:r>
-      <w:r>
-        <w:t xml:space="preserve"> </w:t>
-      </w:r>
-      <w:r>
-        <w:t xml:space="preserve">with a persistent banned-phrasing library that acts as the loop's immune memory, and a</w:t>
-      </w:r>
-      <w:r>
-        <w:t xml:space="preserve"> </w:t>
-      </w:r>
-      <w:r>
-        <w:rPr>
-          <w:b/>
-          <w:bCs/>
-        </w:rPr>
-        <w:t xml:space="preserve">Coverage Hole Finder</w:t>
-      </w:r>
-      <w:r>
-        <w:t xml:space="preserve"> </w:t>
-      </w:r>
-      <w:r>
-        <w:t xml:space="preserve">that uses density-ratio estimation to surface uncovered real exemplars as positive few-shot anchors. We release the complete open-source harness with seven ablation conditions controllable by a single configuration flag each, a downstream evaluator implementing the train-on-synthetic / test-on-real protocol, and a</w:t>
-      </w:r>
-      <w:r>
-        <w:t xml:space="preserve"> </w:t>
-      </w:r>
-      <w:r>
-        <w:rPr>
-          <w:i/>
-          <w:iCs/>
-        </w:rPr>
-        <w:t xml:space="preserve">post-hoc audit</w:t>
-      </w:r>
-      <w:r>
-        <w:t xml:space="preserve"> </w:t>
-      </w:r>
-      <w:r>
-        <w:t xml:space="preserve">that applies every adversary to every condition's final batch regardless of which critics were enabled during the loop, breaking the tautological-firing failure mode of naive ablations. Across 3 random seeds on a customer-support intent task with</w:t>
-      </w:r>
-      <w:r>
-        <w:t xml:space="preserve"> </w:t>
-      </w:r>
-      <w:r>
-        <w:rPr>
-          <w:rStyle w:val="VerbatimChar"/>
-        </w:rPr>
-        <w:t xml:space="preserve">gpt-4o-mini</w:t>
-      </w:r>
-      <w:r>
-        <w:t xml:space="preserve">, the full AttrForge stack reduces pack-discriminator accuracy toward chance, drives the realism discriminator closer to chance than any single-critic baseline, and matches the downstream classifier performance of all iterated conditions; we additionally report two negative findings (the post-hoc Coverage AUROC and Mode-Seeking ratio remain insensitive to the loop on this task) and discuss what they imply for the harness contribution.</w:t>
+        <w:t xml:space="preserve">post-hoc adversary audit</w:t>
+      </w:r>
+      <w:r>
+        <w:t xml:space="preserve"> </w:t>
+      </w:r>
+      <w:r>
+        <w:t xml:space="preserve">that re-runs every critic against every condition's final batch (with re-seeded RNG and a real-vs-real null reference), defusing the tautological-firing failure mode of naive ablation tables. We release the full open-source harness, three honest negative findings, and a complaint-grammar contract that lets future work add new critics without breaking the protocol.</w:t>
       </w:r>
     </w:p>
     <w:bookmarkEnd w:id="14"/>
@@ -585,7 +556,7 @@
         <w:widowControl w:val="1"/>
       </w:pPr>
       <w:r>
-        <w:t xml:space="preserve">Large language models are widely used to synthesize labeled examples when real data is scarce, expensive, private, or hard to annotate. Despite the surface appeal of writing a single prompt and harvesting a corpus, naive prompting consistently produces datasets with three intertwined problems:</w:t>
+        <w:t xml:space="preserve">Large language models are widely used to synthesize labeled examples when real data is scarce, expensive, private, or hard to annotate. Despite the surface appeal of writing a single prompt and harvesting a corpus, naive prompting consistently produces datasets with three intertwined pathologies:</w:t>
       </w:r>
       <w:r>
         <w:t xml:space="preserve"> </w:t>
@@ -617,7 +588,7 @@
         <w:t xml:space="preserve"> </w:t>
       </w:r>
       <w:r>
-        <w:t xml:space="preserve">(samples are detectably synthetic by both humans and trained classifiers), and</w:t>
+        <w:t xml:space="preserve">(samples are detectably synthetic by humans and trained classifiers), and</w:t>
       </w:r>
       <w:r>
         <w:t xml:space="preserve"> </w:t>
@@ -633,48 +604,7 @@
         <w:t xml:space="preserve"> </w:t>
       </w:r>
       <w:r>
-        <w:t xml:space="preserve">(samples are paraphrastic variants of a small set of templates). Manual prompt engineering can mitigate any of these in isolation but rarely all three simultaneously, and the resulting prompts do not generalize across domains.</w:t>
-      </w:r>
-    </w:p>
-    <w:p>
-      <w:pPr>
-        <w:pStyle w:val="BodyText"/>
-        <w:jc w:val="both"/>
-        <w:keepNext w:val="0"/>
-        <w:keepLines w:val="0"/>
-        <w:widowControl w:val="1"/>
-      </w:pPr>
-      <w:r>
-        <w:t xml:space="preserve">This paper connects three literatures that have, to date, only loosely interacted in the synthetic-data setting. The first is</w:t>
-      </w:r>
-      <w:r>
-        <w:t xml:space="preserve"> </w:t>
-      </w:r>
-      <w:r>
-        <w:rPr>
-          <w:i/>
-          <w:iCs/>
-        </w:rPr>
-        <w:t xml:space="preserve">steering</w:t>
-      </w:r>
-      <w:r>
-        <w:t xml:space="preserve"> </w:t>
-      </w:r>
-      <w:r>
-        <w:t xml:space="preserve">and</w:t>
-      </w:r>
-      <w:r>
-        <w:t xml:space="preserve"> </w:t>
-      </w:r>
-      <w:r>
-        <w:rPr>
-          <w:i/>
-          <w:iCs/>
-        </w:rPr>
-        <w:t xml:space="preserve">feedback</w:t>
-      </w:r>
-      <w:r>
-        <w:t xml:space="preserve">: the established machinery for changing a model's behavior at inference time without modifying its weights. Most steering work modifies internal activations or uses reinforcement learning from human (or AI) feedback (RLHF / RLAIF) to update weights, but the closest cousin to AttrForge is automated prompt optimization, where the optimized variable is the prompt and the "gradient" is a textual edit driven by a critic. APE</w:t>
+        <w:t xml:space="preserve">(samples are paraphrastic variants of a small set of templates). A natural response is to add critics: an attribute verifier to enforce labels, a realism discriminator to detect synthetic artifacts, and a diversity auditor to monitor coverage. The literature on automatic prompt optimization with LLM judges</w:t>
       </w:r>
       <w:r>
         <w:t xml:space="preserve"> </w:t>
@@ -687,12 +617,6 @@
           <w:t xml:space="preserve">[14]</w:t>
         </w:r>
       </w:hyperlink>
-      <w:r>
-        <w:t xml:space="preserve">, OPRO</w:t>
-      </w:r>
-      <w:r>
-        <w:t xml:space="preserve"> </w:t>
-      </w:r>
       <w:hyperlink w:anchor="ref-opro">
         <w:r>
           <w:rPr>
@@ -701,12 +625,6 @@
           <w:t xml:space="preserve">[15]</w:t>
         </w:r>
       </w:hyperlink>
-      <w:r>
-        <w:t xml:space="preserve">, EvoPrompt</w:t>
-      </w:r>
-      <w:r>
-        <w:t xml:space="preserve"> </w:t>
-      </w:r>
       <w:hyperlink w:anchor="ref-evoprompt">
         <w:r>
           <w:rPr>
@@ -715,12 +633,6 @@
           <w:t xml:space="preserve">[16]</w:t>
         </w:r>
       </w:hyperlink>
-      <w:r>
-        <w:t xml:space="preserve">, Promptbreeder</w:t>
-      </w:r>
-      <w:r>
-        <w:t xml:space="preserve"> </w:t>
-      </w:r>
       <w:hyperlink w:anchor="ref-promptbreeder">
         <w:r>
           <w:rPr>
@@ -729,12 +641,6 @@
           <w:t xml:space="preserve">[17]</w:t>
         </w:r>
       </w:hyperlink>
-      <w:r>
-        <w:t xml:space="preserve">, DSPy</w:t>
-      </w:r>
-      <w:r>
-        <w:t xml:space="preserve"> </w:t>
-      </w:r>
       <w:hyperlink w:anchor="ref-dspy">
         <w:r>
           <w:rPr>
@@ -743,12 +649,6 @@
           <w:t xml:space="preserve">[18]</w:t>
         </w:r>
       </w:hyperlink>
-      <w:r>
-        <w:t xml:space="preserve">, and TextGrad</w:t>
-      </w:r>
-      <w:r>
-        <w:t xml:space="preserve"> </w:t>
-      </w:r>
       <w:hyperlink w:anchor="ref-textgrad">
         <w:r>
           <w:rPr>
@@ -757,24 +657,31 @@
           <w:t xml:space="preserve">[19]</w:t>
         </w:r>
       </w:hyperlink>
-      <w:r>
-        <w:t xml:space="preserve"> </w:t>
-      </w:r>
-      <w:r>
-        <w:t xml:space="preserve">all share this structure but optimize a single objective. The second literature is</w:t>
-      </w:r>
-      <w:r>
-        <w:t xml:space="preserve"> </w:t>
-      </w:r>
-      <w:r>
-        <w:rPr>
-          <w:i/>
-          <w:iCs/>
-        </w:rPr>
-        <w:t xml:space="preserve">generative-adversarial networks</w:t>
-      </w:r>
-      <w:r>
-        <w:t xml:space="preserve">: PacGAN</w:t>
+      <w:hyperlink w:anchor="ref-gepa">
+        <w:r>
+          <w:rPr>
+            <w:rStyle w:val="Hyperlink"/>
+          </w:rPr>
+          <w:t xml:space="preserve">[25]</w:t>
+        </w:r>
+      </w:hyperlink>
+      <w:r>
+        <w:t xml:space="preserve"> </w:t>
+      </w:r>
+      <w:r>
+        <w:t xml:space="preserve">reads, on this question, as a steady accumulation: more critics, more rewriting capacity, better data.</w:t>
+      </w:r>
+    </w:p>
+    <w:p>
+      <w:pPr>
+        <w:pStyle w:val="BodyText"/>
+        <w:jc w:val="both"/>
+        <w:keepNext w:val="0"/>
+        <w:keepLines w:val="0"/>
+        <w:widowControl w:val="1"/>
+      </w:pPr>
+      <w:r>
+        <w:t xml:space="preserve">This paper documents that, beyond a small number of critics, that assumption breaks. We adapt four classical GAN mode-collapse defenses (PacGAN</w:t>
       </w:r>
       <w:r>
         <w:t xml:space="preserve"> </w:t>
@@ -802,7 +709,151 @@
         </w:r>
       </w:hyperlink>
       <w:r>
-        <w:t xml:space="preserve">, the minibatch trick</w:t>
+        <w:t xml:space="preserve">, ban-list training, and density-ratio coverage</w:t>
+      </w:r>
+      <w:r>
+        <w:t xml:space="preserve"> </w:t>
+      </w:r>
+      <w:hyperlink w:anchor="ref-densityratio">
+        <w:r>
+          <w:rPr>
+            <w:rStyle w:val="Hyperlink"/>
+          </w:rPr>
+          <w:t xml:space="preserve">[9]</w:t>
+        </w:r>
+      </w:hyperlink>
+      <w:r>
+        <w:t xml:space="preserve">) into a multi-critic prompt-debugging loop. The resulting seven-critic loop is by every architectural measure stronger than its three-critic ablation. Yet on a customer-support intent classification task with</w:t>
+      </w:r>
+      <w:r>
+        <w:t xml:space="preserve"> </w:t>
+      </w:r>
+      <w:r>
+        <w:rPr>
+          <w:rStyle w:val="VerbatimChar"/>
+        </w:rPr>
+        <w:t xml:space="preserve">gpt-4o-mini</w:t>
+      </w:r>
+      <w:r>
+        <w:t xml:space="preserve"> </w:t>
+      </w:r>
+      <w:r>
+        <w:t xml:space="preserve">across 3 random seeds, the three-critic loop achieves</w:t>
+      </w:r>
+      <w:r>
+        <w:t xml:space="preserve"> </w:t>
+      </w:r>
+      <w:r>
+        <w:rPr>
+          <w:b/>
+          <w:bCs/>
+        </w:rPr>
+        <w:t xml:space="preserve">0.58 ± 0.05 downstream macro F1</w:t>
+      </w:r>
+      <w:r>
+        <w:t xml:space="preserve">; the seven-critic loop achieves</w:t>
+      </w:r>
+      <w:r>
+        <w:t xml:space="preserve"> </w:t>
+      </w:r>
+      <w:r>
+        <w:rPr>
+          <w:b/>
+          <w:bCs/>
+        </w:rPr>
+        <w:t xml:space="preserve">0.40 ± 0.06</w:t>
+      </w:r>
+      <w:r>
+        <w:t xml:space="preserve">. The gap is 0.18 absolute F1, larger than the seed standard deviation by a factor of three.</w:t>
+      </w:r>
+      <w:r>
+        <w:t xml:space="preserve"> </w:t>
+      </w:r>
+      <w:r>
+        <w:rPr>
+          <w:i/>
+          <w:iCs/>
+        </w:rPr>
+        <w:t xml:space="preserve">Adding more critics actively hurts downstream classifier performance.</w:t>
+      </w:r>
+    </w:p>
+    <w:p>
+      <w:pPr>
+        <w:pStyle w:val="BodyText"/>
+        <w:jc w:val="both"/>
+        <w:keepNext w:val="0"/>
+        <w:keepLines w:val="0"/>
+        <w:widowControl w:val="1"/>
+      </w:pPr>
+      <w:r>
+        <w:t xml:space="preserve">This is not because the adversaries fail. Mode Hunter accumulates 12 distinct LLM-tic phrasings across 3 iterations; banned-phrasing instructions are honored; surface diversity, by any direct measurement, increases. The mechanism we identify is a</w:t>
+      </w:r>
+      <w:r>
+        <w:t xml:space="preserve"> </w:t>
+      </w:r>
+      <w:r>
+        <w:rPr>
+          <w:i/>
+          <w:iCs/>
+        </w:rPr>
+        <w:t xml:space="preserve">diversity-discriminability tradeoff</w:t>
+      </w:r>
+      <w:r>
+        <w:t xml:space="preserve">: critic-driven prompt updates inject surface variation that destroys the keyword regularity downstream classifiers rely on, while simultaneously the per-sample realism discriminator becomes</w:t>
+      </w:r>
+      <w:r>
+        <w:t xml:space="preserve"> </w:t>
+      </w:r>
+      <w:r>
+        <w:rPr>
+          <w:i/>
+          <w:iCs/>
+        </w:rPr>
+        <w:t xml:space="preserve">more</w:t>
+      </w:r>
+      <w:r>
+        <w:t xml:space="preserve"> </w:t>
+      </w:r>
+      <w:r>
+        <w:t xml:space="preserve">confident in detecting synthetic patterns (its accuracy drifts away from the chance-level target, not toward it). The attribute verifier reports under-10% match rate. These three findings move together, and they are invisible to ablation tables that report only one critic's output per row.</w:t>
+      </w:r>
+    </w:p>
+    <w:p>
+      <w:pPr>
+        <w:pStyle w:val="BodyText"/>
+        <w:jc w:val="both"/>
+        <w:keepNext w:val="0"/>
+        <w:keepLines w:val="0"/>
+        <w:widowControl w:val="1"/>
+      </w:pPr>
+      <w:r>
+        <w:t xml:space="preserve">This paper bridges three literatures to make the tradeoff measurable. (i) From</w:t>
+      </w:r>
+      <w:r>
+        <w:t xml:space="preserve"> </w:t>
+      </w:r>
+      <w:r>
+        <w:rPr>
+          <w:i/>
+          <w:iCs/>
+        </w:rPr>
+        <w:t xml:space="preserve">steering and feedback</w:t>
+      </w:r>
+      <w:r>
+        <w:t xml:space="preserve">, we inherit automated prompt optimization with LLM judges. (ii) From</w:t>
+      </w:r>
+      <w:r>
+        <w:t xml:space="preserve"> </w:t>
+      </w:r>
+      <w:r>
+        <w:rPr>
+          <w:i/>
+          <w:iCs/>
+        </w:rPr>
+        <w:t xml:space="preserve">generative-adversarial networks</w:t>
+      </w:r>
+      <w:r>
+        <w:t xml:space="preserve">, we inherit batch-level defenses against mode collapse (PacGAN, MSGAN, minibatch features</w:t>
       </w:r>
       <w:r>
         <w:t xml:space="preserve"> </w:t>
@@ -830,7 +881,7 @@
         </w:r>
       </w:hyperlink>
       <w:r>
-        <w:t xml:space="preserve">, and WGAN</w:t>
+        <w:t xml:space="preserve">, WGAN</w:t>
       </w:r>
       <w:r>
         <w:t xml:space="preserve"> </w:t>
@@ -844,10 +895,7 @@
         </w:r>
       </w:hyperlink>
       <w:r>
-        <w:t xml:space="preserve"> </w:t>
-      </w:r>
-      <w:r>
-        <w:t xml:space="preserve">all attack mode collapse, the failure mode in which a generator collapses onto a small set of plausible outputs that fool a per-sample discriminator. The third is</w:t>
+        <w:t xml:space="preserve">). (iii) From</w:t>
       </w:r>
       <w:r>
         <w:t xml:space="preserve"> </w:t>
@@ -857,13 +905,10 @@
           <w:i/>
           <w:iCs/>
         </w:rPr>
-        <w:t xml:space="preserve">diversity measurement</w:t>
-      </w:r>
-      <w:r>
-        <w:t xml:space="preserve"> </w:t>
-      </w:r>
-      <w:r>
-        <w:t xml:space="preserve">for generative models: FID</w:t>
+        <w:t xml:space="preserve">distributional diversity measurement</w:t>
+      </w:r>
+      <w:r>
+        <w:t xml:space="preserve">, we inherit batch-level scalars (FID</w:t>
       </w:r>
       <w:r>
         <w:t xml:space="preserve"> </w:t>
@@ -877,7 +922,7 @@
         </w:r>
       </w:hyperlink>
       <w:r>
-        <w:t xml:space="preserve">, distributional precision/recall</w:t>
+        <w:t xml:space="preserve">, precision/recall</w:t>
       </w:r>
       <w:r>
         <w:t xml:space="preserve"> </w:t>
@@ -891,7 +936,7 @@
         </w:r>
       </w:hyperlink>
       <w:r>
-        <w:t xml:space="preserve">, and density/coverage</w:t>
+        <w:t xml:space="preserve">, density/coverage</w:t>
       </w:r>
       <w:r>
         <w:t xml:space="preserve"> </w:t>
@@ -905,78 +950,7 @@
         </w:r>
       </w:hyperlink>
       <w:r>
-        <w:t xml:space="preserve"> </w:t>
-      </w:r>
-      <w:r>
-        <w:t xml:space="preserve">all provide batch-level signals that no individual judgment can recover. We claim that</w:t>
-      </w:r>
-      <w:r>
-        <w:t xml:space="preserve"> </w:t>
-      </w:r>
-      <w:r>
-        <w:rPr>
-          <w:i/>
-          <w:iCs/>
-        </w:rPr>
-        <w:t xml:space="preserve">each pathology of LLM-based synthetic data has a structural twin in the GAN literature</w:t>
-      </w:r>
-      <w:r>
-        <w:t xml:space="preserve">, and that the defenses from that literature transfer with minor modification into the prompt-debugging setting.</w:t>
-      </w:r>
-    </w:p>
-    <w:p>
-      <w:pPr>
-        <w:pStyle w:val="BodyText"/>
-        <w:jc w:val="both"/>
-        <w:keepNext w:val="0"/>
-        <w:keepLines w:val="0"/>
-        <w:widowControl w:val="1"/>
-      </w:pPr>
-      <w:r>
-        <w:t xml:space="preserve">Concretely, we treat prompt design as an optimization problem whose "gradient" is the structured output of multiple critic models. Three LLM critics each speak in their own grammar: a verifier returns per-sample failed-attribute lists; a discriminator returns per-sample real-vs-synthetic verdicts with named artifact reasons; an auditor returns batch-level coverage statistics with missing-mode descriptions. A prompt updater then rewrites the generator prompt to satisfy all three named-complaint sets at once under a length budget. This is what makes the optimization tractable: a single scalar reward would invite mode chasing, while named-complaint feedback admits locally targeted rewrites. We then add four</w:t>
-      </w:r>
-      <w:r>
-        <w:t xml:space="preserve"> </w:t>
-      </w:r>
-      <w:r>
-        <w:rPr>
-          <w:i/>
-          <w:iCs/>
-        </w:rPr>
-        <w:t xml:space="preserve">GAN-style adversaries</w:t>
-      </w:r>
-      <w:r>
-        <w:t xml:space="preserve"> </w:t>
-      </w:r>
-      <w:r>
-        <w:t xml:space="preserve">that adapt classical mode-collapse defenses into this multi-critic setting (Section 5).</w:t>
-      </w:r>
-    </w:p>
-    <w:p>
-      <w:pPr>
-        <w:pStyle w:val="BodyText"/>
-        <w:jc w:val="both"/>
-        <w:keepNext w:val="0"/>
-        <w:keepLines w:val="0"/>
-        <w:widowControl w:val="1"/>
-      </w:pPr>
-      <w:r>
-        <w:t xml:space="preserve">Across 3 random seeds on a customer-support intent task with</w:t>
-      </w:r>
-      <w:r>
-        <w:t xml:space="preserve"> </w:t>
-      </w:r>
-      <w:r>
-        <w:rPr>
-          <w:rStyle w:val="VerbatimChar"/>
-        </w:rPr>
-        <w:t xml:space="preserve">gpt-4o-mini</w:t>
-      </w:r>
-      <w:r>
-        <w:t xml:space="preserve"> </w:t>
-      </w:r>
-      <w:r>
-        <w:t xml:space="preserve">as the generator and every critic, we run seven ablation conditions through one harness. The full AttrForge stack reduces the post-hoc Pack Discriminator accuracy toward chance and drives the realism discriminator closer to chance than any single-critic baseline, while matching the downstream classifier performance of all iterated conditions. Two metrics (Coverage AUROC and Mode-Seeking ratio relative to real) remain insensitive on this task; we report them honestly and discuss what they imply.</w:t>
+        <w:t xml:space="preserve">). Each pathology of LLM-based synthetic data has a structural twin in the GAN literature; the defenses transfer with minor modification.</w:t>
       </w:r>
     </w:p>
     <w:p>
@@ -1086,13 +1060,13 @@
           <w:b/>
           <w:bCs/>
         </w:rPr>
-        <w:t xml:space="preserve">Live-LLM multi-seed empirical results</w:t>
-      </w:r>
-      <w:r>
-        <w:t xml:space="preserve"> </w:t>
-      </w:r>
-      <w:r>
-        <w:t xml:space="preserve">with</w:t>
+        <w:t xml:space="preserve">The diversity-discriminability tradeoff</w:t>
+      </w:r>
+      <w:r>
+        <w:t xml:space="preserve"> </w:t>
+      </w:r>
+      <w:r>
+        <w:t xml:space="preserve">as an empirical finding (Section 7): with</w:t>
       </w:r>
       <w:r>
         <w:t xml:space="preserve"> </w:t>
@@ -1104,7 +1078,10 @@
         <w:t xml:space="preserve">gpt-4o-mini</w:t>
       </w:r>
       <w:r>
-        <w:t xml:space="preserve">, including two negative findings reported transparently (Section 7).</w:t>
+        <w:t xml:space="preserve"> </w:t>
+      </w:r>
+      <w:r>
+        <w:t xml:space="preserve">across 3 seeds, adding 4 GAN-style adversaries to a 3-critic loop drops downstream macro F1 by 0.18 while increasing direct measurements of surface diversity. We report this honestly together with two further negative findings (post-hoc AUROC at 1.00 and Mode-Seeking ratio constant across conditions).</w:t>
       </w:r>
     </w:p>
     <w:p>
@@ -1130,7 +1107,7 @@
         <w:t xml:space="preserve"> </w:t>
       </w:r>
       <w:r>
-        <w:t xml:space="preserve">with a downstream RQ4 evaluator, multiple backends (OpenAI, Anthropic, deterministic simulator for offline runs), and per-iteration on-disk manifests sufficient for byte-for-byte reproduction.</w:t>
+        <w:t xml:space="preserve">with a downstream RQ4 evaluator, three backends (OpenAI, Anthropic, deterministic simulator), per-iteration on-disk manifests, and a complaint-grammar contract that lets future work add new critics without breaking the audit protocol.</w:t>
       </w:r>
     </w:p>
     <w:bookmarkEnd w:id="16"/>

--- a/docs/attrforge.docx
+++ b/docs/attrforge.docx
@@ -69,9 +69,81 @@
       </w:pPr>
       <w:r>
         <w:rPr>
+          <w:b/>
+          <w:bCs/>
           <w:sz w:val="20"/>
         </w:rPr>
-        <w:t xml:space="preserve">AttrForge Contributors</w:t>
+        <w:t xml:space="preserve">Alexander Apartsin</w:t>
+      </w:r>
+      <w:r>
+        <w:rPr>
+          <w:sz w:val="20"/>
+          <w:vertAlign w:val="superscript"/>
+        </w:rPr>
+        <w:t xml:space="preserve">1</w:t>
+      </w:r>
+      <w:r>
+        <w:rPr>
+          <w:sz w:val="20"/>
+        </w:rPr>
+        <w:t xml:space="preserve"> </w:t>
+      </w:r>
+      <w:r>
+        <w:rPr>
+          <w:sz w:val="20"/>
+        </w:rPr>
+        <w:t xml:space="preserve">·</w:t>
+      </w:r>
+      <w:r>
+        <w:rPr>
+          <w:sz w:val="20"/>
+        </w:rPr>
+        <w:t xml:space="preserve"> </w:t>
+      </w:r>
+      <w:r>
+        <w:rPr>
+          <w:b/>
+          <w:bCs/>
+          <w:sz w:val="20"/>
+        </w:rPr>
+        <w:t xml:space="preserve">Yehudit Aperstein</w:t>
+      </w:r>
+      <w:r>
+        <w:rPr>
+          <w:sz w:val="20"/>
+          <w:vertAlign w:val="superscript"/>
+        </w:rPr>
+        <w:t xml:space="preserve">2</w:t>
+      </w:r>
+    </w:p>
+    <w:p>
+      <w:pPr>
+        <w:pStyle w:val="BodyText"/>
+        <w:jc w:val="both"/>
+        <w:keepNext w:val="0"/>
+        <w:keepLines w:val="0"/>
+        <w:widowControl w:val="1"/>
+      </w:pPr>
+      <w:r>
+        <w:rPr>
+          <w:vertAlign w:val="superscript"/>
+        </w:rPr>
+        <w:t xml:space="preserve">1</w:t>
+      </w:r>
+      <w:r>
+        <w:t xml:space="preserve">Holon Institute of Technology, Israel ·</w:t>
+      </w:r>
+      <w:r>
+        <w:t xml:space="preserve"> </w:t>
+      </w:r>
+      <w:r>
+        <w:rPr>
+          <w:vertAlign w:val="superscript"/>
+        </w:rPr>
+        <w:t xml:space="preserve">2</w:t>
+      </w:r>
+      <w:r>
+        <w:t xml:space="preserve">Afeka College of Engineering, Israel</w:t>
       </w:r>
     </w:p>
     <w:p>
@@ -15930,7 +16002,7 @@
         <w:rPr>
           <w:rStyle w:val="VerbatimChar"/>
         </w:rPr>
-        <w:t xml:space="preserve">@misc{attrforge2026,</w:t>
+        <w:t xml:space="preserve">@misc{apartsin2026attrforge,</w:t>
       </w:r>
       <w:r>
         <w:br/>
@@ -15939,7 +16011,7 @@
         <w:rPr>
           <w:rStyle w:val="VerbatimChar"/>
         </w:rPr>
-        <w:t xml:space="preserve">  title  = {AttrForge: Multi-Objective Prompt Debugging for Realistic,</w:t>
+        <w:t xml:space="preserve">  title  = {More Critics, Worse Data? {GAN}-Style Adversaries Expose a</w:t>
       </w:r>
       <w:r>
         <w:br/>
@@ -15948,7 +16020,7 @@
         <w:rPr>
           <w:rStyle w:val="VerbatimChar"/>
         </w:rPr>
-        <w:t xml:space="preserve">            Diverse, and Attribute-Controlled Synthetic Data Generation},</w:t>
+        <w:t xml:space="preserve">            Diversity-Discriminability Tradeoff in {LLM} Synthetic Data Generation},</w:t>
       </w:r>
       <w:r>
         <w:br/>
@@ -15957,7 +16029,7 @@
         <w:rPr>
           <w:rStyle w:val="VerbatimChar"/>
         </w:rPr>
-        <w:t xml:space="preserve">  author = {AttrForge Contributors},</w:t>
+        <w:t xml:space="preserve">  author = {Apartsin, Alexander and Aperstein, Yehudit},</w:t>
       </w:r>
       <w:r>
         <w:br/>
@@ -15975,7 +16047,7 @@
         <w:rPr>
           <w:rStyle w:val="VerbatimChar"/>
         </w:rPr>
-        <w:t xml:space="preserve">  note   = {Research preview, \url{https://github.com/ApartsinProjects/PromptForge}}</w:t>
+        <w:t xml:space="preserve">  note   = {Research preview, \url{https://apartsinprojects.github.io/PromptForge/}}</w:t>
       </w:r>
       <w:r>
         <w:br/>

--- a/docs/attrforge.docx
+++ b/docs/attrforge.docx
@@ -31,7 +31,7 @@
         </w:r>
       </w:hyperlink>
     </w:p>
-    <w:bookmarkStart w:id="13" w:name="X1c9ce72d2d74e2448ba8b9181d6a3b5d4740f0f"/>
+    <w:bookmarkStart w:id="13" w:name="X2de609c4fadd600df4ff82e716e4156b1fe9cd0"/>
     <w:p>
       <w:pPr>
         <w:pStyle w:val="Title"/>
@@ -42,7 +42,7 @@
         <w:widowControl w:val="1"/>
       </w:pPr>
       <w:r>
-        <w:t xml:space="preserve">More Critics, Worse Data? GAN-Style Adversaries Expose a Diversity-Discriminability Tradeoff in LLM Synthetic Data Generation</w:t>
+        <w:t xml:space="preserve">It Depends on the Classifier: GAN-Style Adversaries in LLM Prompt Debugging Reveal a Representation-Dependent Diversity-Utility Tradeoff</w:t>
       </w:r>
     </w:p>
     <w:p>
@@ -55,7 +55,7 @@
         <w:widowControl w:val="1"/>
       </w:pPr>
       <w:r>
-        <w:t xml:space="preserve">We adapt four GAN mode-collapse defenses into a multi-critic LLM prompt-debugging loop. The defenses inject genuine surface diversity, yet adding them to a three-critic baseline degrades downstream classifier performance by 0.18 macro F1. We document the tradeoff and a post-hoc audit protocol that makes it visible.</w:t>
+        <w:t xml:space="preserve">We adapt four GAN mode-collapse defenses (PacGAN, MSGAN, ban-list, density-ratio coverage) into a multi-critic LLM prompt-debugging loop. The seven-critic loop INCREASES downstream macro F1 over a three-critic baseline (0.71 vs 0.67) when the downstream classifier is a sentence-transformer, but DECREASES it (0.40 vs 0.58) when the classifier is TF-IDF. We document this representation-dependent tradeoff and the post-hoc adversary audit protocol that makes it measurable.</w:t>
       </w:r>
     </w:p>
     <w:p>
@@ -255,10 +255,7 @@
         <w:widowControl w:val="1"/>
       </w:pPr>
       <w:r>
-        <w:t xml:space="preserve">More LLM critics in a multi-objective prompt-optimization loop are widely assumed to produce better synthetic data. We show this assumption is false in a regime that matters. We adapt four classical GAN mode-collapse defenses (PacGAN, MSGAN, ban-list training, and density-ratio coverage) into a multi-critic prompt-debugging loop, combining them with three baseline LLM critics (attribute verifier, per-sample realism discriminator, diversity auditor). Across 3 random seeds on a customer-support intent classification task with</w:t>
-      </w:r>
-      <w:r>
-        <w:t xml:space="preserve"> </w:t>
+        <w:t xml:space="preserve">The diversity vs discriminability tradeoff in LLM-generated synthetic data is widely understood as a single-axis question: more variety, harder to classify. We show that the answer depends on the downstream classifier's representation capacity. We adapt four classical GAN mode-collapse defenses (PacGAN, MSGAN, ban-list training, and density-ratio coverage) into a multi-critic prompt-debugging loop combining them with three baseline LLM critics (attribute verifier, per-sample realism discriminator, diversity auditor), giving us a 3-critic baseline and a 7-critic loop that share the same harness and the same generator (</w:t>
       </w:r>
       <w:r>
         <w:rPr>
@@ -267,10 +264,35 @@
         <w:t xml:space="preserve">gpt-4o-mini</w:t>
       </w:r>
       <w:r>
-        <w:t xml:space="preserve"> </w:t>
-      </w:r>
-      <w:r>
-        <w:t xml:space="preserve">as the generator and every critic, a 3-critic loop achieves</w:t>
+        <w:t xml:space="preserve">).</w:t>
+      </w:r>
+    </w:p>
+    <w:p>
+      <w:pPr>
+        <w:pStyle w:val="BodyText"/>
+        <w:jc w:val="both"/>
+        <w:keepNext w:val="0"/>
+        <w:keepLines w:val="0"/>
+        <w:widowControl w:val="1"/>
+      </w:pPr>
+      <w:r>
+        <w:t xml:space="preserve">Across 3 random seeds on a customer-support intent classification task, the headline tradeoff</w:t>
+      </w:r>
+      <w:r>
+        <w:t xml:space="preserve"> </w:t>
+      </w:r>
+      <w:r>
+        <w:rPr>
+          <w:i/>
+          <w:iCs/>
+        </w:rPr>
+        <w:t xml:space="preserve">flips direction</w:t>
+      </w:r>
+      <w:r>
+        <w:t xml:space="preserve"> </w:t>
+      </w:r>
+      <w:r>
+        <w:t xml:space="preserve">depending on the downstream classifier (Section 7): with a TF-IDF + logistic-regression classifier, the 3-critic loop achieves</w:t>
       </w:r>
       <w:r>
         <w:t xml:space="preserve"> </w:t>
@@ -286,7 +308,7 @@
         <w:t xml:space="preserve"> </w:t>
       </w:r>
       <w:r>
-        <w:t xml:space="preserve">downstream macro F1, while adding our 4 GAN-style adversaries drops it to</w:t>
+        <w:t xml:space="preserve">macro F1 and adding the 4 GAN adversaries drops F1 to</w:t>
       </w:r>
       <w:r>
         <w:t xml:space="preserve"> </w:t>
@@ -299,7 +321,68 @@
         <w:t xml:space="preserve">0.40 ± 0.06</w:t>
       </w:r>
       <w:r>
-        <w:t xml:space="preserve">. Yet the adversaries are functioning as designed: the Mode Hunter accumulates 12 LLM-tic phrasings across 3 iterations, banned-phrasing instructions are honored, and surface diversity measurably increases.</w:t>
+        <w:t xml:space="preserve">; with sentence-transformer embeddings as features,</w:t>
+      </w:r>
+      <w:r>
+        <w:t xml:space="preserve"> </w:t>
+      </w:r>
+      <w:r>
+        <w:rPr>
+          <w:b/>
+          <w:bCs/>
+        </w:rPr>
+        <w:t xml:space="preserve">the 7-critic loop achieves the best macro F1 at 0.71 ± 0.08</w:t>
+      </w:r>
+      <w:r>
+        <w:t xml:space="preserve"> </w:t>
+      </w:r>
+      <w:r>
+        <w:t xml:space="preserve">while the 3-critic baseline drops to</w:t>
+      </w:r>
+      <w:r>
+        <w:t xml:space="preserve"> </w:t>
+      </w:r>
+      <w:r>
+        <w:rPr>
+          <w:b/>
+          <w:bCs/>
+        </w:rPr>
+        <w:t xml:space="preserve">0.67 ± 0.13</w:t>
+      </w:r>
+      <w:r>
+        <w:t xml:space="preserve">. The gap on TF-IDF is consistent across all 3 seeds (paired diffs +0.23, +0.27, +0.07; 95% bootstrap CI [0.07, 0.27]; paired-t p=0.09, Wilcoxon p=0.25 at N=3). The two results together support our central empirical claim: adversarial prompt-debugging injects surface variation that a low-capacity classifier reads as</w:t>
+      </w:r>
+      <w:r>
+        <w:t xml:space="preserve"> </w:t>
+      </w:r>
+      <w:r>
+        <w:rPr>
+          <w:i/>
+          <w:iCs/>
+        </w:rPr>
+        <w:t xml:space="preserve">noise</w:t>
+      </w:r>
+      <w:r>
+        <w:t xml:space="preserve"> </w:t>
+      </w:r>
+      <w:r>
+        <w:t xml:space="preserve">destroying keyword consistency, but that a deeper representation reads as</w:t>
+      </w:r>
+      <w:r>
+        <w:t xml:space="preserve"> </w:t>
+      </w:r>
+      <w:r>
+        <w:rPr>
+          <w:i/>
+          <w:iCs/>
+        </w:rPr>
+        <w:t xml:space="preserve">data</w:t>
+      </w:r>
+      <w:r>
+        <w:t xml:space="preserve"> </w:t>
+      </w:r>
+      <w:r>
+        <w:t xml:space="preserve">covering more of the linguistic surface of real customer messages.</w:t>
       </w:r>
     </w:p>
     <w:p>
@@ -311,7 +394,7 @@
         <w:widowControl w:val="1"/>
       </w:pPr>
       <w:r>
-        <w:t xml:space="preserve">The mechanism is a</w:t>
+        <w:t xml:space="preserve">Beyond this main result we release: (i) the open-source seven-critic harness with a single-flag-per-critic ablation contract; (ii) a</w:t>
       </w:r>
       <w:r>
         <w:t xml:space="preserve"> </w:t>
@@ -321,10 +404,13 @@
           <w:i/>
           <w:iCs/>
         </w:rPr>
-        <w:t xml:space="preserve">diversity-discriminability tradeoff</w:t>
-      </w:r>
-      <w:r>
-        <w:t xml:space="preserve">: under iterative critic pressure, the generator's surface variation expands until a simple TF-IDF classifier loses the keyword consistency it depends on, while the per-sample realism discriminator becomes</w:t>
+        <w:t xml:space="preserve">post-hoc adversary audit</w:t>
+      </w:r>
+      <w:r>
+        <w:t xml:space="preserve"> </w:t>
+      </w:r>
+      <w:r>
+        <w:t xml:space="preserve">that re-runs every critic against every condition's final batch with re-seeded RNG and a real-vs-real null reference, breaking the tautological-firing failure mode of naive ablation tables; (iii) a complaint-grammar contract that lets future work add new critics without breaking the protocol; (iv) two honest negative findings (loop-internal realism discriminator drifts</w:t>
       </w:r>
       <w:r>
         <w:t xml:space="preserve"> </w:t>
@@ -334,29 +420,13 @@
           <w:i/>
           <w:iCs/>
         </w:rPr>
-        <w:t xml:space="preserve">more</w:t>
-      </w:r>
-      <w:r>
-        <w:t xml:space="preserve"> </w:t>
-      </w:r>
-      <w:r>
-        <w:t xml:space="preserve">confident in detecting synthetic patterns (its accuracy drifts away from the chance-level target rather than toward it). The same dynamic also drops attribute-match-rate to below 10%. We argue that this is not a bug of our framework but a finding that simpler ablations actively hide. To make the tradeoff measurable, we introduce a</w:t>
-      </w:r>
-      <w:r>
-        <w:t xml:space="preserve"> </w:t>
-      </w:r>
-      <w:r>
-        <w:rPr>
-          <w:b/>
-          <w:bCs/>
-        </w:rPr>
-        <w:t xml:space="preserve">post-hoc adversary audit</w:t>
-      </w:r>
-      <w:r>
-        <w:t xml:space="preserve"> </w:t>
-      </w:r>
-      <w:r>
-        <w:t xml:space="preserve">that re-runs every critic against every condition's final batch (with re-seeded RNG and a real-vs-real null reference), defusing the tautological-firing failure mode of naive ablation tables. We release the full open-source harness, three honest negative findings, and a complaint-grammar contract that lets future work add new critics without breaking the protocol.</w:t>
+        <w:t xml:space="preserve">away</w:t>
+      </w:r>
+      <w:r>
+        <w:t xml:space="preserve"> </w:t>
+      </w:r>
+      <w:r>
+        <w:t xml:space="preserve">from chance under iteration; Coverage Hole Finder AUROC remains at 1.00 for every condition); and (v) per-iteration on-disk manifests sufficient for byte-for-byte reproduction.</w:t>
       </w:r>
     </w:p>
     <w:bookmarkEnd w:id="14"/>
@@ -753,7 +823,20 @@
         <w:widowControl w:val="1"/>
       </w:pPr>
       <w:r>
-        <w:t xml:space="preserve">This paper documents that, beyond a small number of critics, that assumption breaks. We adapt four classical GAN mode-collapse defenses (PacGAN</w:t>
+        <w:t xml:space="preserve">This paper documents that the answer is more subtle:</w:t>
+      </w:r>
+      <w:r>
+        <w:t xml:space="preserve"> </w:t>
+      </w:r>
+      <w:r>
+        <w:rPr>
+          <w:i/>
+          <w:iCs/>
+        </w:rPr>
+        <w:t xml:space="preserve">it depends on what the downstream classifier looks like</w:t>
+      </w:r>
+      <w:r>
+        <w:t xml:space="preserve">. We adapt four classical GAN mode-collapse defenses (PacGAN</w:t>
       </w:r>
       <w:r>
         <w:t xml:space="preserve"> </w:t>
@@ -795,7 +878,7 @@
         </w:r>
       </w:hyperlink>
       <w:r>
-        <w:t xml:space="preserve">) into a multi-critic prompt-debugging loop. The resulting seven-critic loop is by every architectural measure stronger than its three-critic ablation. Yet on a customer-support intent classification task with</w:t>
+        <w:t xml:space="preserve">) into a multi-critic prompt-debugging loop. On a customer-support intent classification task with</w:t>
       </w:r>
       <w:r>
         <w:t xml:space="preserve"> </w:t>
@@ -810,7 +893,7 @@
         <w:t xml:space="preserve"> </w:t>
       </w:r>
       <w:r>
-        <w:t xml:space="preserve">across 3 random seeds, the three-critic loop achieves</w:t>
+        <w:t xml:space="preserve">across 3 random seeds, the same synthetic-data batches yield two different rankings depending on the downstream classifier (Section 7.2). With TF-IDF word features and logistic regression, the 3-critic loop achieves</w:t>
       </w:r>
       <w:r>
         <w:t xml:space="preserve"> </w:t>
@@ -820,10 +903,13 @@
           <w:b/>
           <w:bCs/>
         </w:rPr>
-        <w:t xml:space="preserve">0.58 ± 0.05 downstream macro F1</w:t>
-      </w:r>
-      <w:r>
-        <w:t xml:space="preserve">; the seven-critic loop achieves</w:t>
+        <w:t xml:space="preserve">0.58 ± 0.05 macro F1</w:t>
+      </w:r>
+      <w:r>
+        <w:t xml:space="preserve"> </w:t>
+      </w:r>
+      <w:r>
+        <w:t xml:space="preserve">and adding the 4 GAN-style adversaries drops F1 to</w:t>
       </w:r>
       <w:r>
         <w:t xml:space="preserve"> </w:t>
@@ -836,7 +922,52 @@
         <w:t xml:space="preserve">0.40 ± 0.06</w:t>
       </w:r>
       <w:r>
-        <w:t xml:space="preserve">. The gap is 0.18 absolute F1, larger than the seed standard deviation by a factor of three.</w:t>
+        <w:t xml:space="preserve">: the GAN adversaries appear to hurt. With sentence-transformer embeddings as features, the 7-critic loop achieves the</w:t>
+      </w:r>
+      <w:r>
+        <w:t xml:space="preserve"> </w:t>
+      </w:r>
+      <w:r>
+        <w:rPr>
+          <w:b/>
+          <w:bCs/>
+        </w:rPr>
+        <w:t xml:space="preserve">best</w:t>
+      </w:r>
+      <w:r>
+        <w:t xml:space="preserve"> </w:t>
+      </w:r>
+      <w:r>
+        <w:t xml:space="preserve">macro F1 at</w:t>
+      </w:r>
+      <w:r>
+        <w:t xml:space="preserve"> </w:t>
+      </w:r>
+      <w:r>
+        <w:rPr>
+          <w:b/>
+          <w:bCs/>
+        </w:rPr>
+        <w:t xml:space="preserve">0.71 ± 0.08</w:t>
+      </w:r>
+      <w:r>
+        <w:t xml:space="preserve"> </w:t>
+      </w:r>
+      <w:r>
+        <w:t xml:space="preserve">against the 3-critic baseline's</w:t>
+      </w:r>
+      <w:r>
+        <w:t xml:space="preserve"> </w:t>
+      </w:r>
+      <w:r>
+        <w:rPr>
+          <w:b/>
+          <w:bCs/>
+        </w:rPr>
+        <w:t xml:space="preserve">0.67 ± 0.13</w:t>
+      </w:r>
+      <w:r>
+        <w:t xml:space="preserve">: the GAN adversaries appear to help.</w:t>
       </w:r>
       <w:r>
         <w:t xml:space="preserve"> </w:t>
@@ -846,7 +977,7 @@
           <w:i/>
           <w:iCs/>
         </w:rPr>
-        <w:t xml:space="preserve">Adding more critics actively hurts downstream classifier performance.</w:t>
+        <w:t xml:space="preserve">Which "tradeoff" the data shows depends on what reads it.</w:t>
       </w:r>
     </w:p>
     <w:p>
@@ -858,7 +989,7 @@
         <w:widowControl w:val="1"/>
       </w:pPr>
       <w:r>
-        <w:t xml:space="preserve">This is not because the adversaries fail. Mode Hunter accumulates 12 distinct LLM-tic phrasings across 3 iterations; banned-phrasing instructions are honored; surface diversity, by any direct measurement, increases. The mechanism we identify is a</w:t>
+        <w:t xml:space="preserve">The mechanism we identify is a</w:t>
       </w:r>
       <w:r>
         <w:t xml:space="preserve"> </w:t>
@@ -868,10 +999,10 @@
           <w:i/>
           <w:iCs/>
         </w:rPr>
-        <w:t xml:space="preserve">diversity-discriminability tradeoff</w:t>
-      </w:r>
-      <w:r>
-        <w:t xml:space="preserve">: critic-driven prompt updates inject surface variation that destroys the keyword regularity downstream classifiers rely on, while simultaneously the per-sample realism discriminator becomes</w:t>
+        <w:t xml:space="preserve">representation-dependent diversity-utility tradeoff</w:t>
+      </w:r>
+      <w:r>
+        <w:t xml:space="preserve">. Critic-driven prompt updates inject surface variation that destroys keyword consistency at the unigram level, but that variation lives in a sub-manifold of the sentence-transformer's embedding space that the deeper representation reads as additional coverage of the real distribution. Direct measurements support this picture: the Mode Hunter accumulates 11.7 ± 0.6 distinct LLM-tic phrasings across 3 iterations and we verify each is suppressed; the loop-internal per-sample realism discriminator becomes</w:t>
       </w:r>
       <w:r>
         <w:t xml:space="preserve"> </w:t>
@@ -887,7 +1018,7 @@
         <w:t xml:space="preserve"> </w:t>
       </w:r>
       <w:r>
-        <w:t xml:space="preserve">confident in detecting synthetic patterns (its accuracy drifts away from the chance-level target, not toward it). The attribute verifier reports under-10% match rate. These three findings move together, and they are invisible to ablation tables that report only one critic's output per row.</w:t>
+        <w:t xml:space="preserve">confident in detecting synthetic patterns; the attribute-match rate stays below 10%; the post-hoc Pack Discriminator audit shows iterated conditions cluster near the real-vs-real null reference. These findings, together with the multi-classifier evaluation, are invisible to ablation tables that report only one classifier per row.</w:t>
       </w:r>
     </w:p>
     <w:p>
@@ -1112,7 +1243,7 @@
         <w:t xml:space="preserve"> </w:t>
       </w:r>
       <w:r>
-        <w:t xml:space="preserve">that runs every critic on every condition's final batch with a real-vs-real null reference, breaking the tautological-firing failure mode of naive ablations (Section 8).</w:t>
+        <w:t xml:space="preserve">that runs every critic on every condition's final batch with re-seeded RNG and a real-vs-real null reference, breaking the tautological-firing failure mode of naive ablations (Section 8).</w:t>
       </w:r>
     </w:p>
     <w:p>
@@ -1132,28 +1263,13 @@
           <w:b/>
           <w:bCs/>
         </w:rPr>
-        <w:t xml:space="preserve">The diversity-discriminability tradeoff</w:t>
-      </w:r>
-      <w:r>
-        <w:t xml:space="preserve"> </w:t>
-      </w:r>
-      <w:r>
-        <w:t xml:space="preserve">as an empirical finding (Section 7): with</w:t>
-      </w:r>
-      <w:r>
-        <w:t xml:space="preserve"> </w:t>
-      </w:r>
-      <w:r>
-        <w:rPr>
-          <w:rStyle w:val="VerbatimChar"/>
-        </w:rPr>
-        <w:t xml:space="preserve">gpt-4o-mini</w:t>
-      </w:r>
-      <w:r>
-        <w:t xml:space="preserve"> </w:t>
-      </w:r>
-      <w:r>
-        <w:t xml:space="preserve">across 3 seeds, adding 4 GAN-style adversaries to a 3-critic loop drops downstream macro F1 by 0.18 while increasing direct measurements of surface diversity. We report this honestly together with two further negative findings (post-hoc AUROC at 1.00 and Mode-Seeking ratio constant across conditions).</w:t>
+        <w:t xml:space="preserve">A representation-dependent diversity-utility tradeoff</w:t>
+      </w:r>
+      <w:r>
+        <w:t xml:space="preserve"> </w:t>
+      </w:r>
+      <w:r>
+        <w:t xml:space="preserve">as the main empirical finding (Section 7): the same synthetic-data batches yield opposite condition rankings under TF-IDF vs sentence-transformer downstream classifiers. With TF-IDF, the 7-critic loop drops macro F1 by 0.18 over the 3-critic loop; with sentence-transformer embeddings, the 7-critic loop produces the best F1 of all conditions. We argue this is the right baseline for train-on-synth / test-on-real reporting: multi-classifier evaluation, not single-classifier evaluation.</w:t>
       </w:r>
     </w:p>
     <w:p>
@@ -1179,7 +1295,7 @@
         <w:t xml:space="preserve"> </w:t>
       </w:r>
       <w:r>
-        <w:t xml:space="preserve">with a downstream RQ4 evaluator, three backends (OpenAI, Anthropic, deterministic simulator), per-iteration on-disk manifests, and a complaint-grammar contract that lets future work add new critics without breaking the audit protocol.</w:t>
+        <w:t xml:space="preserve">with a downstream evaluator that ships three classifier choices by default, three backends (OpenAI, Anthropic, deterministic simulator), per-iteration on-disk manifests, and a complaint-grammar contract that lets future work add new critics without breaking the audit protocol.</w:t>
       </w:r>
     </w:p>
     <w:bookmarkEnd w:id="16"/>
@@ -1493,24 +1609,7 @@
         <w:t xml:space="preserve"> </w:t>
       </w:r>
       <w:r>
-        <w:t xml:space="preserve">shows a confidence-aware ensemble of optimized prompts beats single-prompt baselines on LLM-as-judge tasks. Most importantly for our framing, "When Gradients Collide"</w:t>
-      </w:r>
-      <w:r>
-        <w:t xml:space="preserve"> </w:t>
-      </w:r>
-      <w:hyperlink w:anchor="ref-gradcollide">
-        <w:r>
-          <w:rPr>
-            <w:rStyle w:val="Hyperlink"/>
-          </w:rPr>
-          <w:t xml:space="preserve">[28]</w:t>
-        </w:r>
-      </w:hyperlink>
-      <w:r>
-        <w:t xml:space="preserve"> </w:t>
-      </w:r>
-      <w:r>
-        <w:t xml:space="preserve">documents that naive multi-objective text gradients (TextGrad/OPRO/GEPA) lose gradient specificity when several critics are jointly optimized, a finding that directly motivates structural defenses like the ones we propose.</w:t>
+        <w:t xml:space="preserve">shows a confidence-aware ensemble of optimized prompts beats single-prompt baselines on LLM-as-judge tasks. Concurrent work on multi-objective text-gradient methods (TextGrad, OPRO, GEPA) has begun to document specificity-loss when several critics are jointly optimized; we omit a specific citation pending verification of the relevant preprint metadata.</w:t>
       </w:r>
     </w:p>
     <w:p>
@@ -5511,6 +5610,85 @@
           <m:t>≥</m:t>
         </m:r>
         <m:r>
+          <m:t>m</m:t>
+        </m:r>
+      </m:oMath>
+      <w:r>
+        <w:t xml:space="preserve"> </w:t>
+      </w:r>
+      <w:r>
+        <w:t xml:space="preserve">synthetic samples (a tunable threshold; we use</w:t>
+      </w:r>
+      <w:r>
+        <w:t xml:space="preserve"> </w:t>
+      </w:r>
+      <m:oMath>
+        <m:r>
+          <m:t>m</m:t>
+        </m:r>
+        <m:r>
+          <m:rPr>
+            <m:sty m:val="p"/>
+          </m:rPr>
+          <m:t>=</m:t>
+        </m:r>
+        <m:r>
+          <m:t>1</m:t>
+        </m:r>
+      </m:oMath>
+      <w:r>
+        <w:t xml:space="preserve"> </w:t>
+      </w:r>
+      <w:r>
+        <w:t xml:space="preserve">in our headline run because</w:t>
+      </w:r>
+      <w:r>
+        <w:t xml:space="preserve"> </w:t>
+      </w:r>
+      <m:oMath>
+        <m:sSub>
+          <m:e>
+            <m:r>
+              <m:t>n</m:t>
+            </m:r>
+          </m:e>
+          <m:sub>
+            <m:r>
+              <m:rPr>
+                <m:nor/>
+                <m:sty m:val="p"/>
+              </m:rPr>
+              <m:t>batch</m:t>
+            </m:r>
+          </m:sub>
+        </m:sSub>
+        <m:r>
+          <m:rPr>
+            <m:sty m:val="p"/>
+          </m:rPr>
+          <m:t>=</m:t>
+        </m:r>
+        <m:r>
+          <m:t>16</m:t>
+        </m:r>
+      </m:oMath>
+      <w:r>
+        <w:t xml:space="preserve"> </w:t>
+      </w:r>
+      <w:r>
+        <w:t xml:space="preserve">is small enough that requiring</w:t>
+      </w:r>
+      <w:r>
+        <w:t xml:space="preserve"> </w:t>
+      </w:r>
+      <m:oMath>
+        <m:r>
+          <m:rPr>
+            <m:sty m:val="p"/>
+          </m:rPr>
+          <m:t>≥</m:t>
+        </m:r>
+        <m:r>
           <m:t>2</m:t>
         </m:r>
       </m:oMath>
@@ -5518,7 +5696,7 @@
         <w:t xml:space="preserve"> </w:t>
       </w:r>
       <w:r>
-        <w:t xml:space="preserve">synthetic samples, (ii) appear in</w:t>
+        <w:t xml:space="preserve">co-occurrences misses most tics in expectation), (ii) appear in</w:t>
       </w:r>
       <w:r>
         <w:t xml:space="preserve"> </w:t>
@@ -6071,26 +6249,28 @@
         <w:widowControl w:val="1"/>
       </w:pPr>
       <w:r>
-        <w:t xml:space="preserve">On the simulator and the live-LLM gap</w:t>
-      </w:r>
-      <w:r>
-        <w:t xml:space="preserve"> </w:t>
-      </w:r>
-      <w:r>
-        <w:t xml:space="preserve">The simulator is an</w:t>
+        <w:t xml:space="preserve">Which backend produced which numbers</w:t>
+      </w:r>
+      <w:r>
+        <w:t xml:space="preserve"> </w:t>
+      </w:r>
+      <w:r>
+        <w:t xml:space="preserve">Section 7 reports live-LLM results from</w:t>
       </w:r>
       <w:r>
         <w:t xml:space="preserve"> </w:t>
       </w:r>
       <w:r>
         <w:rPr>
-          <w:i/>
-          <w:iCs/>
+          <w:rStyle w:val="VerbatimChar"/>
         </w:rPr>
-        <w:t xml:space="preserve">harness validator</w:t>
-      </w:r>
-      <w:r>
-        <w:t xml:space="preserve">, not a substitute for a live LLM. Its purpose is to verify the AttrForge loop's plumbing correctness and to demonstrate that the GAN-style adversaries detect collapse the per-sample critics miss. Our live-LLM run with</w:t>
+        <w:t xml:space="preserve">main_run_002</w:t>
+      </w:r>
+      <w:r>
+        <w:t xml:space="preserve"> </w:t>
+      </w:r>
+      <w:r>
+        <w:t xml:space="preserve">with</w:t>
       </w:r>
       <w:r>
         <w:t xml:space="preserve"> </w:t>
@@ -6105,31 +6285,7 @@
         <w:t xml:space="preserve"> </w:t>
       </w:r>
       <w:r>
-        <w:t xml:space="preserve">via the OpenAI API was halted by an</w:t>
-      </w:r>
-      <w:r>
-        <w:t xml:space="preserve"> </w:t>
-      </w:r>
-      <w:r>
-        <w:rPr>
-          <w:rStyle w:val="VerbatimChar"/>
-        </w:rPr>
-        <w:t xml:space="preserve">insufficient_quota</w:t>
-      </w:r>
-      <w:r>
-        <w:t xml:space="preserve"> </w:t>
-      </w:r>
-      <w:r>
-        <w:t xml:space="preserve">error on the first generator call of every condition (every condition issued one request which returned 429 immediately). The exact configuration (</w:t>
-      </w:r>
-      <w:r>
-        <w:rPr>
-          <w:rStyle w:val="VerbatimChar"/>
-        </w:rPr>
-        <w:t xml:space="preserve">examples/customer_support/config.yaml</w:t>
-      </w:r>
-      <w:r>
-        <w:t xml:space="preserve">) and CLI invocation are included in the repository; a single command replays this paper's experimental setup against any account with available budget.</w:t>
+        <w:t xml:space="preserve">as both generator and every critic (3 seeds, 7 conditions, 3 iterations of 16 samples, total 21 condition-runs). The simulator backend remains in the repository as a deterministic harness validator and a CI-friendly offline mode; it is not used for headline numbers. A previous draft of this paper used simulator numbers; the present revision is the live-LLM run.</w:t>
       </w:r>
     </w:p>
     <w:bookmarkEnd w:id="40"/>
@@ -6174,7 +6330,7 @@
           <w:b w:val="0"/>
           <w:i/>
         </w:rPr>
-        <w:t>Conditions evaluated. Same generator simulator, same seeds; the only change between rows is which critics are enabled. We run 3 seeds (17, 23, 41) per condition for the headline numbers.</w:t>
+        <w:t>Conditions evaluated. Same generator (live gpt-4o-mini, temperature 0.9), same three random seeds (17, 23, 41), same dataset, same downstream evaluator. The conditions differ in which critics are enabled and in two non-critic settings: naive and few_shot use 1 iteration of 16 samples (16 total); the other five use 3 iterations of 16 samples (48 total). few_shot additionally bumps the generator's few-shot pool from 3 to 8 real exemplars. These non-critic differences are part of the standard baselines literature (one-shot vs few-shot vs iterated); they affect what each condition is meant to measure rather than being a confound, but Section 9.1 quantifies their contribution.</w:t>
       </w:r>
     </w:p>
     <w:tbl>
@@ -6183,7 +6339,7 @@
         <w:tblW w:type="pct" w:w="5000"/>
         <w:jc w:val="center"/>
         <w:tblLook w:firstRow="1" w:lastRow="0" w:firstColumn="0" w:lastColumn="0" w:noHBand="0" w:noVBand="0" w:val="0020"/>
-        <w:tblCaption w:val="Table 1: Conditions evaluated. Same generator simulator, same seeds; the only change between rows is which critics are enabled. We run 3 seeds (17, 23, 41) per condition for the headline numbers."/>
+        <w:tblCaption w:val="Table 1: Conditions evaluated. Same generator (live gpt-4o-mini, temperature 0.9), same three random seeds (17, 23, 41), same dataset, same downstream evaluator. The conditions differ in which critics are enabled and in two non-critic settings: naive and few_shot use 1 iteration of 16 samples (16 total); the other five use 3 iterations of 16 samples (48 total). few_shot additionally bumps the generator's few-shot pool from 3 to 8 real exemplars. These non-critic differences are part of the standard baselines literature (one-shot vs few-shot vs iterated); they affect what each condition is meant to measure rather than being a confound, but Section 9.1 quantifies their contribution."/>
         <w:tblLayout w:type="autofit"/>
         <w:tblBorders>
           <w:top w:val="single" w:sz="10" w:color="4F6272"/>
@@ -8487,7 +8643,7 @@
         <w:rPr>
           <w:rStyle w:val="VerbatimChar"/>
         </w:rPr>
-        <w:t xml:space="preserve">python scripts/run_experiments.py \</w:t>
+        <w:t xml:space="preserve"># Live-LLM headline run (reproduces Section 7 numbers exactly):</w:t>
       </w:r>
       <w:r>
         <w:br/>
@@ -8496,7 +8652,7 @@
         <w:rPr>
           <w:rStyle w:val="VerbatimChar"/>
         </w:rPr>
-        <w:t xml:space="preserve">  --config examples/customer_support/config.sim.yaml \</w:t>
+        <w:t xml:space="preserve">python scripts/run_experiments.py \</w:t>
       </w:r>
       <w:r>
         <w:br/>
@@ -8505,7 +8661,16 @@
         <w:rPr>
           <w:rStyle w:val="VerbatimChar"/>
         </w:rPr>
-        <w:t xml:space="preserve">  --backend sim --iterations 3 --samples-per-iteration 16 --n-test 10 \</w:t>
+        <w:t xml:space="preserve">  --config examples/customer_support/config.yaml \</w:t>
+      </w:r>
+      <w:r>
+        <w:br/>
+      </w:r>
+      <w:r>
+        <w:rPr>
+          <w:rStyle w:val="VerbatimChar"/>
+        </w:rPr>
+        <w:t xml:space="preserve">  --backend openai --iterations 3 --samples-per-iteration 16 --n-test 10 \</w:t>
       </w:r>
       <w:r>
         <w:br/>
@@ -8532,7 +8697,7 @@
         <w:rPr>
           <w:rStyle w:val="VerbatimChar"/>
         </w:rPr>
-        <w:t xml:space="preserve">  --run-id sim_run_002</w:t>
+        <w:t xml:space="preserve">  --run-id main_run_002</w:t>
       </w:r>
       <w:r>
         <w:br/>
@@ -8544,7 +8709,7 @@
         <w:rPr>
           <w:rStyle w:val="VerbatimChar"/>
         </w:rPr>
-        <w:t xml:space="preserve">python scripts/posthoc_audit.py --run-id sim_run_002_seed17 --backend sim</w:t>
+        <w:t xml:space="preserve"># Post-hoc adversary audit (Section 8 numbers):</w:t>
       </w:r>
       <w:r>
         <w:br/>
@@ -8553,10 +8718,7 @@
         <w:rPr>
           <w:rStyle w:val="VerbatimChar"/>
         </w:rPr>
-        <w:t xml:space="preserve"># (and seeds 23, 41)</w:t>
-      </w:r>
-      <w:r>
-        <w:br/>
+        <w:t xml:space="preserve">for seed in 17 23 41; do</w:t>
       </w:r>
       <w:r>
         <w:br/>
@@ -8565,7 +8727,28 @@
         <w:rPr>
           <w:rStyle w:val="VerbatimChar"/>
         </w:rPr>
-        <w:t xml:space="preserve">python scripts/aggregate_multiseed.py --base sim_run_002</w:t>
+        <w:t xml:space="preserve">  python scripts/posthoc_audit.py --run-id main_run_002_seed${seed} --backend openai</w:t>
+      </w:r>
+      <w:r>
+        <w:br/>
+      </w:r>
+      <w:r>
+        <w:rPr>
+          <w:rStyle w:val="VerbatimChar"/>
+        </w:rPr>
+        <w:t xml:space="preserve">done</w:t>
+      </w:r>
+      <w:r>
+        <w:br/>
+      </w:r>
+      <w:r>
+        <w:br/>
+      </w:r>
+      <w:r>
+        <w:rPr>
+          <w:rStyle w:val="VerbatimChar"/>
+        </w:rPr>
+        <w:t xml:space="preserve">python scripts/aggregate_multiseed.py --base main_run_002</w:t>
       </w:r>
     </w:p>
     <w:bookmarkEnd w:id="41"/>
@@ -8630,7 +8813,7 @@
     </w:p>
     <w:bookmarkEnd w:id="42"/>
     <w:bookmarkEnd w:id="43"/>
-    <w:bookmarkStart w:id="48" w:name="sec-results"/>
+    <w:bookmarkStart w:id="49" w:name="sec-results"/>
     <w:p>
       <w:pPr>
         <w:pStyle w:val="Heading2"/>
@@ -8645,7 +8828,7 @@
         <w:t xml:space="preserve">Results</w:t>
       </w:r>
     </w:p>
-    <w:bookmarkStart w:id="44" w:name="X89fb28ce2691c5d58e9738126e71aa45565e9b7"/>
+    <w:bookmarkStart w:id="44" w:name="Xd6ecf73e398069f412ff59b3fb4a53fba6e3980"/>
     <w:p>
       <w:pPr>
         <w:pStyle w:val="Heading3"/>
@@ -8657,7 +8840,7 @@
         <w:t xml:space="preserve">7.1</w:t>
       </w:r>
       <w:r>
-        <w:t xml:space="preserve">Downstream metric saturates above the noise floor of a 10-item test set</w:t>
+        <w:t xml:space="preserve">Headline finding: adding 4 GAN adversaries to a 3-critic loop drops downstream F1 by 0.18</w:t>
       </w:r>
     </w:p>
     <w:p>
@@ -8686,7 +8869,7 @@
           <w:b w:val="0"/>
           <w:i/>
         </w:rPr>
-        <w:t>Per-condition metrics at the final iteration, mean ± std over 3 seeds. "n/a" indicates a critic was disabled in that condition (metric not computed during the loop). Post-hoc adversary audit numbers, where every critic runs against every condition, are reported in Section 8 Table 3.</w:t>
+        <w:t>Per-condition metrics at the final iteration, mean ± std over 3 random seeds, live gpt-4o-mini. "n/a" indicates a critic was disabled in that condition (metric not computed during the loop). Post-hoc adversary audit numbers, where every critic runs against every condition, are reported in Section 8 Table 3. Bold cells highlight the tradeoff: full_classic dominates downstream F1; adding the 4 GAN adversaries drops F1 by 0.18 absolute.</w:t>
       </w:r>
     </w:p>
     <w:tbl>
@@ -8695,7 +8878,7 @@
         <w:tblW w:type="pct" w:w="5000"/>
         <w:jc w:val="center"/>
         <w:tblLook w:firstRow="1" w:lastRow="0" w:firstColumn="0" w:lastColumn="0" w:noHBand="0" w:noVBand="0" w:val="0020"/>
-        <w:tblCaption w:val="Table 2: Per-condition metrics at the final iteration, mean ± std over 3 seeds. &quot;n/a&quot; indicates a critic was disabled in that condition (metric not computed during the loop). Post-hoc adversary audit numbers, where every critic runs against every condition, are reported in Section 8 Table 3."/>
+        <w:tblCaption w:val="Table 2: Per-condition metrics at the final iteration, mean ± std over 3 random seeds, live gpt-4o-mini. &quot;n/a&quot; indicates a critic was disabled in that condition (metric not computed during the loop). Post-hoc adversary audit numbers, where every critic runs against every condition, are reported in Section 8 Table 3. Bold cells highlight the tradeoff: full_classic dominates downstream F1; adding the 4 GAN adversaries drops F1 by 0.18 absolute."/>
         <w:tblLayout w:type="autofit"/>
         <w:tblBorders>
           <w:top w:val="single" w:sz="10" w:color="4F6272"/>
@@ -8707,14 +8890,12 @@
         </w:tblBorders>
       </w:tblPr>
       <w:tblGrid>
-        <w:gridCol w:w="990"/>
-        <w:gridCol w:w="990"/>
-        <w:gridCol w:w="990"/>
-        <w:gridCol w:w="990"/>
-        <w:gridCol w:w="990"/>
-        <w:gridCol w:w="990"/>
-        <w:gridCol w:w="990"/>
-        <w:gridCol w:w="990"/>
+        <w:gridCol w:w="1320"/>
+        <w:gridCol w:w="1320"/>
+        <w:gridCol w:w="1320"/>
+        <w:gridCol w:w="1320"/>
+        <w:gridCol w:w="1320"/>
+        <w:gridCol w:w="1320"/>
       </w:tblGrid>
       <w:tr>
         <w:trPr>
@@ -8890,65 +9071,7 @@
                 <w:b/>
                 <w:sz w:val="19"/>
               </w:rPr>
-              <w:t xml:space="preserve">Pack acc. (loop)</w:t>
-            </w:r>
-          </w:p>
-        </w:tc>
-        <w:tc>
-          <w:tcPr>
-            <w:shd w:fill="EEF3F7"/>
-            <w:tcBorders>
-              <w:left w:val="nil"/>
-              <w:right w:val="nil"/>
-              <w:top w:val="nil"/>
-              <w:bottom w:val="single" w:sz="8" w:color="9FB0C2"/>
-            </w:tcBorders>
-          </w:tcPr>
-          <w:p>
-            <w:pPr>
-              <w:pStyle w:val="Compact"/>
-              <w:spacing w:before="0" w:after="20" w:line="240" w:lineRule="auto"/>
-              <w:jc w:val="center"/>
-              <w:keepNext w:val="0"/>
-              <w:keepLines/>
-              <w:widowControl w:val="1"/>
-            </w:pPr>
-            <w:r>
-              <w:rPr>
-                <w:rFonts w:ascii="Times New Roman" w:hAnsi="Times New Roman"/>
-                <w:b/>
-                <w:sz w:val="19"/>
-              </w:rPr>
-              <w:t xml:space="preserve">MS ratio (loop)</w:t>
-            </w:r>
-          </w:p>
-        </w:tc>
-        <w:tc>
-          <w:tcPr>
-            <w:shd w:fill="EEF3F7"/>
-            <w:tcBorders>
-              <w:left w:val="nil"/>
-              <w:right w:val="nil"/>
-              <w:top w:val="nil"/>
-              <w:bottom w:val="single" w:sz="8" w:color="9FB0C2"/>
-            </w:tcBorders>
-          </w:tcPr>
-          <w:p>
-            <w:pPr>
-              <w:pStyle w:val="Compact"/>
-              <w:spacing w:before="0" w:after="20" w:line="240" w:lineRule="auto"/>
-              <w:jc w:val="center"/>
-              <w:keepNext w:val="0"/>
-              <w:keepLines/>
-              <w:widowControl w:val="1"/>
-            </w:pPr>
-            <w:r>
-              <w:rPr>
-                <w:rFonts w:ascii="Times New Roman" w:hAnsi="Times New Roman"/>
-                <w:b/>
-                <w:sz w:val="19"/>
-              </w:rPr>
-              <w:t xml:space="preserve">Near dup.</w:t>
+              <w:t xml:space="preserve">Hunter library</w:t>
             </w:r>
           </w:p>
         </w:tc>
@@ -9005,7 +9128,7 @@
                 <w:rFonts w:ascii="Times New Roman" w:hAnsi="Times New Roman"/>
                 <w:sz w:val="20"/>
               </w:rPr>
-              <w:t xml:space="preserve">0.47 ± 0.12</w:t>
+              <w:t xml:space="preserve">0.43 ± 0.06</w:t>
             </w:r>
           </w:p>
         </w:tc>
@@ -9032,7 +9155,7 @@
                 <w:rFonts w:ascii="Times New Roman" w:hAnsi="Times New Roman"/>
                 <w:sz w:val="20"/>
               </w:rPr>
-              <w:t xml:space="preserve">0.37 ± 0.18</w:t>
+              <w:t xml:space="preserve">0.37 ± 0.05</w:t>
             </w:r>
           </w:p>
         </w:tc>
@@ -9117,60 +9240,6 @@
             </w:r>
           </w:p>
         </w:tc>
-        <w:tc>
-          <w:tcPr>
-            <w:tcBorders>
-              <w:left w:val="nil"/>
-              <w:right w:val="nil"/>
-              <w:top w:val="nil"/>
-              <w:bottom w:val="single" w:sz="4" w:color="D9E1E8"/>
-            </w:tcBorders>
-          </w:tcPr>
-          <w:p>
-            <w:pPr>
-              <w:pStyle w:val="Compact"/>
-              <w:spacing w:before="0" w:after="20" w:line="240" w:lineRule="auto"/>
-              <w:jc w:val="center"/>
-              <w:keepNext w:val="0"/>
-              <w:keepLines/>
-              <w:widowControl w:val="1"/>
-            </w:pPr>
-            <w:r>
-              <w:rPr>
-                <w:rFonts w:ascii="Times New Roman" w:hAnsi="Times New Roman"/>
-                <w:sz w:val="20"/>
-              </w:rPr>
-              <w:t xml:space="preserve">n/a</w:t>
-            </w:r>
-          </w:p>
-        </w:tc>
-        <w:tc>
-          <w:tcPr>
-            <w:tcBorders>
-              <w:left w:val="nil"/>
-              <w:right w:val="nil"/>
-              <w:top w:val="nil"/>
-              <w:bottom w:val="single" w:sz="4" w:color="D9E1E8"/>
-            </w:tcBorders>
-          </w:tcPr>
-          <w:p>
-            <w:pPr>
-              <w:pStyle w:val="Compact"/>
-              <w:spacing w:before="0" w:after="20" w:line="240" w:lineRule="auto"/>
-              <w:jc w:val="center"/>
-              <w:keepNext w:val="0"/>
-              <w:keepLines/>
-              <w:widowControl w:val="1"/>
-            </w:pPr>
-            <w:r>
-              <w:rPr>
-                <w:rFonts w:ascii="Times New Roman" w:hAnsi="Times New Roman"/>
-                <w:sz w:val="20"/>
-              </w:rPr>
-              <w:t xml:space="preserve">0.00</w:t>
-            </w:r>
-          </w:p>
-        </w:tc>
       </w:tr>
       <w:tr>
         <w:tc>
@@ -9224,7 +9293,7 @@
                 <w:rFonts w:ascii="Times New Roman" w:hAnsi="Times New Roman"/>
                 <w:sz w:val="20"/>
               </w:rPr>
-              <w:t xml:space="preserve">0.47 ± 0.12</w:t>
+              <w:t xml:space="preserve">0.53 ± 0.15</w:t>
             </w:r>
           </w:p>
         </w:tc>
@@ -9251,7 +9320,7 @@
                 <w:rFonts w:ascii="Times New Roman" w:hAnsi="Times New Roman"/>
                 <w:sz w:val="20"/>
               </w:rPr>
-              <w:t xml:space="preserve">0.37 ± 0.18</w:t>
+              <w:t xml:space="preserve">0.45 ± 0.19</w:t>
             </w:r>
           </w:p>
         </w:tc>
@@ -9336,60 +9405,6 @@
             </w:r>
           </w:p>
         </w:tc>
-        <w:tc>
-          <w:tcPr>
-            <w:tcBorders>
-              <w:left w:val="nil"/>
-              <w:right w:val="nil"/>
-              <w:top w:val="nil"/>
-              <w:bottom w:val="single" w:sz="4" w:color="D9E1E8"/>
-            </w:tcBorders>
-          </w:tcPr>
-          <w:p>
-            <w:pPr>
-              <w:pStyle w:val="Compact"/>
-              <w:spacing w:before="0" w:after="20" w:line="240" w:lineRule="auto"/>
-              <w:jc w:val="center"/>
-              <w:keepNext w:val="0"/>
-              <w:keepLines/>
-              <w:widowControl w:val="1"/>
-            </w:pPr>
-            <w:r>
-              <w:rPr>
-                <w:rFonts w:ascii="Times New Roman" w:hAnsi="Times New Roman"/>
-                <w:sz w:val="20"/>
-              </w:rPr>
-              <w:t xml:space="preserve">n/a</w:t>
-            </w:r>
-          </w:p>
-        </w:tc>
-        <w:tc>
-          <w:tcPr>
-            <w:tcBorders>
-              <w:left w:val="nil"/>
-              <w:right w:val="nil"/>
-              <w:top w:val="nil"/>
-              <w:bottom w:val="single" w:sz="4" w:color="D9E1E8"/>
-            </w:tcBorders>
-          </w:tcPr>
-          <w:p>
-            <w:pPr>
-              <w:pStyle w:val="Compact"/>
-              <w:spacing w:before="0" w:after="20" w:line="240" w:lineRule="auto"/>
-              <w:jc w:val="center"/>
-              <w:keepNext w:val="0"/>
-              <w:keepLines/>
-              <w:widowControl w:val="1"/>
-            </w:pPr>
-            <w:r>
-              <w:rPr>
-                <w:rFonts w:ascii="Times New Roman" w:hAnsi="Times New Roman"/>
-                <w:sz w:val="20"/>
-              </w:rPr>
-              <w:t xml:space="preserve">0.00</w:t>
-            </w:r>
-          </w:p>
-        </w:tc>
       </w:tr>
       <w:tr>
         <w:tc>
@@ -9443,7 +9458,7 @@
                 <w:rFonts w:ascii="Times New Roman" w:hAnsi="Times New Roman"/>
                 <w:sz w:val="20"/>
               </w:rPr>
-              <w:t xml:space="preserve">0.77 ± 0.06</w:t>
+              <w:t xml:space="preserve">0.47 ± 0.12</w:t>
             </w:r>
           </w:p>
         </w:tc>
@@ -9470,7 +9485,7 @@
                 <w:rFonts w:ascii="Times New Roman" w:hAnsi="Times New Roman"/>
                 <w:sz w:val="20"/>
               </w:rPr>
-              <w:t xml:space="preserve">0.76 ± 0.05</w:t>
+              <w:t xml:space="preserve">0.41 ± 0.09</w:t>
             </w:r>
           </w:p>
         </w:tc>
@@ -9555,60 +9570,6 @@
             </w:r>
           </w:p>
         </w:tc>
-        <w:tc>
-          <w:tcPr>
-            <w:tcBorders>
-              <w:left w:val="nil"/>
-              <w:right w:val="nil"/>
-              <w:top w:val="nil"/>
-              <w:bottom w:val="single" w:sz="4" w:color="D9E1E8"/>
-            </w:tcBorders>
-          </w:tcPr>
-          <w:p>
-            <w:pPr>
-              <w:pStyle w:val="Compact"/>
-              <w:spacing w:before="0" w:after="20" w:line="240" w:lineRule="auto"/>
-              <w:jc w:val="center"/>
-              <w:keepNext w:val="0"/>
-              <w:keepLines/>
-              <w:widowControl w:val="1"/>
-            </w:pPr>
-            <w:r>
-              <w:rPr>
-                <w:rFonts w:ascii="Times New Roman" w:hAnsi="Times New Roman"/>
-                <w:sz w:val="20"/>
-              </w:rPr>
-              <w:t xml:space="preserve">n/a</w:t>
-            </w:r>
-          </w:p>
-        </w:tc>
-        <w:tc>
-          <w:tcPr>
-            <w:tcBorders>
-              <w:left w:val="nil"/>
-              <w:right w:val="nil"/>
-              <w:top w:val="nil"/>
-              <w:bottom w:val="single" w:sz="4" w:color="D9E1E8"/>
-            </w:tcBorders>
-          </w:tcPr>
-          <w:p>
-            <w:pPr>
-              <w:pStyle w:val="Compact"/>
-              <w:spacing w:before="0" w:after="20" w:line="240" w:lineRule="auto"/>
-              <w:jc w:val="center"/>
-              <w:keepNext w:val="0"/>
-              <w:keepLines/>
-              <w:widowControl w:val="1"/>
-            </w:pPr>
-            <w:r>
-              <w:rPr>
-                <w:rFonts w:ascii="Times New Roman" w:hAnsi="Times New Roman"/>
-                <w:sz w:val="20"/>
-              </w:rPr>
-              <w:t xml:space="preserve">0.08 ± 0.14</w:t>
-            </w:r>
-          </w:p>
-        </w:tc>
       </w:tr>
       <w:tr>
         <w:tc>
@@ -9662,7 +9623,7 @@
                 <w:rFonts w:ascii="Times New Roman" w:hAnsi="Times New Roman"/>
                 <w:sz w:val="20"/>
               </w:rPr>
-              <w:t xml:space="preserve">0.77 ± 0.06</w:t>
+              <w:t xml:space="preserve">0.37 ± 0.06</w:t>
             </w:r>
           </w:p>
         </w:tc>
@@ -9689,7 +9650,7 @@
                 <w:rFonts w:ascii="Times New Roman" w:hAnsi="Times New Roman"/>
                 <w:sz w:val="20"/>
               </w:rPr>
-              <w:t xml:space="preserve">0.76 ± 0.05</w:t>
+              <w:t xml:space="preserve">0.33 ± 0.03</w:t>
             </w:r>
           </w:p>
         </w:tc>
@@ -9743,7 +9704,7 @@
                 <w:rFonts w:ascii="Times New Roman" w:hAnsi="Times New Roman"/>
                 <w:sz w:val="20"/>
               </w:rPr>
-              <w:t xml:space="preserve">0.72 ± 0.10</w:t>
+              <w:t xml:space="preserve">0.75 ± 0.43</w:t>
             </w:r>
           </w:p>
         </w:tc>
@@ -9771,60 +9732,6 @@
                 <w:sz w:val="20"/>
               </w:rPr>
               <w:t xml:space="preserve">n/a</w:t>
-            </w:r>
-          </w:p>
-        </w:tc>
-        <w:tc>
-          <w:tcPr>
-            <w:tcBorders>
-              <w:left w:val="nil"/>
-              <w:right w:val="nil"/>
-              <w:top w:val="nil"/>
-              <w:bottom w:val="single" w:sz="4" w:color="D9E1E8"/>
-            </w:tcBorders>
-          </w:tcPr>
-          <w:p>
-            <w:pPr>
-              <w:pStyle w:val="Compact"/>
-              <w:spacing w:before="0" w:after="20" w:line="240" w:lineRule="auto"/>
-              <w:jc w:val="center"/>
-              <w:keepNext w:val="0"/>
-              <w:keepLines/>
-              <w:widowControl w:val="1"/>
-            </w:pPr>
-            <w:r>
-              <w:rPr>
-                <w:rFonts w:ascii="Times New Roman" w:hAnsi="Times New Roman"/>
-                <w:sz w:val="20"/>
-              </w:rPr>
-              <w:t xml:space="preserve">n/a</w:t>
-            </w:r>
-          </w:p>
-        </w:tc>
-        <w:tc>
-          <w:tcPr>
-            <w:tcBorders>
-              <w:left w:val="nil"/>
-              <w:right w:val="nil"/>
-              <w:top w:val="nil"/>
-              <w:bottom w:val="single" w:sz="4" w:color="D9E1E8"/>
-            </w:tcBorders>
-          </w:tcPr>
-          <w:p>
-            <w:pPr>
-              <w:pStyle w:val="Compact"/>
-              <w:spacing w:before="0" w:after="20" w:line="240" w:lineRule="auto"/>
-              <w:jc w:val="center"/>
-              <w:keepNext w:val="0"/>
-              <w:keepLines/>
-              <w:widowControl w:val="1"/>
-            </w:pPr>
-            <w:r>
-              <w:rPr>
-                <w:rFonts w:ascii="Times New Roman" w:hAnsi="Times New Roman"/>
-                <w:sz w:val="20"/>
-              </w:rPr>
-              <w:t xml:space="preserve">0.04 ± 0.07</w:t>
             </w:r>
           </w:p>
         </w:tc>
@@ -9881,7 +9788,7 @@
                 <w:rFonts w:ascii="Times New Roman" w:hAnsi="Times New Roman"/>
                 <w:sz w:val="20"/>
               </w:rPr>
-              <w:t xml:space="preserve">0.77 ± 0.06</w:t>
+              <w:t xml:space="preserve">0.43 ± 0.06</w:t>
             </w:r>
           </w:p>
         </w:tc>
@@ -9908,7 +9815,7 @@
                 <w:rFonts w:ascii="Times New Roman" w:hAnsi="Times New Roman"/>
                 <w:sz w:val="20"/>
               </w:rPr>
-              <w:t xml:space="preserve">0.76 ± 0.05</w:t>
+              <w:t xml:space="preserve">0.35 ± 0.11</w:t>
             </w:r>
           </w:p>
         </w:tc>
@@ -9993,60 +9900,6 @@
             </w:r>
           </w:p>
         </w:tc>
-        <w:tc>
-          <w:tcPr>
-            <w:tcBorders>
-              <w:left w:val="nil"/>
-              <w:right w:val="nil"/>
-              <w:top w:val="nil"/>
-              <w:bottom w:val="single" w:sz="4" w:color="D9E1E8"/>
-            </w:tcBorders>
-          </w:tcPr>
-          <w:p>
-            <w:pPr>
-              <w:pStyle w:val="Compact"/>
-              <w:spacing w:before="0" w:after="20" w:line="240" w:lineRule="auto"/>
-              <w:jc w:val="center"/>
-              <w:keepNext w:val="0"/>
-              <w:keepLines/>
-              <w:widowControl w:val="1"/>
-            </w:pPr>
-            <w:r>
-              <w:rPr>
-                <w:rFonts w:ascii="Times New Roman" w:hAnsi="Times New Roman"/>
-                <w:sz w:val="20"/>
-              </w:rPr>
-              <w:t xml:space="preserve">0.22 ± 0.01</w:t>
-            </w:r>
-          </w:p>
-        </w:tc>
-        <w:tc>
-          <w:tcPr>
-            <w:tcBorders>
-              <w:left w:val="nil"/>
-              <w:right w:val="nil"/>
-              <w:top w:val="nil"/>
-              <w:bottom w:val="single" w:sz="4" w:color="D9E1E8"/>
-            </w:tcBorders>
-          </w:tcPr>
-          <w:p>
-            <w:pPr>
-              <w:pStyle w:val="Compact"/>
-              <w:spacing w:before="0" w:after="20" w:line="240" w:lineRule="auto"/>
-              <w:jc w:val="center"/>
-              <w:keepNext w:val="0"/>
-              <w:keepLines/>
-              <w:widowControl w:val="1"/>
-            </w:pPr>
-            <w:r>
-              <w:rPr>
-                <w:rFonts w:ascii="Times New Roman" w:hAnsi="Times New Roman"/>
-                <w:sz w:val="20"/>
-              </w:rPr>
-              <w:t xml:space="preserve">0.04 ± 0.07</w:t>
-            </w:r>
-          </w:p>
-        </w:tc>
       </w:tr>
       <w:tr>
         <w:tc>
@@ -10075,6 +9928,20 @@
               </w:rPr>
               <w:t xml:space="preserve">full_classic</w:t>
             </w:r>
+            <w:r>
+              <w:rPr>
+                <w:rFonts w:ascii="Times New Roman" w:hAnsi="Times New Roman"/>
+                <w:sz w:val="20"/>
+              </w:rPr>
+              <w:t xml:space="preserve"> </w:t>
+            </w:r>
+            <w:r>
+              <w:rPr>
+                <w:rFonts w:ascii="Times New Roman" w:hAnsi="Times New Roman"/>
+                <w:sz w:val="20"/>
+              </w:rPr>
+              <w:t xml:space="preserve">(3 critics)</w:t>
+            </w:r>
           </w:p>
         </w:tc>
         <w:tc>
@@ -10098,9 +9965,40 @@
             <w:r>
               <w:rPr>
                 <w:rFonts w:ascii="Times New Roman" w:hAnsi="Times New Roman"/>
+                <w:b/>
+                <w:bCs/>
                 <w:sz w:val="20"/>
               </w:rPr>
-              <w:t xml:space="preserve">0.77 ± 0.06</w:t>
+              <w:t xml:space="preserve">0.63 ± 0.06</w:t>
+            </w:r>
+          </w:p>
+        </w:tc>
+        <w:tc>
+          <w:tcPr>
+            <w:tcBorders>
+              <w:left w:val="nil"/>
+              <w:right w:val="nil"/>
+              <w:top w:val="nil"/>
+              <w:bottom w:val="single" w:sz="4" w:color="D9E1E8"/>
+            </w:tcBorders>
+          </w:tcPr>
+          <w:p>
+            <w:pPr>
+              <w:pStyle w:val="Compact"/>
+              <w:spacing w:before="0" w:after="20" w:line="240" w:lineRule="auto"/>
+              <w:jc w:val="center"/>
+              <w:keepNext w:val="0"/>
+              <w:keepLines/>
+              <w:widowControl w:val="1"/>
+            </w:pPr>
+            <w:r>
+              <w:rPr>
+                <w:rFonts w:ascii="Times New Roman" w:hAnsi="Times New Roman"/>
+                <w:b/>
+                <w:bCs/>
+                <w:sz w:val="20"/>
+              </w:rPr>
+              <w:t xml:space="preserve">0.58 ± 0.05</w:t>
             </w:r>
           </w:p>
         </w:tc>
@@ -10127,7 +10025,7 @@
                 <w:rFonts w:ascii="Times New Roman" w:hAnsi="Times New Roman"/>
                 <w:sz w:val="20"/>
               </w:rPr>
-              <w:t xml:space="preserve">0.76 ± 0.05</w:t>
+              <w:t xml:space="preserve">0.10 ± 0.10</w:t>
             </w:r>
           </w:p>
         </w:tc>
@@ -10154,34 +10052,7 @@
                 <w:rFonts w:ascii="Times New Roman" w:hAnsi="Times New Roman"/>
                 <w:sz w:val="20"/>
               </w:rPr>
-              <w:t xml:space="preserve">1.00 ± 0.00</w:t>
-            </w:r>
-          </w:p>
-        </w:tc>
-        <w:tc>
-          <w:tcPr>
-            <w:tcBorders>
-              <w:left w:val="nil"/>
-              <w:right w:val="nil"/>
-              <w:top w:val="nil"/>
-              <w:bottom w:val="single" w:sz="4" w:color="D9E1E8"/>
-            </w:tcBorders>
-          </w:tcPr>
-          <w:p>
-            <w:pPr>
-              <w:pStyle w:val="Compact"/>
-              <w:spacing w:before="0" w:after="20" w:line="240" w:lineRule="auto"/>
-              <w:jc w:val="center"/>
-              <w:keepNext w:val="0"/>
-              <w:keepLines/>
-              <w:widowControl w:val="1"/>
-            </w:pPr>
-            <w:r>
-              <w:rPr>
-                <w:rFonts w:ascii="Times New Roman" w:hAnsi="Times New Roman"/>
-                <w:sz w:val="20"/>
-              </w:rPr>
-              <w:t xml:space="preserve">0.72 ± 0.10</w:t>
+              <w:t xml:space="preserve">0.92 ± 0.14</w:t>
             </w:r>
           </w:p>
         </w:tc>
@@ -10209,60 +10080,6 @@
                 <w:sz w:val="20"/>
               </w:rPr>
               <w:t xml:space="preserve">n/a</w:t>
-            </w:r>
-          </w:p>
-        </w:tc>
-        <w:tc>
-          <w:tcPr>
-            <w:tcBorders>
-              <w:left w:val="nil"/>
-              <w:right w:val="nil"/>
-              <w:top w:val="nil"/>
-              <w:bottom w:val="single" w:sz="4" w:color="D9E1E8"/>
-            </w:tcBorders>
-          </w:tcPr>
-          <w:p>
-            <w:pPr>
-              <w:pStyle w:val="Compact"/>
-              <w:spacing w:before="0" w:after="20" w:line="240" w:lineRule="auto"/>
-              <w:jc w:val="center"/>
-              <w:keepNext w:val="0"/>
-              <w:keepLines/>
-              <w:widowControl w:val="1"/>
-            </w:pPr>
-            <w:r>
-              <w:rPr>
-                <w:rFonts w:ascii="Times New Roman" w:hAnsi="Times New Roman"/>
-                <w:sz w:val="20"/>
-              </w:rPr>
-              <w:t xml:space="preserve">n/a</w:t>
-            </w:r>
-          </w:p>
-        </w:tc>
-        <w:tc>
-          <w:tcPr>
-            <w:tcBorders>
-              <w:left w:val="nil"/>
-              <w:right w:val="nil"/>
-              <w:top w:val="nil"/>
-              <w:bottom w:val="single" w:sz="4" w:color="D9E1E8"/>
-            </w:tcBorders>
-          </w:tcPr>
-          <w:p>
-            <w:pPr>
-              <w:pStyle w:val="Compact"/>
-              <w:spacing w:before="0" w:after="20" w:line="240" w:lineRule="auto"/>
-              <w:jc w:val="center"/>
-              <w:keepNext w:val="0"/>
-              <w:keepLines/>
-              <w:widowControl w:val="1"/>
-            </w:pPr>
-            <w:r>
-              <w:rPr>
-                <w:rFonts w:ascii="Times New Roman" w:hAnsi="Times New Roman"/>
-                <w:sz w:val="20"/>
-              </w:rPr>
-              <w:t xml:space="preserve">0.04 ± 0.07</w:t>
             </w:r>
           </w:p>
         </w:tc>
@@ -10294,32 +10111,19 @@
               </w:rPr>
               <w:t xml:space="preserve">full_attrforge</w:t>
             </w:r>
-          </w:p>
-        </w:tc>
-        <w:tc>
-          <w:tcPr>
-            <w:tcBorders>
-              <w:left w:val="nil"/>
-              <w:right w:val="nil"/>
-              <w:top w:val="nil"/>
-              <w:bottom w:val="nil"/>
-            </w:tcBorders>
-          </w:tcPr>
-          <w:p>
-            <w:pPr>
-              <w:pStyle w:val="Compact"/>
-              <w:spacing w:before="0" w:after="20" w:line="240" w:lineRule="auto"/>
-              <w:jc w:val="center"/>
-              <w:keepNext w:val="0"/>
-              <w:keepLines/>
-              <w:widowControl w:val="1"/>
-            </w:pPr>
             <w:r>
               <w:rPr>
                 <w:rFonts w:ascii="Times New Roman" w:hAnsi="Times New Roman"/>
                 <w:sz w:val="20"/>
               </w:rPr>
-              <w:t xml:space="preserve">0.77 ± 0.06</w:t>
+              <w:t xml:space="preserve"> </w:t>
+            </w:r>
+            <w:r>
+              <w:rPr>
+                <w:rFonts w:ascii="Times New Roman" w:hAnsi="Times New Roman"/>
+                <w:sz w:val="20"/>
+              </w:rPr>
+              <w:t xml:space="preserve">(7 critics)</w:t>
             </w:r>
           </w:p>
         </w:tc>
@@ -10346,7 +10150,7 @@
                 <w:rFonts w:ascii="Times New Roman" w:hAnsi="Times New Roman"/>
                 <w:sz w:val="20"/>
               </w:rPr>
-              <w:t xml:space="preserve">0.76 ± 0.05</w:t>
+              <w:t xml:space="preserve">0.43 ± 0.06</w:t>
             </w:r>
           </w:p>
         </w:tc>
@@ -10373,36 +10177,7 @@
                 <w:rFonts w:ascii="Times New Roman" w:hAnsi="Times New Roman"/>
                 <w:sz w:val="20"/>
               </w:rPr>
-              <w:t xml:space="preserve">1.00 ± 0.00</w:t>
-            </w:r>
-          </w:p>
-        </w:tc>
-        <w:tc>
-          <w:tcPr>
-            <w:tcBorders>
-              <w:left w:val="nil"/>
-              <w:right w:val="nil"/>
-              <w:top w:val="nil"/>
-              <w:bottom w:val="nil"/>
-            </w:tcBorders>
-          </w:tcPr>
-          <w:p>
-            <w:pPr>
-              <w:pStyle w:val="Compact"/>
-              <w:spacing w:before="0" w:after="20" w:line="240" w:lineRule="auto"/>
-              <w:jc w:val="center"/>
-              <w:keepNext w:val="0"/>
-              <w:keepLines/>
-              <w:widowControl w:val="1"/>
-            </w:pPr>
-            <w:r>
-              <w:rPr>
-                <w:rFonts w:ascii="Times New Roman" w:hAnsi="Times New Roman"/>
-                <w:b/>
-                <w:bCs/>
-                <w:sz w:val="20"/>
-              </w:rPr>
-              <w:t xml:space="preserve">0.69 ± 0.06</w:t>
+              <w:t xml:space="preserve">0.40 ± 0.06</w:t>
             </w:r>
           </w:p>
         </w:tc>
@@ -10429,7 +10204,7 @@
                 <w:rFonts w:ascii="Times New Roman" w:hAnsi="Times New Roman"/>
                 <w:sz w:val="20"/>
               </w:rPr>
-              <w:t xml:space="preserve">0.50</w:t>
+              <w:t xml:space="preserve">0.06 ± 0.06</w:t>
             </w:r>
           </w:p>
         </w:tc>
@@ -10456,7 +10231,7 @@
                 <w:rFonts w:ascii="Times New Roman" w:hAnsi="Times New Roman"/>
                 <w:sz w:val="20"/>
               </w:rPr>
-              <w:t xml:space="preserve">0.22 ± 0.01</w:t>
+              <w:t xml:space="preserve">0.83 ± 0.17</w:t>
             </w:r>
           </w:p>
         </w:tc>
@@ -10483,12 +10258,354 @@
                 <w:rFonts w:ascii="Times New Roman" w:hAnsi="Times New Roman"/>
                 <w:sz w:val="20"/>
               </w:rPr>
-              <w:t xml:space="preserve">0.08 ± 0.07</w:t>
+              <w:t xml:space="preserve">11.67 ± 0.58</w:t>
             </w:r>
           </w:p>
         </w:tc>
       </w:tr>
     </w:tbl>
+    <w:p>
+      <w:pPr>
+        <w:pStyle w:val="BodyText"/>
+        <w:spacing w:before="160"/>
+        <w:jc w:val="both"/>
+        <w:keepNext w:val="0"/>
+        <w:keepLines w:val="0"/>
+        <w:widowControl w:val="1"/>
+      </w:pPr>
+      <w:r>
+        <w:t xml:space="preserve">Three observations from Table 2.</w:t>
+      </w:r>
+      <w:r>
+        <w:t xml:space="preserve"> </w:t>
+      </w:r>
+      <w:r>
+        <w:rPr>
+          <w:b/>
+          <w:bCs/>
+        </w:rPr>
+        <w:t xml:space="preserve">(i)</w:t>
+      </w:r>
+      <w:r>
+        <w:t xml:space="preserve"> </w:t>
+      </w:r>
+      <w:r>
+        <w:t xml:space="preserve">The classical three-critic loop (</w:t>
+      </w:r>
+      <w:r>
+        <w:rPr>
+          <w:rStyle w:val="VerbatimChar"/>
+        </w:rPr>
+        <w:t xml:space="preserve">full_classic</w:t>
+      </w:r>
+      <w:r>
+        <w:t xml:space="preserve">) achieves the best downstream macro F1 (</w:t>
+      </w:r>
+      <m:oMath>
+        <m:r>
+          <m:t>0.58</m:t>
+        </m:r>
+        <m:r>
+          <m:rPr>
+            <m:sty m:val="p"/>
+          </m:rPr>
+          <m:t>±</m:t>
+        </m:r>
+        <m:r>
+          <m:t>0.05</m:t>
+        </m:r>
+      </m:oMath>
+      <w:r>
+        <w:t xml:space="preserve">); adding the four GAN-style adversaries (</w:t>
+      </w:r>
+      <w:r>
+        <w:rPr>
+          <w:rStyle w:val="VerbatimChar"/>
+        </w:rPr>
+        <w:t xml:space="preserve">full_attrforge</w:t>
+      </w:r>
+      <w:r>
+        <w:t xml:space="preserve">) drops macro F1 to</w:t>
+      </w:r>
+      <w:r>
+        <w:t xml:space="preserve"> </w:t>
+      </w:r>
+      <m:oMath>
+        <m:r>
+          <m:t>0.40</m:t>
+        </m:r>
+        <m:r>
+          <m:rPr>
+            <m:sty m:val="p"/>
+          </m:rPr>
+          <m:t>±</m:t>
+        </m:r>
+        <m:r>
+          <m:t>0.06</m:t>
+        </m:r>
+      </m:oMath>
+      <w:r>
+        <w:t xml:space="preserve">, a</w:t>
+      </w:r>
+      <w:r>
+        <w:t xml:space="preserve"> </w:t>
+      </w:r>
+      <m:oMath>
+        <m:r>
+          <m:t>0.18</m:t>
+        </m:r>
+      </m:oMath>
+      <w:r>
+        <w:t xml:space="preserve"> </w:t>
+      </w:r>
+      <w:r>
+        <w:t xml:space="preserve">gap that is more than three times the cross-seed standard deviation.</w:t>
+      </w:r>
+      <w:r>
+        <w:t xml:space="preserve"> </w:t>
+      </w:r>
+      <w:r>
+        <w:rPr>
+          <w:b/>
+          <w:bCs/>
+        </w:rPr>
+        <w:t xml:space="preserve">(ii)</w:t>
+      </w:r>
+      <w:r>
+        <w:t xml:space="preserve"> </w:t>
+      </w:r>
+      <w:r>
+        <w:t xml:space="preserve">The realism discriminator moves</w:t>
+      </w:r>
+      <w:r>
+        <w:t xml:space="preserve"> </w:t>
+      </w:r>
+      <w:r>
+        <w:rPr>
+          <w:i/>
+          <w:iCs/>
+        </w:rPr>
+        <w:t xml:space="preserve">away</w:t>
+      </w:r>
+      <w:r>
+        <w:t xml:space="preserve"> </w:t>
+      </w:r>
+      <w:r>
+        <w:t xml:space="preserve">from the chance-level target through iteration:</w:t>
+      </w:r>
+      <w:r>
+        <w:t xml:space="preserve"> </w:t>
+      </w:r>
+      <w:r>
+        <w:rPr>
+          <w:rStyle w:val="VerbatimChar"/>
+        </w:rPr>
+        <w:t xml:space="preserve">full_classic</w:t>
+      </w:r>
+      <w:r>
+        <w:t xml:space="preserve"> </w:t>
+      </w:r>
+      <w:r>
+        <w:t xml:space="preserve">reaches</w:t>
+      </w:r>
+      <w:r>
+        <w:t xml:space="preserve"> </w:t>
+      </w:r>
+      <m:oMath>
+        <m:r>
+          <m:t>0.92</m:t>
+        </m:r>
+        <m:r>
+          <m:rPr>
+            <m:sty m:val="p"/>
+          </m:rPr>
+          <m:t>±</m:t>
+        </m:r>
+        <m:r>
+          <m:t>0.14</m:t>
+        </m:r>
+      </m:oMath>
+      <w:r>
+        <w:t xml:space="preserve"> </w:t>
+      </w:r>
+      <w:r>
+        <w:t xml:space="preserve">accuracy and</w:t>
+      </w:r>
+      <w:r>
+        <w:t xml:space="preserve"> </w:t>
+      </w:r>
+      <w:r>
+        <w:rPr>
+          <w:rStyle w:val="VerbatimChar"/>
+        </w:rPr>
+        <w:t xml:space="preserve">full_attrforge</w:t>
+      </w:r>
+      <w:r>
+        <w:t xml:space="preserve"> </w:t>
+      </w:r>
+      <w:r>
+        <w:t xml:space="preserve">reaches</w:t>
+      </w:r>
+      <w:r>
+        <w:t xml:space="preserve"> </w:t>
+      </w:r>
+      <m:oMath>
+        <m:r>
+          <m:t>0.83</m:t>
+        </m:r>
+        <m:r>
+          <m:rPr>
+            <m:sty m:val="p"/>
+          </m:rPr>
+          <m:t>±</m:t>
+        </m:r>
+        <m:r>
+          <m:t>0.17</m:t>
+        </m:r>
+      </m:oMath>
+      <w:r>
+        <w:t xml:space="preserve"> </w:t>
+      </w:r>
+      <w:r>
+        <w:t xml:space="preserve">(chance is</w:t>
+      </w:r>
+      <w:r>
+        <w:t xml:space="preserve"> </w:t>
+      </w:r>
+      <m:oMath>
+        <m:r>
+          <m:t>0.50</m:t>
+        </m:r>
+      </m:oMath>
+      <w:r>
+        <w:t xml:space="preserve">). Iteration is making the samples more detectable as synthetic, not less.</w:t>
+      </w:r>
+      <w:r>
+        <w:t xml:space="preserve"> </w:t>
+      </w:r>
+      <w:r>
+        <w:rPr>
+          <w:b/>
+          <w:bCs/>
+        </w:rPr>
+        <w:t xml:space="preserve">(iii)</w:t>
+      </w:r>
+      <w:r>
+        <w:t xml:space="preserve"> </w:t>
+      </w:r>
+      <w:r>
+        <w:t xml:space="preserve">Attribute fidelity is shockingly low at</w:t>
+      </w:r>
+      <w:r>
+        <w:t xml:space="preserve"> </w:t>
+      </w:r>
+      <m:oMath>
+        <m:r>
+          <m:t>0.06</m:t>
+        </m:r>
+        <m:r>
+          <m:rPr>
+            <m:sty m:val="p"/>
+          </m:rPr>
+          <m:t>±</m:t>
+        </m:r>
+        <m:r>
+          <m:t>0.06</m:t>
+        </m:r>
+      </m:oMath>
+      <w:r>
+        <w:t xml:space="preserve"> </w:t>
+      </w:r>
+      <w:r>
+        <w:t xml:space="preserve">and</w:t>
+      </w:r>
+      <w:r>
+        <w:t xml:space="preserve"> </w:t>
+      </w:r>
+      <m:oMath>
+        <m:r>
+          <m:t>0.10</m:t>
+        </m:r>
+        <m:r>
+          <m:rPr>
+            <m:sty m:val="p"/>
+          </m:rPr>
+          <m:t>±</m:t>
+        </m:r>
+        <m:r>
+          <m:t>0.10</m:t>
+        </m:r>
+      </m:oMath>
+      <w:r>
+        <w:t xml:space="preserve"> </w:t>
+      </w:r>
+      <w:r>
+        <w:t xml:space="preserve">for the two conditions where the verifier runs: the LLM verifier judges that fewer than 1 in 10 samples actually match the requested attribute vector.</w:t>
+      </w:r>
+    </w:p>
+    <w:p>
+      <w:pPr>
+        <w:pStyle w:val="BodyText"/>
+        <w:jc w:val="both"/>
+        <w:keepNext w:val="0"/>
+        <w:keepLines w:val="0"/>
+        <w:widowControl w:val="1"/>
+      </w:pPr>
+      <w:r>
+        <w:t xml:space="preserve">The adversaries are clearly active: the Mode Hunter accumulates a persistent library of</w:t>
+      </w:r>
+      <w:r>
+        <w:t xml:space="preserve"> </w:t>
+      </w:r>
+      <m:oMath>
+        <m:r>
+          <m:t>11.67</m:t>
+        </m:r>
+        <m:r>
+          <m:rPr>
+            <m:sty m:val="p"/>
+          </m:rPr>
+          <m:t>±</m:t>
+        </m:r>
+        <m:r>
+          <m:t>0.58</m:t>
+        </m:r>
+      </m:oMath>
+      <w:r>
+        <w:t xml:space="preserve"> </w:t>
+      </w:r>
+      <w:r>
+        <w:t xml:space="preserve">banned phrasings across 3 iterations for</w:t>
+      </w:r>
+      <w:r>
+        <w:t xml:space="preserve"> </w:t>
+      </w:r>
+      <w:r>
+        <w:rPr>
+          <w:rStyle w:val="VerbatimChar"/>
+        </w:rPr>
+        <w:t xml:space="preserve">full_attrforge</w:t>
+      </w:r>
+      <w:r>
+        <w:t xml:space="preserve">, and we verified deterministically that each banned phrasing is suppressed in subsequent generation. The loop is doing what we designed it to do. The tradeoff is that doing what the design prescribes produces samples that are</w:t>
+      </w:r>
+      <w:r>
+        <w:t xml:space="preserve"> </w:t>
+      </w:r>
+      <w:r>
+        <w:rPr>
+          <w:i/>
+          <w:iCs/>
+        </w:rPr>
+        <w:t xml:space="preserve">simultaneously</w:t>
+      </w:r>
+      <w:r>
+        <w:t xml:space="preserve"> </w:t>
+      </w:r>
+      <w:r>
+        <w:t xml:space="preserve">more surface-diverse, less attribute-faithful, more LLM-detectable to a per-sample discriminator, and harder to classify by intent with a TF-IDF model.</w:t>
+      </w:r>
+    </w:p>
     <w:tbl>
       <w:tblPr>
         <w:tblStyle w:val="FigureTable"/>
@@ -10534,7 +10651,7 @@
                 <w:b/>
                 <w:sz w:val="19"/>
               </w:rPr>
-              <w:t xml:space="preserve">Downstream metric per condition with error bars</w:t>
+              <w:t xml:space="preserve">Downstream classifier accuracy and macro F1 with TF-IDF features</w:t>
             </w:r>
           </w:p>
         </w:tc>
@@ -10566,7 +10683,1246 @@
           <w:b w:val="0"/>
           <w:i/>
         </w:rPr>
-        <w:t>Downstream classifier accuracy and macro F1 on the held-out real test set, mean ± std across 3 seeds. The iterated baselines plateau at  accuracy /  macro F1; non-iterated baselines ( / ) are bounded by the 16-sample training set used by naive and few_shot (vs. 48 samples for iterated conditions).</w:t>
+        <w:t>Downstream classifier accuracy and macro F1 with TF-IDF + logistic regression, mean ± std across 3 random seeds. full_classic achieves the best F1 (0.58 ± 0.05); full_attrforge drops to 0.40 ± 0.06. The 0.18 gap on TF-IDF is the headline of the first half of our story.</w:t>
+      </w:r>
+    </w:p>
+    <w:bookmarkEnd w:id="44"/>
+    <w:bookmarkStart w:id="45" w:name="Xc473a98b2b9bff62d7358977afe4fab2bccf298"/>
+    <w:p>
+      <w:pPr>
+        <w:pStyle w:val="Heading3"/>
+        <w:keepNext/>
+        <w:keepLines/>
+        <w:widowControl w:val="1"/>
+      </w:pPr>
+      <w:r>
+        <w:t xml:space="preserve">7.2</w:t>
+      </w:r>
+      <w:r>
+        <w:t xml:space="preserve">The tradeoff is classifier-dependent (and reverses with sentence-transformer features)</w:t>
+      </w:r>
+    </w:p>
+    <w:p>
+      <w:pPr>
+        <w:pStyle w:val="FirstParagraph"/>
+        <w:jc w:val="both"/>
+        <w:keepNext w:val="0"/>
+        <w:keepLines w:val="0"/>
+        <w:widowControl w:val="1"/>
+      </w:pPr>
+      <w:r>
+        <w:t xml:space="preserve">A weak downstream classifier (TF-IDF + logistic regression) is the simplest train-on-synthetic / test-on-real protocol, but it gives every downstream signal a strong keyword-consistency prior. To check whether the headline tradeoff is a property of the synthetic data or a brittleness of the TF-IDF reading of it, we ran the same train-on-synth / test-on-real protocol with three downstream classifiers: TF-IDF word unigrams + bigrams, TF-IDF character</w:t>
+      </w:r>
+      <w:r>
+        <w:t xml:space="preserve"> </w:t>
+      </w:r>
+      <m:oMath>
+        <m:r>
+          <m:t>n</m:t>
+        </m:r>
+      </m:oMath>
+      <w:r>
+        <w:t xml:space="preserve">-grams of size 3 to 5, and sentence-transformer (MiniLM) embeddings of the full sample. All three feed into a logistic-regression head with the same hyperparameters.</w:t>
+      </w:r>
+    </w:p>
+    <w:tbl>
+      <w:tblPr>
+        <w:tblStyle w:val="FigureTable"/>
+        <w:tblW w:type="pct" w:w="5000"/>
+        <w:jc w:val="center"/>
+        <w:tblLook w:firstRow="0" w:lastRow="0" w:firstColumn="0" w:lastColumn="0"/>
+        <w:tblLayout w:type="autofit"/>
+        <w:tblBorders>
+          <w:top w:val="single" w:sz="10" w:color="4F6272"/>
+          <w:bottom w:val="single" w:sz="10" w:color="4F6272"/>
+          <w:insideH w:val="single" w:sz="5" w:color="9FB0C2"/>
+          <w:left w:val="single" w:sz="6" w:color="9FB0C2"/>
+          <w:right w:val="single" w:sz="6" w:color="9FB0C2"/>
+          <w:insideV w:val="single" w:sz="5" w:color="D9E1E8"/>
+        </w:tblBorders>
+      </w:tblPr>
+      <w:tblGrid>
+        <w:gridCol w:w="7920"/>
+      </w:tblGrid>
+      <w:tr>
+        <w:tc>
+          <w:tcPr>
+            <w:shd w:fill="EEF3F7"/>
+            <w:tcBorders>
+              <w:left w:val="nil"/>
+              <w:right w:val="nil"/>
+              <w:top w:val="nil"/>
+              <w:bottom w:val="single" w:sz="8" w:color="9FB0C2"/>
+            </w:tcBorders>
+          </w:tcPr>
+          <w:p>
+            <w:pPr>
+              <w:pStyle w:val="Compact"/>
+              <w:spacing w:before="0" w:after="20" w:line="240" w:lineRule="auto"/>
+              <w:jc w:val="center"/>
+              <w:keepNext w:val="0"/>
+              <w:keepLines/>
+              <w:widowControl w:val="1"/>
+            </w:pPr>
+            <w:r>
+              <w:rPr>
+                <w:rFonts w:ascii="Times New Roman" w:hAnsi="Times New Roman"/>
+                <w:b/>
+                <w:sz w:val="19"/>
+              </w:rPr>
+              <w:t xml:space="preserve">Multi-classifier downstream F1 across all conditions</w:t>
+            </w:r>
+          </w:p>
+        </w:tc>
+      </w:tr>
+    </w:tbl>
+    <w:p>
+      <w:pPr>
+        <w:spacing w:before="80" w:after="120" w:line="240" w:lineRule="auto"/>
+        <w:keepNext w:val="0"/>
+        <w:keepLines/>
+        <w:widowControl w:val="1"/>
+      </w:pPr>
+      <w:r>
+        <w:rPr>
+          <w:b/>
+          <w:i/>
+        </w:rPr>
+        <w:t>Figure 3:</w:t>
+      </w:r>
+      <w:r>
+        <w:rPr>
+          <w:b w:val="0"/>
+          <w:i/>
+        </w:rPr>
+        <w:t xml:space="preserve"> </w:t>
+      </w:r>
+      <w:r>
+        <w:rPr>
+          <w:b w:val="0"/>
+          <w:i/>
+        </w:rPr>
+        <w:t>Downstream macro F1 across three classifier choices on the same synthetic-data batches (live gpt-4o-mini, mean ± std across 3 random seeds). The ranking of full_classic vs full_attrforge reverses between TF-IDF (where the 3-critic loop wins) and sentence-transformer embeddings (where the 7-critic loop wins). The intermediate-capacity character -gram classifier sits roughly between the two.</w:t>
+      </w:r>
+    </w:p>
+    <w:p>
+      <w:pPr>
+        <w:pStyle w:val="BodyText"/>
+        <w:jc w:val="both"/>
+        <w:keepNext w:val="0"/>
+        <w:keepLines w:val="0"/>
+        <w:widowControl w:val="1"/>
+      </w:pPr>
+      <w:r>
+        <w:t xml:space="preserve">Table 2b: Multi-classifier downstream macro F1 (mean ± std across 3 seeds). The same synthetic-data batches that yield the lowest TF-IDF score for</w:t>
+      </w:r>
+      <w:r>
+        <w:t xml:space="preserve"> </w:t>
+      </w:r>
+      <w:r>
+        <w:rPr>
+          <w:rStyle w:val="VerbatimChar"/>
+        </w:rPr>
+        <w:t xml:space="preserve">full_attrforge</w:t>
+      </w:r>
+      <w:r>
+        <w:t xml:space="preserve"> </w:t>
+      </w:r>
+      <w:r>
+        <w:t xml:space="preserve">yield the</w:t>
+      </w:r>
+      <w:r>
+        <w:t xml:space="preserve"> </w:t>
+      </w:r>
+      <w:r>
+        <w:rPr>
+          <w:i/>
+          <w:iCs/>
+        </w:rPr>
+        <w:t xml:space="preserve">highest</w:t>
+      </w:r>
+      <w:r>
+        <w:t xml:space="preserve"> </w:t>
+      </w:r>
+      <w:r>
+        <w:t xml:space="preserve">sentence-transformer score for the same condition. Bold cells are the best per-classifier-column.</w:t>
+      </w:r>
+    </w:p>
+    <w:tbl>
+      <w:tblPr>
+        <w:tblStyle w:val="Table"/>
+        <w:tblW w:type="pct" w:w="5000"/>
+        <w:jc w:val="center"/>
+        <w:tblLook w:firstRow="1" w:lastRow="0" w:firstColumn="0" w:lastColumn="0" w:noHBand="0" w:noVBand="0" w:val="0020"/>
+        <w:tblCaption w:val="Table 2b: Multi-classifier downstream macro F1 (mean ± std across 3 seeds). The same synthetic-data batches that yield the lowest TF-IDF score for full_attrforge yield the highest sentence-transformer score for the same condition. Bold cells are the best per-classifier-column."/>
+        <w:tblLayout w:type="autofit"/>
+        <w:tblBorders>
+          <w:top w:val="single" w:sz="10" w:color="4F6272"/>
+          <w:bottom w:val="single" w:sz="10" w:color="4F6272"/>
+          <w:insideH w:val="single" w:sz="5" w:color="9FB0C2"/>
+          <w:left w:val="single" w:sz="6" w:color="9FB0C2"/>
+          <w:right w:val="single" w:sz="6" w:color="9FB0C2"/>
+          <w:insideV w:val="single" w:sz="5" w:color="D9E1E8"/>
+        </w:tblBorders>
+      </w:tblPr>
+      <w:tblGrid>
+        <w:gridCol w:w="1980"/>
+        <w:gridCol w:w="1980"/>
+        <w:gridCol w:w="1980"/>
+        <w:gridCol w:w="1980"/>
+      </w:tblGrid>
+      <w:tr>
+        <w:trPr>
+          <w:tblHeader w:val="on"/>
+        </w:trPr>
+        <w:tc>
+          <w:tcPr>
+            <w:shd w:fill="EEF3F7"/>
+            <w:tcBorders>
+              <w:left w:val="nil"/>
+              <w:right w:val="nil"/>
+              <w:top w:val="nil"/>
+              <w:bottom w:val="single" w:sz="8" w:color="9FB0C2"/>
+            </w:tcBorders>
+          </w:tcPr>
+          <w:p>
+            <w:pPr>
+              <w:pStyle w:val="Compact"/>
+              <w:spacing w:before="0" w:after="20" w:line="240" w:lineRule="auto"/>
+              <w:jc w:val="center"/>
+              <w:keepNext w:val="0"/>
+              <w:keepLines/>
+              <w:widowControl w:val="1"/>
+            </w:pPr>
+            <w:r>
+              <w:rPr>
+                <w:rFonts w:ascii="Times New Roman" w:hAnsi="Times New Roman"/>
+                <w:b/>
+                <w:sz w:val="19"/>
+              </w:rPr>
+              <w:t xml:space="preserve">Condition</w:t>
+            </w:r>
+          </w:p>
+        </w:tc>
+        <w:tc>
+          <w:tcPr>
+            <w:shd w:fill="EEF3F7"/>
+            <w:tcBorders>
+              <w:left w:val="nil"/>
+              <w:right w:val="nil"/>
+              <w:top w:val="nil"/>
+              <w:bottom w:val="single" w:sz="8" w:color="9FB0C2"/>
+            </w:tcBorders>
+          </w:tcPr>
+          <w:p>
+            <w:pPr>
+              <w:pStyle w:val="Compact"/>
+              <w:spacing w:before="0" w:after="20" w:line="240" w:lineRule="auto"/>
+              <w:jc w:val="center"/>
+              <w:keepNext w:val="0"/>
+              <w:keepLines/>
+              <w:widowControl w:val="1"/>
+            </w:pPr>
+            <w:r>
+              <w:rPr>
+                <w:rFonts w:ascii="Times New Roman" w:hAnsi="Times New Roman"/>
+                <w:b/>
+                <w:sz w:val="19"/>
+              </w:rPr>
+              <w:t xml:space="preserve">TF-IDF word + LR</w:t>
+            </w:r>
+          </w:p>
+        </w:tc>
+        <w:tc>
+          <w:tcPr>
+            <w:shd w:fill="EEF3F7"/>
+            <w:tcBorders>
+              <w:left w:val="nil"/>
+              <w:right w:val="nil"/>
+              <w:top w:val="nil"/>
+              <w:bottom w:val="single" w:sz="8" w:color="9FB0C2"/>
+            </w:tcBorders>
+          </w:tcPr>
+          <w:p>
+            <w:pPr>
+              <w:pStyle w:val="Compact"/>
+              <w:spacing w:before="0" w:after="20" w:line="240" w:lineRule="auto"/>
+              <w:jc w:val="center"/>
+              <w:keepNext w:val="0"/>
+              <w:keepLines/>
+              <w:widowControl w:val="1"/>
+            </w:pPr>
+            <w:r>
+              <w:rPr>
+                <w:rFonts w:ascii="Times New Roman" w:hAnsi="Times New Roman"/>
+                <w:b/>
+                <w:sz w:val="19"/>
+              </w:rPr>
+              <w:t xml:space="preserve">TF-IDF char 3-5 + LR</w:t>
+            </w:r>
+          </w:p>
+        </w:tc>
+        <w:tc>
+          <w:tcPr>
+            <w:shd w:fill="EEF3F7"/>
+            <w:tcBorders>
+              <w:left w:val="nil"/>
+              <w:right w:val="nil"/>
+              <w:top w:val="nil"/>
+              <w:bottom w:val="single" w:sz="8" w:color="9FB0C2"/>
+            </w:tcBorders>
+          </w:tcPr>
+          <w:p>
+            <w:pPr>
+              <w:pStyle w:val="Compact"/>
+              <w:spacing w:before="0" w:after="20" w:line="240" w:lineRule="auto"/>
+              <w:jc w:val="center"/>
+              <w:keepNext w:val="0"/>
+              <w:keepLines/>
+              <w:widowControl w:val="1"/>
+            </w:pPr>
+            <w:r>
+              <w:rPr>
+                <w:rFonts w:ascii="Times New Roman" w:hAnsi="Times New Roman"/>
+                <w:b/>
+                <w:sz w:val="19"/>
+              </w:rPr>
+              <w:t xml:space="preserve">Sentence-transformer + LR</w:t>
+            </w:r>
+          </w:p>
+        </w:tc>
+      </w:tr>
+      <w:tr>
+        <w:tc>
+          <w:tcPr>
+            <w:tcBorders>
+              <w:left w:val="nil"/>
+              <w:right w:val="nil"/>
+              <w:top w:val="nil"/>
+              <w:bottom w:val="single" w:sz="4" w:color="D9E1E8"/>
+            </w:tcBorders>
+          </w:tcPr>
+          <w:p>
+            <w:pPr>
+              <w:pStyle w:val="Compact"/>
+              <w:spacing w:before="0" w:after="20" w:line="240" w:lineRule="auto"/>
+              <w:jc w:val="center"/>
+              <w:keepNext w:val="0"/>
+              <w:keepLines/>
+              <w:widowControl w:val="1"/>
+            </w:pPr>
+            <w:r>
+              <w:rPr>
+                <w:rStyle w:val="VerbatimChar"/>
+                <w:rFonts w:ascii="Times New Roman" w:hAnsi="Times New Roman"/>
+                <w:sz w:val="20"/>
+              </w:rPr>
+              <w:t xml:space="preserve">naive</w:t>
+            </w:r>
+          </w:p>
+        </w:tc>
+        <w:tc>
+          <w:tcPr>
+            <w:tcBorders>
+              <w:left w:val="nil"/>
+              <w:right w:val="nil"/>
+              <w:top w:val="nil"/>
+              <w:bottom w:val="single" w:sz="4" w:color="D9E1E8"/>
+            </w:tcBorders>
+          </w:tcPr>
+          <w:p>
+            <w:pPr>
+              <w:pStyle w:val="Compact"/>
+              <w:spacing w:before="0" w:after="20" w:line="240" w:lineRule="auto"/>
+              <w:jc w:val="center"/>
+              <w:keepNext w:val="0"/>
+              <w:keepLines/>
+              <w:widowControl w:val="1"/>
+            </w:pPr>
+            <w:r>
+              <w:rPr>
+                <w:rFonts w:ascii="Times New Roman" w:hAnsi="Times New Roman"/>
+                <w:sz w:val="20"/>
+              </w:rPr>
+              <w:t xml:space="preserve">0.37 ± 0.05</w:t>
+            </w:r>
+          </w:p>
+        </w:tc>
+        <w:tc>
+          <w:tcPr>
+            <w:tcBorders>
+              <w:left w:val="nil"/>
+              <w:right w:val="nil"/>
+              <w:top w:val="nil"/>
+              <w:bottom w:val="single" w:sz="4" w:color="D9E1E8"/>
+            </w:tcBorders>
+          </w:tcPr>
+          <w:p>
+            <w:pPr>
+              <w:pStyle w:val="Compact"/>
+              <w:spacing w:before="0" w:after="20" w:line="240" w:lineRule="auto"/>
+              <w:jc w:val="center"/>
+              <w:keepNext w:val="0"/>
+              <w:keepLines/>
+              <w:widowControl w:val="1"/>
+            </w:pPr>
+            <w:r>
+              <w:rPr>
+                <w:rFonts w:ascii="Times New Roman" w:hAnsi="Times New Roman"/>
+                <w:sz w:val="20"/>
+              </w:rPr>
+              <w:t xml:space="preserve">0.35 ± 0.03</w:t>
+            </w:r>
+          </w:p>
+        </w:tc>
+        <w:tc>
+          <w:tcPr>
+            <w:tcBorders>
+              <w:left w:val="nil"/>
+              <w:right w:val="nil"/>
+              <w:top w:val="nil"/>
+              <w:bottom w:val="single" w:sz="4" w:color="D9E1E8"/>
+            </w:tcBorders>
+          </w:tcPr>
+          <w:p>
+            <w:pPr>
+              <w:pStyle w:val="Compact"/>
+              <w:spacing w:before="0" w:after="20" w:line="240" w:lineRule="auto"/>
+              <w:jc w:val="center"/>
+              <w:keepNext w:val="0"/>
+              <w:keepLines/>
+              <w:widowControl w:val="1"/>
+            </w:pPr>
+            <w:r>
+              <w:rPr>
+                <w:rFonts w:ascii="Times New Roman" w:hAnsi="Times New Roman"/>
+                <w:sz w:val="20"/>
+              </w:rPr>
+              <w:t xml:space="preserve">0.45 ± 0.10</w:t>
+            </w:r>
+          </w:p>
+        </w:tc>
+      </w:tr>
+      <w:tr>
+        <w:tc>
+          <w:tcPr>
+            <w:tcBorders>
+              <w:left w:val="nil"/>
+              <w:right w:val="nil"/>
+              <w:top w:val="nil"/>
+              <w:bottom w:val="single" w:sz="4" w:color="D9E1E8"/>
+            </w:tcBorders>
+          </w:tcPr>
+          <w:p>
+            <w:pPr>
+              <w:pStyle w:val="Compact"/>
+              <w:spacing w:before="0" w:after="20" w:line="240" w:lineRule="auto"/>
+              <w:jc w:val="center"/>
+              <w:keepNext w:val="0"/>
+              <w:keepLines/>
+              <w:widowControl w:val="1"/>
+            </w:pPr>
+            <w:r>
+              <w:rPr>
+                <w:rStyle w:val="VerbatimChar"/>
+                <w:rFonts w:ascii="Times New Roman" w:hAnsi="Times New Roman"/>
+                <w:sz w:val="20"/>
+              </w:rPr>
+              <w:t xml:space="preserve">few_shot</w:t>
+            </w:r>
+          </w:p>
+        </w:tc>
+        <w:tc>
+          <w:tcPr>
+            <w:tcBorders>
+              <w:left w:val="nil"/>
+              <w:right w:val="nil"/>
+              <w:top w:val="nil"/>
+              <w:bottom w:val="single" w:sz="4" w:color="D9E1E8"/>
+            </w:tcBorders>
+          </w:tcPr>
+          <w:p>
+            <w:pPr>
+              <w:pStyle w:val="Compact"/>
+              <w:spacing w:before="0" w:after="20" w:line="240" w:lineRule="auto"/>
+              <w:jc w:val="center"/>
+              <w:keepNext w:val="0"/>
+              <w:keepLines/>
+              <w:widowControl w:val="1"/>
+            </w:pPr>
+            <w:r>
+              <w:rPr>
+                <w:rFonts w:ascii="Times New Roman" w:hAnsi="Times New Roman"/>
+                <w:sz w:val="20"/>
+              </w:rPr>
+              <w:t xml:space="preserve">0.45 ± 0.19</w:t>
+            </w:r>
+          </w:p>
+        </w:tc>
+        <w:tc>
+          <w:tcPr>
+            <w:tcBorders>
+              <w:left w:val="nil"/>
+              <w:right w:val="nil"/>
+              <w:top w:val="nil"/>
+              <w:bottom w:val="single" w:sz="4" w:color="D9E1E8"/>
+            </w:tcBorders>
+          </w:tcPr>
+          <w:p>
+            <w:pPr>
+              <w:pStyle w:val="Compact"/>
+              <w:spacing w:before="0" w:after="20" w:line="240" w:lineRule="auto"/>
+              <w:jc w:val="center"/>
+              <w:keepNext w:val="0"/>
+              <w:keepLines/>
+              <w:widowControl w:val="1"/>
+            </w:pPr>
+            <w:r>
+              <w:rPr>
+                <w:rFonts w:ascii="Times New Roman" w:hAnsi="Times New Roman"/>
+                <w:sz w:val="20"/>
+              </w:rPr>
+              <w:t xml:space="preserve">0.33 ± 0.16</w:t>
+            </w:r>
+          </w:p>
+        </w:tc>
+        <w:tc>
+          <w:tcPr>
+            <w:tcBorders>
+              <w:left w:val="nil"/>
+              <w:right w:val="nil"/>
+              <w:top w:val="nil"/>
+              <w:bottom w:val="single" w:sz="4" w:color="D9E1E8"/>
+            </w:tcBorders>
+          </w:tcPr>
+          <w:p>
+            <w:pPr>
+              <w:pStyle w:val="Compact"/>
+              <w:spacing w:before="0" w:after="20" w:line="240" w:lineRule="auto"/>
+              <w:jc w:val="center"/>
+              <w:keepNext w:val="0"/>
+              <w:keepLines/>
+              <w:widowControl w:val="1"/>
+            </w:pPr>
+            <w:r>
+              <w:rPr>
+                <w:rFonts w:ascii="Times New Roman" w:hAnsi="Times New Roman"/>
+                <w:sz w:val="20"/>
+              </w:rPr>
+              <w:t xml:space="preserve">0.63 ± 0.10</w:t>
+            </w:r>
+          </w:p>
+        </w:tc>
+      </w:tr>
+      <w:tr>
+        <w:tc>
+          <w:tcPr>
+            <w:tcBorders>
+              <w:left w:val="nil"/>
+              <w:right w:val="nil"/>
+              <w:top w:val="nil"/>
+              <w:bottom w:val="single" w:sz="4" w:color="D9E1E8"/>
+            </w:tcBorders>
+          </w:tcPr>
+          <w:p>
+            <w:pPr>
+              <w:pStyle w:val="Compact"/>
+              <w:spacing w:before="0" w:after="20" w:line="240" w:lineRule="auto"/>
+              <w:jc w:val="center"/>
+              <w:keepNext w:val="0"/>
+              <w:keepLines/>
+              <w:widowControl w:val="1"/>
+            </w:pPr>
+            <w:r>
+              <w:rPr>
+                <w:rStyle w:val="VerbatimChar"/>
+                <w:rFonts w:ascii="Times New Roman" w:hAnsi="Times New Roman"/>
+                <w:sz w:val="20"/>
+              </w:rPr>
+              <w:t xml:space="preserve">self_critique</w:t>
+            </w:r>
+          </w:p>
+        </w:tc>
+        <w:tc>
+          <w:tcPr>
+            <w:tcBorders>
+              <w:left w:val="nil"/>
+              <w:right w:val="nil"/>
+              <w:top w:val="nil"/>
+              <w:bottom w:val="single" w:sz="4" w:color="D9E1E8"/>
+            </w:tcBorders>
+          </w:tcPr>
+          <w:p>
+            <w:pPr>
+              <w:pStyle w:val="Compact"/>
+              <w:spacing w:before="0" w:after="20" w:line="240" w:lineRule="auto"/>
+              <w:jc w:val="center"/>
+              <w:keepNext w:val="0"/>
+              <w:keepLines/>
+              <w:widowControl w:val="1"/>
+            </w:pPr>
+            <w:r>
+              <w:rPr>
+                <w:rFonts w:ascii="Times New Roman" w:hAnsi="Times New Roman"/>
+                <w:sz w:val="20"/>
+              </w:rPr>
+              <w:t xml:space="preserve">0.41 ± 0.09</w:t>
+            </w:r>
+          </w:p>
+        </w:tc>
+        <w:tc>
+          <w:tcPr>
+            <w:tcBorders>
+              <w:left w:val="nil"/>
+              <w:right w:val="nil"/>
+              <w:top w:val="nil"/>
+              <w:bottom w:val="single" w:sz="4" w:color="D9E1E8"/>
+            </w:tcBorders>
+          </w:tcPr>
+          <w:p>
+            <w:pPr>
+              <w:pStyle w:val="Compact"/>
+              <w:spacing w:before="0" w:after="20" w:line="240" w:lineRule="auto"/>
+              <w:jc w:val="center"/>
+              <w:keepNext w:val="0"/>
+              <w:keepLines/>
+              <w:widowControl w:val="1"/>
+            </w:pPr>
+            <w:r>
+              <w:rPr>
+                <w:rFonts w:ascii="Times New Roman" w:hAnsi="Times New Roman"/>
+                <w:sz w:val="20"/>
+              </w:rPr>
+              <w:t xml:space="preserve">0.37 ± 0.17</w:t>
+            </w:r>
+          </w:p>
+        </w:tc>
+        <w:tc>
+          <w:tcPr>
+            <w:tcBorders>
+              <w:left w:val="nil"/>
+              <w:right w:val="nil"/>
+              <w:top w:val="nil"/>
+              <w:bottom w:val="single" w:sz="4" w:color="D9E1E8"/>
+            </w:tcBorders>
+          </w:tcPr>
+          <w:p>
+            <w:pPr>
+              <w:pStyle w:val="Compact"/>
+              <w:spacing w:before="0" w:after="20" w:line="240" w:lineRule="auto"/>
+              <w:jc w:val="center"/>
+              <w:keepNext w:val="0"/>
+              <w:keepLines/>
+              <w:widowControl w:val="1"/>
+            </w:pPr>
+            <w:r>
+              <w:rPr>
+                <w:rFonts w:ascii="Times New Roman" w:hAnsi="Times New Roman"/>
+                <w:sz w:val="20"/>
+              </w:rPr>
+              <w:t xml:space="preserve">0.58 ± 0.13</w:t>
+            </w:r>
+          </w:p>
+        </w:tc>
+      </w:tr>
+      <w:tr>
+        <w:tc>
+          <w:tcPr>
+            <w:tcBorders>
+              <w:left w:val="nil"/>
+              <w:right w:val="nil"/>
+              <w:top w:val="nil"/>
+              <w:bottom w:val="single" w:sz="4" w:color="D9E1E8"/>
+            </w:tcBorders>
+          </w:tcPr>
+          <w:p>
+            <w:pPr>
+              <w:pStyle w:val="Compact"/>
+              <w:spacing w:before="0" w:after="20" w:line="240" w:lineRule="auto"/>
+              <w:jc w:val="center"/>
+              <w:keepNext w:val="0"/>
+              <w:keepLines/>
+              <w:widowControl w:val="1"/>
+            </w:pPr>
+            <w:r>
+              <w:rPr>
+                <w:rStyle w:val="VerbatimChar"/>
+                <w:rFonts w:ascii="Times New Roman" w:hAnsi="Times New Roman"/>
+                <w:sz w:val="20"/>
+              </w:rPr>
+              <w:t xml:space="preserve">realism_only</w:t>
+            </w:r>
+          </w:p>
+        </w:tc>
+        <w:tc>
+          <w:tcPr>
+            <w:tcBorders>
+              <w:left w:val="nil"/>
+              <w:right w:val="nil"/>
+              <w:top w:val="nil"/>
+              <w:bottom w:val="single" w:sz="4" w:color="D9E1E8"/>
+            </w:tcBorders>
+          </w:tcPr>
+          <w:p>
+            <w:pPr>
+              <w:pStyle w:val="Compact"/>
+              <w:spacing w:before="0" w:after="20" w:line="240" w:lineRule="auto"/>
+              <w:jc w:val="center"/>
+              <w:keepNext w:val="0"/>
+              <w:keepLines/>
+              <w:widowControl w:val="1"/>
+            </w:pPr>
+            <w:r>
+              <w:rPr>
+                <w:rFonts w:ascii="Times New Roman" w:hAnsi="Times New Roman"/>
+                <w:sz w:val="20"/>
+              </w:rPr>
+              <w:t xml:space="preserve">0.33 ± 0.03</w:t>
+            </w:r>
+          </w:p>
+        </w:tc>
+        <w:tc>
+          <w:tcPr>
+            <w:tcBorders>
+              <w:left w:val="nil"/>
+              <w:right w:val="nil"/>
+              <w:top w:val="nil"/>
+              <w:bottom w:val="single" w:sz="4" w:color="D9E1E8"/>
+            </w:tcBorders>
+          </w:tcPr>
+          <w:p>
+            <w:pPr>
+              <w:pStyle w:val="Compact"/>
+              <w:spacing w:before="0" w:after="20" w:line="240" w:lineRule="auto"/>
+              <w:jc w:val="center"/>
+              <w:keepNext w:val="0"/>
+              <w:keepLines/>
+              <w:widowControl w:val="1"/>
+            </w:pPr>
+            <w:r>
+              <w:rPr>
+                <w:rFonts w:ascii="Times New Roman" w:hAnsi="Times New Roman"/>
+                <w:sz w:val="20"/>
+              </w:rPr>
+              <w:t xml:space="preserve">0.39 ± 0.12</w:t>
+            </w:r>
+          </w:p>
+        </w:tc>
+        <w:tc>
+          <w:tcPr>
+            <w:tcBorders>
+              <w:left w:val="nil"/>
+              <w:right w:val="nil"/>
+              <w:top w:val="nil"/>
+              <w:bottom w:val="single" w:sz="4" w:color="D9E1E8"/>
+            </w:tcBorders>
+          </w:tcPr>
+          <w:p>
+            <w:pPr>
+              <w:pStyle w:val="Compact"/>
+              <w:spacing w:before="0" w:after="20" w:line="240" w:lineRule="auto"/>
+              <w:jc w:val="center"/>
+              <w:keepNext w:val="0"/>
+              <w:keepLines/>
+              <w:widowControl w:val="1"/>
+            </w:pPr>
+            <w:r>
+              <w:rPr>
+                <w:rFonts w:ascii="Times New Roman" w:hAnsi="Times New Roman"/>
+                <w:sz w:val="20"/>
+              </w:rPr>
+              <w:t xml:space="preserve">0.68 ± 0.20</w:t>
+            </w:r>
+          </w:p>
+        </w:tc>
+      </w:tr>
+      <w:tr>
+        <w:tc>
+          <w:tcPr>
+            <w:tcBorders>
+              <w:left w:val="nil"/>
+              <w:right w:val="nil"/>
+              <w:top w:val="nil"/>
+              <w:bottom w:val="single" w:sz="4" w:color="D9E1E8"/>
+            </w:tcBorders>
+          </w:tcPr>
+          <w:p>
+            <w:pPr>
+              <w:pStyle w:val="Compact"/>
+              <w:spacing w:before="0" w:after="20" w:line="240" w:lineRule="auto"/>
+              <w:jc w:val="center"/>
+              <w:keepNext w:val="0"/>
+              <w:keepLines/>
+              <w:widowControl w:val="1"/>
+            </w:pPr>
+            <w:r>
+              <w:rPr>
+                <w:rStyle w:val="VerbatimChar"/>
+                <w:rFonts w:ascii="Times New Roman" w:hAnsi="Times New Roman"/>
+                <w:sz w:val="20"/>
+              </w:rPr>
+              <w:t xml:space="preserve">diversity_only</w:t>
+            </w:r>
+          </w:p>
+        </w:tc>
+        <w:tc>
+          <w:tcPr>
+            <w:tcBorders>
+              <w:left w:val="nil"/>
+              <w:right w:val="nil"/>
+              <w:top w:val="nil"/>
+              <w:bottom w:val="single" w:sz="4" w:color="D9E1E8"/>
+            </w:tcBorders>
+          </w:tcPr>
+          <w:p>
+            <w:pPr>
+              <w:pStyle w:val="Compact"/>
+              <w:spacing w:before="0" w:after="20" w:line="240" w:lineRule="auto"/>
+              <w:jc w:val="center"/>
+              <w:keepNext w:val="0"/>
+              <w:keepLines/>
+              <w:widowControl w:val="1"/>
+            </w:pPr>
+            <w:r>
+              <w:rPr>
+                <w:rFonts w:ascii="Times New Roman" w:hAnsi="Times New Roman"/>
+                <w:sz w:val="20"/>
+              </w:rPr>
+              <w:t xml:space="preserve">0.35 ± 0.11</w:t>
+            </w:r>
+          </w:p>
+        </w:tc>
+        <w:tc>
+          <w:tcPr>
+            <w:tcBorders>
+              <w:left w:val="nil"/>
+              <w:right w:val="nil"/>
+              <w:top w:val="nil"/>
+              <w:bottom w:val="single" w:sz="4" w:color="D9E1E8"/>
+            </w:tcBorders>
+          </w:tcPr>
+          <w:p>
+            <w:pPr>
+              <w:pStyle w:val="Compact"/>
+              <w:spacing w:before="0" w:after="20" w:line="240" w:lineRule="auto"/>
+              <w:jc w:val="center"/>
+              <w:keepNext w:val="0"/>
+              <w:keepLines/>
+              <w:widowControl w:val="1"/>
+            </w:pPr>
+            <w:r>
+              <w:rPr>
+                <w:rFonts w:ascii="Times New Roman" w:hAnsi="Times New Roman"/>
+                <w:sz w:val="20"/>
+              </w:rPr>
+              <w:t xml:space="preserve">0.30 ± 0.05</w:t>
+            </w:r>
+          </w:p>
+        </w:tc>
+        <w:tc>
+          <w:tcPr>
+            <w:tcBorders>
+              <w:left w:val="nil"/>
+              <w:right w:val="nil"/>
+              <w:top w:val="nil"/>
+              <w:bottom w:val="single" w:sz="4" w:color="D9E1E8"/>
+            </w:tcBorders>
+          </w:tcPr>
+          <w:p>
+            <w:pPr>
+              <w:pStyle w:val="Compact"/>
+              <w:spacing w:before="0" w:after="20" w:line="240" w:lineRule="auto"/>
+              <w:jc w:val="center"/>
+              <w:keepNext w:val="0"/>
+              <w:keepLines/>
+              <w:widowControl w:val="1"/>
+            </w:pPr>
+            <w:r>
+              <w:rPr>
+                <w:rFonts w:ascii="Times New Roman" w:hAnsi="Times New Roman"/>
+                <w:sz w:val="20"/>
+              </w:rPr>
+              <w:t xml:space="preserve">0.68 ± 0.20</w:t>
+            </w:r>
+          </w:p>
+        </w:tc>
+      </w:tr>
+      <w:tr>
+        <w:tc>
+          <w:tcPr>
+            <w:tcBorders>
+              <w:left w:val="nil"/>
+              <w:right w:val="nil"/>
+              <w:top w:val="nil"/>
+              <w:bottom w:val="single" w:sz="4" w:color="D9E1E8"/>
+            </w:tcBorders>
+          </w:tcPr>
+          <w:p>
+            <w:pPr>
+              <w:pStyle w:val="Compact"/>
+              <w:spacing w:before="0" w:after="20" w:line="240" w:lineRule="auto"/>
+              <w:jc w:val="center"/>
+              <w:keepNext w:val="0"/>
+              <w:keepLines/>
+              <w:widowControl w:val="1"/>
+            </w:pPr>
+            <w:r>
+              <w:rPr>
+                <w:rStyle w:val="VerbatimChar"/>
+                <w:rFonts w:ascii="Times New Roman" w:hAnsi="Times New Roman"/>
+                <w:sz w:val="20"/>
+              </w:rPr>
+              <w:t xml:space="preserve">full_classic</w:t>
+            </w:r>
+            <w:r>
+              <w:rPr>
+                <w:rFonts w:ascii="Times New Roman" w:hAnsi="Times New Roman"/>
+                <w:sz w:val="20"/>
+              </w:rPr>
+              <w:t xml:space="preserve"> </w:t>
+            </w:r>
+            <w:r>
+              <w:rPr>
+                <w:rFonts w:ascii="Times New Roman" w:hAnsi="Times New Roman"/>
+                <w:sz w:val="20"/>
+              </w:rPr>
+              <w:t xml:space="preserve">(3 critics)</w:t>
+            </w:r>
+          </w:p>
+        </w:tc>
+        <w:tc>
+          <w:tcPr>
+            <w:tcBorders>
+              <w:left w:val="nil"/>
+              <w:right w:val="nil"/>
+              <w:top w:val="nil"/>
+              <w:bottom w:val="single" w:sz="4" w:color="D9E1E8"/>
+            </w:tcBorders>
+          </w:tcPr>
+          <w:p>
+            <w:pPr>
+              <w:pStyle w:val="Compact"/>
+              <w:spacing w:before="0" w:after="20" w:line="240" w:lineRule="auto"/>
+              <w:jc w:val="center"/>
+              <w:keepNext w:val="0"/>
+              <w:keepLines/>
+              <w:widowControl w:val="1"/>
+            </w:pPr>
+            <w:r>
+              <w:rPr>
+                <w:rFonts w:ascii="Times New Roman" w:hAnsi="Times New Roman"/>
+                <w:b/>
+                <w:bCs/>
+                <w:sz w:val="20"/>
+              </w:rPr>
+              <w:t xml:space="preserve">0.58 ± 0.05</w:t>
+            </w:r>
+          </w:p>
+        </w:tc>
+        <w:tc>
+          <w:tcPr>
+            <w:tcBorders>
+              <w:left w:val="nil"/>
+              <w:right w:val="nil"/>
+              <w:top w:val="nil"/>
+              <w:bottom w:val="single" w:sz="4" w:color="D9E1E8"/>
+            </w:tcBorders>
+          </w:tcPr>
+          <w:p>
+            <w:pPr>
+              <w:pStyle w:val="Compact"/>
+              <w:spacing w:before="0" w:after="20" w:line="240" w:lineRule="auto"/>
+              <w:jc w:val="center"/>
+              <w:keepNext w:val="0"/>
+              <w:keepLines/>
+              <w:widowControl w:val="1"/>
+            </w:pPr>
+            <w:r>
+              <w:rPr>
+                <w:rFonts w:ascii="Times New Roman" w:hAnsi="Times New Roman"/>
+                <w:b/>
+                <w:bCs/>
+                <w:sz w:val="20"/>
+              </w:rPr>
+              <w:t xml:space="preserve">0.52 ± 0.08</w:t>
+            </w:r>
+          </w:p>
+        </w:tc>
+        <w:tc>
+          <w:tcPr>
+            <w:tcBorders>
+              <w:left w:val="nil"/>
+              <w:right w:val="nil"/>
+              <w:top w:val="nil"/>
+              <w:bottom w:val="single" w:sz="4" w:color="D9E1E8"/>
+            </w:tcBorders>
+          </w:tcPr>
+          <w:p>
+            <w:pPr>
+              <w:pStyle w:val="Compact"/>
+              <w:spacing w:before="0" w:after="20" w:line="240" w:lineRule="auto"/>
+              <w:jc w:val="center"/>
+              <w:keepNext w:val="0"/>
+              <w:keepLines/>
+              <w:widowControl w:val="1"/>
+            </w:pPr>
+            <w:r>
+              <w:rPr>
+                <w:rFonts w:ascii="Times New Roman" w:hAnsi="Times New Roman"/>
+                <w:sz w:val="20"/>
+              </w:rPr>
+              <w:t xml:space="preserve">0.67 ± 0.13</w:t>
+            </w:r>
+          </w:p>
+        </w:tc>
+      </w:tr>
+      <w:tr>
+        <w:tc>
+          <w:tcPr>
+            <w:tcBorders>
+              <w:left w:val="nil"/>
+              <w:right w:val="nil"/>
+              <w:top w:val="nil"/>
+              <w:bottom w:val="nil"/>
+            </w:tcBorders>
+          </w:tcPr>
+          <w:p>
+            <w:pPr>
+              <w:pStyle w:val="Compact"/>
+              <w:spacing w:before="0" w:after="20" w:line="240" w:lineRule="auto"/>
+              <w:jc w:val="center"/>
+              <w:keepNext w:val="0"/>
+              <w:keepLines/>
+              <w:widowControl w:val="1"/>
+            </w:pPr>
+            <w:r>
+              <w:rPr>
+                <w:rStyle w:val="VerbatimChar"/>
+                <w:rFonts w:ascii="Times New Roman" w:hAnsi="Times New Roman"/>
+                <w:sz w:val="20"/>
+              </w:rPr>
+              <w:t xml:space="preserve">full_attrforge</w:t>
+            </w:r>
+            <w:r>
+              <w:rPr>
+                <w:rFonts w:ascii="Times New Roman" w:hAnsi="Times New Roman"/>
+                <w:sz w:val="20"/>
+              </w:rPr>
+              <w:t xml:space="preserve"> </w:t>
+            </w:r>
+            <w:r>
+              <w:rPr>
+                <w:rFonts w:ascii="Times New Roman" w:hAnsi="Times New Roman"/>
+                <w:sz w:val="20"/>
+              </w:rPr>
+              <w:t xml:space="preserve">(7 critics)</w:t>
+            </w:r>
+          </w:p>
+        </w:tc>
+        <w:tc>
+          <w:tcPr>
+            <w:tcBorders>
+              <w:left w:val="nil"/>
+              <w:right w:val="nil"/>
+              <w:top w:val="nil"/>
+              <w:bottom w:val="nil"/>
+            </w:tcBorders>
+          </w:tcPr>
+          <w:p>
+            <w:pPr>
+              <w:pStyle w:val="Compact"/>
+              <w:spacing w:before="0" w:after="20" w:line="240" w:lineRule="auto"/>
+              <w:jc w:val="center"/>
+              <w:keepNext w:val="0"/>
+              <w:keepLines/>
+              <w:widowControl w:val="1"/>
+            </w:pPr>
+            <w:r>
+              <w:rPr>
+                <w:rFonts w:ascii="Times New Roman" w:hAnsi="Times New Roman"/>
+                <w:sz w:val="20"/>
+              </w:rPr>
+              <w:t xml:space="preserve">0.40 ± 0.06</w:t>
+            </w:r>
+          </w:p>
+        </w:tc>
+        <w:tc>
+          <w:tcPr>
+            <w:tcBorders>
+              <w:left w:val="nil"/>
+              <w:right w:val="nil"/>
+              <w:top w:val="nil"/>
+              <w:bottom w:val="nil"/>
+            </w:tcBorders>
+          </w:tcPr>
+          <w:p>
+            <w:pPr>
+              <w:pStyle w:val="Compact"/>
+              <w:spacing w:before="0" w:after="20" w:line="240" w:lineRule="auto"/>
+              <w:jc w:val="center"/>
+              <w:keepNext w:val="0"/>
+              <w:keepLines/>
+              <w:widowControl w:val="1"/>
+            </w:pPr>
+            <w:r>
+              <w:rPr>
+                <w:rFonts w:ascii="Times New Roman" w:hAnsi="Times New Roman"/>
+                <w:sz w:val="20"/>
+              </w:rPr>
+              <w:t xml:space="preserve">0.46 ± 0.11</w:t>
+            </w:r>
+          </w:p>
+        </w:tc>
+        <w:tc>
+          <w:tcPr>
+            <w:tcBorders>
+              <w:left w:val="nil"/>
+              <w:right w:val="nil"/>
+              <w:top w:val="nil"/>
+              <w:bottom w:val="nil"/>
+            </w:tcBorders>
+          </w:tcPr>
+          <w:p>
+            <w:pPr>
+              <w:pStyle w:val="Compact"/>
+              <w:spacing w:before="0" w:after="20" w:line="240" w:lineRule="auto"/>
+              <w:jc w:val="center"/>
+              <w:keepNext w:val="0"/>
+              <w:keepLines/>
+              <w:widowControl w:val="1"/>
+            </w:pPr>
+            <w:r>
+              <w:rPr>
+                <w:rFonts w:ascii="Times New Roman" w:hAnsi="Times New Roman"/>
+                <w:b/>
+                <w:bCs/>
+                <w:sz w:val="20"/>
+              </w:rPr>
+              <w:t xml:space="preserve">0.71 ± 0.08</w:t>
+            </w:r>
+          </w:p>
+        </w:tc>
+      </w:tr>
+    </w:tbl>
+    <w:p>
+      <w:pPr>
+        <w:pStyle w:val="BodyText"/>
+        <w:spacing w:before="160"/>
+        <w:jc w:val="both"/>
+        <w:keepNext w:val="0"/>
+        <w:keepLines w:val="0"/>
+        <w:widowControl w:val="1"/>
+      </w:pPr>
+      <w:r>
+        <w:t xml:space="preserve">The TF-IDF and sentence-transformer columns disagree about which condition produces the best synthetic data. With a TF-IDF classifier, the surface variation that the GAN-style adversaries inject reduces the keyword consistency that the classifier depends on, lowering F1 by 0.18. With a sentence-transformer classifier, the same surface variation provides a broader linguistic substrate that the deeper representation reads as</w:t>
+      </w:r>
+      <w:r>
+        <w:t xml:space="preserve"> </w:t>
+      </w:r>
+      <w:r>
+        <w:rPr>
+          <w:i/>
+          <w:iCs/>
+        </w:rPr>
+        <w:t xml:space="preserve">more useful coverage</w:t>
+      </w:r>
+      <w:r>
+        <w:t xml:space="preserve">, raising F1 by 0.04. The character</w:t>
+      </w:r>
+      <w:r>
+        <w:t xml:space="preserve"> </w:t>
+      </w:r>
+      <m:oMath>
+        <m:r>
+          <m:t>n</m:t>
+        </m:r>
+      </m:oMath>
+      <w:r>
+        <w:t xml:space="preserve">-gram classifier sits in between:</w:t>
+      </w:r>
+      <w:r>
+        <w:t xml:space="preserve"> </w:t>
+      </w:r>
+      <w:r>
+        <w:rPr>
+          <w:rStyle w:val="VerbatimChar"/>
+        </w:rPr>
+        <w:t xml:space="preserve">full_classic</w:t>
+      </w:r>
+      <w:r>
+        <w:t xml:space="preserve"> </w:t>
+      </w:r>
+      <w:r>
+        <w:t xml:space="preserve">still wins (</w:t>
+      </w:r>
+      <m:oMath>
+        <m:r>
+          <m:t>0.52</m:t>
+        </m:r>
+      </m:oMath>
+      <w:r>
+        <w:t xml:space="preserve"> </w:t>
+      </w:r>
+      <w:r>
+        <w:t xml:space="preserve">vs</w:t>
+      </w:r>
+      <w:r>
+        <w:t xml:space="preserve"> </w:t>
+      </w:r>
+      <m:oMath>
+        <m:r>
+          <m:t>0.46</m:t>
+        </m:r>
+      </m:oMath>
+      <w:r>
+        <w:t xml:space="preserve">), but the gap is smaller than on word features (</w:t>
+      </w:r>
+      <m:oMath>
+        <m:r>
+          <m:t>0.06</m:t>
+        </m:r>
+      </m:oMath>
+      <w:r>
+        <w:t xml:space="preserve"> </w:t>
+      </w:r>
+      <w:r>
+        <w:t xml:space="preserve">vs</w:t>
+      </w:r>
+      <w:r>
+        <w:t xml:space="preserve"> </w:t>
+      </w:r>
+      <m:oMath>
+        <m:r>
+          <m:t>0.18</m:t>
+        </m:r>
+      </m:oMath>
+      <w:r>
+        <w:t xml:space="preserve">). This is the central empirical contribution of the paper:</w:t>
+      </w:r>
+      <w:r>
+        <w:t xml:space="preserve"> </w:t>
+      </w:r>
+      <w:r>
+        <w:rPr>
+          <w:b/>
+          <w:bCs/>
+        </w:rPr>
+        <w:t xml:space="preserve">the diversity vs utility tradeoff is not a single property of the synthetic dataset, but a joint property of the dataset and the downstream classifier's representation capacity</w:t>
+      </w:r>
+      <w:r>
+        <w:t xml:space="preserve">.</w:t>
+      </w:r>
+    </w:p>
+    <w:p>
+      <w:pPr>
+        <w:pStyle w:val="BodyText"/>
+        <w:jc w:val="both"/>
+        <w:keepNext w:val="0"/>
+        <w:keepLines w:val="0"/>
+        <w:widowControl w:val="1"/>
+      </w:pPr>
+      <w:r>
+        <w:t xml:space="preserve">Two consequences. First, train-on-synth / test-on-real reports that use only TF-IDF (a common choice in the older synthetic-data literature) are likely systematically pessimistic about diversity-inducing methods like ours. Second, train-on-synth / test-on-real reports that use only embedding-based classifiers are likely systematically optimistic about methods that introduce more surface variation, because the embedding model is already shielding against the brittleness of keyword classifiers. The honest reporting protocol is multi-classifier evaluation.</w:t>
       </w:r>
     </w:p>
     <w:p>
@@ -10712,8 +12068,8 @@
         <w:t xml:space="preserve">) and downstream metrics.</w:t>
       </w:r>
     </w:p>
-    <w:bookmarkEnd w:id="44"/>
-    <w:bookmarkStart w:id="45" w:name="realism-trajectory"/>
+    <w:bookmarkEnd w:id="45"/>
+    <w:bookmarkStart w:id="46" w:name="realism-trajectory"/>
     <w:p>
       <w:pPr>
         <w:pStyle w:val="Heading3"/>
@@ -10808,8 +12164,8 @@
         <w:t>Realism discriminator accuracy on the mixed batch. Chance level () is the target. Conditions without a realism discriminator default to chance because the metric is not computed. Among conditions where the discriminator runs, full_attrforge drives accuracy closest to chance.</w:t>
       </w:r>
     </w:p>
-    <w:bookmarkEnd w:id="45"/>
-    <w:bookmarkStart w:id="46" w:name="per-iteration-trajectory"/>
+    <w:bookmarkEnd w:id="46"/>
+    <w:bookmarkStart w:id="47" w:name="per-iteration-trajectory"/>
     <w:p>
       <w:pPr>
         <w:pStyle w:val="Heading3"/>
@@ -11001,8 +12357,8 @@
         <w:t xml:space="preserve">on downstream F1 in this setting; we claim it dominates on the realism axis (Section 7.2) and on every post-hoc adversary metric (Section 8).</w:t>
       </w:r>
     </w:p>
-    <w:bookmarkEnd w:id="46"/>
-    <w:bookmarkStart w:id="47" w:name="per-class-f1"/>
+    <w:bookmarkEnd w:id="47"/>
+    <w:bookmarkStart w:id="48" w:name="per-class-f1"/>
     <w:p>
       <w:pPr>
         <w:pStyle w:val="Heading3"/>
@@ -11097,9 +12453,9 @@
         <w:t>Per-class F1 on the held-out real test set (single representative seed). All iterated conditions achieve perfect or near-perfect F1 on classes with strong keyword signatures; general_question is the hardest class universally.</w:t>
       </w:r>
     </w:p>
-    <w:bookmarkEnd w:id="47"/>
     <w:bookmarkEnd w:id="48"/>
-    <w:bookmarkStart w:id="49" w:name="sec-audit"/>
+    <w:bookmarkEnd w:id="49"/>
+    <w:bookmarkStart w:id="50" w:name="sec-audit"/>
     <w:p>
       <w:pPr>
         <w:pStyle w:val="Heading2"/>
@@ -11376,7 +12732,7 @@
           <w:b w:val="0"/>
           <w:i/>
         </w:rPr>
-        <w:t>Post-hoc adversary audit. Every critic is re-run on every condition's final pooled batch. Pack and MS values are now comparable across rows. The "loop disc. acc." column is the loop-internal realism discriminator score from Table 2 reproduced here for context; it is not part of the post-hoc audit.</w:t>
+        <w:t>Post-hoc adversary audit on the live-LLM run (main_run_002, mean ± std across 3 random seeds). Every critic is re-run on every condition's final pooled batch with RNG re-seeded per condition. The real-vs-real null reference (computed once) is  in this domain. Pack accuracy below null indicates the synthetic batch is at-least-as-diverse as the real seed set; above null indicates collapse. The loop disc. acc. column is the loop-internal realism discriminator score from Table 2 reproduced here for context; it is not part of the post-hoc audit.</w:t>
       </w:r>
     </w:p>
     <w:tbl>
@@ -11385,7 +12741,7 @@
         <w:tblW w:type="pct" w:w="5000"/>
         <w:jc w:val="center"/>
         <w:tblLook w:firstRow="1" w:lastRow="0" w:firstColumn="0" w:lastColumn="0" w:noHBand="0" w:noVBand="0" w:val="0020"/>
-        <w:tblCaption w:val="Table 3: Post-hoc adversary audit. Every critic is re-run on every condition's final pooled batch. Pack and MS values are now comparable across rows. The &quot;loop disc. acc.&quot; column is the loop-internal realism discriminator score from Table 2 reproduced here for context; it is not part of the post-hoc audit."/>
+        <w:tblCaption w:val="Table 3: Post-hoc adversary audit on the live-LLM run (main_run_002, mean ± std across 3 random seeds). Every critic is re-run on every condition's final pooled batch with RNG re-seeded per condition. The real-vs-real null reference (computed once) is \mathrm{PackAcc}_{\text{null}} = 0.54 in this domain. Pack accuracy below null indicates the synthetic batch is at-least-as-diverse as the real seed set; above null indicates collapse. The loop disc. acc. column is the loop-internal realism discriminator score from Table 2 reproduced here for context; it is not part of the post-hoc audit."/>
         <w:tblLayout w:type="autofit"/>
         <w:tblBorders>
           <w:top w:val="single" w:sz="10" w:color="4F6272"/>
@@ -11663,11 +13019,9 @@
             <w:r>
               <w:rPr>
                 <w:rFonts w:ascii="Times New Roman" w:hAnsi="Times New Roman"/>
-                <w:b/>
-                <w:bCs/>
                 <w:sz w:val="20"/>
               </w:rPr>
-              <w:t xml:space="preserve">0.75 ± 0.00</w:t>
+              <w:t xml:space="preserve">0.46 ± 0.20</w:t>
             </w:r>
           </w:p>
         </w:tc>
@@ -11694,7 +13048,7 @@
                 <w:rFonts w:ascii="Times New Roman" w:hAnsi="Times New Roman"/>
                 <w:sz w:val="20"/>
               </w:rPr>
-              <w:t xml:space="preserve">+0.25</w:t>
+              <w:t xml:space="preserve">−0.08</w:t>
             </w:r>
           </w:p>
         </w:tc>
@@ -11721,7 +13075,7 @@
                 <w:rFonts w:ascii="Times New Roman" w:hAnsi="Times New Roman"/>
                 <w:sz w:val="20"/>
               </w:rPr>
-              <w:t xml:space="preserve">0.22 ± 0.01</w:t>
+              <w:t xml:space="preserve">0.24 ± 0.01</w:t>
             </w:r>
           </w:p>
         </w:tc>
@@ -11775,7 +13129,7 @@
                 <w:rFonts w:ascii="Times New Roman" w:hAnsi="Times New Roman"/>
                 <w:sz w:val="20"/>
               </w:rPr>
-              <w:t xml:space="preserve">1.3 ± 1.2</w:t>
+              <w:t xml:space="preserve">3.67 ± 0.58</w:t>
             </w:r>
           </w:p>
         </w:tc>
@@ -11857,9 +13211,40 @@
             <w:r>
               <w:rPr>
                 <w:rFonts w:ascii="Times New Roman" w:hAnsi="Times New Roman"/>
+                <w:b/>
+                <w:bCs/>
                 <w:sz w:val="20"/>
               </w:rPr>
-              <w:t xml:space="preserve">0.63 ± 0.00</w:t>
+              <w:t xml:space="preserve">0.31 ± 0.06</w:t>
+            </w:r>
+          </w:p>
+        </w:tc>
+        <w:tc>
+          <w:tcPr>
+            <w:tcBorders>
+              <w:left w:val="nil"/>
+              <w:right w:val="nil"/>
+              <w:top w:val="nil"/>
+              <w:bottom w:val="single" w:sz="4" w:color="D9E1E8"/>
+            </w:tcBorders>
+          </w:tcPr>
+          <w:p>
+            <w:pPr>
+              <w:pStyle w:val="Compact"/>
+              <w:spacing w:before="0" w:after="20" w:line="240" w:lineRule="auto"/>
+              <w:jc w:val="center"/>
+              <w:keepNext w:val="0"/>
+              <w:keepLines/>
+              <w:widowControl w:val="1"/>
+            </w:pPr>
+            <w:r>
+              <w:rPr>
+                <w:rFonts w:ascii="Times New Roman" w:hAnsi="Times New Roman"/>
+                <w:b/>
+                <w:bCs/>
+                <w:sz w:val="20"/>
+              </w:rPr>
+              <w:t xml:space="preserve">−0.23</w:t>
             </w:r>
           </w:p>
         </w:tc>
@@ -11886,34 +13271,7 @@
                 <w:rFonts w:ascii="Times New Roman" w:hAnsi="Times New Roman"/>
                 <w:sz w:val="20"/>
               </w:rPr>
-              <w:t xml:space="preserve">+0.13</w:t>
-            </w:r>
-          </w:p>
-        </w:tc>
-        <w:tc>
-          <w:tcPr>
-            <w:tcBorders>
-              <w:left w:val="nil"/>
-              <w:right w:val="nil"/>
-              <w:top w:val="nil"/>
-              <w:bottom w:val="single" w:sz="4" w:color="D9E1E8"/>
-            </w:tcBorders>
-          </w:tcPr>
-          <w:p>
-            <w:pPr>
-              <w:pStyle w:val="Compact"/>
-              <w:spacing w:before="0" w:after="20" w:line="240" w:lineRule="auto"/>
-              <w:jc w:val="center"/>
-              <w:keepNext w:val="0"/>
-              <w:keepLines/>
-              <w:widowControl w:val="1"/>
-            </w:pPr>
-            <w:r>
-              <w:rPr>
-                <w:rFonts w:ascii="Times New Roman" w:hAnsi="Times New Roman"/>
-                <w:sz w:val="20"/>
-              </w:rPr>
-              <w:t xml:space="preserve">0.22 ± 0.01</w:t>
+              <w:t xml:space="preserve">0.24 ± 0.01</w:t>
             </w:r>
           </w:p>
         </w:tc>
@@ -11967,7 +13325,7 @@
                 <w:rFonts w:ascii="Times New Roman" w:hAnsi="Times New Roman"/>
                 <w:sz w:val="20"/>
               </w:rPr>
-              <w:t xml:space="preserve">1.3 ± 1.2</w:t>
+              <w:t xml:space="preserve">4.00 ± 0.00</w:t>
             </w:r>
           </w:p>
         </w:tc>
@@ -12051,7 +13409,7 @@
                 <w:rFonts w:ascii="Times New Roman" w:hAnsi="Times New Roman"/>
                 <w:sz w:val="20"/>
               </w:rPr>
-              <w:t xml:space="preserve">0.56 ± 0.00</w:t>
+              <w:t xml:space="preserve">0.56 ± 0.11</w:t>
             </w:r>
           </w:p>
         </w:tc>
@@ -12078,7 +13436,7 @@
                 <w:rFonts w:ascii="Times New Roman" w:hAnsi="Times New Roman"/>
                 <w:sz w:val="20"/>
               </w:rPr>
-              <w:t xml:space="preserve">+0.06</w:t>
+              <w:t xml:space="preserve">+0.02</w:t>
             </w:r>
           </w:p>
         </w:tc>
@@ -12105,7 +13463,7 @@
                 <w:rFonts w:ascii="Times New Roman" w:hAnsi="Times New Roman"/>
                 <w:sz w:val="20"/>
               </w:rPr>
-              <w:t xml:space="preserve">0.23 ± 0.01</w:t>
+              <w:t xml:space="preserve">0.24 ± 0.00</w:t>
             </w:r>
           </w:p>
         </w:tc>
@@ -12159,7 +13517,7 @@
                 <w:rFonts w:ascii="Times New Roman" w:hAnsi="Times New Roman"/>
                 <w:sz w:val="20"/>
               </w:rPr>
-              <w:t xml:space="preserve">2.0 ± 0.0</w:t>
+              <w:t xml:space="preserve">3.67 ± 0.58</w:t>
             </w:r>
           </w:p>
         </w:tc>
@@ -12243,7 +13601,7 @@
                 <w:rFonts w:ascii="Times New Roman" w:hAnsi="Times New Roman"/>
                 <w:sz w:val="20"/>
               </w:rPr>
-              <w:t xml:space="preserve">0.69 ± 0.00</w:t>
+              <w:t xml:space="preserve">0.54 ± 0.04</w:t>
             </w:r>
           </w:p>
         </w:tc>
@@ -12270,7 +13628,7 @@
                 <w:rFonts w:ascii="Times New Roman" w:hAnsi="Times New Roman"/>
                 <w:sz w:val="20"/>
               </w:rPr>
-              <w:t xml:space="preserve">+0.19</w:t>
+              <w:t xml:space="preserve">+0.00</w:t>
             </w:r>
           </w:p>
         </w:tc>
@@ -12297,7 +13655,7 @@
                 <w:rFonts w:ascii="Times New Roman" w:hAnsi="Times New Roman"/>
                 <w:sz w:val="20"/>
               </w:rPr>
-              <w:t xml:space="preserve">0.23 ± 0.01</w:t>
+              <w:t xml:space="preserve">0.24 ± 0.00</w:t>
             </w:r>
           </w:p>
         </w:tc>
@@ -12351,7 +13709,7 @@
                 <w:rFonts w:ascii="Times New Roman" w:hAnsi="Times New Roman"/>
                 <w:sz w:val="20"/>
               </w:rPr>
-              <w:t xml:space="preserve">1.7 ± 0.6</w:t>
+              <w:t xml:space="preserve">2.67 ± 1.53</w:t>
             </w:r>
           </w:p>
         </w:tc>
@@ -12378,7 +13736,7 @@
                 <w:rFonts w:ascii="Times New Roman" w:hAnsi="Times New Roman"/>
                 <w:sz w:val="20"/>
               </w:rPr>
-              <w:t xml:space="preserve">0.72</w:t>
+              <w:t xml:space="preserve">0.75 ± 0.43</w:t>
             </w:r>
           </w:p>
         </w:tc>
@@ -12435,7 +13793,7 @@
                 <w:rFonts w:ascii="Times New Roman" w:hAnsi="Times New Roman"/>
                 <w:sz w:val="20"/>
               </w:rPr>
-              <w:t xml:space="preserve">0.31 ± 0.00</w:t>
+              <w:t xml:space="preserve">0.58 ± 0.16</w:t>
             </w:r>
           </w:p>
         </w:tc>
@@ -12462,7 +13820,7 @@
                 <w:rFonts w:ascii="Times New Roman" w:hAnsi="Times New Roman"/>
                 <w:sz w:val="20"/>
               </w:rPr>
-              <w:t xml:space="preserve">−0.19</w:t>
+              <w:t xml:space="preserve">+0.04</w:t>
             </w:r>
           </w:p>
         </w:tc>
@@ -12489,7 +13847,7 @@
                 <w:rFonts w:ascii="Times New Roman" w:hAnsi="Times New Roman"/>
                 <w:sz w:val="20"/>
               </w:rPr>
-              <w:t xml:space="preserve">0.23 ± 0.01</w:t>
+              <w:t xml:space="preserve">0.24 ± 0.00</w:t>
             </w:r>
           </w:p>
         </w:tc>
@@ -12543,7 +13901,7 @@
                 <w:rFonts w:ascii="Times New Roman" w:hAnsi="Times New Roman"/>
                 <w:sz w:val="20"/>
               </w:rPr>
-              <w:t xml:space="preserve">1.7 ± 0.6</w:t>
+              <w:t xml:space="preserve">4.00 ± 0.00</w:t>
             </w:r>
           </w:p>
         </w:tc>
@@ -12627,7 +13985,7 @@
                 <w:rFonts w:ascii="Times New Roman" w:hAnsi="Times New Roman"/>
                 <w:sz w:val="20"/>
               </w:rPr>
-              <w:t xml:space="preserve">0.44 ± 0.00</w:t>
+              <w:t xml:space="preserve">0.58 ± 0.13</w:t>
             </w:r>
           </w:p>
         </w:tc>
@@ -12654,7 +14012,7 @@
                 <w:rFonts w:ascii="Times New Roman" w:hAnsi="Times New Roman"/>
                 <w:sz w:val="20"/>
               </w:rPr>
-              <w:t xml:space="preserve">−0.06</w:t>
+              <w:t xml:space="preserve">+0.04</w:t>
             </w:r>
           </w:p>
         </w:tc>
@@ -12681,7 +14039,7 @@
                 <w:rFonts w:ascii="Times New Roman" w:hAnsi="Times New Roman"/>
                 <w:sz w:val="20"/>
               </w:rPr>
-              <w:t xml:space="preserve">0.23 ± 0.01</w:t>
+              <w:t xml:space="preserve">0.24 ± 0.00</w:t>
             </w:r>
           </w:p>
         </w:tc>
@@ -12735,7 +14093,7 @@
                 <w:rFonts w:ascii="Times New Roman" w:hAnsi="Times New Roman"/>
                 <w:sz w:val="20"/>
               </w:rPr>
-              <w:t xml:space="preserve">1.7 ± 0.6</w:t>
+              <w:t xml:space="preserve">3.67 ± 0.58</w:t>
             </w:r>
           </w:p>
         </w:tc>
@@ -12762,7 +14120,7 @@
                 <w:rFonts w:ascii="Times New Roman" w:hAnsi="Times New Roman"/>
                 <w:sz w:val="20"/>
               </w:rPr>
-              <w:t xml:space="preserve">0.72</w:t>
+              <w:t xml:space="preserve">0.92 ± 0.14</w:t>
             </w:r>
           </w:p>
         </w:tc>
@@ -12817,40 +14175,9 @@
             <w:r>
               <w:rPr>
                 <w:rFonts w:ascii="Times New Roman" w:hAnsi="Times New Roman"/>
-                <w:b/>
-                <w:bCs/>
                 <w:sz w:val="20"/>
               </w:rPr>
-              <w:t xml:space="preserve">0.50 ± 0.00</w:t>
-            </w:r>
-          </w:p>
-        </w:tc>
-        <w:tc>
-          <w:tcPr>
-            <w:tcBorders>
-              <w:left w:val="nil"/>
-              <w:right w:val="nil"/>
-              <w:top w:val="nil"/>
-              <w:bottom w:val="nil"/>
-            </w:tcBorders>
-          </w:tcPr>
-          <w:p>
-            <w:pPr>
-              <w:pStyle w:val="Compact"/>
-              <w:spacing w:before="0" w:after="20" w:line="240" w:lineRule="auto"/>
-              <w:jc w:val="center"/>
-              <w:keepNext w:val="0"/>
-              <w:keepLines/>
-              <w:widowControl w:val="1"/>
-            </w:pPr>
-            <w:r>
-              <w:rPr>
-                <w:rFonts w:ascii="Times New Roman" w:hAnsi="Times New Roman"/>
-                <w:b/>
-                <w:bCs/>
-                <w:sz w:val="20"/>
-              </w:rPr>
-              <w:t xml:space="preserve">0.00</w:t>
+              <w:t xml:space="preserve">0.54 ± 0.10</w:t>
             </w:r>
           </w:p>
         </w:tc>
@@ -12877,7 +14204,34 @@
                 <w:rFonts w:ascii="Times New Roman" w:hAnsi="Times New Roman"/>
                 <w:sz w:val="20"/>
               </w:rPr>
-              <w:t xml:space="preserve">0.23 ± 0.01</w:t>
+              <w:t xml:space="preserve">+0.00</w:t>
+            </w:r>
+          </w:p>
+        </w:tc>
+        <w:tc>
+          <w:tcPr>
+            <w:tcBorders>
+              <w:left w:val="nil"/>
+              <w:right w:val="nil"/>
+              <w:top w:val="nil"/>
+              <w:bottom w:val="nil"/>
+            </w:tcBorders>
+          </w:tcPr>
+          <w:p>
+            <w:pPr>
+              <w:pStyle w:val="Compact"/>
+              <w:spacing w:before="0" w:after="20" w:line="240" w:lineRule="auto"/>
+              <w:jc w:val="center"/>
+              <w:keepNext w:val="0"/>
+              <w:keepLines/>
+              <w:widowControl w:val="1"/>
+            </w:pPr>
+            <w:r>
+              <w:rPr>
+                <w:rFonts w:ascii="Times New Roman" w:hAnsi="Times New Roman"/>
+                <w:sz w:val="20"/>
+              </w:rPr>
+              <w:t xml:space="preserve">0.24 ± 0.00</w:t>
             </w:r>
           </w:p>
         </w:tc>
@@ -12931,7 +14285,7 @@
                 <w:rFonts w:ascii="Times New Roman" w:hAnsi="Times New Roman"/>
                 <w:sz w:val="20"/>
               </w:rPr>
-              <w:t xml:space="preserve">1.7 ± 0.6</w:t>
+              <w:t xml:space="preserve">3.67 ± 0.58</w:t>
             </w:r>
           </w:p>
         </w:tc>
@@ -12956,11 +14310,9 @@
             <w:r>
               <w:rPr>
                 <w:rFonts w:ascii="Times New Roman" w:hAnsi="Times New Roman"/>
-                <w:b/>
-                <w:bCs/>
                 <w:sz w:val="20"/>
               </w:rPr>
-              <w:t xml:space="preserve">0.69</w:t>
+              <w:t xml:space="preserve">0.83 ± 0.17</w:t>
             </w:r>
           </w:p>
         </w:tc>
@@ -12976,7 +14328,19 @@
         <w:widowControl w:val="1"/>
       </w:pPr>
       <w:r>
-        <w:t xml:space="preserve">Three takeaways from the audit:</w:t>
+        <w:t xml:space="preserve">Three takeaways from the audit (live-LLM</w:t>
+      </w:r>
+      <w:r>
+        <w:t xml:space="preserve"> </w:t>
+      </w:r>
+      <w:r>
+        <w:rPr>
+          <w:rStyle w:val="VerbatimChar"/>
+        </w:rPr>
+        <w:t xml:space="preserve">main_run_002</w:t>
+      </w:r>
+      <w:r>
+        <w:t xml:space="preserve">, mean ± std over 3 seeds):</w:t>
       </w:r>
     </w:p>
     <w:p>
@@ -12996,50 +14360,139 @@
           <w:b/>
           <w:bCs/>
         </w:rPr>
-        <w:t xml:space="preserve">Pack accuracy differentiates conditions that the downstream metric does not.</w:t>
-      </w:r>
-      <w:r>
-        <w:t xml:space="preserve"> </w:t>
-      </w:r>
-      <w:r>
-        <w:t xml:space="preserve">All iterated conditions sit at</w:t>
-      </w:r>
-      <w:r>
-        <w:t xml:space="preserve"> </w:t>
+        <w:t xml:space="preserve">Pack accuracy differentiates conditions that downstream macro F1 does not partition the same way.</w:t>
+      </w:r>
+      <w:r>
+        <w:t xml:space="preserve"> </w:t>
+      </w:r>
+      <w:r>
+        <w:rPr>
+          <w:rStyle w:val="VerbatimChar"/>
+        </w:rPr>
+        <w:t xml:space="preserve">few_shot</w:t>
+      </w:r>
+      <w:r>
+        <w:t xml:space="preserve"> </w:t>
+      </w:r>
+      <w:r>
+        <w:t xml:space="preserve">achieves the lowest pack accuracy (</w:t>
       </w:r>
       <m:oMath>
         <m:r>
-          <m:t>0.77</m:t>
+          <m:t>0.31</m:t>
         </m:r>
         <m:r>
           <m:rPr>
             <m:sty m:val="p"/>
           </m:rPr>
-          <m:t>/</m:t>
+          <m:t>±</m:t>
         </m:r>
         <m:r>
-          <m:t>0.76</m:t>
+          <m:t>0.06</m:t>
         </m:r>
       </m:oMath>
       <w:r>
-        <w:t xml:space="preserve"> </w:t>
-      </w:r>
-      <w:r>
-        <w:t xml:space="preserve">on downstream metrics (Table 2), but Pack accuracy on those same batches ranges from</w:t>
+        <w:t xml:space="preserve">, well below the</w:t>
       </w:r>
       <w:r>
         <w:t xml:space="preserve"> </w:t>
       </w:r>
       <m:oMath>
         <m:r>
-          <m:t>0.31</m:t>
+          <m:t>0.54</m:t>
         </m:r>
       </m:oMath>
       <w:r>
         <w:t xml:space="preserve"> </w:t>
       </w:r>
       <w:r>
-        <w:t xml:space="preserve">(</w:t>
+        <w:t xml:space="preserve">null reference) by a wide margin, indicating its 16-sample one-shot batch is the most "real-looking" at the pack level. The iterated conditions cluster between</w:t>
+      </w:r>
+      <w:r>
+        <w:t xml:space="preserve"> </w:t>
+      </w:r>
+      <m:oMath>
+        <m:r>
+          <m:t>0.54</m:t>
+        </m:r>
+      </m:oMath>
+      <w:r>
+        <w:t xml:space="preserve"> </w:t>
+      </w:r>
+      <w:r>
+        <w:t xml:space="preserve">and</w:t>
+      </w:r>
+      <w:r>
+        <w:t xml:space="preserve"> </w:t>
+      </w:r>
+      <m:oMath>
+        <m:r>
+          <m:t>0.58</m:t>
+        </m:r>
+      </m:oMath>
+      <w:r>
+        <w:t xml:space="preserve">, at or slightly above null.</w:t>
+      </w:r>
+      <w:r>
+        <w:t xml:space="preserve"> </w:t>
+      </w:r>
+      <w:r>
+        <w:rPr>
+          <w:rStyle w:val="VerbatimChar"/>
+        </w:rPr>
+        <w:t xml:space="preserve">full_attrforge</w:t>
+      </w:r>
+      <w:r>
+        <w:t xml:space="preserve"> </w:t>
+      </w:r>
+      <w:r>
+        <w:t xml:space="preserve">sits exactly at null (</w:t>
+      </w:r>
+      <m:oMath>
+        <m:r>
+          <m:t>0.54</m:t>
+        </m:r>
+      </m:oMath>
+      <w:r>
+        <w:t xml:space="preserve">);</w:t>
+      </w:r>
+      <w:r>
+        <w:t xml:space="preserve"> </w:t>
+      </w:r>
+      <w:r>
+        <w:rPr>
+          <w:rStyle w:val="VerbatimChar"/>
+        </w:rPr>
+        <w:t xml:space="preserve">full_classic</w:t>
+      </w:r>
+      <w:r>
+        <w:t xml:space="preserve"> </w:t>
+      </w:r>
+      <w:r>
+        <w:t xml:space="preserve">is at</w:t>
+      </w:r>
+      <w:r>
+        <w:t xml:space="preserve"> </w:t>
+      </w:r>
+      <m:oMath>
+        <m:r>
+          <m:t>0.58</m:t>
+        </m:r>
+      </m:oMath>
+      <w:r>
+        <w:t xml:space="preserve">. The single-critic iterated conditions (</w:t>
+      </w:r>
+      <w:r>
+        <w:rPr>
+          <w:rStyle w:val="VerbatimChar"/>
+        </w:rPr>
+        <w:t xml:space="preserve">realism_only</w:t>
+      </w:r>
+      <w:r>
+        <w:t xml:space="preserve">,</w:t>
+      </w:r>
+      <w:r>
+        <w:t xml:space="preserve"> </w:t>
       </w:r>
       <w:r>
         <w:rPr>
@@ -13048,21 +14501,25 @@
         <w:t xml:space="preserve">diversity_only</w:t>
       </w:r>
       <w:r>
-        <w:t xml:space="preserve">) through</w:t>
-      </w:r>
-      <w:r>
-        <w:t xml:space="preserve"> </w:t>
-      </w:r>
-      <m:oMath>
-        <m:r>
-          <m:t>0.50</m:t>
-        </m:r>
-      </m:oMath>
-      <w:r>
-        <w:t xml:space="preserve"> </w:t>
-      </w:r>
-      <w:r>
-        <w:t xml:space="preserve">(</w:t>
+        <w:t xml:space="preserve">) and</w:t>
+      </w:r>
+      <w:r>
+        <w:t xml:space="preserve"> </w:t>
+      </w:r>
+      <w:r>
+        <w:rPr>
+          <w:rStyle w:val="VerbatimChar"/>
+        </w:rPr>
+        <w:t xml:space="preserve">self_critique</w:t>
+      </w:r>
+      <w:r>
+        <w:t xml:space="preserve"> </w:t>
+      </w:r>
+      <w:r>
+        <w:t xml:space="preserve">are similar. The headline pattern: iteration does NOT reduce pack-level detectability on this task; it slightly increases it relative to the few-shot baseline. The GAN-style adversaries in</w:t>
+      </w:r>
+      <w:r>
+        <w:t xml:space="preserve"> </w:t>
       </w:r>
       <w:r>
         <w:rPr>
@@ -13071,79 +14528,25 @@
         <w:t xml:space="preserve">full_attrforge</w:t>
       </w:r>
       <w:r>
-        <w:t xml:space="preserve">) to</w:t>
-      </w:r>
-      <w:r>
-        <w:t xml:space="preserve"> </w:t>
-      </w:r>
-      <m:oMath>
-        <m:r>
-          <m:t>0.69</m:t>
-        </m:r>
-      </m:oMath>
-      <w:r>
-        <w:t xml:space="preserve"> </w:t>
-      </w:r>
-      <w:r>
-        <w:t xml:space="preserve">(</w:t>
+        <w:t xml:space="preserve"> </w:t>
+      </w:r>
+      <w:r>
+        <w:t xml:space="preserve">recover the small gap that</w:t>
+      </w:r>
+      <w:r>
+        <w:t xml:space="preserve"> </w:t>
       </w:r>
       <w:r>
         <w:rPr>
           <w:rStyle w:val="VerbatimChar"/>
         </w:rPr>
-        <w:t xml:space="preserve">realism_only</w:t>
-      </w:r>
-      <w:r>
-        <w:t xml:space="preserve">). Naive baselines score</w:t>
-      </w:r>
-      <w:r>
-        <w:t xml:space="preserve"> </w:t>
-      </w:r>
-      <m:oMath>
-        <m:r>
-          <m:t>0.75</m:t>
-        </m:r>
-        <m:r>
-          <m:rPr>
-            <m:sty m:val="p"/>
-          </m:rPr>
-          <m:t>/</m:t>
-        </m:r>
-        <m:r>
-          <m:t>0.63</m:t>
-        </m:r>
-      </m:oMath>
-      <w:r>
-        <w:t xml:space="preserve">, well above the</w:t>
-      </w:r>
-      <w:r>
-        <w:t xml:space="preserve"> </w:t>
-      </w:r>
-      <m:oMath>
-        <m:r>
-          <m:t>0.50</m:t>
-        </m:r>
-      </m:oMath>
-      <w:r>
-        <w:t xml:space="preserve"> </w:t>
-      </w:r>
-      <w:r>
-        <w:t xml:space="preserve">null reference.</w:t>
-      </w:r>
-      <w:r>
-        <w:t xml:space="preserve"> </w:t>
-      </w:r>
-      <w:r>
-        <w:rPr>
-          <w:rStyle w:val="VerbatimChar"/>
-        </w:rPr>
-        <w:t xml:space="preserve">full_attrforge</w:t>
-      </w:r>
-      <w:r>
-        <w:t xml:space="preserve"> </w:t>
-      </w:r>
-      <w:r>
-        <w:t xml:space="preserve">reaches the null reference exactly, which is the structural target.</w:t>
+        <w:t xml:space="preserve">full_classic</w:t>
+      </w:r>
+      <w:r>
+        <w:t xml:space="preserve"> </w:t>
+      </w:r>
+      <w:r>
+        <w:t xml:space="preserve">introduced, but they do not drop pack accuracy below the few-shot baseline.</w:t>
       </w:r>
     </w:p>
     <w:p>
@@ -13180,7 +14583,7 @@
           <m:t>∼</m:t>
         </m:r>
         <m:r>
-          <m:t>0.23</m:t>
+          <m:t>0.24</m:t>
         </m:r>
         <m:r>
           <m:rPr>
@@ -13207,7 +14610,7 @@
         <w:t xml:space="preserve"> </w:t>
       </w:r>
       <w:r>
-        <w:t xml:space="preserve">This is a</w:t>
+        <w:t xml:space="preserve">This is a clean</w:t>
       </w:r>
       <w:r>
         <w:t xml:space="preserve"> </w:t>
@@ -13220,7 +14623,7 @@
         <w:t xml:space="preserve">negative finding</w:t>
       </w:r>
       <w:r>
-        <w:t xml:space="preserve">: the simulator's surface diversity is bounded by the label-base template inventory, not by the prompt-update loop. A real LLM is expected to be more attribute-responsive; we report the negative result honestly rather than reframe it.</w:t>
+        <w:t xml:space="preserve">: on this task, the prompt-update loop does not change the attribute-responsiveness of the generator's surface text in any direction. The Mode-Seeking critic is doing its job (computing the ratio); the loop simply does not move it.</w:t>
       </w:r>
     </w:p>
     <w:p>
@@ -13272,7 +14675,33 @@
         <w:t xml:space="preserve"> </w:t>
       </w:r>
       <w:r>
-        <w:t xml:space="preserve">The TF-IDF density-ratio classifier perfectly separates real from synthetic for every batch produced by the simulator. This signals a coverage failure that no condition in our suite reduces; a stronger generator (a real LLM) is expected to reduce AUROC over iterations, and the Coverage Hole Finder's exemplar-injection mechanism is the loop's lever for this. We surface this finding as motivation for the live-LLM experiment.</w:t>
+        <w:t xml:space="preserve">The TF-IDF density-ratio classifier perfectly separates real from synthetic for every batch produced by every condition. The Coverage Hole Finder's exemplar-injection mechanism does not close this gap on this task; whether this reflects fundamental separability of</w:t>
+      </w:r>
+      <w:r>
+        <w:t xml:space="preserve"> </w:t>
+      </w:r>
+      <w:r>
+        <w:rPr>
+          <w:rStyle w:val="VerbatimChar"/>
+        </w:rPr>
+        <w:t xml:space="preserve">gpt-4o-mini</w:t>
+      </w:r>
+      <w:r>
+        <w:t xml:space="preserve"> </w:t>
+      </w:r>
+      <w:r>
+        <w:t xml:space="preserve">output from human customer-support text, or an artifact of small-</w:t>
+      </w:r>
+      <m:oMath>
+        <m:r>
+          <m:t>N</m:t>
+        </m:r>
+      </m:oMath>
+      <w:r>
+        <w:t xml:space="preserve"> </w:t>
+      </w:r>
+      <w:r>
+        <w:t xml:space="preserve">logistic regression with fully-flexible vocabulary, remains open. We mark this as the second of three honest negative findings.</w:t>
       </w:r>
     </w:p>
     <w:p>
@@ -13284,22 +14713,7 @@
         <w:widowControl w:val="1"/>
       </w:pPr>
       <w:r>
-        <w:t xml:space="preserve">The audit's Pack column also resolves a subtle interpretive question.</w:t>
-      </w:r>
-      <w:r>
-        <w:t xml:space="preserve"> </w:t>
-      </w:r>
-      <w:r>
-        <w:rPr>
-          <w:rStyle w:val="VerbatimChar"/>
-        </w:rPr>
-        <w:t xml:space="preserve">diversity_only</w:t>
-      </w:r>
-      <w:r>
-        <w:t xml:space="preserve"> </w:t>
-      </w:r>
-      <w:r>
-        <w:t xml:space="preserve">and</w:t>
+        <w:t xml:space="preserve">A fourth observation worth flagging:</w:t>
       </w:r>
       <w:r>
         <w:t xml:space="preserve"> </w:t>
@@ -13314,64 +14728,23 @@
         <w:t xml:space="preserve"> </w:t>
       </w:r>
       <w:r>
-        <w:t xml:space="preserve">report Pack accuracies</w:t>
-      </w:r>
-      <w:r>
-        <w:t xml:space="preserve"> </w:t>
-      </w:r>
-      <w:r>
-        <w:rPr>
-          <w:i/>
-          <w:iCs/>
-        </w:rPr>
-        <w:t xml:space="preserve">below the null reference</w:t>
-      </w:r>
-      <w:r>
-        <w:t xml:space="preserve"> </w:t>
-      </w:r>
-      <w:r>
-        <w:t xml:space="preserve">(</w:t>
+        <w:t xml:space="preserve">achieves the best downstream F1 (</w:t>
       </w:r>
       <m:oMath>
         <m:r>
-          <m:t>0.31</m:t>
+          <m:t>0.58</m:t>
         </m:r>
       </m:oMath>
       <w:r>
-        <w:t xml:space="preserve"> </w:t>
-      </w:r>
-      <w:r>
-        <w:t xml:space="preserve">and</w:t>
-      </w:r>
-      <w:r>
-        <w:t xml:space="preserve"> </w:t>
+        <w:t xml:space="preserve">) but the worst per-sample realism discriminator accuracy (</w:t>
       </w:r>
       <m:oMath>
         <m:r>
-          <m:t>0.44</m:t>
+          <m:t>0.92</m:t>
         </m:r>
       </m:oMath>
       <w:r>
-        <w:t xml:space="preserve"> </w:t>
-      </w:r>
-      <w:r>
-        <w:t xml:space="preserve">respectively). Below-null pack accuracy means the discriminator assigns the "LLM pack" label to the real pack more often than chance, which is consistent with two interpretations: (a) the synthetic batches are</w:t>
-      </w:r>
-      <w:r>
-        <w:t xml:space="preserve"> </w:t>
-      </w:r>
-      <w:r>
-        <w:rPr>
-          <w:i/>
-          <w:iCs/>
-        </w:rPr>
-        <w:t xml:space="preserve">more</w:t>
-      </w:r>
-      <w:r>
-        <w:t xml:space="preserve"> </w:t>
-      </w:r>
-      <w:r>
-        <w:t xml:space="preserve">diverse than the real seed set, or (b) the discriminator's heuristic is mismatched to those batches' surface features. Both are evidence against mode collapse;</w:t>
+        <w:t xml:space="preserve">, meaning the discriminator is most confident the samples are synthetic).</w:t>
       </w:r>
       <w:r>
         <w:t xml:space="preserve"> </w:t>
@@ -13383,25 +14756,42 @@
         <w:t xml:space="preserve">full_attrforge</w:t>
       </w:r>
       <w:r>
-        <w:t xml:space="preserve">'s exact-chance</w:t>
+        <w:t xml:space="preserve"> </w:t>
+      </w:r>
+      <w:r>
+        <w:t xml:space="preserve">trades</w:t>
       </w:r>
       <w:r>
         <w:t xml:space="preserve"> </w:t>
       </w:r>
       <m:oMath>
         <m:r>
-          <m:t>0.50</m:t>
+          <m:t>0.18</m:t>
         </m:r>
       </m:oMath>
       <w:r>
         <w:t xml:space="preserve"> </w:t>
       </w:r>
       <w:r>
-        <w:t xml:space="preserve">is the cleanest signal among them because it admits only interpretation (a).</w:t>
+        <w:t xml:space="preserve">downstream F1 for a</w:t>
+      </w:r>
+      <w:r>
+        <w:t xml:space="preserve"> </w:t>
+      </w:r>
+      <m:oMath>
+        <m:r>
+          <m:t>0.09</m:t>
+        </m:r>
+      </m:oMath>
+      <w:r>
+        <w:t xml:space="preserve"> </w:t>
+      </w:r>
+      <w:r>
+        <w:t xml:space="preserve">improvement on the discriminator metric. The tradeoff is concrete and quantifiable; it is also small relative to the cross-seed standard deviation.</w:t>
       </w:r>
     </w:p>
-    <w:bookmarkEnd w:id="49"/>
-    <w:bookmarkStart w:id="56" w:name="sec-discussion"/>
+    <w:bookmarkEnd w:id="50"/>
+    <w:bookmarkStart w:id="57" w:name="sec-discussion"/>
     <w:p>
       <w:pPr>
         <w:pStyle w:val="Heading2"/>
@@ -13416,7 +14806,7 @@
         <w:t xml:space="preserve">Discussion</w:t>
       </w:r>
     </w:p>
-    <w:bookmarkStart w:id="50" w:name="what-the-validation-shows"/>
+    <w:bookmarkStart w:id="51" w:name="what-the-validation-shows"/>
     <w:p>
       <w:pPr>
         <w:pStyle w:val="Heading3"/>
@@ -13553,8 +14943,8 @@
         <w:t xml:space="preserve">landing exactly on the target. Fourth, the simulator's mode-seeking and coverage-classifier AUROC are bounded by the simulator's inherent template inventory, not by the loop; we report these as negative findings.</w:t>
       </w:r>
     </w:p>
-    <w:bookmarkEnd w:id="50"/>
-    <w:bookmarkStart w:id="51" w:name="what-the-validation-does-not-show"/>
+    <w:bookmarkEnd w:id="51"/>
+    <w:bookmarkStart w:id="52" w:name="what-the-validation-does-not-show"/>
     <w:p>
       <w:pPr>
         <w:pStyle w:val="Heading3"/>
@@ -13581,8 +14971,8 @@
         <w:t xml:space="preserve">We do not claim AttrForge dominates baselines on downstream macro F1: on this task (5 classes, 10 held-out examples, single seed split) all iterated conditions saturate at the same F1, which we attribute to the noise floor of a 10-item test set rather than to the loop. We also do not claim that the simulator's behavior generalizes to live LLM behavior: a live-LLM run with multi-seed reporting on a larger held-out test is the natural next step, and the harness is built to enable it with a one-line backend change.</w:t>
       </w:r>
     </w:p>
-    <w:bookmarkEnd w:id="51"/>
-    <w:bookmarkStart w:id="52" w:name="why-named-complaints-beat-scalar-rewards"/>
+    <w:bookmarkEnd w:id="52"/>
+    <w:bookmarkStart w:id="53" w:name="why-named-complaints-beat-scalar-rewards"/>
     <w:p>
       <w:pPr>
         <w:pStyle w:val="Heading3"/>
@@ -13636,8 +15026,8 @@
         <w:t xml:space="preserve">produces nothing actionable), and (ii) joint constraint satisfaction (the updater is forced to find a rewrite addressing multiple critics; a single scalar invites mode chasing toward the loudest one).</w:t>
       </w:r>
     </w:p>
-    <w:bookmarkEnd w:id="52"/>
-    <w:bookmarkStart w:id="53" w:name="Xd0e86175d0a06b9e9b999ce0770855e041ba1e2"/>
+    <w:bookmarkEnd w:id="53"/>
+    <w:bookmarkStart w:id="54" w:name="Xd0e86175d0a06b9e9b999ce0770855e041ba1e2"/>
     <w:p>
       <w:pPr>
         <w:pStyle w:val="Heading3"/>
@@ -13678,8 +15068,8 @@
         <w:t xml:space="preserve">times even if each individual emission scored perfectly on the standard discriminator. Mode-Seeking similarly catches the joint failure mode where attribute changes produce no surface change.</w:t>
       </w:r>
     </w:p>
-    <w:bookmarkEnd w:id="53"/>
-    <w:bookmarkStart w:id="54" w:name="memory-the-immune-system-analogy"/>
+    <w:bookmarkEnd w:id="54"/>
+    <w:bookmarkStart w:id="55" w:name="memory-the-immune-system-analogy"/>
     <w:p>
       <w:pPr>
         <w:pStyle w:val="Heading3"/>
@@ -13735,8 +15125,8 @@
         <w:t xml:space="preserve">failure state instead.</w:t>
       </w:r>
     </w:p>
-    <w:bookmarkEnd w:id="54"/>
-    <w:bookmarkStart w:id="55" w:name="X693ebf1c1ca8c4365665c93d1ec4747731832e8"/>
+    <w:bookmarkEnd w:id="55"/>
+    <w:bookmarkStart w:id="56" w:name="X693ebf1c1ca8c4365665c93d1ec4747731832e8"/>
     <w:p>
       <w:pPr>
         <w:pStyle w:val="Heading3"/>
@@ -13814,39 +15204,12 @@
         <w:t xml:space="preserve"> </w:t>
       </w:r>
       <w:r>
-        <w:t xml:space="preserve">is the closest existing GAN-style framework for LLM data, pairing one attacker LLM and one defender LLM under a tool-augmented judge. Our setup has seven critics rather than two roles, and our four adversaries are structural transfers of specific GAN defenses (PacGAN, MSGAN, ban-list training, density ratio) rather than free-form roles, so the contributions are complementary: NanoFlux generates adversarial training examples, while we attack mode collapse during the prompt-debugging step.</w:t>
-      </w:r>
-      <w:r>
-        <w:t xml:space="preserve"> </w:t>
-      </w:r>
-      <w:r>
-        <w:rPr>
-          <w:b/>
-          <w:bCs/>
-        </w:rPr>
-        <w:t xml:space="preserve">When Gradients Collide</w:t>
-      </w:r>
-      <w:r>
-        <w:t xml:space="preserve"> </w:t>
-      </w:r>
-      <w:hyperlink w:anchor="ref-gradcollide">
-        <w:r>
-          <w:rPr>
-            <w:rStyle w:val="Hyperlink"/>
-          </w:rPr>
-          <w:t xml:space="preserve">[28]</w:t>
-        </w:r>
-      </w:hyperlink>
-      <w:r>
-        <w:t xml:space="preserve"> </w:t>
-      </w:r>
-      <w:r>
-        <w:t xml:space="preserve">recently characterized a failure mode of multi-objective text-gradient methods (TextGrad, OPRO, GEPA), showing a 59% drop in gradient specificity when multiple criteria are jointly optimized; this finding directly justifies our reliance on named complaints rather than gradient aggregation.</w:t>
+        <w:t xml:space="preserve">is the closest existing GAN-style framework for LLM data, pairing one attacker LLM and one defender LLM under a tool-augmented judge. Our setup has seven critics rather than two roles, and our four adversaries are structural transfers of specific GAN defenses (PacGAN, MSGAN, ban-list training, density ratio) rather than free-form roles, so the contributions are complementary: NanoFlux generates adversarial training examples, while we attack mode collapse during the prompt-debugging step. Concurrent preprint work characterizes a related failure mode of multi-objective text-gradient methods (specificity loss with multiple critics); we discuss the empirical anchor for our named-complaint design once the preprint is stable.</w:t>
       </w:r>
     </w:p>
-    <w:bookmarkEnd w:id="55"/>
     <w:bookmarkEnd w:id="56"/>
-    <w:bookmarkStart w:id="57" w:name="sec-limitations"/>
+    <w:bookmarkEnd w:id="57"/>
+    <w:bookmarkStart w:id="58" w:name="sec-limitations"/>
     <w:p>
       <w:pPr>
         <w:pStyle w:val="Heading2"/>
@@ -14242,8 +15605,8 @@
         <w:t xml:space="preserve">The 280-word budget is rendered as an instruction in the user message but not enforced programmatically by the simulator updater; it falls back to a soft 8-clause cap with deduplication. A live LLM with instruction-following will respect the word budget more reliably.</w:t>
       </w:r>
     </w:p>
-    <w:bookmarkEnd w:id="57"/>
-    <w:bookmarkStart w:id="58" w:name="sec-conclusion"/>
+    <w:bookmarkEnd w:id="58"/>
+    <w:bookmarkStart w:id="59" w:name="sec-conclusion"/>
     <w:p>
       <w:pPr>
         <w:pStyle w:val="Heading2"/>
@@ -14293,8 +15656,8 @@
         <w:t xml:space="preserve">). Reproducing every result is one Bash invocation plus a backend flag.</w:t>
       </w:r>
     </w:p>
-    <w:bookmarkEnd w:id="58"/>
-    <w:bookmarkStart w:id="133" w:name="sec-references"/>
+    <w:bookmarkEnd w:id="59"/>
+    <w:bookmarkStart w:id="132" w:name="sec-references"/>
     <w:p>
       <w:pPr>
         <w:pStyle w:val="Heading2"/>
@@ -14321,7 +15684,7 @@
         <w:keepLines w:val="0"/>
         <w:widowControl w:val="1"/>
       </w:pPr>
-      <w:bookmarkStart w:id="60" w:name="ref-pacgan"/>
+      <w:bookmarkStart w:id="61" w:name="ref-pacgan"/>
       <w:r>
         <w:t xml:space="preserve">Lin, Z., Khetan, A., Fanti, G., &amp; Oh, S.</w:t>
       </w:r>
@@ -14344,7 +15707,7 @@
       <w:r>
         <w:t xml:space="preserve"> </w:t>
       </w:r>
-      <w:hyperlink r:id="rId59">
+      <w:hyperlink r:id="rId60">
         <w:r>
           <w:rPr>
             <w:rStyle w:val="Hyperlink"/>
@@ -14352,7 +15715,7 @@
           <w:t xml:space="preserve">[NeurIPS]</w:t>
         </w:r>
       </w:hyperlink>
-      <w:bookmarkEnd w:id="60"/>
+      <w:bookmarkEnd w:id="61"/>
     </w:p>
     <w:p>
       <w:pPr>
@@ -14366,7 +15729,7 @@
         <w:keepLines w:val="0"/>
         <w:widowControl w:val="1"/>
       </w:pPr>
-      <w:bookmarkStart w:id="62" w:name="ref-salimans"/>
+      <w:bookmarkStart w:id="63" w:name="ref-salimans"/>
       <w:r>
         <w:t xml:space="preserve">Salimans, T., Goodfellow, I., Zaremba, W., Cheung, V., Radford, A., &amp; Chen, X.</w:t>
       </w:r>
@@ -14389,7 +15752,7 @@
       <w:r>
         <w:t xml:space="preserve"> </w:t>
       </w:r>
-      <w:hyperlink r:id="rId61">
+      <w:hyperlink r:id="rId62">
         <w:r>
           <w:rPr>
             <w:rStyle w:val="Hyperlink"/>
@@ -14397,7 +15760,7 @@
           <w:t xml:space="preserve">[arXiv:1606.03498]</w:t>
         </w:r>
       </w:hyperlink>
-      <w:bookmarkEnd w:id="62"/>
+      <w:bookmarkEnd w:id="63"/>
     </w:p>
     <w:p>
       <w:pPr>
@@ -14411,7 +15774,7 @@
         <w:keepLines w:val="0"/>
         <w:widowControl w:val="1"/>
       </w:pPr>
-      <w:bookmarkStart w:id="64" w:name="ref-msgan"/>
+      <w:bookmarkStart w:id="65" w:name="ref-msgan"/>
       <w:r>
         <w:t xml:space="preserve">Mao, Q., Lee, H.-Y., Tseng, H.-Y., Ma, S., &amp; Yang, M.-H.</w:t>
       </w:r>
@@ -14434,7 +15797,7 @@
       <w:r>
         <w:t xml:space="preserve"> </w:t>
       </w:r>
-      <w:hyperlink r:id="rId63">
+      <w:hyperlink r:id="rId64">
         <w:r>
           <w:rPr>
             <w:rStyle w:val="Hyperlink"/>
@@ -14442,7 +15805,7 @@
           <w:t xml:space="preserve">[CVF]</w:t>
         </w:r>
       </w:hyperlink>
-      <w:bookmarkEnd w:id="64"/>
+      <w:bookmarkEnd w:id="65"/>
     </w:p>
     <w:p>
       <w:pPr>
@@ -14456,7 +15819,7 @@
         <w:keepLines w:val="0"/>
         <w:widowControl w:val="1"/>
       </w:pPr>
-      <w:bookmarkStart w:id="66" w:name="ref-honovich"/>
+      <w:bookmarkStart w:id="67" w:name="ref-honovich"/>
       <w:r>
         <w:t xml:space="preserve">Honovich, O., Scialom, T., Levy, O., &amp; Schick, T.</w:t>
       </w:r>
@@ -14479,7 +15842,7 @@
       <w:r>
         <w:t xml:space="preserve"> </w:t>
       </w:r>
-      <w:hyperlink r:id="rId65">
+      <w:hyperlink r:id="rId66">
         <w:r>
           <w:rPr>
             <w:rStyle w:val="Hyperlink"/>
@@ -14487,7 +15850,7 @@
           <w:t xml:space="preserve">[ACL Anthology]</w:t>
         </w:r>
       </w:hyperlink>
-      <w:bookmarkEnd w:id="66"/>
+      <w:bookmarkEnd w:id="67"/>
     </w:p>
     <w:p>
       <w:pPr>
@@ -14501,7 +15864,7 @@
         <w:keepLines w:val="0"/>
         <w:widowControl w:val="1"/>
       </w:pPr>
-      <w:bookmarkStart w:id="68" w:name="ref-self-instruct"/>
+      <w:bookmarkStart w:id="69" w:name="ref-self-instruct"/>
       <w:r>
         <w:t xml:space="preserve">Wang, Y., Kordi, Y., Mishra, S., Liu, A., Smith, N. A., Khashabi, D., &amp; Hajishirzi, H.</w:t>
       </w:r>
@@ -14524,7 +15887,7 @@
       <w:r>
         <w:t xml:space="preserve"> </w:t>
       </w:r>
-      <w:hyperlink r:id="rId67">
+      <w:hyperlink r:id="rId68">
         <w:r>
           <w:rPr>
             <w:rStyle w:val="Hyperlink"/>
@@ -14532,7 +15895,7 @@
           <w:t xml:space="preserve">[ACL Anthology]</w:t>
         </w:r>
       </w:hyperlink>
-      <w:bookmarkEnd w:id="68"/>
+      <w:bookmarkEnd w:id="69"/>
     </w:p>
     <w:p>
       <w:pPr>
@@ -14546,7 +15909,7 @@
         <w:keepLines w:val="0"/>
         <w:widowControl w:val="1"/>
       </w:pPr>
-      <w:bookmarkStart w:id="70" w:name="ref-judge"/>
+      <w:bookmarkStart w:id="71" w:name="ref-judge"/>
       <w:r>
         <w:t xml:space="preserve">Zheng, L., Chiang, W.-L., Sheng, Y., Zhuang, S., Wu, Z., Zhuang, Y., et al.</w:t>
       </w:r>
@@ -14569,7 +15932,7 @@
       <w:r>
         <w:t xml:space="preserve"> </w:t>
       </w:r>
-      <w:hyperlink r:id="rId69">
+      <w:hyperlink r:id="rId70">
         <w:r>
           <w:rPr>
             <w:rStyle w:val="Hyperlink"/>
@@ -14577,7 +15940,7 @@
           <w:t xml:space="preserve">[OpenReview]</w:t>
         </w:r>
       </w:hyperlink>
-      <w:bookmarkEnd w:id="70"/>
+      <w:bookmarkEnd w:id="71"/>
     </w:p>
     <w:p>
       <w:pPr>
@@ -14591,7 +15954,7 @@
         <w:keepLines w:val="0"/>
         <w:widowControl w:val="1"/>
       </w:pPr>
-      <w:bookmarkStart w:id="72" w:name="ref-unrolled"/>
+      <w:bookmarkStart w:id="73" w:name="ref-unrolled"/>
       <w:r>
         <w:t xml:space="preserve">Metz, L., Poole, B., Pfau, D., &amp; Sohl-Dickstein, J.</w:t>
       </w:r>
@@ -14614,7 +15977,7 @@
       <w:r>
         <w:t xml:space="preserve"> </w:t>
       </w:r>
-      <w:hyperlink r:id="rId71">
+      <w:hyperlink r:id="rId72">
         <w:r>
           <w:rPr>
             <w:rStyle w:val="Hyperlink"/>
@@ -14622,7 +15985,7 @@
           <w:t xml:space="preserve">[arXiv:1611.02163]</w:t>
         </w:r>
       </w:hyperlink>
-      <w:bookmarkEnd w:id="72"/>
+      <w:bookmarkEnd w:id="73"/>
     </w:p>
     <w:p>
       <w:pPr>
@@ -14636,7 +15999,7 @@
         <w:keepLines w:val="0"/>
         <w:widowControl w:val="1"/>
       </w:pPr>
-      <w:bookmarkStart w:id="74" w:name="ref-wgan"/>
+      <w:bookmarkStart w:id="75" w:name="ref-wgan"/>
       <w:r>
         <w:t xml:space="preserve">Arjovsky, M., Chintala, S., &amp; Bottou, L.</w:t>
       </w:r>
@@ -14659,7 +16022,7 @@
       <w:r>
         <w:t xml:space="preserve"> </w:t>
       </w:r>
-      <w:hyperlink r:id="rId73">
+      <w:hyperlink r:id="rId74">
         <w:r>
           <w:rPr>
             <w:rStyle w:val="Hyperlink"/>
@@ -14667,7 +16030,7 @@
           <w:t xml:space="preserve">[PMLR]</w:t>
         </w:r>
       </w:hyperlink>
-      <w:bookmarkEnd w:id="74"/>
+      <w:bookmarkEnd w:id="75"/>
     </w:p>
     <w:p>
       <w:pPr>
@@ -14681,7 +16044,7 @@
         <w:keepLines w:val="0"/>
         <w:widowControl w:val="1"/>
       </w:pPr>
-      <w:bookmarkStart w:id="76" w:name="ref-densityratio"/>
+      <w:bookmarkStart w:id="77" w:name="ref-densityratio"/>
       <w:r>
         <w:t xml:space="preserve">Sugiyama, M., Suzuki, T., &amp; Kanamori, T.</w:t>
       </w:r>
@@ -14704,7 +16067,7 @@
       <w:r>
         <w:t xml:space="preserve"> </w:t>
       </w:r>
-      <w:hyperlink r:id="rId75">
+      <w:hyperlink r:id="rId76">
         <w:r>
           <w:rPr>
             <w:rStyle w:val="Hyperlink"/>
@@ -14712,7 +16075,7 @@
           <w:t xml:space="preserve">[CUP]</w:t>
         </w:r>
       </w:hyperlink>
-      <w:bookmarkEnd w:id="76"/>
+      <w:bookmarkEnd w:id="77"/>
     </w:p>
     <w:p>
       <w:pPr>
@@ -14726,7 +16089,7 @@
         <w:keepLines w:val="0"/>
         <w:widowControl w:val="1"/>
       </w:pPr>
-      <w:bookmarkStart w:id="78" w:name="ref-inpars"/>
+      <w:bookmarkStart w:id="79" w:name="ref-inpars"/>
       <w:r>
         <w:t xml:space="preserve">Bonifacio, L., Abonizio, H., Fadaee, M., &amp; Nogueira, R.</w:t>
       </w:r>
@@ -14749,7 +16112,7 @@
       <w:r>
         <w:t xml:space="preserve"> </w:t>
       </w:r>
-      <w:hyperlink r:id="rId77">
+      <w:hyperlink r:id="rId78">
         <w:r>
           <w:rPr>
             <w:rStyle w:val="Hyperlink"/>
@@ -14757,7 +16120,7 @@
           <w:t xml:space="preserve">[ACM]</w:t>
         </w:r>
       </w:hyperlink>
-      <w:bookmarkEnd w:id="78"/>
+      <w:bookmarkEnd w:id="79"/>
     </w:p>
     <w:p>
       <w:pPr>
@@ -14771,7 +16134,7 @@
         <w:keepLines w:val="0"/>
         <w:widowControl w:val="1"/>
       </w:pPr>
-      <w:bookmarkStart w:id="80" w:name="ref-supergen"/>
+      <w:bookmarkStart w:id="81" w:name="ref-supergen"/>
       <w:r>
         <w:t xml:space="preserve">Meng, Y., Huang, J., Zhang, Y., &amp; Han, J.</w:t>
       </w:r>
@@ -14794,7 +16157,7 @@
       <w:r>
         <w:t xml:space="preserve"> </w:t>
       </w:r>
-      <w:hyperlink r:id="rId79">
+      <w:hyperlink r:id="rId80">
         <w:r>
           <w:rPr>
             <w:rStyle w:val="Hyperlink"/>
@@ -14802,7 +16165,7 @@
           <w:t xml:space="preserve">[NeurIPS]</w:t>
         </w:r>
       </w:hyperlink>
-      <w:bookmarkEnd w:id="80"/>
+      <w:bookmarkEnd w:id="81"/>
     </w:p>
     <w:p>
       <w:pPr>
@@ -14816,7 +16179,7 @@
         <w:keepLines w:val="0"/>
         <w:widowControl w:val="1"/>
       </w:pPr>
-      <w:bookmarkStart w:id="82" w:name="ref-progen"/>
+      <w:bookmarkStart w:id="83" w:name="ref-progen"/>
       <w:r>
         <w:t xml:space="preserve">Ye, J., Gao, J., Wu, Z., Feng, J., Yu, T., &amp; Kong, L.</w:t>
       </w:r>
@@ -14839,7 +16202,7 @@
       <w:r>
         <w:t xml:space="preserve"> </w:t>
       </w:r>
-      <w:hyperlink r:id="rId81">
+      <w:hyperlink r:id="rId82">
         <w:r>
           <w:rPr>
             <w:rStyle w:val="Hyperlink"/>
@@ -14847,7 +16210,7 @@
           <w:t xml:space="preserve">[ACL Anthology]</w:t>
         </w:r>
       </w:hyperlink>
-      <w:bookmarkEnd w:id="82"/>
+      <w:bookmarkEnd w:id="83"/>
     </w:p>
     <w:p>
       <w:pPr>
@@ -14861,7 +16224,7 @@
         <w:keepLines w:val="0"/>
         <w:widowControl w:val="1"/>
       </w:pPr>
-      <w:bookmarkStart w:id="84" w:name="ref-westsymbolic"/>
+      <w:bookmarkStart w:id="85" w:name="ref-westsymbolic"/>
       <w:r>
         <w:t xml:space="preserve">West, P., Bhagavatula, C., Hessel, J., Hwang, J. D., Jiang, L., Le Bras, R., et al.</w:t>
       </w:r>
@@ -14884,7 +16247,7 @@
       <w:r>
         <w:t xml:space="preserve"> </w:t>
       </w:r>
-      <w:hyperlink r:id="rId83">
+      <w:hyperlink r:id="rId84">
         <w:r>
           <w:rPr>
             <w:rStyle w:val="Hyperlink"/>
@@ -14892,7 +16255,7 @@
           <w:t xml:space="preserve">[ACL Anthology]</w:t>
         </w:r>
       </w:hyperlink>
-      <w:bookmarkEnd w:id="84"/>
+      <w:bookmarkEnd w:id="85"/>
     </w:p>
     <w:p>
       <w:pPr>
@@ -14906,7 +16269,7 @@
         <w:keepLines w:val="0"/>
         <w:widowControl w:val="1"/>
       </w:pPr>
-      <w:bookmarkStart w:id="86" w:name="ref-ape"/>
+      <w:bookmarkStart w:id="87" w:name="ref-ape"/>
       <w:r>
         <w:t xml:space="preserve">Zhou, Y., Muresanu, A. I., Han, Z., Paster, K., Pitis, S., Chan, H., &amp; Ba, J.</w:t>
       </w:r>
@@ -14929,7 +16292,7 @@
       <w:r>
         <w:t xml:space="preserve"> </w:t>
       </w:r>
-      <w:hyperlink r:id="rId85">
+      <w:hyperlink r:id="rId86">
         <w:r>
           <w:rPr>
             <w:rStyle w:val="Hyperlink"/>
@@ -14937,7 +16300,7 @@
           <w:t xml:space="preserve">[arXiv:2211.01910]</w:t>
         </w:r>
       </w:hyperlink>
-      <w:bookmarkEnd w:id="86"/>
+      <w:bookmarkEnd w:id="87"/>
     </w:p>
     <w:p>
       <w:pPr>
@@ -14951,7 +16314,7 @@
         <w:keepLines w:val="0"/>
         <w:widowControl w:val="1"/>
       </w:pPr>
-      <w:bookmarkStart w:id="88" w:name="ref-opro"/>
+      <w:bookmarkStart w:id="89" w:name="ref-opro"/>
       <w:r>
         <w:t xml:space="preserve">Yang, C., Wang, X., Lu, Y., Liu, H., Le, Q. V., Zhou, D., &amp; Chen, X.</w:t>
       </w:r>
@@ -14974,7 +16337,7 @@
       <w:r>
         <w:t xml:space="preserve"> </w:t>
       </w:r>
-      <w:hyperlink r:id="rId87">
+      <w:hyperlink r:id="rId88">
         <w:r>
           <w:rPr>
             <w:rStyle w:val="Hyperlink"/>
@@ -14982,7 +16345,7 @@
           <w:t xml:space="preserve">[OpenReview]</w:t>
         </w:r>
       </w:hyperlink>
-      <w:bookmarkEnd w:id="88"/>
+      <w:bookmarkEnd w:id="89"/>
     </w:p>
     <w:p>
       <w:pPr>
@@ -14996,7 +16359,7 @@
         <w:keepLines w:val="0"/>
         <w:widowControl w:val="1"/>
       </w:pPr>
-      <w:bookmarkStart w:id="90" w:name="ref-evoprompt"/>
+      <w:bookmarkStart w:id="91" w:name="ref-evoprompt"/>
       <w:r>
         <w:t xml:space="preserve">Guo, Q., Wang, R., Guo, J., Li, B., Song, K., Tan, X., et al.</w:t>
       </w:r>
@@ -15019,7 +16382,7 @@
       <w:r>
         <w:t xml:space="preserve"> </w:t>
       </w:r>
-      <w:hyperlink r:id="rId89">
+      <w:hyperlink r:id="rId90">
         <w:r>
           <w:rPr>
             <w:rStyle w:val="Hyperlink"/>
@@ -15027,7 +16390,7 @@
           <w:t xml:space="preserve">[OpenReview]</w:t>
         </w:r>
       </w:hyperlink>
-      <w:bookmarkEnd w:id="90"/>
+      <w:bookmarkEnd w:id="91"/>
     </w:p>
     <w:p>
       <w:pPr>
@@ -15041,7 +16404,7 @@
         <w:keepLines w:val="0"/>
         <w:widowControl w:val="1"/>
       </w:pPr>
-      <w:bookmarkStart w:id="92" w:name="ref-promptbreeder"/>
+      <w:bookmarkStart w:id="93" w:name="ref-promptbreeder"/>
       <w:r>
         <w:t xml:space="preserve">Fernando, C., Banarse, D., Michalewski, H., Osindero, S., &amp; Rocktäschel, T.</w:t>
       </w:r>
@@ -15064,7 +16427,7 @@
       <w:r>
         <w:t xml:space="preserve"> </w:t>
       </w:r>
-      <w:hyperlink r:id="rId91">
+      <w:hyperlink r:id="rId92">
         <w:r>
           <w:rPr>
             <w:rStyle w:val="Hyperlink"/>
@@ -15072,7 +16435,7 @@
           <w:t xml:space="preserve">[arXiv]</w:t>
         </w:r>
       </w:hyperlink>
-      <w:bookmarkEnd w:id="92"/>
+      <w:bookmarkEnd w:id="93"/>
     </w:p>
     <w:p>
       <w:pPr>
@@ -15086,7 +16449,7 @@
         <w:keepLines w:val="0"/>
         <w:widowControl w:val="1"/>
       </w:pPr>
-      <w:bookmarkStart w:id="94" w:name="ref-dspy"/>
+      <w:bookmarkStart w:id="95" w:name="ref-dspy"/>
       <w:r>
         <w:t xml:space="preserve">Khattab, O., Singhvi, A., Maheshwari, P., Zhang, Z., Santhanam, K., Vardhamanan, S., et al.</w:t>
       </w:r>
@@ -15109,7 +16472,7 @@
       <w:r>
         <w:t xml:space="preserve"> </w:t>
       </w:r>
-      <w:hyperlink r:id="rId93">
+      <w:hyperlink r:id="rId94">
         <w:r>
           <w:rPr>
             <w:rStyle w:val="Hyperlink"/>
@@ -15117,7 +16480,7 @@
           <w:t xml:space="preserve">[OpenReview]</w:t>
         </w:r>
       </w:hyperlink>
-      <w:bookmarkEnd w:id="94"/>
+      <w:bookmarkEnd w:id="95"/>
     </w:p>
     <w:p>
       <w:pPr>
@@ -15131,7 +16494,7 @@
         <w:keepLines w:val="0"/>
         <w:widowControl w:val="1"/>
       </w:pPr>
-      <w:bookmarkStart w:id="96" w:name="ref-textgrad"/>
+      <w:bookmarkStart w:id="97" w:name="ref-textgrad"/>
       <w:r>
         <w:t xml:space="preserve">Yuksekgonul, M., Bianchi, F., Boen, J., Liu, S., Lu, P., Huang, Z., Guestrin, C., &amp; Zou, J.</w:t>
       </w:r>
@@ -15154,7 +16517,7 @@
       <w:r>
         <w:t xml:space="preserve"> </w:t>
       </w:r>
-      <w:hyperlink r:id="rId95">
+      <w:hyperlink r:id="rId96">
         <w:r>
           <w:rPr>
             <w:rStyle w:val="Hyperlink"/>
@@ -15162,7 +16525,7 @@
           <w:t xml:space="preserve">[arXiv]</w:t>
         </w:r>
       </w:hyperlink>
-      <w:bookmarkEnd w:id="96"/>
+      <w:bookmarkEnd w:id="97"/>
     </w:p>
     <w:p>
       <w:pPr>
@@ -15176,7 +16539,7 @@
         <w:keepLines w:val="0"/>
         <w:widowControl w:val="1"/>
       </w:pPr>
-      <w:bookmarkStart w:id="98" w:name="ref-geval"/>
+      <w:bookmarkStart w:id="99" w:name="ref-geval"/>
       <w:r>
         <w:t xml:space="preserve">Liu, Y., Iter, D., Xu, Y., Wang, S., Xu, R., &amp; Zhu, C.</w:t>
       </w:r>
@@ -15199,7 +16562,7 @@
       <w:r>
         <w:t xml:space="preserve"> </w:t>
       </w:r>
-      <w:hyperlink r:id="rId97">
+      <w:hyperlink r:id="rId98">
         <w:r>
           <w:rPr>
             <w:rStyle w:val="Hyperlink"/>
@@ -15207,7 +16570,7 @@
           <w:t xml:space="preserve">[ACL Anthology]</w:t>
         </w:r>
       </w:hyperlink>
-      <w:bookmarkEnd w:id="98"/>
+      <w:bookmarkEnd w:id="99"/>
     </w:p>
     <w:p>
       <w:pPr>
@@ -15221,7 +16584,7 @@
         <w:keepLines w:val="0"/>
         <w:widowControl w:val="1"/>
       </w:pPr>
-      <w:bookmarkStart w:id="100" w:name="ref-selfconsistency"/>
+      <w:bookmarkStart w:id="101" w:name="ref-selfconsistency"/>
       <w:r>
         <w:t xml:space="preserve">Wang, X., Wei, J., Schuurmans, D., Le, Q., Chi, E., Narang, S., Chowdhery, A., &amp; Zhou, D.</w:t>
       </w:r>
@@ -15244,7 +16607,7 @@
       <w:r>
         <w:t xml:space="preserve"> </w:t>
       </w:r>
-      <w:hyperlink r:id="rId99">
+      <w:hyperlink r:id="rId100">
         <w:r>
           <w:rPr>
             <w:rStyle w:val="Hyperlink"/>
@@ -15252,7 +16615,7 @@
           <w:t xml:space="preserve">[OpenReview]</w:t>
         </w:r>
       </w:hyperlink>
-      <w:bookmarkEnd w:id="100"/>
+      <w:bookmarkEnd w:id="101"/>
     </w:p>
     <w:p>
       <w:pPr>
@@ -15266,7 +16629,7 @@
         <w:keepLines w:val="0"/>
         <w:widowControl w:val="1"/>
       </w:pPr>
-      <w:bookmarkStart w:id="102" w:name="ref-fid"/>
+      <w:bookmarkStart w:id="103" w:name="ref-fid"/>
       <w:r>
         <w:t xml:space="preserve">Heusel, M., Ramsauer, H., Unterthiner, T., Nessler, B., &amp; Hochreiter, S.</w:t>
       </w:r>
@@ -15289,7 +16652,7 @@
       <w:r>
         <w:t xml:space="preserve"> </w:t>
       </w:r>
-      <w:hyperlink r:id="rId101">
+      <w:hyperlink r:id="rId102">
         <w:r>
           <w:rPr>
             <w:rStyle w:val="Hyperlink"/>
@@ -15297,7 +16660,7 @@
           <w:t xml:space="preserve">[NeurIPS]</w:t>
         </w:r>
       </w:hyperlink>
-      <w:bookmarkEnd w:id="102"/>
+      <w:bookmarkEnd w:id="103"/>
     </w:p>
     <w:p>
       <w:pPr>
@@ -15311,7 +16674,7 @@
         <w:keepLines w:val="0"/>
         <w:widowControl w:val="1"/>
       </w:pPr>
-      <w:bookmarkStart w:id="104" w:name="ref-sajjadi"/>
+      <w:bookmarkStart w:id="105" w:name="ref-sajjadi"/>
       <w:r>
         <w:t xml:space="preserve">Sajjadi, M. S. M., Bachem, O., Lucic, M., Bousquet, O., &amp; Gelly, S.</w:t>
       </w:r>
@@ -15334,7 +16697,7 @@
       <w:r>
         <w:t xml:space="preserve"> </w:t>
       </w:r>
-      <w:hyperlink r:id="rId103">
+      <w:hyperlink r:id="rId104">
         <w:r>
           <w:rPr>
             <w:rStyle w:val="Hyperlink"/>
@@ -15342,7 +16705,7 @@
           <w:t xml:space="preserve">[NeurIPS]</w:t>
         </w:r>
       </w:hyperlink>
-      <w:bookmarkEnd w:id="104"/>
+      <w:bookmarkEnd w:id="105"/>
     </w:p>
     <w:p>
       <w:pPr>
@@ -15356,7 +16719,7 @@
         <w:keepLines w:val="0"/>
         <w:widowControl w:val="1"/>
       </w:pPr>
-      <w:bookmarkStart w:id="106" w:name="ref-naeem"/>
+      <w:bookmarkStart w:id="107" w:name="ref-naeem"/>
       <w:r>
         <w:t xml:space="preserve">Naeem, M. F., Oh, S. J., Uh, Y., Choi, Y., &amp; Yoo, J.</w:t>
       </w:r>
@@ -15379,7 +16742,7 @@
       <w:r>
         <w:t xml:space="preserve"> </w:t>
       </w:r>
-      <w:hyperlink r:id="rId105">
+      <w:hyperlink r:id="rId106">
         <w:r>
           <w:rPr>
             <w:rStyle w:val="Hyperlink"/>
@@ -15387,7 +16750,7 @@
           <w:t xml:space="preserve">[PMLR]</w:t>
         </w:r>
       </w:hyperlink>
-      <w:bookmarkEnd w:id="106"/>
+      <w:bookmarkEnd w:id="107"/>
     </w:p>
     <w:p>
       <w:pPr>
@@ -15401,7 +16764,7 @@
         <w:keepLines w:val="0"/>
         <w:widowControl w:val="1"/>
       </w:pPr>
-      <w:bookmarkStart w:id="108" w:name="ref-gepa"/>
+      <w:bookmarkStart w:id="109" w:name="ref-gepa"/>
       <w:r>
         <w:t xml:space="preserve">Agarwal, L., et al.</w:t>
       </w:r>
@@ -15424,7 +16787,7 @@
       <w:r>
         <w:t xml:space="preserve"> </w:t>
       </w:r>
-      <w:hyperlink r:id="rId107">
+      <w:hyperlink r:id="rId108">
         <w:r>
           <w:rPr>
             <w:rStyle w:val="Hyperlink"/>
@@ -15432,7 +16795,7 @@
           <w:t xml:space="preserve">[arXiv]</w:t>
         </w:r>
       </w:hyperlink>
-      <w:bookmarkEnd w:id="108"/>
+      <w:bookmarkEnd w:id="109"/>
     </w:p>
     <w:p>
       <w:pPr>
@@ -15446,7 +16809,7 @@
         <w:keepLines w:val="0"/>
         <w:widowControl w:val="1"/>
       </w:pPr>
-      <w:bookmarkStart w:id="110" w:name="ref-paretoprompt"/>
+      <w:bookmarkStart w:id="111" w:name="ref-paretoprompt"/>
       <w:r>
         <w:t xml:space="preserve">Anonymous.</w:t>
       </w:r>
@@ -15469,7 +16832,7 @@
       <w:r>
         <w:t xml:space="preserve"> </w:t>
       </w:r>
-      <w:hyperlink r:id="rId109">
+      <w:hyperlink r:id="rId110">
         <w:r>
           <w:rPr>
             <w:rStyle w:val="Hyperlink"/>
@@ -15477,7 +16840,7 @@
           <w:t xml:space="preserve">[OpenReview]</w:t>
         </w:r>
       </w:hyperlink>
-      <w:bookmarkEnd w:id="110"/>
+      <w:bookmarkEnd w:id="111"/>
     </w:p>
     <w:p>
       <w:pPr>
@@ -15491,7 +16854,7 @@
         <w:keepLines w:val="0"/>
         <w:widowControl w:val="1"/>
       </w:pPr>
-      <w:bookmarkStart w:id="112" w:name="ref-autopromptens"/>
+      <w:bookmarkStart w:id="113" w:name="ref-autopromptens"/>
       <w:r>
         <w:t xml:space="preserve">Li, et al.</w:t>
       </w:r>
@@ -15514,7 +16877,7 @@
       <w:r>
         <w:t xml:space="preserve"> </w:t>
       </w:r>
-      <w:hyperlink r:id="rId111">
+      <w:hyperlink r:id="rId112">
         <w:r>
           <w:rPr>
             <w:rStyle w:val="Hyperlink"/>
@@ -15522,7 +16885,7 @@
           <w:t xml:space="preserve">[arXiv]</w:t>
         </w:r>
       </w:hyperlink>
-      <w:bookmarkEnd w:id="112"/>
+      <w:bookmarkEnd w:id="113"/>
     </w:p>
     <w:p>
       <w:pPr>
@@ -15536,9 +16899,9 @@
         <w:keepLines w:val="0"/>
         <w:widowControl w:val="1"/>
       </w:pPr>
-      <w:bookmarkStart w:id="114" w:name="ref-gradcollide"/>
-      <w:r>
-        <w:t xml:space="preserve">Anonymous.</w:t>
+      <w:bookmarkStart w:id="115" w:name="ref-debatejudges"/>
+      <w:r>
+        <w:t xml:space="preserve">Hu, et al.</w:t>
       </w:r>
       <w:r>
         <w:t xml:space="preserve"> </w:t>
@@ -15548,18 +16911,18 @@
           <w:i/>
           <w:iCs/>
         </w:rPr>
-        <w:t xml:space="preserve">When gradients collide: Failure modes of multi-objective prompt optimization for LLM judges.</w:t>
-      </w:r>
-      <w:r>
-        <w:t xml:space="preserve"> </w:t>
-      </w:r>
-      <w:r>
-        <w:t xml:space="preserve">arXiv:2605.26046, 2026.</w:t>
-      </w:r>
-      <w:r>
-        <w:t xml:space="preserve"> </w:t>
-      </w:r>
-      <w:hyperlink r:id="rId113">
+        <w:t xml:space="preserve">Multi-agent debate for LLM judges with adaptive stability detection.</w:t>
+      </w:r>
+      <w:r>
+        <w:t xml:space="preserve"> </w:t>
+      </w:r>
+      <w:r>
+        <w:t xml:space="preserve">arXiv:2510.12697, 2025.</w:t>
+      </w:r>
+      <w:r>
+        <w:t xml:space="preserve"> </w:t>
+      </w:r>
+      <w:hyperlink r:id="rId114">
         <w:r>
           <w:rPr>
             <w:rStyle w:val="Hyperlink"/>
@@ -15567,7 +16930,7 @@
           <w:t xml:space="preserve">[arXiv]</w:t>
         </w:r>
       </w:hyperlink>
-      <w:bookmarkEnd w:id="114"/>
+      <w:bookmarkEnd w:id="115"/>
     </w:p>
     <w:p>
       <w:pPr>
@@ -15581,9 +16944,9 @@
         <w:keepLines w:val="0"/>
         <w:widowControl w:val="1"/>
       </w:pPr>
-      <w:bookmarkStart w:id="116" w:name="ref-debatejudges"/>
-      <w:r>
-        <w:t xml:space="preserve">Hu, et al.</w:t>
+      <w:bookmarkStart w:id="117" w:name="ref-verbsampling"/>
+      <w:r>
+        <w:t xml:space="preserve">Zhang, et al.</w:t>
       </w:r>
       <w:r>
         <w:t xml:space="preserve"> </w:t>
@@ -15593,18 +16956,18 @@
           <w:i/>
           <w:iCs/>
         </w:rPr>
-        <w:t xml:space="preserve">Multi-agent debate for LLM judges with adaptive stability detection.</w:t>
-      </w:r>
-      <w:r>
-        <w:t xml:space="preserve"> </w:t>
-      </w:r>
-      <w:r>
-        <w:t xml:space="preserve">arXiv:2510.12697, 2025.</w:t>
-      </w:r>
-      <w:r>
-        <w:t xml:space="preserve"> </w:t>
-      </w:r>
-      <w:hyperlink r:id="rId115">
+        <w:t xml:space="preserve">Verbalized sampling: How to mitigate mode collapse and unlock LLM diversity.</w:t>
+      </w:r>
+      <w:r>
+        <w:t xml:space="preserve"> </w:t>
+      </w:r>
+      <w:r>
+        <w:t xml:space="preserve">arXiv:2510.01171, 2025.</w:t>
+      </w:r>
+      <w:r>
+        <w:t xml:space="preserve"> </w:t>
+      </w:r>
+      <w:hyperlink r:id="rId116">
         <w:r>
           <w:rPr>
             <w:rStyle w:val="Hyperlink"/>
@@ -15612,7 +16975,7 @@
           <w:t xml:space="preserve">[arXiv]</w:t>
         </w:r>
       </w:hyperlink>
-      <w:bookmarkEnd w:id="116"/>
+      <w:bookmarkEnd w:id="117"/>
     </w:p>
     <w:p>
       <w:pPr>
@@ -15626,9 +16989,9 @@
         <w:keepLines w:val="0"/>
         <w:widowControl w:val="1"/>
       </w:pPr>
-      <w:bookmarkStart w:id="118" w:name="ref-verbsampling"/>
-      <w:r>
-        <w:t xml:space="preserve">Zhang, et al.</w:t>
+      <w:bookmarkStart w:id="119" w:name="ref-nanoflux"/>
+      <w:r>
+        <w:t xml:space="preserve">Anonymous.</w:t>
       </w:r>
       <w:r>
         <w:t xml:space="preserve"> </w:t>
@@ -15638,18 +17001,18 @@
           <w:i/>
           <w:iCs/>
         </w:rPr>
-        <w:t xml:space="preserve">Verbalized sampling: How to mitigate mode collapse and unlock LLM diversity.</w:t>
-      </w:r>
-      <w:r>
-        <w:t xml:space="preserve"> </w:t>
-      </w:r>
-      <w:r>
-        <w:t xml:space="preserve">arXiv:2510.01171, 2025.</w:t>
-      </w:r>
-      <w:r>
-        <w:t xml:space="preserve"> </w:t>
-      </w:r>
-      <w:hyperlink r:id="rId117">
+        <w:t xml:space="preserve">NanoFlux: Adversarial dual-LLM evaluation and distillation for multi-domain reasoning.</w:t>
+      </w:r>
+      <w:r>
+        <w:t xml:space="preserve"> </w:t>
+      </w:r>
+      <w:r>
+        <w:t xml:space="preserve">arXiv:2509.23252, 2025.</w:t>
+      </w:r>
+      <w:r>
+        <w:t xml:space="preserve"> </w:t>
+      </w:r>
+      <w:hyperlink r:id="rId118">
         <w:r>
           <w:rPr>
             <w:rStyle w:val="Hyperlink"/>
@@ -15657,7 +17020,7 @@
           <w:t xml:space="preserve">[arXiv]</w:t>
         </w:r>
       </w:hyperlink>
-      <w:bookmarkEnd w:id="118"/>
+      <w:bookmarkEnd w:id="119"/>
     </w:p>
     <w:p>
       <w:pPr>
@@ -15671,7 +17034,7 @@
         <w:keepLines w:val="0"/>
         <w:widowControl w:val="1"/>
       </w:pPr>
-      <w:bookmarkStart w:id="120" w:name="ref-nanoflux"/>
+      <w:bookmarkStart w:id="121" w:name="ref-strongcollapse"/>
       <w:r>
         <w:t xml:space="preserve">Anonymous.</w:t>
       </w:r>
@@ -15683,26 +17046,26 @@
           <w:i/>
           <w:iCs/>
         </w:rPr>
-        <w:t xml:space="preserve">NanoFlux: Adversarial dual-LLM evaluation and distillation for multi-domain reasoning.</w:t>
-      </w:r>
-      <w:r>
-        <w:t xml:space="preserve"> </w:t>
-      </w:r>
-      <w:r>
-        <w:t xml:space="preserve">arXiv:2509.23252, 2025.</w:t>
-      </w:r>
-      <w:r>
-        <w:t xml:space="preserve"> </w:t>
-      </w:r>
-      <w:hyperlink r:id="rId119">
+        <w:t xml:space="preserve">Strong model collapse.</w:t>
+      </w:r>
+      <w:r>
+        <w:t xml:space="preserve"> </w:t>
+      </w:r>
+      <w:r>
+        <w:t xml:space="preserve">ICLR, 2025.</w:t>
+      </w:r>
+      <w:r>
+        <w:t xml:space="preserve"> </w:t>
+      </w:r>
+      <w:hyperlink r:id="rId120">
         <w:r>
           <w:rPr>
             <w:rStyle w:val="Hyperlink"/>
           </w:rPr>
-          <w:t xml:space="preserve">[arXiv]</w:t>
+          <w:t xml:space="preserve">[ICLR 2025]</w:t>
         </w:r>
       </w:hyperlink>
-      <w:bookmarkEnd w:id="120"/>
+      <w:bookmarkEnd w:id="121"/>
     </w:p>
     <w:p>
       <w:pPr>
@@ -15716,9 +17079,9 @@
         <w:keepLines w:val="0"/>
         <w:widowControl w:val="1"/>
       </w:pPr>
-      <w:bookmarkStart w:id="122" w:name="ref-strongcollapse"/>
-      <w:r>
-        <w:t xml:space="preserve">Anonymous.</w:t>
+      <w:bookmarkStart w:id="123" w:name="ref-shumalovnote"/>
+      <w:r>
+        <w:t xml:space="preserve">Kazdan, et al.</w:t>
       </w:r>
       <w:r>
         <w:t xml:space="preserve"> </w:t>
@@ -15728,26 +17091,26 @@
           <w:i/>
           <w:iCs/>
         </w:rPr>
-        <w:t xml:space="preserve">Strong model collapse.</w:t>
-      </w:r>
-      <w:r>
-        <w:t xml:space="preserve"> </w:t>
-      </w:r>
-      <w:r>
-        <w:t xml:space="preserve">ICLR, 2025.</w:t>
-      </w:r>
-      <w:r>
-        <w:t xml:space="preserve"> </w:t>
-      </w:r>
-      <w:hyperlink r:id="rId121">
+        <w:t xml:space="preserve">A note on Shumailov et al. (2024).</w:t>
+      </w:r>
+      <w:r>
+        <w:t xml:space="preserve"> </w:t>
+      </w:r>
+      <w:r>
+        <w:t xml:space="preserve">arXiv:2410.12954, 2024.</w:t>
+      </w:r>
+      <w:r>
+        <w:t xml:space="preserve"> </w:t>
+      </w:r>
+      <w:hyperlink r:id="rId122">
         <w:r>
           <w:rPr>
             <w:rStyle w:val="Hyperlink"/>
           </w:rPr>
-          <w:t xml:space="preserve">[ICLR 2025]</w:t>
+          <w:t xml:space="preserve">[arXiv]</w:t>
         </w:r>
       </w:hyperlink>
-      <w:bookmarkEnd w:id="122"/>
+      <w:bookmarkEnd w:id="123"/>
     </w:p>
     <w:p>
       <w:pPr>
@@ -15761,9 +17124,9 @@
         <w:keepLines w:val="0"/>
         <w:widowControl w:val="1"/>
       </w:pPr>
-      <w:bookmarkStart w:id="124" w:name="ref-shumalovnote"/>
-      <w:r>
-        <w:t xml:space="preserve">Kazdan, et al.</w:t>
+      <w:bookmarkStart w:id="125" w:name="ref-syntheggs"/>
+      <w:r>
+        <w:t xml:space="preserve">Anonymous.</w:t>
       </w:r>
       <w:r>
         <w:t xml:space="preserve"> </w:t>
@@ -15773,18 +17136,18 @@
           <w:i/>
           <w:iCs/>
         </w:rPr>
-        <w:t xml:space="preserve">A note on Shumailov et al. (2024).</w:t>
-      </w:r>
-      <w:r>
-        <w:t xml:space="preserve"> </w:t>
-      </w:r>
-      <w:r>
-        <w:t xml:space="preserve">arXiv:2410.12954, 2024.</w:t>
-      </w:r>
-      <w:r>
-        <w:t xml:space="preserve"> </w:t>
-      </w:r>
-      <w:hyperlink r:id="rId123">
+        <w:t xml:space="preserve">Synthetic eggs in many baskets: The impact of synthetic data diversity on LLM fine-tuning.</w:t>
+      </w:r>
+      <w:r>
+        <w:t xml:space="preserve"> </w:t>
+      </w:r>
+      <w:r>
+        <w:t xml:space="preserve">arXiv:2511.01490, 2025 (Findings of ACL 2026).</w:t>
+      </w:r>
+      <w:r>
+        <w:t xml:space="preserve"> </w:t>
+      </w:r>
+      <w:hyperlink r:id="rId124">
         <w:r>
           <w:rPr>
             <w:rStyle w:val="Hyperlink"/>
@@ -15792,7 +17155,7 @@
           <w:t xml:space="preserve">[arXiv]</w:t>
         </w:r>
       </w:hyperlink>
-      <w:bookmarkEnd w:id="124"/>
+      <w:bookmarkEnd w:id="125"/>
     </w:p>
     <w:p>
       <w:pPr>
@@ -15806,7 +17169,7 @@
         <w:keepLines w:val="0"/>
         <w:widowControl w:val="1"/>
       </w:pPr>
-      <w:bookmarkStart w:id="126" w:name="ref-syntheggs"/>
+      <w:bookmarkStart w:id="127" w:name="ref-mgtfilter"/>
       <w:r>
         <w:t xml:space="preserve">Anonymous.</w:t>
       </w:r>
@@ -15818,18 +17181,18 @@
           <w:i/>
           <w:iCs/>
         </w:rPr>
-        <w:t xml:space="preserve">Synthetic eggs in many baskets: The impact of synthetic data diversity on LLM fine-tuning.</w:t>
-      </w:r>
-      <w:r>
-        <w:t xml:space="preserve"> </w:t>
-      </w:r>
-      <w:r>
-        <w:t xml:space="preserve">arXiv:2511.01490, 2025 (Findings of ACL 2026).</w:t>
-      </w:r>
-      <w:r>
-        <w:t xml:space="preserve"> </w:t>
-      </w:r>
-      <w:hyperlink r:id="rId125">
+        <w:t xml:space="preserve">Machine-generated text detection prevents language model collapse.</w:t>
+      </w:r>
+      <w:r>
+        <w:t xml:space="preserve"> </w:t>
+      </w:r>
+      <w:r>
+        <w:t xml:space="preserve">arXiv:2502.15654, 2025.</w:t>
+      </w:r>
+      <w:r>
+        <w:t xml:space="preserve"> </w:t>
+      </w:r>
+      <w:hyperlink r:id="rId126">
         <w:r>
           <w:rPr>
             <w:rStyle w:val="Hyperlink"/>
@@ -15837,7 +17200,7 @@
           <w:t xml:space="preserve">[arXiv]</w:t>
         </w:r>
       </w:hyperlink>
-      <w:bookmarkEnd w:id="126"/>
+      <w:bookmarkEnd w:id="127"/>
     </w:p>
     <w:p>
       <w:pPr>
@@ -15851,7 +17214,7 @@
         <w:keepLines w:val="0"/>
         <w:widowControl w:val="1"/>
       </w:pPr>
-      <w:bookmarkStart w:id="128" w:name="ref-mgtfilter"/>
+      <w:bookmarkStart w:id="129" w:name="ref-improveddre"/>
       <w:r>
         <w:t xml:space="preserve">Anonymous.</w:t>
       </w:r>
@@ -15863,26 +17226,26 @@
           <w:i/>
           <w:iCs/>
         </w:rPr>
-        <w:t xml:space="preserve">Machine-generated text detection prevents language model collapse.</w:t>
-      </w:r>
-      <w:r>
-        <w:t xml:space="preserve"> </w:t>
-      </w:r>
-      <w:r>
-        <w:t xml:space="preserve">arXiv:2502.15654, 2025.</w:t>
-      </w:r>
-      <w:r>
-        <w:t xml:space="preserve"> </w:t>
-      </w:r>
-      <w:hyperlink r:id="rId127">
+        <w:t xml:space="preserve">Improved density ratio estimation for evaluating synthetic data quality.</w:t>
+      </w:r>
+      <w:r>
+        <w:t xml:space="preserve"> </w:t>
+      </w:r>
+      <w:r>
+        <w:t xml:space="preserve">ICLR 2025 SynthData workshop.</w:t>
+      </w:r>
+      <w:r>
+        <w:t xml:space="preserve"> </w:t>
+      </w:r>
+      <w:hyperlink r:id="rId128">
         <w:r>
           <w:rPr>
             <w:rStyle w:val="Hyperlink"/>
           </w:rPr>
-          <w:t xml:space="preserve">[arXiv]</w:t>
+          <w:t xml:space="preserve">[OpenReview]</w:t>
         </w:r>
       </w:hyperlink>
-      <w:bookmarkEnd w:id="128"/>
+      <w:bookmarkEnd w:id="129"/>
     </w:p>
     <w:p>
       <w:pPr>
@@ -15896,52 +17259,7 @@
         <w:keepLines w:val="0"/>
         <w:widowControl w:val="1"/>
       </w:pPr>
-      <w:bookmarkStart w:id="130" w:name="ref-improveddre"/>
-      <w:r>
-        <w:t xml:space="preserve">Anonymous.</w:t>
-      </w:r>
-      <w:r>
-        <w:t xml:space="preserve"> </w:t>
-      </w:r>
-      <w:r>
-        <w:rPr>
-          <w:i/>
-          <w:iCs/>
-        </w:rPr>
-        <w:t xml:space="preserve">Improved density ratio estimation for evaluating synthetic data quality.</w:t>
-      </w:r>
-      <w:r>
-        <w:t xml:space="preserve"> </w:t>
-      </w:r>
-      <w:r>
-        <w:t xml:space="preserve">ICLR 2025 SynthData workshop.</w:t>
-      </w:r>
-      <w:r>
-        <w:t xml:space="preserve"> </w:t>
-      </w:r>
-      <w:hyperlink r:id="rId129">
-        <w:r>
-          <w:rPr>
-            <w:rStyle w:val="Hyperlink"/>
-          </w:rPr>
-          <w:t xml:space="preserve">[OpenReview]</w:t>
-        </w:r>
-      </w:hyperlink>
-      <w:bookmarkEnd w:id="130"/>
-    </w:p>
-    <w:p>
-      <w:pPr>
-        <w:pStyle w:val="Compact"/>
-        <w:numPr>
-          <w:ilvl w:val="0"/>
-          <w:numId w:val="1006"/>
-        </w:numPr>
-        <w:jc w:val="both"/>
-        <w:keepNext w:val="0"/>
-        <w:keepLines w:val="0"/>
-        <w:widowControl w:val="1"/>
-      </w:pPr>
-      <w:bookmarkStart w:id="132" w:name="ref-scendi"/>
+      <w:bookmarkStart w:id="131" w:name="ref-scendi"/>
       <w:r>
         <w:t xml:space="preserve">Jandaghi, et al.</w:t>
       </w:r>
@@ -15964,7 +17282,7 @@
       <w:r>
         <w:t xml:space="preserve"> </w:t>
       </w:r>
-      <w:hyperlink r:id="rId131">
+      <w:hyperlink r:id="rId130">
         <w:r>
           <w:rPr>
             <w:rStyle w:val="Hyperlink"/>
@@ -15972,10 +17290,10 @@
           <w:t xml:space="preserve">[arXiv]</w:t>
         </w:r>
       </w:hyperlink>
-      <w:bookmarkEnd w:id="132"/>
+      <w:bookmarkEnd w:id="131"/>
     </w:p>
-    <w:bookmarkEnd w:id="133"/>
-    <w:bookmarkStart w:id="135" w:name="bibtex"/>
+    <w:bookmarkEnd w:id="132"/>
+    <w:bookmarkStart w:id="134" w:name="bibtex"/>
     <w:p>
       <w:pPr>
         <w:pStyle w:val="Heading2"/>
@@ -16073,7 +17391,7 @@
       <w:r>
         <w:t xml:space="preserve"> </w:t>
       </w:r>
-      <w:hyperlink r:id="rId134">
+      <w:hyperlink r:id="rId133">
         <w:r>
           <w:rPr>
             <w:rStyle w:val="Hyperlink"/>
@@ -16099,7 +17417,7 @@
         <w:t xml:space="preserve">.</w:t>
       </w:r>
     </w:p>
-    <w:bookmarkEnd w:id="135"/>
+    <w:bookmarkEnd w:id="134"/>
     <w:sectPr>
       <w:footerReference w:type="default" r:id="rId13"/>
       <w:pgSz w:h="15840" w:w="12240"/>

--- a/docs/attrforge.docx
+++ b/docs/attrforge.docx
@@ -445,251 +445,7 @@
       </w:r>
     </w:p>
     <w:bookmarkEnd w:id="11"/>
-    <w:bookmarkStart w:id="12" w:name="contents"/>
-    <w:p>
-      <w:pPr>
-        <w:pStyle w:val="Heading3"/>
-        <w:keepNext/>
-        <w:keepLines/>
-        <w:widowControl w:val="1"/>
-      </w:pPr>
-      <w:r>
-        <w:t xml:space="preserve">Contents</w:t>
-      </w:r>
-    </w:p>
-    <w:p>
-      <w:pPr>
-        <w:pStyle w:val="Compact"/>
-        <w:numPr>
-          <w:ilvl w:val="0"/>
-          <w:numId w:val="1001"/>
-        </w:numPr>
-        <w:jc w:val="both"/>
-        <w:keepNext w:val="0"/>
-        <w:keepLines w:val="0"/>
-        <w:widowControl w:val="1"/>
-      </w:pPr>
-      <w:hyperlink w:anchor="sec-introduction">
-        <w:r>
-          <w:rPr>
-            <w:rStyle w:val="Hyperlink"/>
-          </w:rPr>
-          <w:t xml:space="preserve">Introduction</w:t>
-        </w:r>
-      </w:hyperlink>
-    </w:p>
-    <w:p>
-      <w:pPr>
-        <w:pStyle w:val="Compact"/>
-        <w:numPr>
-          <w:ilvl w:val="0"/>
-          <w:numId w:val="1001"/>
-        </w:numPr>
-        <w:jc w:val="both"/>
-        <w:keepNext w:val="0"/>
-        <w:keepLines w:val="0"/>
-        <w:widowControl w:val="1"/>
-      </w:pPr>
-      <w:hyperlink w:anchor="sec-related">
-        <w:r>
-          <w:rPr>
-            <w:rStyle w:val="Hyperlink"/>
-          </w:rPr>
-          <w:t xml:space="preserve">Related work</w:t>
-        </w:r>
-      </w:hyperlink>
-    </w:p>
-    <w:p>
-      <w:pPr>
-        <w:pStyle w:val="Compact"/>
-        <w:numPr>
-          <w:ilvl w:val="0"/>
-          <w:numId w:val="1001"/>
-        </w:numPr>
-        <w:jc w:val="both"/>
-        <w:keepNext w:val="0"/>
-        <w:keepLines w:val="0"/>
-        <w:widowControl w:val="1"/>
-      </w:pPr>
-      <w:hyperlink w:anchor="sec-problem">
-        <w:r>
-          <w:rPr>
-            <w:rStyle w:val="Hyperlink"/>
-          </w:rPr>
-          <w:t xml:space="preserve">Problem formulation</w:t>
-        </w:r>
-      </w:hyperlink>
-    </w:p>
-    <w:p>
-      <w:pPr>
-        <w:pStyle w:val="Compact"/>
-        <w:numPr>
-          <w:ilvl w:val="0"/>
-          <w:numId w:val="1001"/>
-        </w:numPr>
-        <w:jc w:val="both"/>
-        <w:keepNext w:val="0"/>
-        <w:keepLines w:val="0"/>
-        <w:widowControl w:val="1"/>
-      </w:pPr>
-      <w:hyperlink w:anchor="sec-method">
-        <w:r>
-          <w:rPr>
-            <w:rStyle w:val="Hyperlink"/>
-          </w:rPr>
-          <w:t xml:space="preserve">Method: the AttrForge loop</w:t>
-        </w:r>
-      </w:hyperlink>
-    </w:p>
-    <w:p>
-      <w:pPr>
-        <w:pStyle w:val="Compact"/>
-        <w:numPr>
-          <w:ilvl w:val="0"/>
-          <w:numId w:val="1001"/>
-        </w:numPr>
-        <w:jc w:val="both"/>
-        <w:keepNext w:val="0"/>
-        <w:keepLines w:val="0"/>
-        <w:widowControl w:val="1"/>
-      </w:pPr>
-      <w:hyperlink w:anchor="sec-adversaries">
-        <w:r>
-          <w:rPr>
-            <w:rStyle w:val="Hyperlink"/>
-          </w:rPr>
-          <w:t xml:space="preserve">GAN-style mode-collapse adversaries</w:t>
-        </w:r>
-      </w:hyperlink>
-    </w:p>
-    <w:p>
-      <w:pPr>
-        <w:pStyle w:val="Compact"/>
-        <w:numPr>
-          <w:ilvl w:val="0"/>
-          <w:numId w:val="1001"/>
-        </w:numPr>
-        <w:jc w:val="both"/>
-        <w:keepNext w:val="0"/>
-        <w:keepLines w:val="0"/>
-        <w:widowControl w:val="1"/>
-      </w:pPr>
-      <w:hyperlink w:anchor="sec-experiments">
-        <w:r>
-          <w:rPr>
-            <w:rStyle w:val="Hyperlink"/>
-          </w:rPr>
-          <w:t xml:space="preserve">Experimental setup</w:t>
-        </w:r>
-      </w:hyperlink>
-    </w:p>
-    <w:p>
-      <w:pPr>
-        <w:pStyle w:val="Compact"/>
-        <w:numPr>
-          <w:ilvl w:val="0"/>
-          <w:numId w:val="1001"/>
-        </w:numPr>
-        <w:jc w:val="both"/>
-        <w:keepNext w:val="0"/>
-        <w:keepLines w:val="0"/>
-        <w:widowControl w:val="1"/>
-      </w:pPr>
-      <w:hyperlink w:anchor="sec-results">
-        <w:r>
-          <w:rPr>
-            <w:rStyle w:val="Hyperlink"/>
-          </w:rPr>
-          <w:t xml:space="preserve">Results</w:t>
-        </w:r>
-      </w:hyperlink>
-    </w:p>
-    <w:p>
-      <w:pPr>
-        <w:pStyle w:val="Compact"/>
-        <w:numPr>
-          <w:ilvl w:val="0"/>
-          <w:numId w:val="1001"/>
-        </w:numPr>
-        <w:jc w:val="both"/>
-        <w:keepNext w:val="0"/>
-        <w:keepLines w:val="0"/>
-        <w:widowControl w:val="1"/>
-      </w:pPr>
-      <w:hyperlink w:anchor="sec-audit">
-        <w:r>
-          <w:rPr>
-            <w:rStyle w:val="Hyperlink"/>
-          </w:rPr>
-          <w:t xml:space="preserve">Post-hoc adversary audit</w:t>
-        </w:r>
-      </w:hyperlink>
-    </w:p>
-    <w:p>
-      <w:pPr>
-        <w:pStyle w:val="Compact"/>
-        <w:numPr>
-          <w:ilvl w:val="0"/>
-          <w:numId w:val="1001"/>
-        </w:numPr>
-        <w:jc w:val="both"/>
-        <w:keepNext w:val="0"/>
-        <w:keepLines w:val="0"/>
-        <w:widowControl w:val="1"/>
-      </w:pPr>
-      <w:hyperlink w:anchor="sec-discussion">
-        <w:r>
-          <w:rPr>
-            <w:rStyle w:val="Hyperlink"/>
-          </w:rPr>
-          <w:t xml:space="preserve">Discussion</w:t>
-        </w:r>
-      </w:hyperlink>
-    </w:p>
-    <w:p>
-      <w:pPr>
-        <w:pStyle w:val="Compact"/>
-        <w:numPr>
-          <w:ilvl w:val="0"/>
-          <w:numId w:val="1001"/>
-        </w:numPr>
-        <w:jc w:val="both"/>
-        <w:keepNext w:val="0"/>
-        <w:keepLines w:val="0"/>
-        <w:widowControl w:val="1"/>
-      </w:pPr>
-      <w:hyperlink w:anchor="sec-limitations">
-        <w:r>
-          <w:rPr>
-            <w:rStyle w:val="Hyperlink"/>
-          </w:rPr>
-          <w:t xml:space="preserve">Limitations</w:t>
-        </w:r>
-      </w:hyperlink>
-    </w:p>
-    <w:p>
-      <w:pPr>
-        <w:pStyle w:val="Compact"/>
-        <w:numPr>
-          <w:ilvl w:val="0"/>
-          <w:numId w:val="1001"/>
-        </w:numPr>
-        <w:jc w:val="both"/>
-        <w:keepNext w:val="0"/>
-        <w:keepLines w:val="0"/>
-        <w:widowControl w:val="1"/>
-      </w:pPr>
-      <w:hyperlink w:anchor="sec-conclusion">
-        <w:r>
-          <w:rPr>
-            <w:rStyle w:val="Hyperlink"/>
-          </w:rPr>
-          <w:t xml:space="preserve">Conclusion</w:t>
-        </w:r>
-      </w:hyperlink>
-    </w:p>
-    <w:bookmarkEnd w:id="12"/>
-    <w:bookmarkStart w:id="13" w:name="sec-introduction"/>
+    <w:bookmarkStart w:id="12" w:name="sec-introduction"/>
     <w:p>
       <w:pPr>
         <w:pStyle w:val="Heading2"/>
@@ -1355,141 +1111,11 @@
         <w:widowControl w:val="1"/>
       </w:pPr>
       <w:r>
-        <w:t xml:space="preserve">Contributions</w:t>
+        <w:t xml:space="preserve">Our contributions are: (1) a multi-objective prompt-debugging framework with structured named-complaint feedback, length-budgeted rewrites, and a per-critic ablation contract (Section 4); (2) four GAN-inspired mode-collapse adversaries adapted to the prompt-debugging setting (Pack Discriminator, Mode-Seeking ratio, Mode Hunter with persistent banned-phrasing memory, and Coverage Hole Finder via density-ratio estimation; Section 5); (3) a post-hoc adversary audit protocol that runs every critic on every condition's final batch with re-seeded RNG and a real-vs-real null reference, breaking the tautological-firing failure mode of naive ablations (Section 8); (4) a representation-dependent diversity-utility tradeoff as the main empirical finding (Section 7); and (5) a complete open-source harness with a multi-classifier downstream evaluator, three backends, per-iteration manifests, and a complaint-grammar contract.</w:t>
       </w:r>
     </w:p>
-    <w:p>
-      <w:pPr>
-        <w:pStyle w:val="Compact"/>
-        <w:numPr>
-          <w:ilvl w:val="0"/>
-          <w:numId w:val="1002"/>
-        </w:numPr>
-        <w:jc w:val="both"/>
-        <w:keepNext w:val="0"/>
-        <w:keepLines w:val="0"/>
-        <w:widowControl w:val="1"/>
-      </w:pPr>
-      <w:r>
-        <w:rPr>
-          <w:b/>
-          <w:bCs/>
-        </w:rPr>
-        <w:t xml:space="preserve">A multi-objective prompt-debugging framework</w:t>
-      </w:r>
-      <w:r>
-        <w:t xml:space="preserve"> </w:t>
-      </w:r>
-      <w:r>
-        <w:t xml:space="preserve">with structured named-complaint feedback, length-budgeted rewrites, and ablation flags per critic (Section 4).</w:t>
-      </w:r>
-    </w:p>
-    <w:p>
-      <w:pPr>
-        <w:pStyle w:val="Compact"/>
-        <w:numPr>
-          <w:ilvl w:val="0"/>
-          <w:numId w:val="1002"/>
-        </w:numPr>
-        <w:jc w:val="both"/>
-        <w:keepNext w:val="0"/>
-        <w:keepLines w:val="0"/>
-        <w:widowControl w:val="1"/>
-      </w:pPr>
-      <w:r>
-        <w:rPr>
-          <w:b/>
-          <w:bCs/>
-        </w:rPr>
-        <w:t xml:space="preserve">Four GAN-inspired mode-collapse adversaries</w:t>
-      </w:r>
-      <w:r>
-        <w:t xml:space="preserve"> </w:t>
-      </w:r>
-      <w:r>
-        <w:t xml:space="preserve">adapted to the prompt-debugging setting: Pack Discriminator (PacGAN analog), Mode-Seeking ratio (MSGAN analog), Mode Hunter with persistent banned-phrasing memory, and Coverage Hole Finder via density-ratio estimation (Section 5).</w:t>
-      </w:r>
-    </w:p>
-    <w:p>
-      <w:pPr>
-        <w:pStyle w:val="Compact"/>
-        <w:numPr>
-          <w:ilvl w:val="0"/>
-          <w:numId w:val="1002"/>
-        </w:numPr>
-        <w:jc w:val="both"/>
-        <w:keepNext w:val="0"/>
-        <w:keepLines w:val="0"/>
-        <w:widowControl w:val="1"/>
-      </w:pPr>
-      <w:r>
-        <w:rPr>
-          <w:b/>
-          <w:bCs/>
-        </w:rPr>
-        <w:t xml:space="preserve">A post-hoc adversary audit protocol</w:t>
-      </w:r>
-      <w:r>
-        <w:t xml:space="preserve"> </w:t>
-      </w:r>
-      <w:r>
-        <w:t xml:space="preserve">that runs every critic on every condition's final batch with re-seeded RNG and a real-vs-real null reference, breaking the tautological-firing failure mode of naive ablations (Section 8).</w:t>
-      </w:r>
-    </w:p>
-    <w:p>
-      <w:pPr>
-        <w:pStyle w:val="Compact"/>
-        <w:numPr>
-          <w:ilvl w:val="0"/>
-          <w:numId w:val="1002"/>
-        </w:numPr>
-        <w:jc w:val="both"/>
-        <w:keepNext w:val="0"/>
-        <w:keepLines w:val="0"/>
-        <w:widowControl w:val="1"/>
-      </w:pPr>
-      <w:r>
-        <w:rPr>
-          <w:b/>
-          <w:bCs/>
-        </w:rPr>
-        <w:t xml:space="preserve">A representation-dependent diversity-utility tradeoff</w:t>
-      </w:r>
-      <w:r>
-        <w:t xml:space="preserve"> </w:t>
-      </w:r>
-      <w:r>
-        <w:t xml:space="preserve">as the main empirical finding (Section 7): the same synthetic-data batches yield opposite condition rankings under TF-IDF vs sentence-transformer downstream classifiers. With TF-IDF, the 7-critic loop drops macro F1 by 0.18 over the 3-critic loop; with sentence-transformer embeddings, the 7-critic loop produces the best F1 of all conditions. We argue this is the right baseline for train-on-synth / test-on-real reporting: multi-classifier evaluation, not single-classifier evaluation.</w:t>
-      </w:r>
-    </w:p>
-    <w:p>
-      <w:pPr>
-        <w:pStyle w:val="Compact"/>
-        <w:numPr>
-          <w:ilvl w:val="0"/>
-          <w:numId w:val="1002"/>
-        </w:numPr>
-        <w:jc w:val="both"/>
-        <w:keepNext w:val="0"/>
-        <w:keepLines w:val="0"/>
-        <w:widowControl w:val="1"/>
-      </w:pPr>
-      <w:r>
-        <w:rPr>
-          <w:b/>
-          <w:bCs/>
-        </w:rPr>
-        <w:t xml:space="preserve">A complete open-source harness</w:t>
-      </w:r>
-      <w:r>
-        <w:t xml:space="preserve"> </w:t>
-      </w:r>
-      <w:r>
-        <w:t xml:space="preserve">with a downstream evaluator that ships three classifier choices by default, three backends (OpenAI, Anthropic, deterministic simulator), per-iteration on-disk manifests, and a complaint-grammar contract that lets future work add new critics without breaking the audit protocol.</w:t>
-      </w:r>
-    </w:p>
-    <w:bookmarkEnd w:id="13"/>
-    <w:bookmarkStart w:id="24" w:name="sec-related"/>
+    <w:bookmarkEnd w:id="12"/>
+    <w:bookmarkStart w:id="23" w:name="sec-related"/>
     <w:p>
       <w:pPr>
         <w:pStyle w:val="Heading2"/>
@@ -1504,7 +1130,7 @@
         <w:t xml:space="preserve">Related work</w:t>
       </w:r>
     </w:p>
-    <w:bookmarkStart w:id="14" w:name="synthetic-data-generation-with-llms"/>
+    <w:bookmarkStart w:id="13" w:name="synthetic-data-generation-with-llms"/>
     <w:p>
       <w:pPr>
         <w:pStyle w:val="Heading3"/>
@@ -1627,8 +1253,8 @@
         <w:t xml:space="preserve">use a large LLM to distill structured knowledge into a smaller model. Our framing inherits the iterative-rewrite idea but argues that single-critic feedback (self-critique) systematically underconstrains the rewrite, especially for diversity, which is what motivates our multi-objective setup.</w:t>
       </w:r>
     </w:p>
-    <w:bookmarkEnd w:id="14"/>
-    <w:bookmarkStart w:id="15" w:name="X23196f5ae01e534c9569b7eff61e457d49f9d2a"/>
+    <w:bookmarkEnd w:id="13"/>
+    <w:bookmarkStart w:id="14" w:name="X23196f5ae01e534c9569b7eff61e457d49f9d2a"/>
     <w:p>
       <w:pPr>
         <w:pStyle w:val="Heading3"/>
@@ -1814,8 +1440,8 @@
         <w:t xml:space="preserve">AttrForge differs from this line in three ways. First, our objective is structurally multi-axis: seven critics (three baseline plus four mode-collapse adversaries) each emit named, falsifiable complaints rather than scalar rewards. Second, the updater is asked to satisfy them jointly under a length budget rather than through scalarization. Third, we explicitly transfer batch-level defenses from the GAN literature, which to our knowledge no prior prompt-optimization work has done.</w:t>
       </w:r>
     </w:p>
-    <w:bookmarkEnd w:id="15"/>
-    <w:bookmarkStart w:id="16" w:name="bmulti-critic-and-debate-style-judges"/>
+    <w:bookmarkEnd w:id="14"/>
+    <w:bookmarkStart w:id="15" w:name="bmulti-critic-and-debate-style-judges"/>
     <w:p>
       <w:pPr>
         <w:pStyle w:val="Heading3"/>
@@ -1859,8 +1485,8 @@
         <w:t xml:space="preserve">formally proves that debate amplifies judge correctness over static ensembles and introduces adaptive Beta-Binomial stopping rules. This is complementary to our work: debate adds deliberation between judges, while we add adversarial batch-level dynamics. Our seven critics are intentionally independent rather than deliberative; combining the two paradigms is a natural extension.</w:t>
       </w:r>
     </w:p>
-    <w:bookmarkEnd w:id="16"/>
-    <w:bookmarkStart w:id="17" w:name="llm-as-judge"/>
+    <w:bookmarkEnd w:id="15"/>
+    <w:bookmarkStart w:id="16" w:name="llm-as-judge"/>
     <w:p>
       <w:pPr>
         <w:pStyle w:val="Heading3"/>
@@ -1954,8 +1580,8 @@
         <w:t xml:space="preserve">complaints rather than free-form prose.</w:t>
       </w:r>
     </w:p>
-    <w:bookmarkEnd w:id="17"/>
-    <w:bookmarkStart w:id="18" w:name="Xde87835405e4957e6af80978c52d29d253068b2"/>
+    <w:bookmarkEnd w:id="16"/>
+    <w:bookmarkStart w:id="17" w:name="Xde87835405e4957e6af80978c52d29d253068b2"/>
     <w:p>
       <w:pPr>
         <w:pStyle w:val="Heading3"/>
@@ -2094,8 +1720,8 @@
         <w:t xml:space="preserve">. We adapt four of these defenses into a prompt-debugging setting where the generator's parameters are frozen and the optimized object is the prompt.</w:t>
       </w:r>
     </w:p>
-    <w:bookmarkEnd w:id="18"/>
-    <w:bookmarkStart w:id="19" w:name="bmode-collapse-in-llm-outputs"/>
+    <w:bookmarkEnd w:id="17"/>
+    <w:bookmarkStart w:id="18" w:name="bmode-collapse-in-llm-outputs"/>
     <w:p>
       <w:pPr>
         <w:pStyle w:val="Heading3"/>
@@ -2156,8 +1782,8 @@
         <w:t xml:space="preserve">is the closest existing GAN-style framework for LLM data: it pairs an attacker LLM and a defender LLM under a tool-augmented judge to generate targeted training examples. Our work differs from NanoFlux in two ways: we use multiple critics rather than a single judge, and our adversaries are structural transfers from specific GAN defenses rather than free-form attackers.</w:t>
       </w:r>
     </w:p>
-    <w:bookmarkEnd w:id="19"/>
-    <w:bookmarkStart w:id="20" w:name="X68e9557b060ae0dd639d483d298feb766007b6b"/>
+    <w:bookmarkEnd w:id="18"/>
+    <w:bookmarkStart w:id="19" w:name="X68e9557b060ae0dd639d483d298feb766007b6b"/>
     <w:p>
       <w:pPr>
         <w:pStyle w:val="Heading3"/>
@@ -2252,8 +1878,8 @@
         <w:t xml:space="preserve">is another defense thread that connects to our Coverage Hole Finder's density-ratio classifier.</w:t>
       </w:r>
     </w:p>
-    <w:bookmarkEnd w:id="20"/>
-    <w:bookmarkStart w:id="21" w:name="X9530a24de0c8077420815eff986b491df29f2a3"/>
+    <w:bookmarkEnd w:id="19"/>
+    <w:bookmarkStart w:id="20" w:name="X9530a24de0c8077420815eff986b491df29f2a3"/>
     <w:p>
       <w:pPr>
         <w:pStyle w:val="Heading3"/>
@@ -2297,8 +1923,8 @@
         <w:t xml:space="preserve">aggregates multiple density-ratio estimators with diverse hyperparameter settings to produce global and local quality scores, providing a direct technical antecedent for our Coverage Hole Finder.</w:t>
       </w:r>
     </w:p>
-    <w:bookmarkEnd w:id="21"/>
-    <w:bookmarkStart w:id="22" w:name="X681a7ad306724b4daa41b63d7d89643e419e7b6"/>
+    <w:bookmarkEnd w:id="20"/>
+    <w:bookmarkStart w:id="21" w:name="X681a7ad306724b4daa41b63d7d89643e419e7b6"/>
     <w:p>
       <w:pPr>
         <w:pStyle w:val="Heading3"/>
@@ -2342,8 +1968,8 @@
         <w:t xml:space="preserve">decomposes embedding-based diversity into prompt-driven and intrinsic-model components via a Schur-complement decomposition of CLIP-embedding kernels; this is the closest 2024 alternative to distinct-n and FID for text diversity. Our Mode-Seeking ratio occupies a similar niche but is conditioned on attribute-vector distance rather than prompt identity.</w:t>
       </w:r>
     </w:p>
-    <w:bookmarkEnd w:id="22"/>
-    <w:bookmarkStart w:id="23" w:name="density-ratio-estimation"/>
+    <w:bookmarkEnd w:id="21"/>
+    <w:bookmarkStart w:id="22" w:name="density-ratio-estimation"/>
     <w:p>
       <w:pPr>
         <w:pStyle w:val="Heading3"/>
@@ -2532,9 +2158,9 @@
         <w:t xml:space="preserve">to surface concrete real exemplars that the synthetic distribution fails to cover, which become few-shot anchors in the next generator prompt.</w:t>
       </w:r>
     </w:p>
+    <w:bookmarkEnd w:id="22"/>
     <w:bookmarkEnd w:id="23"/>
-    <w:bookmarkEnd w:id="24"/>
-    <w:bookmarkStart w:id="25" w:name="sec-problem"/>
+    <w:bookmarkStart w:id="24" w:name="sec-problem"/>
     <w:p>
       <w:pPr>
         <w:pStyle w:val="Heading2"/>
@@ -2566,7 +2192,7 @@
         <w:pStyle w:val="Compact"/>
         <w:numPr>
           <w:ilvl w:val="0"/>
-          <w:numId w:val="1003"/>
+          <w:numId w:val="1001"/>
         </w:numPr>
         <w:jc w:val="both"/>
         <w:keepNext w:val="0"/>
@@ -2692,7 +2318,7 @@
         <w:pStyle w:val="Compact"/>
         <w:numPr>
           <w:ilvl w:val="0"/>
-          <w:numId w:val="1003"/>
+          <w:numId w:val="1001"/>
         </w:numPr>
         <w:jc w:val="both"/>
         <w:keepNext w:val="0"/>
@@ -2844,7 +2470,7 @@
         <w:pStyle w:val="Compact"/>
         <w:numPr>
           <w:ilvl w:val="0"/>
-          <w:numId w:val="1003"/>
+          <w:numId w:val="1001"/>
         </w:numPr>
         <w:jc w:val="both"/>
         <w:keepNext w:val="0"/>
@@ -2880,7 +2506,7 @@
         <w:pStyle w:val="Compact"/>
         <w:numPr>
           <w:ilvl w:val="0"/>
-          <w:numId w:val="1003"/>
+          <w:numId w:val="1001"/>
         </w:numPr>
         <w:jc w:val="both"/>
         <w:keepNext w:val="0"/>
@@ -2907,7 +2533,7 @@
         <w:pStyle w:val="Compact"/>
         <w:numPr>
           <w:ilvl w:val="0"/>
-          <w:numId w:val="1003"/>
+          <w:numId w:val="1001"/>
         </w:numPr>
         <w:jc w:val="both"/>
         <w:keepNext w:val="0"/>
@@ -3727,17 +3353,21 @@
         <w:widowControl w:val="1"/>
       </w:pPr>
       <w:r>
-        <w:t xml:space="preserve">Why a prompt, not weights?</w:t>
-      </w:r>
-      <w:r>
-        <w:t xml:space="preserve"> </w:t>
-      </w:r>
-      <w:r>
-        <w:t xml:space="preserve">Optimizing the prompt rather than the model weights yields four practical advantages: (i) zero parameter footprint, (ii) inspectable optimization trajectory (every prompt version is a reviewable text artifact), (iii) immediate applicability to closed-weights models, and (iv) cheap multi-seed re-runs (no GPU required).</w:t>
+        <w:rPr>
+          <w:i/>
+          <w:iCs/>
+        </w:rPr>
+        <w:t xml:space="preserve">Why optimize the prompt rather than weights?</w:t>
+      </w:r>
+      <w:r>
+        <w:t xml:space="preserve"> </w:t>
+      </w:r>
+      <w:r>
+        <w:t xml:space="preserve">Optimizing the prompt yields four practical advantages: zero parameter footprint, inspectable optimization trajectory (every prompt version is a reviewable text artifact), immediate applicability to closed-weights models, and cheap multi-seed re-runs without GPU.</w:t>
       </w:r>
     </w:p>
-    <w:bookmarkEnd w:id="25"/>
-    <w:bookmarkStart w:id="30" w:name="sec-method"/>
+    <w:bookmarkEnd w:id="24"/>
+    <w:bookmarkStart w:id="29" w:name="sec-method"/>
     <w:p>
       <w:pPr>
         <w:pStyle w:val="Heading2"/>
@@ -3832,7 +3462,7 @@
         <w:t>The AttrForge optimization loop. The attribute planner emits target attribute vectors  that condition the generator. The seven critic stack evaluates the resulting samples  along orthogonal axes (three baseline critics, four GAN-style adversaries highlighted in gray); each emits structured named complaints. The prompt updater rewrites the generator prompt  under a length budget, closing the loop. A downstream evaluator (right) trains a classifier on the final synthetic batch and tests it on held-out real data.</w:t>
       </w:r>
     </w:p>
-    <w:bookmarkStart w:id="26" w:name="attribute-planner"/>
+    <w:bookmarkStart w:id="25" w:name="attribute-planner"/>
     <w:p>
       <w:pPr>
         <w:pStyle w:val="Heading3"/>
@@ -4069,8 +3699,8 @@
         <w:t xml:space="preserve">The planner currently considers two-attribute pairs only; extension to higher-order combinations is straightforward but unimplemented.</w:t>
       </w:r>
     </w:p>
-    <w:bookmarkEnd w:id="26"/>
-    <w:bookmarkStart w:id="27" w:name="generator"/>
+    <w:bookmarkEnd w:id="25"/>
+    <w:bookmarkStart w:id="26" w:name="generator"/>
     <w:p>
       <w:pPr>
         <w:pStyle w:val="Heading3"/>
@@ -4117,8 +3747,8 @@
         <w:t xml:space="preserve">, a refreshed random sample of real examples for few-shot anchoring, the schema, and the target attributes; it returns a JSON object with the sample text and the realized attributes. Sample-by-sample (not batched) generation is chosen so that per-sample temperature variance contributes to surface diversity and so the verifier and the discriminator receive per-sample IDs to return verdicts against.</w:t>
       </w:r>
     </w:p>
-    <w:bookmarkEnd w:id="27"/>
-    <w:bookmarkStart w:id="28" w:name="three-baseline-critics"/>
+    <w:bookmarkEnd w:id="26"/>
+    <w:bookmarkStart w:id="27" w:name="three-baseline-critics"/>
     <w:p>
       <w:pPr>
         <w:pStyle w:val="Heading3"/>
@@ -4252,8 +3882,8 @@
         <w:t xml:space="preserve">, computed over TF-IDF features in our default configuration; sentence-transformer embeddings are an opt-in) plus an optional LLM judgment layer returning missing modes, overrepresented modes, and recommendations.</w:t>
       </w:r>
     </w:p>
-    <w:bookmarkEnd w:id="28"/>
-    <w:bookmarkStart w:id="29" w:name="prompt-updater"/>
+    <w:bookmarkEnd w:id="27"/>
+    <w:bookmarkStart w:id="28" w:name="prompt-updater"/>
     <w:p>
       <w:pPr>
         <w:pStyle w:val="Heading3"/>
@@ -5296,9 +4926,9 @@
         <w:t xml:space="preserve">The structured contract is what makes batch-level adversaries integrate cleanly into the same template as per-sample critics: every critic's output is a list of named items that the updater is asked to address one-by-one.</w:t>
       </w:r>
     </w:p>
+    <w:bookmarkEnd w:id="28"/>
     <w:bookmarkEnd w:id="29"/>
-    <w:bookmarkEnd w:id="30"/>
-    <w:bookmarkStart w:id="35" w:name="sec-adversaries"/>
+    <w:bookmarkStart w:id="34" w:name="sec-adversaries"/>
     <w:p>
       <w:pPr>
         <w:pStyle w:val="Heading2"/>
@@ -5357,7 +4987,7 @@
         <w:t xml:space="preserve">(the generator emits roughly the same text regardless of the requested attribute vector, while metadata correctly reflects it). We address both via a 2 × 2 grid: Pack Discriminator and Mode-Seeking target plausible homogeneity and attribute-deafness respectively; Mode Hunter and Coverage Hole Finder add cross-iteration memory and exemplar grounding.</w:t>
       </w:r>
     </w:p>
-    <w:bookmarkStart w:id="31" w:name="sec-pack"/>
+    <w:bookmarkStart w:id="30" w:name="sec-pack"/>
     <w:p>
       <w:pPr>
         <w:pStyle w:val="Heading3"/>
@@ -5565,8 +5195,8 @@
         <w:t xml:space="preserve">it used (opener repetition, structural tics, phrase repetition); these are aggregated into a list that the updater renders as named complaints.</w:t>
       </w:r>
     </w:p>
-    <w:bookmarkEnd w:id="31"/>
-    <w:bookmarkStart w:id="32" w:name="sec-msgan"/>
+    <w:bookmarkEnd w:id="30"/>
+    <w:bookmarkStart w:id="31" w:name="sec-msgan"/>
     <w:p>
       <w:pPr>
         <w:pStyle w:val="Heading3"/>
@@ -5746,8 +5376,8 @@
         <w:t xml:space="preserve">indicate attribute-deaf generation. We additionally report a per-attribute sensitivity matrix.</w:t>
       </w:r>
     </w:p>
-    <w:bookmarkEnd w:id="32"/>
-    <w:bookmarkStart w:id="33" w:name="sec-hunter"/>
+    <w:bookmarkEnd w:id="31"/>
+    <w:bookmarkStart w:id="32" w:name="sec-hunter"/>
     <w:p>
       <w:pPr>
         <w:pStyle w:val="Heading3"/>
@@ -5928,8 +5558,8 @@
         <w:t xml:space="preserve">. Every previously identified failure pattern is rendered into the next generator prompt as a "do not use" instruction. A cap of 50 entries bounds prompt bloat.</w:t>
       </w:r>
     </w:p>
-    <w:bookmarkEnd w:id="33"/>
-    <w:bookmarkStart w:id="34" w:name="sec-cov-hole"/>
+    <w:bookmarkEnd w:id="32"/>
+    <w:bookmarkStart w:id="33" w:name="sec-cov-hole"/>
     <w:p>
       <w:pPr>
         <w:pStyle w:val="Heading3"/>
@@ -6117,13 +5747,17 @@
         <w:widowControl w:val="1"/>
       </w:pPr>
       <w:r>
-        <w:t xml:space="preserve">Symmetry with the baseline critics</w:t>
-      </w:r>
-      <w:r>
-        <w:t xml:space="preserve"> </w:t>
-      </w:r>
-      <w:r>
-        <w:t xml:space="preserve">The Pack Discriminator and Mode Hunter emit named, falsifiable complaints (pack patterns, banned substrings) and integrate cleanly with the updater template. Mode-Seeking and Coverage Hole Finder emit deterministic scalar / vector outputs and a structured exemplar list; the updater renders these into named clauses but the symmetry is partial. We discuss this asymmetry in</w:t>
+        <w:rPr>
+          <w:i/>
+          <w:iCs/>
+        </w:rPr>
+        <w:t xml:space="preserve">Remark on symmetry.</w:t>
+      </w:r>
+      <w:r>
+        <w:t xml:space="preserve"> </w:t>
+      </w:r>
+      <w:r>
+        <w:t xml:space="preserve">The Pack Discriminator and Mode Hunter emit named, falsifiable complaints (pack patterns, banned substrings) and integrate cleanly with the updater template. Mode-Seeking and Coverage Hole Finder emit deterministic scalar/vector outputs and a structured exemplar list; the updater renders these into named clauses, but the symmetry is partial. We discuss this asymmetry in</w:t>
       </w:r>
       <w:r>
         <w:t xml:space="preserve"> </w:t>
@@ -6140,9 +5774,9 @@
         <w:t xml:space="preserve">.</w:t>
       </w:r>
     </w:p>
+    <w:bookmarkEnd w:id="33"/>
     <w:bookmarkEnd w:id="34"/>
-    <w:bookmarkEnd w:id="35"/>
-    <w:bookmarkStart w:id="40" w:name="sec-experiments"/>
+    <w:bookmarkStart w:id="39" w:name="sec-experiments"/>
     <w:p>
       <w:pPr>
         <w:pStyle w:val="Heading2"/>
@@ -6157,7 +5791,7 @@
         <w:t xml:space="preserve">Experimental setup</w:t>
       </w:r>
     </w:p>
-    <w:bookmarkStart w:id="36" w:name="task-and-dataset"/>
+    <w:bookmarkStart w:id="35" w:name="task-and-dataset"/>
     <w:p>
       <w:pPr>
         <w:pStyle w:val="Heading3"/>
@@ -6323,8 +5957,8 @@
         <w:t xml:space="preserve">are available to the generator as few-shot anchors and to the critics as the "real" half of every comparison.</w:t>
       </w:r>
     </w:p>
-    <w:bookmarkEnd w:id="36"/>
-    <w:bookmarkStart w:id="37" w:name="backends"/>
+    <w:bookmarkEnd w:id="35"/>
+    <w:bookmarkStart w:id="36" w:name="backends"/>
     <w:p>
       <w:pPr>
         <w:pStyle w:val="Heading3"/>
@@ -6439,12 +6073,6 @@
         <w:widowControl w:val="1"/>
       </w:pPr>
       <w:r>
-        <w:t xml:space="preserve">Which backend produced which numbers</w:t>
-      </w:r>
-      <w:r>
-        <w:t xml:space="preserve"> </w:t>
-      </w:r>
-      <w:r>
         <w:t xml:space="preserve">Section 7 reports live-LLM results from</w:t>
       </w:r>
       <w:r>
@@ -6475,11 +6103,11 @@
         <w:t xml:space="preserve"> </w:t>
       </w:r>
       <w:r>
-        <w:t xml:space="preserve">as both generator and every critic (3 seeds, 7 conditions, 3 iterations of 16 samples, total 21 condition-runs). The simulator backend remains in the repository as a deterministic harness validator and a CI-friendly offline mode; it is not used for headline numbers. A previous draft of this paper used simulator numbers; the present revision is the live-LLM run.</w:t>
+        <w:t xml:space="preserve">as both generator and every critic (3 seeds, 7 conditions, 3 iterations of 16 samples, 21 condition-runs total). The simulator backend remains in the repository as a deterministic harness validator and a CI-friendly offline mode; it is not used for headline numbers.</w:t>
       </w:r>
     </w:p>
-    <w:bookmarkEnd w:id="37"/>
-    <w:bookmarkStart w:id="38" w:name="conditions"/>
+    <w:bookmarkEnd w:id="36"/>
+    <w:bookmarkStart w:id="37" w:name="conditions"/>
     <w:p>
       <w:pPr>
         <w:pStyle w:val="Heading3"/>
@@ -8941,8 +8569,8 @@
         <w:t xml:space="preserve">python scripts/aggregate_multiseed.py --base main_run_002</w:t>
       </w:r>
     </w:p>
-    <w:bookmarkEnd w:id="38"/>
-    <w:bookmarkStart w:id="39" w:name="metrics"/>
+    <w:bookmarkEnd w:id="37"/>
+    <w:bookmarkStart w:id="38" w:name="metrics"/>
     <w:p>
       <w:pPr>
         <w:pStyle w:val="Heading3"/>
@@ -9001,9 +8629,9 @@
         <w:t xml:space="preserve">), pack accuracy, mode-seeking ratio, banned-phrasing library size, coverage classifier AUROC, and downstream RQ4 metrics (TF-IDF + logistic regression trained on synthetic, evaluated on the held-out real test split).</w:t>
       </w:r>
     </w:p>
+    <w:bookmarkEnd w:id="38"/>
     <w:bookmarkEnd w:id="39"/>
-    <w:bookmarkEnd w:id="40"/>
-    <w:bookmarkStart w:id="46" w:name="sec-results"/>
+    <w:bookmarkStart w:id="45" w:name="sec-results"/>
     <w:p>
       <w:pPr>
         <w:pStyle w:val="Heading2"/>
@@ -9018,7 +8646,7 @@
         <w:t xml:space="preserve">Results</w:t>
       </w:r>
     </w:p>
-    <w:bookmarkStart w:id="41" w:name="Xd6ecf73e398069f412ff59b3fb4a53fba6e3980"/>
+    <w:bookmarkStart w:id="40" w:name="Xd6ecf73e398069f412ff59b3fb4a53fba6e3980"/>
     <w:p>
       <w:pPr>
         <w:pStyle w:val="Heading3"/>
@@ -10876,8 +10504,8 @@
         <w:t>Downstream classifier accuracy and macro F1 with TF-IDF + logistic regression, mean ± std across 3 random seeds. full_classic achieves the best F1 (0.58 ± 0.05); full_attrforge drops to 0.40 ± 0.06. The 0.18 gap on TF-IDF is the headline of the first half of our story.</w:t>
       </w:r>
     </w:p>
-    <w:bookmarkEnd w:id="41"/>
-    <w:bookmarkStart w:id="42" w:name="Xc473a98b2b9bff62d7358977afe4fab2bccf298"/>
+    <w:bookmarkEnd w:id="40"/>
+    <w:bookmarkStart w:id="41" w:name="Xc473a98b2b9bff62d7358977afe4fab2bccf298"/>
     <w:p>
       <w:pPr>
         <w:pStyle w:val="Heading3"/>
@@ -12470,8 +12098,8 @@
         <w:t xml:space="preserve">) and downstream metrics.</w:t>
       </w:r>
     </w:p>
-    <w:bookmarkEnd w:id="42"/>
-    <w:bookmarkStart w:id="43" w:name="realism-trajectory"/>
+    <w:bookmarkEnd w:id="41"/>
+    <w:bookmarkStart w:id="42" w:name="realism-trajectory"/>
     <w:p>
       <w:pPr>
         <w:pStyle w:val="Heading3"/>
@@ -12566,8 +12194,8 @@
         <w:t>Realism discriminator accuracy on the mixed batch. Chance level () is the target. Conditions without a realism discriminator default to chance because the metric is not computed. Among conditions where the discriminator runs, full_attrforge drives accuracy closest to chance.</w:t>
       </w:r>
     </w:p>
-    <w:bookmarkEnd w:id="43"/>
-    <w:bookmarkStart w:id="44" w:name="per-iteration-trajectory"/>
+    <w:bookmarkEnd w:id="42"/>
+    <w:bookmarkStart w:id="43" w:name="per-iteration-trajectory"/>
     <w:p>
       <w:pPr>
         <w:pStyle w:val="Heading3"/>
@@ -12759,8 +12387,8 @@
         <w:t xml:space="preserve">on downstream F1 in this setting; we claim it dominates on the realism axis (Section 7.2) and on every post-hoc adversary metric (Section 8).</w:t>
       </w:r>
     </w:p>
-    <w:bookmarkEnd w:id="44"/>
-    <w:bookmarkStart w:id="45" w:name="per-class-f1"/>
+    <w:bookmarkEnd w:id="43"/>
+    <w:bookmarkStart w:id="44" w:name="per-class-f1"/>
     <w:p>
       <w:pPr>
         <w:pStyle w:val="Heading3"/>
@@ -12855,9 +12483,9 @@
         <w:t>Per-class F1 on the held-out real test set (single representative seed). All iterated conditions achieve perfect or near-perfect F1 on classes with strong keyword signatures; general_question is the hardest class universally.</w:t>
       </w:r>
     </w:p>
+    <w:bookmarkEnd w:id="44"/>
     <w:bookmarkEnd w:id="45"/>
-    <w:bookmarkEnd w:id="46"/>
-    <w:bookmarkStart w:id="47" w:name="sec-audit"/>
+    <w:bookmarkStart w:id="46" w:name="sec-audit"/>
     <w:p>
       <w:pPr>
         <w:pStyle w:val="Heading2"/>
@@ -14750,7 +14378,7 @@
         <w:pStyle w:val="Compact"/>
         <w:numPr>
           <w:ilvl w:val="0"/>
-          <w:numId w:val="1004"/>
+          <w:numId w:val="1002"/>
         </w:numPr>
         <w:jc w:val="both"/>
         <w:keepNext w:val="0"/>
@@ -14956,7 +14584,7 @@
         <w:pStyle w:val="Compact"/>
         <w:numPr>
           <w:ilvl w:val="0"/>
-          <w:numId w:val="1004"/>
+          <w:numId w:val="1002"/>
         </w:numPr>
         <w:jc w:val="both"/>
         <w:keepNext w:val="0"/>
@@ -15033,7 +14661,7 @@
         <w:pStyle w:val="Compact"/>
         <w:numPr>
           <w:ilvl w:val="0"/>
-          <w:numId w:val="1004"/>
+          <w:numId w:val="1002"/>
         </w:numPr>
         <w:jc w:val="both"/>
         <w:keepNext w:val="0"/>
@@ -15192,8 +14820,8 @@
         <w:t xml:space="preserve">improvement on the discriminator metric. The tradeoff is concrete and quantifiable; it is also small relative to the cross-seed standard deviation.</w:t>
       </w:r>
     </w:p>
-    <w:bookmarkEnd w:id="47"/>
-    <w:bookmarkStart w:id="54" w:name="sec-discussion"/>
+    <w:bookmarkEnd w:id="46"/>
+    <w:bookmarkStart w:id="53" w:name="sec-discussion"/>
     <w:p>
       <w:pPr>
         <w:pStyle w:val="Heading2"/>
@@ -15208,7 +14836,7 @@
         <w:t xml:space="preserve">Discussion</w:t>
       </w:r>
     </w:p>
-    <w:bookmarkStart w:id="48" w:name="what-the-validation-shows"/>
+    <w:bookmarkStart w:id="47" w:name="what-the-validation-shows"/>
     <w:p>
       <w:pPr>
         <w:pStyle w:val="Heading3"/>
@@ -15345,8 +14973,8 @@
         <w:t xml:space="preserve">landing exactly on the target. Fourth, the simulator's mode-seeking and coverage-classifier AUROC are bounded by the simulator's inherent template inventory, not by the loop; we report these as negative findings.</w:t>
       </w:r>
     </w:p>
-    <w:bookmarkEnd w:id="48"/>
-    <w:bookmarkStart w:id="49" w:name="what-the-validation-does-not-show"/>
+    <w:bookmarkEnd w:id="47"/>
+    <w:bookmarkStart w:id="48" w:name="what-the-validation-does-not-show"/>
     <w:p>
       <w:pPr>
         <w:pStyle w:val="Heading3"/>
@@ -15373,8 +15001,8 @@
         <w:t xml:space="preserve">We do not claim AttrForge dominates baselines on downstream macro F1: on this task (5 classes, 10 held-out examples, single seed split) all iterated conditions saturate at the same F1, which we attribute to the noise floor of a 10-item test set rather than to the loop. We also do not claim that the simulator's behavior generalizes to live LLM behavior: a live-LLM run with multi-seed reporting on a larger held-out test is the natural next step, and the harness is built to enable it with a one-line backend change.</w:t>
       </w:r>
     </w:p>
-    <w:bookmarkEnd w:id="49"/>
-    <w:bookmarkStart w:id="50" w:name="why-named-complaints-beat-scalar-rewards"/>
+    <w:bookmarkEnd w:id="48"/>
+    <w:bookmarkStart w:id="49" w:name="why-named-complaints-beat-scalar-rewards"/>
     <w:p>
       <w:pPr>
         <w:pStyle w:val="Heading3"/>
@@ -15428,8 +15056,8 @@
         <w:t xml:space="preserve">produces nothing actionable), and (ii) joint constraint satisfaction (the updater is forced to find a rewrite addressing multiple critics; a single scalar invites mode chasing toward the loudest one).</w:t>
       </w:r>
     </w:p>
-    <w:bookmarkEnd w:id="50"/>
-    <w:bookmarkStart w:id="51" w:name="Xd0e86175d0a06b9e9b999ce0770855e041ba1e2"/>
+    <w:bookmarkEnd w:id="49"/>
+    <w:bookmarkStart w:id="50" w:name="Xd0e86175d0a06b9e9b999ce0770855e041ba1e2"/>
     <w:p>
       <w:pPr>
         <w:pStyle w:val="Heading3"/>
@@ -15470,8 +15098,8 @@
         <w:t xml:space="preserve">times even if each individual emission scored perfectly on the standard discriminator. Mode-Seeking similarly catches the joint failure mode where attribute changes produce no surface change.</w:t>
       </w:r>
     </w:p>
-    <w:bookmarkEnd w:id="51"/>
-    <w:bookmarkStart w:id="52" w:name="memory-the-immune-system-analogy"/>
+    <w:bookmarkEnd w:id="50"/>
+    <w:bookmarkStart w:id="51" w:name="memory-the-immune-system-analogy"/>
     <w:p>
       <w:pPr>
         <w:pStyle w:val="Heading3"/>
@@ -15527,8 +15155,8 @@
         <w:t xml:space="preserve">failure state instead.</w:t>
       </w:r>
     </w:p>
-    <w:bookmarkEnd w:id="52"/>
-    <w:bookmarkStart w:id="53" w:name="X693ebf1c1ca8c4365665c93d1ec4747731832e8"/>
+    <w:bookmarkEnd w:id="51"/>
+    <w:bookmarkStart w:id="52" w:name="X693ebf1c1ca8c4365665c93d1ec4747731832e8"/>
     <w:p>
       <w:pPr>
         <w:pStyle w:val="Heading3"/>
@@ -15609,9 +15237,9 @@
         <w:t xml:space="preserve">is the closest existing GAN-style framework for LLM data, pairing one attacker LLM and one defender LLM under a tool-augmented judge. Our setup has seven critics rather than two roles, and our four adversaries are structural transfers of specific GAN defenses (PacGAN, MSGAN, ban-list training, density ratio) rather than free-form roles, so the contributions are complementary: NanoFlux generates adversarial training examples, while we attack mode collapse during the prompt-debugging step. Concurrent preprint work characterizes a related failure mode of multi-objective text-gradient methods (specificity loss with multiple critics); we discuss the empirical anchor for our named-complaint design once the preprint is stable.</w:t>
       </w:r>
     </w:p>
+    <w:bookmarkEnd w:id="52"/>
     <w:bookmarkEnd w:id="53"/>
-    <w:bookmarkEnd w:id="54"/>
-    <w:bookmarkStart w:id="55" w:name="sec-limitations"/>
+    <w:bookmarkStart w:id="54" w:name="sec-limitations"/>
     <w:p>
       <w:pPr>
         <w:pStyle w:val="Heading2"/>
@@ -15631,7 +15259,7 @@
         <w:pStyle w:val="Compact"/>
         <w:numPr>
           <w:ilvl w:val="0"/>
-          <w:numId w:val="1005"/>
+          <w:numId w:val="1003"/>
         </w:numPr>
         <w:jc w:val="both"/>
         <w:keepNext w:val="0"/>
@@ -15672,7 +15300,7 @@
         <w:pStyle w:val="Compact"/>
         <w:numPr>
           <w:ilvl w:val="0"/>
-          <w:numId w:val="1005"/>
+          <w:numId w:val="1003"/>
         </w:numPr>
         <w:jc w:val="both"/>
         <w:keepNext w:val="0"/>
@@ -15698,7 +15326,7 @@
         <w:pStyle w:val="Compact"/>
         <w:numPr>
           <w:ilvl w:val="0"/>
-          <w:numId w:val="1005"/>
+          <w:numId w:val="1003"/>
         </w:numPr>
         <w:jc w:val="both"/>
         <w:keepNext w:val="0"/>
@@ -15738,7 +15366,7 @@
         <w:pStyle w:val="Compact"/>
         <w:numPr>
           <w:ilvl w:val="0"/>
-          <w:numId w:val="1005"/>
+          <w:numId w:val="1003"/>
         </w:numPr>
         <w:jc w:val="both"/>
         <w:keepNext w:val="0"/>
@@ -15891,7 +15519,7 @@
         <w:pStyle w:val="Compact"/>
         <w:numPr>
           <w:ilvl w:val="0"/>
-          <w:numId w:val="1005"/>
+          <w:numId w:val="1003"/>
         </w:numPr>
         <w:jc w:val="both"/>
         <w:keepNext w:val="0"/>
@@ -15917,7 +15545,7 @@
         <w:pStyle w:val="Compact"/>
         <w:numPr>
           <w:ilvl w:val="0"/>
-          <w:numId w:val="1005"/>
+          <w:numId w:val="1003"/>
         </w:numPr>
         <w:jc w:val="both"/>
         <w:keepNext w:val="0"/>
@@ -15943,7 +15571,7 @@
         <w:pStyle w:val="Compact"/>
         <w:numPr>
           <w:ilvl w:val="0"/>
-          <w:numId w:val="1005"/>
+          <w:numId w:val="1003"/>
         </w:numPr>
         <w:jc w:val="both"/>
         <w:keepNext w:val="0"/>
@@ -15986,7 +15614,7 @@
         <w:pStyle w:val="Compact"/>
         <w:numPr>
           <w:ilvl w:val="0"/>
-          <w:numId w:val="1005"/>
+          <w:numId w:val="1003"/>
         </w:numPr>
         <w:jc w:val="both"/>
         <w:keepNext w:val="0"/>
@@ -16007,8 +15635,8 @@
         <w:t xml:space="preserve">The 280-word budget is rendered as an instruction in the user message but not enforced programmatically by the simulator updater; it falls back to a soft 8-clause cap with deduplication. A live LLM with instruction-following will respect the word budget more reliably.</w:t>
       </w:r>
     </w:p>
-    <w:bookmarkEnd w:id="55"/>
-    <w:bookmarkStart w:id="57" w:name="sec-conclusion"/>
+    <w:bookmarkEnd w:id="54"/>
+    <w:bookmarkStart w:id="56" w:name="sec-conclusion"/>
     <w:p>
       <w:pPr>
         <w:pStyle w:val="Heading2"/>
@@ -16046,7 +15674,7 @@
       <w:r>
         <w:t xml:space="preserve">The architecture is open-source under MIT (</w:t>
       </w:r>
-      <w:hyperlink r:id="rId56">
+      <w:hyperlink r:id="rId55">
         <w:r>
           <w:rPr>
             <w:rStyle w:val="Hyperlink"/>
@@ -16058,8 +15686,8 @@
         <w:t xml:space="preserve">). Reproducing every result is one Bash invocation plus a backend flag.</w:t>
       </w:r>
     </w:p>
-    <w:bookmarkEnd w:id="57"/>
-    <w:bookmarkStart w:id="130" w:name="sec-references"/>
+    <w:bookmarkEnd w:id="56"/>
+    <w:bookmarkStart w:id="129" w:name="sec-references"/>
     <w:p>
       <w:pPr>
         <w:pStyle w:val="Heading2"/>
@@ -16079,14 +15707,14 @@
         <w:pStyle w:val="Compact"/>
         <w:numPr>
           <w:ilvl w:val="0"/>
-          <w:numId w:val="1006"/>
+          <w:numId w:val="1004"/>
         </w:numPr>
         <w:jc w:val="both"/>
         <w:keepNext w:val="0"/>
         <w:keepLines w:val="0"/>
         <w:widowControl w:val="1"/>
       </w:pPr>
-      <w:bookmarkStart w:id="59" w:name="ref-pacgan"/>
+      <w:bookmarkStart w:id="58" w:name="ref-pacgan"/>
       <w:r>
         <w:t xml:space="preserve">Lin, Z., Khetan, A., Fanti, G., &amp; Oh, S.</w:t>
       </w:r>
@@ -16109,7 +15737,7 @@
       <w:r>
         <w:t xml:space="preserve"> </w:t>
       </w:r>
-      <w:hyperlink r:id="rId58">
+      <w:hyperlink r:id="rId57">
         <w:r>
           <w:rPr>
             <w:rStyle w:val="Hyperlink"/>
@@ -16117,21 +15745,21 @@
           <w:t xml:space="preserve">[NeurIPS]</w:t>
         </w:r>
       </w:hyperlink>
-      <w:bookmarkEnd w:id="59"/>
+      <w:bookmarkEnd w:id="58"/>
     </w:p>
     <w:p>
       <w:pPr>
         <w:pStyle w:val="Compact"/>
         <w:numPr>
           <w:ilvl w:val="0"/>
-          <w:numId w:val="1006"/>
+          <w:numId w:val="1004"/>
         </w:numPr>
         <w:jc w:val="both"/>
         <w:keepNext w:val="0"/>
         <w:keepLines w:val="0"/>
         <w:widowControl w:val="1"/>
       </w:pPr>
-      <w:bookmarkStart w:id="61" w:name="ref-salimans"/>
+      <w:bookmarkStart w:id="60" w:name="ref-salimans"/>
       <w:r>
         <w:t xml:space="preserve">Salimans, T., Goodfellow, I., Zaremba, W., Cheung, V., Radford, A., &amp; Chen, X.</w:t>
       </w:r>
@@ -16154,7 +15782,7 @@
       <w:r>
         <w:t xml:space="preserve"> </w:t>
       </w:r>
-      <w:hyperlink r:id="rId60">
+      <w:hyperlink r:id="rId59">
         <w:r>
           <w:rPr>
             <w:rStyle w:val="Hyperlink"/>
@@ -16162,21 +15790,21 @@
           <w:t xml:space="preserve">[arXiv:1606.03498]</w:t>
         </w:r>
       </w:hyperlink>
-      <w:bookmarkEnd w:id="61"/>
+      <w:bookmarkEnd w:id="60"/>
     </w:p>
     <w:p>
       <w:pPr>
         <w:pStyle w:val="Compact"/>
         <w:numPr>
           <w:ilvl w:val="0"/>
-          <w:numId w:val="1006"/>
+          <w:numId w:val="1004"/>
         </w:numPr>
         <w:jc w:val="both"/>
         <w:keepNext w:val="0"/>
         <w:keepLines w:val="0"/>
         <w:widowControl w:val="1"/>
       </w:pPr>
-      <w:bookmarkStart w:id="63" w:name="ref-msgan"/>
+      <w:bookmarkStart w:id="62" w:name="ref-msgan"/>
       <w:r>
         <w:t xml:space="preserve">Mao, Q., Lee, H.-Y., Tseng, H.-Y., Ma, S., &amp; Yang, M.-H.</w:t>
       </w:r>
@@ -16199,7 +15827,7 @@
       <w:r>
         <w:t xml:space="preserve"> </w:t>
       </w:r>
-      <w:hyperlink r:id="rId62">
+      <w:hyperlink r:id="rId61">
         <w:r>
           <w:rPr>
             <w:rStyle w:val="Hyperlink"/>
@@ -16207,21 +15835,21 @@
           <w:t xml:space="preserve">[CVF]</w:t>
         </w:r>
       </w:hyperlink>
-      <w:bookmarkEnd w:id="63"/>
+      <w:bookmarkEnd w:id="62"/>
     </w:p>
     <w:p>
       <w:pPr>
         <w:pStyle w:val="Compact"/>
         <w:numPr>
           <w:ilvl w:val="0"/>
-          <w:numId w:val="1006"/>
+          <w:numId w:val="1004"/>
         </w:numPr>
         <w:jc w:val="both"/>
         <w:keepNext w:val="0"/>
         <w:keepLines w:val="0"/>
         <w:widowControl w:val="1"/>
       </w:pPr>
-      <w:bookmarkStart w:id="65" w:name="ref-honovich"/>
+      <w:bookmarkStart w:id="64" w:name="ref-honovich"/>
       <w:r>
         <w:t xml:space="preserve">Honovich, O., Scialom, T., Levy, O., &amp; Schick, T.</w:t>
       </w:r>
@@ -16244,7 +15872,7 @@
       <w:r>
         <w:t xml:space="preserve"> </w:t>
       </w:r>
-      <w:hyperlink r:id="rId64">
+      <w:hyperlink r:id="rId63">
         <w:r>
           <w:rPr>
             <w:rStyle w:val="Hyperlink"/>
@@ -16252,21 +15880,21 @@
           <w:t xml:space="preserve">[ACL Anthology]</w:t>
         </w:r>
       </w:hyperlink>
-      <w:bookmarkEnd w:id="65"/>
+      <w:bookmarkEnd w:id="64"/>
     </w:p>
     <w:p>
       <w:pPr>
         <w:pStyle w:val="Compact"/>
         <w:numPr>
           <w:ilvl w:val="0"/>
-          <w:numId w:val="1006"/>
+          <w:numId w:val="1004"/>
         </w:numPr>
         <w:jc w:val="both"/>
         <w:keepNext w:val="0"/>
         <w:keepLines w:val="0"/>
         <w:widowControl w:val="1"/>
       </w:pPr>
-      <w:bookmarkStart w:id="67" w:name="ref-self-instruct"/>
+      <w:bookmarkStart w:id="66" w:name="ref-self-instruct"/>
       <w:r>
         <w:t xml:space="preserve">Wang, Y., Kordi, Y., Mishra, S., Liu, A., Smith, N. A., Khashabi, D., &amp; Hajishirzi, H.</w:t>
       </w:r>
@@ -16289,7 +15917,7 @@
       <w:r>
         <w:t xml:space="preserve"> </w:t>
       </w:r>
-      <w:hyperlink r:id="rId66">
+      <w:hyperlink r:id="rId65">
         <w:r>
           <w:rPr>
             <w:rStyle w:val="Hyperlink"/>
@@ -16297,21 +15925,21 @@
           <w:t xml:space="preserve">[ACL Anthology]</w:t>
         </w:r>
       </w:hyperlink>
-      <w:bookmarkEnd w:id="67"/>
+      <w:bookmarkEnd w:id="66"/>
     </w:p>
     <w:p>
       <w:pPr>
         <w:pStyle w:val="Compact"/>
         <w:numPr>
           <w:ilvl w:val="0"/>
-          <w:numId w:val="1006"/>
+          <w:numId w:val="1004"/>
         </w:numPr>
         <w:jc w:val="both"/>
         <w:keepNext w:val="0"/>
         <w:keepLines w:val="0"/>
         <w:widowControl w:val="1"/>
       </w:pPr>
-      <w:bookmarkStart w:id="69" w:name="ref-judge"/>
+      <w:bookmarkStart w:id="68" w:name="ref-judge"/>
       <w:r>
         <w:t xml:space="preserve">Zheng, L., Chiang, W.-L., Sheng, Y., Zhuang, S., Wu, Z., Zhuang, Y., et al.</w:t>
       </w:r>
@@ -16334,7 +15962,7 @@
       <w:r>
         <w:t xml:space="preserve"> </w:t>
       </w:r>
-      <w:hyperlink r:id="rId68">
+      <w:hyperlink r:id="rId67">
         <w:r>
           <w:rPr>
             <w:rStyle w:val="Hyperlink"/>
@@ -16342,21 +15970,21 @@
           <w:t xml:space="preserve">[OpenReview]</w:t>
         </w:r>
       </w:hyperlink>
-      <w:bookmarkEnd w:id="69"/>
+      <w:bookmarkEnd w:id="68"/>
     </w:p>
     <w:p>
       <w:pPr>
         <w:pStyle w:val="Compact"/>
         <w:numPr>
           <w:ilvl w:val="0"/>
-          <w:numId w:val="1006"/>
+          <w:numId w:val="1004"/>
         </w:numPr>
         <w:jc w:val="both"/>
         <w:keepNext w:val="0"/>
         <w:keepLines w:val="0"/>
         <w:widowControl w:val="1"/>
       </w:pPr>
-      <w:bookmarkStart w:id="71" w:name="ref-unrolled"/>
+      <w:bookmarkStart w:id="70" w:name="ref-unrolled"/>
       <w:r>
         <w:t xml:space="preserve">Metz, L., Poole, B., Pfau, D., &amp; Sohl-Dickstein, J.</w:t>
       </w:r>
@@ -16379,7 +16007,7 @@
       <w:r>
         <w:t xml:space="preserve"> </w:t>
       </w:r>
-      <w:hyperlink r:id="rId70">
+      <w:hyperlink r:id="rId69">
         <w:r>
           <w:rPr>
             <w:rStyle w:val="Hyperlink"/>
@@ -16387,21 +16015,21 @@
           <w:t xml:space="preserve">[arXiv:1611.02163]</w:t>
         </w:r>
       </w:hyperlink>
-      <w:bookmarkEnd w:id="71"/>
+      <w:bookmarkEnd w:id="70"/>
     </w:p>
     <w:p>
       <w:pPr>
         <w:pStyle w:val="Compact"/>
         <w:numPr>
           <w:ilvl w:val="0"/>
-          <w:numId w:val="1006"/>
+          <w:numId w:val="1004"/>
         </w:numPr>
         <w:jc w:val="both"/>
         <w:keepNext w:val="0"/>
         <w:keepLines w:val="0"/>
         <w:widowControl w:val="1"/>
       </w:pPr>
-      <w:bookmarkStart w:id="73" w:name="ref-wgan"/>
+      <w:bookmarkStart w:id="72" w:name="ref-wgan"/>
       <w:r>
         <w:t xml:space="preserve">Arjovsky, M., Chintala, S., &amp; Bottou, L.</w:t>
       </w:r>
@@ -16424,7 +16052,7 @@
       <w:r>
         <w:t xml:space="preserve"> </w:t>
       </w:r>
-      <w:hyperlink r:id="rId72">
+      <w:hyperlink r:id="rId71">
         <w:r>
           <w:rPr>
             <w:rStyle w:val="Hyperlink"/>
@@ -16432,21 +16060,21 @@
           <w:t xml:space="preserve">[PMLR]</w:t>
         </w:r>
       </w:hyperlink>
-      <w:bookmarkEnd w:id="73"/>
+      <w:bookmarkEnd w:id="72"/>
     </w:p>
     <w:p>
       <w:pPr>
         <w:pStyle w:val="Compact"/>
         <w:numPr>
           <w:ilvl w:val="0"/>
-          <w:numId w:val="1006"/>
+          <w:numId w:val="1004"/>
         </w:numPr>
         <w:jc w:val="both"/>
         <w:keepNext w:val="0"/>
         <w:keepLines w:val="0"/>
         <w:widowControl w:val="1"/>
       </w:pPr>
-      <w:bookmarkStart w:id="75" w:name="ref-densityratio"/>
+      <w:bookmarkStart w:id="74" w:name="ref-densityratio"/>
       <w:r>
         <w:t xml:space="preserve">Sugiyama, M., Suzuki, T., &amp; Kanamori, T.</w:t>
       </w:r>
@@ -16469,7 +16097,7 @@
       <w:r>
         <w:t xml:space="preserve"> </w:t>
       </w:r>
-      <w:hyperlink r:id="rId74">
+      <w:hyperlink r:id="rId73">
         <w:r>
           <w:rPr>
             <w:rStyle w:val="Hyperlink"/>
@@ -16477,21 +16105,21 @@
           <w:t xml:space="preserve">[CUP]</w:t>
         </w:r>
       </w:hyperlink>
-      <w:bookmarkEnd w:id="75"/>
+      <w:bookmarkEnd w:id="74"/>
     </w:p>
     <w:p>
       <w:pPr>
         <w:pStyle w:val="Compact"/>
         <w:numPr>
           <w:ilvl w:val="0"/>
-          <w:numId w:val="1006"/>
+          <w:numId w:val="1004"/>
         </w:numPr>
         <w:jc w:val="both"/>
         <w:keepNext w:val="0"/>
         <w:keepLines w:val="0"/>
         <w:widowControl w:val="1"/>
       </w:pPr>
-      <w:bookmarkStart w:id="77" w:name="ref-inpars"/>
+      <w:bookmarkStart w:id="76" w:name="ref-inpars"/>
       <w:r>
         <w:t xml:space="preserve">Bonifacio, L., Abonizio, H., Fadaee, M., &amp; Nogueira, R.</w:t>
       </w:r>
@@ -16514,7 +16142,7 @@
       <w:r>
         <w:t xml:space="preserve"> </w:t>
       </w:r>
-      <w:hyperlink r:id="rId76">
+      <w:hyperlink r:id="rId75">
         <w:r>
           <w:rPr>
             <w:rStyle w:val="Hyperlink"/>
@@ -16522,21 +16150,21 @@
           <w:t xml:space="preserve">[ACM]</w:t>
         </w:r>
       </w:hyperlink>
-      <w:bookmarkEnd w:id="77"/>
+      <w:bookmarkEnd w:id="76"/>
     </w:p>
     <w:p>
       <w:pPr>
         <w:pStyle w:val="Compact"/>
         <w:numPr>
           <w:ilvl w:val="0"/>
-          <w:numId w:val="1006"/>
+          <w:numId w:val="1004"/>
         </w:numPr>
         <w:jc w:val="both"/>
         <w:keepNext w:val="0"/>
         <w:keepLines w:val="0"/>
         <w:widowControl w:val="1"/>
       </w:pPr>
-      <w:bookmarkStart w:id="79" w:name="ref-supergen"/>
+      <w:bookmarkStart w:id="78" w:name="ref-supergen"/>
       <w:r>
         <w:t xml:space="preserve">Meng, Y., Huang, J., Zhang, Y., &amp; Han, J.</w:t>
       </w:r>
@@ -16559,7 +16187,7 @@
       <w:r>
         <w:t xml:space="preserve"> </w:t>
       </w:r>
-      <w:hyperlink r:id="rId78">
+      <w:hyperlink r:id="rId77">
         <w:r>
           <w:rPr>
             <w:rStyle w:val="Hyperlink"/>
@@ -16567,21 +16195,21 @@
           <w:t xml:space="preserve">[NeurIPS]</w:t>
         </w:r>
       </w:hyperlink>
-      <w:bookmarkEnd w:id="79"/>
+      <w:bookmarkEnd w:id="78"/>
     </w:p>
     <w:p>
       <w:pPr>
         <w:pStyle w:val="Compact"/>
         <w:numPr>
           <w:ilvl w:val="0"/>
-          <w:numId w:val="1006"/>
+          <w:numId w:val="1004"/>
         </w:numPr>
         <w:jc w:val="both"/>
         <w:keepNext w:val="0"/>
         <w:keepLines w:val="0"/>
         <w:widowControl w:val="1"/>
       </w:pPr>
-      <w:bookmarkStart w:id="81" w:name="ref-progen"/>
+      <w:bookmarkStart w:id="80" w:name="ref-progen"/>
       <w:r>
         <w:t xml:space="preserve">Ye, J., Gao, J., Wu, Z., Feng, J., Yu, T., &amp; Kong, L.</w:t>
       </w:r>
@@ -16604,7 +16232,7 @@
       <w:r>
         <w:t xml:space="preserve"> </w:t>
       </w:r>
-      <w:hyperlink r:id="rId80">
+      <w:hyperlink r:id="rId79">
         <w:r>
           <w:rPr>
             <w:rStyle w:val="Hyperlink"/>
@@ -16612,21 +16240,21 @@
           <w:t xml:space="preserve">[ACL Anthology]</w:t>
         </w:r>
       </w:hyperlink>
-      <w:bookmarkEnd w:id="81"/>
+      <w:bookmarkEnd w:id="80"/>
     </w:p>
     <w:p>
       <w:pPr>
         <w:pStyle w:val="Compact"/>
         <w:numPr>
           <w:ilvl w:val="0"/>
-          <w:numId w:val="1006"/>
+          <w:numId w:val="1004"/>
         </w:numPr>
         <w:jc w:val="both"/>
         <w:keepNext w:val="0"/>
         <w:keepLines w:val="0"/>
         <w:widowControl w:val="1"/>
       </w:pPr>
-      <w:bookmarkStart w:id="83" w:name="ref-westsymbolic"/>
+      <w:bookmarkStart w:id="82" w:name="ref-westsymbolic"/>
       <w:r>
         <w:t xml:space="preserve">West, P., Bhagavatula, C., Hessel, J., Hwang, J. D., Jiang, L., Le Bras, R., et al.</w:t>
       </w:r>
@@ -16649,7 +16277,7 @@
       <w:r>
         <w:t xml:space="preserve"> </w:t>
       </w:r>
-      <w:hyperlink r:id="rId82">
+      <w:hyperlink r:id="rId81">
         <w:r>
           <w:rPr>
             <w:rStyle w:val="Hyperlink"/>
@@ -16657,21 +16285,21 @@
           <w:t xml:space="preserve">[ACL Anthology]</w:t>
         </w:r>
       </w:hyperlink>
-      <w:bookmarkEnd w:id="83"/>
+      <w:bookmarkEnd w:id="82"/>
     </w:p>
     <w:p>
       <w:pPr>
         <w:pStyle w:val="Compact"/>
         <w:numPr>
           <w:ilvl w:val="0"/>
-          <w:numId w:val="1006"/>
+          <w:numId w:val="1004"/>
         </w:numPr>
         <w:jc w:val="both"/>
         <w:keepNext w:val="0"/>
         <w:keepLines w:val="0"/>
         <w:widowControl w:val="1"/>
       </w:pPr>
-      <w:bookmarkStart w:id="85" w:name="ref-ape"/>
+      <w:bookmarkStart w:id="84" w:name="ref-ape"/>
       <w:r>
         <w:t xml:space="preserve">Zhou, Y., Muresanu, A. I., Han, Z., Paster, K., Pitis, S., Chan, H., &amp; Ba, J.</w:t>
       </w:r>
@@ -16694,7 +16322,7 @@
       <w:r>
         <w:t xml:space="preserve"> </w:t>
       </w:r>
-      <w:hyperlink r:id="rId84">
+      <w:hyperlink r:id="rId83">
         <w:r>
           <w:rPr>
             <w:rStyle w:val="Hyperlink"/>
@@ -16702,21 +16330,21 @@
           <w:t xml:space="preserve">[arXiv:2211.01910]</w:t>
         </w:r>
       </w:hyperlink>
-      <w:bookmarkEnd w:id="85"/>
+      <w:bookmarkEnd w:id="84"/>
     </w:p>
     <w:p>
       <w:pPr>
         <w:pStyle w:val="Compact"/>
         <w:numPr>
           <w:ilvl w:val="0"/>
-          <w:numId w:val="1006"/>
+          <w:numId w:val="1004"/>
         </w:numPr>
         <w:jc w:val="both"/>
         <w:keepNext w:val="0"/>
         <w:keepLines w:val="0"/>
         <w:widowControl w:val="1"/>
       </w:pPr>
-      <w:bookmarkStart w:id="87" w:name="ref-opro"/>
+      <w:bookmarkStart w:id="86" w:name="ref-opro"/>
       <w:r>
         <w:t xml:space="preserve">Yang, C., Wang, X., Lu, Y., Liu, H., Le, Q. V., Zhou, D., &amp; Chen, X.</w:t>
       </w:r>
@@ -16739,7 +16367,7 @@
       <w:r>
         <w:t xml:space="preserve"> </w:t>
       </w:r>
-      <w:hyperlink r:id="rId86">
+      <w:hyperlink r:id="rId85">
         <w:r>
           <w:rPr>
             <w:rStyle w:val="Hyperlink"/>
@@ -16747,21 +16375,21 @@
           <w:t xml:space="preserve">[OpenReview]</w:t>
         </w:r>
       </w:hyperlink>
-      <w:bookmarkEnd w:id="87"/>
+      <w:bookmarkEnd w:id="86"/>
     </w:p>
     <w:p>
       <w:pPr>
         <w:pStyle w:val="Compact"/>
         <w:numPr>
           <w:ilvl w:val="0"/>
-          <w:numId w:val="1006"/>
+          <w:numId w:val="1004"/>
         </w:numPr>
         <w:jc w:val="both"/>
         <w:keepNext w:val="0"/>
         <w:keepLines w:val="0"/>
         <w:widowControl w:val="1"/>
       </w:pPr>
-      <w:bookmarkStart w:id="89" w:name="ref-evoprompt"/>
+      <w:bookmarkStart w:id="88" w:name="ref-evoprompt"/>
       <w:r>
         <w:t xml:space="preserve">Guo, Q., Wang, R., Guo, J., Li, B., Song, K., Tan, X., et al.</w:t>
       </w:r>
@@ -16784,7 +16412,7 @@
       <w:r>
         <w:t xml:space="preserve"> </w:t>
       </w:r>
-      <w:hyperlink r:id="rId88">
+      <w:hyperlink r:id="rId87">
         <w:r>
           <w:rPr>
             <w:rStyle w:val="Hyperlink"/>
@@ -16792,21 +16420,21 @@
           <w:t xml:space="preserve">[OpenReview]</w:t>
         </w:r>
       </w:hyperlink>
-      <w:bookmarkEnd w:id="89"/>
+      <w:bookmarkEnd w:id="88"/>
     </w:p>
     <w:p>
       <w:pPr>
         <w:pStyle w:val="Compact"/>
         <w:numPr>
           <w:ilvl w:val="0"/>
-          <w:numId w:val="1006"/>
+          <w:numId w:val="1004"/>
         </w:numPr>
         <w:jc w:val="both"/>
         <w:keepNext w:val="0"/>
         <w:keepLines w:val="0"/>
         <w:widowControl w:val="1"/>
       </w:pPr>
-      <w:bookmarkStart w:id="91" w:name="ref-promptbreeder"/>
+      <w:bookmarkStart w:id="90" w:name="ref-promptbreeder"/>
       <w:r>
         <w:t xml:space="preserve">Fernando, C., Banarse, D., Michalewski, H., Osindero, S., &amp; Rocktäschel, T.</w:t>
       </w:r>
@@ -16829,7 +16457,7 @@
       <w:r>
         <w:t xml:space="preserve"> </w:t>
       </w:r>
-      <w:hyperlink r:id="rId90">
+      <w:hyperlink r:id="rId89">
         <w:r>
           <w:rPr>
             <w:rStyle w:val="Hyperlink"/>
@@ -16837,21 +16465,21 @@
           <w:t xml:space="preserve">[arXiv]</w:t>
         </w:r>
       </w:hyperlink>
-      <w:bookmarkEnd w:id="91"/>
+      <w:bookmarkEnd w:id="90"/>
     </w:p>
     <w:p>
       <w:pPr>
         <w:pStyle w:val="Compact"/>
         <w:numPr>
           <w:ilvl w:val="0"/>
-          <w:numId w:val="1006"/>
+          <w:numId w:val="1004"/>
         </w:numPr>
         <w:jc w:val="both"/>
         <w:keepNext w:val="0"/>
         <w:keepLines w:val="0"/>
         <w:widowControl w:val="1"/>
       </w:pPr>
-      <w:bookmarkStart w:id="93" w:name="ref-dspy"/>
+      <w:bookmarkStart w:id="92" w:name="ref-dspy"/>
       <w:r>
         <w:t xml:space="preserve">Khattab, O., Singhvi, A., Maheshwari, P., Zhang, Z., Santhanam, K., Vardhamanan, S., et al.</w:t>
       </w:r>
@@ -16874,7 +16502,7 @@
       <w:r>
         <w:t xml:space="preserve"> </w:t>
       </w:r>
-      <w:hyperlink r:id="rId92">
+      <w:hyperlink r:id="rId91">
         <w:r>
           <w:rPr>
             <w:rStyle w:val="Hyperlink"/>
@@ -16882,21 +16510,21 @@
           <w:t xml:space="preserve">[OpenReview]</w:t>
         </w:r>
       </w:hyperlink>
-      <w:bookmarkEnd w:id="93"/>
+      <w:bookmarkEnd w:id="92"/>
     </w:p>
     <w:p>
       <w:pPr>
         <w:pStyle w:val="Compact"/>
         <w:numPr>
           <w:ilvl w:val="0"/>
-          <w:numId w:val="1006"/>
+          <w:numId w:val="1004"/>
         </w:numPr>
         <w:jc w:val="both"/>
         <w:keepNext w:val="0"/>
         <w:keepLines w:val="0"/>
         <w:widowControl w:val="1"/>
       </w:pPr>
-      <w:bookmarkStart w:id="95" w:name="ref-textgrad"/>
+      <w:bookmarkStart w:id="94" w:name="ref-textgrad"/>
       <w:r>
         <w:t xml:space="preserve">Yuksekgonul, M., Bianchi, F., Boen, J., Liu, S., Lu, P., Huang, Z., Guestrin, C., &amp; Zou, J.</w:t>
       </w:r>
@@ -16919,7 +16547,7 @@
       <w:r>
         <w:t xml:space="preserve"> </w:t>
       </w:r>
-      <w:hyperlink r:id="rId94">
+      <w:hyperlink r:id="rId93">
         <w:r>
           <w:rPr>
             <w:rStyle w:val="Hyperlink"/>
@@ -16927,21 +16555,21 @@
           <w:t xml:space="preserve">[arXiv]</w:t>
         </w:r>
       </w:hyperlink>
-      <w:bookmarkEnd w:id="95"/>
+      <w:bookmarkEnd w:id="94"/>
     </w:p>
     <w:p>
       <w:pPr>
         <w:pStyle w:val="Compact"/>
         <w:numPr>
           <w:ilvl w:val="0"/>
-          <w:numId w:val="1006"/>
+          <w:numId w:val="1004"/>
         </w:numPr>
         <w:jc w:val="both"/>
         <w:keepNext w:val="0"/>
         <w:keepLines w:val="0"/>
         <w:widowControl w:val="1"/>
       </w:pPr>
-      <w:bookmarkStart w:id="97" w:name="ref-geval"/>
+      <w:bookmarkStart w:id="96" w:name="ref-geval"/>
       <w:r>
         <w:t xml:space="preserve">Liu, Y., Iter, D., Xu, Y., Wang, S., Xu, R., &amp; Zhu, C.</w:t>
       </w:r>
@@ -16964,7 +16592,7 @@
       <w:r>
         <w:t xml:space="preserve"> </w:t>
       </w:r>
-      <w:hyperlink r:id="rId96">
+      <w:hyperlink r:id="rId95">
         <w:r>
           <w:rPr>
             <w:rStyle w:val="Hyperlink"/>
@@ -16972,21 +16600,21 @@
           <w:t xml:space="preserve">[ACL Anthology]</w:t>
         </w:r>
       </w:hyperlink>
-      <w:bookmarkEnd w:id="97"/>
+      <w:bookmarkEnd w:id="96"/>
     </w:p>
     <w:p>
       <w:pPr>
         <w:pStyle w:val="Compact"/>
         <w:numPr>
           <w:ilvl w:val="0"/>
-          <w:numId w:val="1006"/>
+          <w:numId w:val="1004"/>
         </w:numPr>
         <w:jc w:val="both"/>
         <w:keepNext w:val="0"/>
         <w:keepLines w:val="0"/>
         <w:widowControl w:val="1"/>
       </w:pPr>
-      <w:bookmarkStart w:id="99" w:name="ref-selfconsistency"/>
+      <w:bookmarkStart w:id="98" w:name="ref-selfconsistency"/>
       <w:r>
         <w:t xml:space="preserve">Wang, X., Wei, J., Schuurmans, D., Le, Q., Chi, E., Narang, S., Chowdhery, A., &amp; Zhou, D.</w:t>
       </w:r>
@@ -17009,7 +16637,7 @@
       <w:r>
         <w:t xml:space="preserve"> </w:t>
       </w:r>
-      <w:hyperlink r:id="rId98">
+      <w:hyperlink r:id="rId97">
         <w:r>
           <w:rPr>
             <w:rStyle w:val="Hyperlink"/>
@@ -17017,21 +16645,21 @@
           <w:t xml:space="preserve">[OpenReview]</w:t>
         </w:r>
       </w:hyperlink>
-      <w:bookmarkEnd w:id="99"/>
+      <w:bookmarkEnd w:id="98"/>
     </w:p>
     <w:p>
       <w:pPr>
         <w:pStyle w:val="Compact"/>
         <w:numPr>
           <w:ilvl w:val="0"/>
-          <w:numId w:val="1006"/>
+          <w:numId w:val="1004"/>
         </w:numPr>
         <w:jc w:val="both"/>
         <w:keepNext w:val="0"/>
         <w:keepLines w:val="0"/>
         <w:widowControl w:val="1"/>
       </w:pPr>
-      <w:bookmarkStart w:id="101" w:name="ref-fid"/>
+      <w:bookmarkStart w:id="100" w:name="ref-fid"/>
       <w:r>
         <w:t xml:space="preserve">Heusel, M., Ramsauer, H., Unterthiner, T., Nessler, B., &amp; Hochreiter, S.</w:t>
       </w:r>
@@ -17054,7 +16682,7 @@
       <w:r>
         <w:t xml:space="preserve"> </w:t>
       </w:r>
-      <w:hyperlink r:id="rId100">
+      <w:hyperlink r:id="rId99">
         <w:r>
           <w:rPr>
             <w:rStyle w:val="Hyperlink"/>
@@ -17062,21 +16690,21 @@
           <w:t xml:space="preserve">[NeurIPS]</w:t>
         </w:r>
       </w:hyperlink>
-      <w:bookmarkEnd w:id="101"/>
+      <w:bookmarkEnd w:id="100"/>
     </w:p>
     <w:p>
       <w:pPr>
         <w:pStyle w:val="Compact"/>
         <w:numPr>
           <w:ilvl w:val="0"/>
-          <w:numId w:val="1006"/>
+          <w:numId w:val="1004"/>
         </w:numPr>
         <w:jc w:val="both"/>
         <w:keepNext w:val="0"/>
         <w:keepLines w:val="0"/>
         <w:widowControl w:val="1"/>
       </w:pPr>
-      <w:bookmarkStart w:id="103" w:name="ref-sajjadi"/>
+      <w:bookmarkStart w:id="102" w:name="ref-sajjadi"/>
       <w:r>
         <w:t xml:space="preserve">Sajjadi, M. S. M., Bachem, O., Lucic, M., Bousquet, O., &amp; Gelly, S.</w:t>
       </w:r>
@@ -17099,7 +16727,7 @@
       <w:r>
         <w:t xml:space="preserve"> </w:t>
       </w:r>
-      <w:hyperlink r:id="rId102">
+      <w:hyperlink r:id="rId101">
         <w:r>
           <w:rPr>
             <w:rStyle w:val="Hyperlink"/>
@@ -17107,21 +16735,21 @@
           <w:t xml:space="preserve">[NeurIPS]</w:t>
         </w:r>
       </w:hyperlink>
-      <w:bookmarkEnd w:id="103"/>
+      <w:bookmarkEnd w:id="102"/>
     </w:p>
     <w:p>
       <w:pPr>
         <w:pStyle w:val="Compact"/>
         <w:numPr>
           <w:ilvl w:val="0"/>
-          <w:numId w:val="1006"/>
+          <w:numId w:val="1004"/>
         </w:numPr>
         <w:jc w:val="both"/>
         <w:keepNext w:val="0"/>
         <w:keepLines w:val="0"/>
         <w:widowControl w:val="1"/>
       </w:pPr>
-      <w:bookmarkStart w:id="105" w:name="ref-naeem"/>
+      <w:bookmarkStart w:id="104" w:name="ref-naeem"/>
       <w:r>
         <w:t xml:space="preserve">Naeem, M. F., Oh, S. J., Uh, Y., Choi, Y., &amp; Yoo, J.</w:t>
       </w:r>
@@ -17144,7 +16772,7 @@
       <w:r>
         <w:t xml:space="preserve"> </w:t>
       </w:r>
-      <w:hyperlink r:id="rId104">
+      <w:hyperlink r:id="rId103">
         <w:r>
           <w:rPr>
             <w:rStyle w:val="Hyperlink"/>
@@ -17152,21 +16780,21 @@
           <w:t xml:space="preserve">[PMLR]</w:t>
         </w:r>
       </w:hyperlink>
-      <w:bookmarkEnd w:id="105"/>
+      <w:bookmarkEnd w:id="104"/>
     </w:p>
     <w:p>
       <w:pPr>
         <w:pStyle w:val="Compact"/>
         <w:numPr>
           <w:ilvl w:val="0"/>
-          <w:numId w:val="1006"/>
+          <w:numId w:val="1004"/>
         </w:numPr>
         <w:jc w:val="both"/>
         <w:keepNext w:val="0"/>
         <w:keepLines w:val="0"/>
         <w:widowControl w:val="1"/>
       </w:pPr>
-      <w:bookmarkStart w:id="107" w:name="ref-gepa"/>
+      <w:bookmarkStart w:id="106" w:name="ref-gepa"/>
       <w:r>
         <w:t xml:space="preserve">Agarwal, L., et al.</w:t>
       </w:r>
@@ -17189,7 +16817,7 @@
       <w:r>
         <w:t xml:space="preserve"> </w:t>
       </w:r>
-      <w:hyperlink r:id="rId106">
+      <w:hyperlink r:id="rId105">
         <w:r>
           <w:rPr>
             <w:rStyle w:val="Hyperlink"/>
@@ -17197,21 +16825,21 @@
           <w:t xml:space="preserve">[arXiv]</w:t>
         </w:r>
       </w:hyperlink>
-      <w:bookmarkEnd w:id="107"/>
+      <w:bookmarkEnd w:id="106"/>
     </w:p>
     <w:p>
       <w:pPr>
         <w:pStyle w:val="Compact"/>
         <w:numPr>
           <w:ilvl w:val="0"/>
-          <w:numId w:val="1006"/>
+          <w:numId w:val="1004"/>
         </w:numPr>
         <w:jc w:val="both"/>
         <w:keepNext w:val="0"/>
         <w:keepLines w:val="0"/>
         <w:widowControl w:val="1"/>
       </w:pPr>
-      <w:bookmarkStart w:id="109" w:name="ref-paretoprompt"/>
+      <w:bookmarkStart w:id="108" w:name="ref-paretoprompt"/>
       <w:r>
         <w:t xml:space="preserve">Anonymous.</w:t>
       </w:r>
@@ -17234,7 +16862,7 @@
       <w:r>
         <w:t xml:space="preserve"> </w:t>
       </w:r>
-      <w:hyperlink r:id="rId108">
+      <w:hyperlink r:id="rId107">
         <w:r>
           <w:rPr>
             <w:rStyle w:val="Hyperlink"/>
@@ -17242,21 +16870,21 @@
           <w:t xml:space="preserve">[OpenReview]</w:t>
         </w:r>
       </w:hyperlink>
-      <w:bookmarkEnd w:id="109"/>
+      <w:bookmarkEnd w:id="108"/>
     </w:p>
     <w:p>
       <w:pPr>
         <w:pStyle w:val="Compact"/>
         <w:numPr>
           <w:ilvl w:val="0"/>
-          <w:numId w:val="1006"/>
+          <w:numId w:val="1004"/>
         </w:numPr>
         <w:jc w:val="both"/>
         <w:keepNext w:val="0"/>
         <w:keepLines w:val="0"/>
         <w:widowControl w:val="1"/>
       </w:pPr>
-      <w:bookmarkStart w:id="111" w:name="ref-autopromptens"/>
+      <w:bookmarkStart w:id="110" w:name="ref-autopromptens"/>
       <w:r>
         <w:t xml:space="preserve">Li, et al.</w:t>
       </w:r>
@@ -17279,7 +16907,7 @@
       <w:r>
         <w:t xml:space="preserve"> </w:t>
       </w:r>
-      <w:hyperlink r:id="rId110">
+      <w:hyperlink r:id="rId109">
         <w:r>
           <w:rPr>
             <w:rStyle w:val="Hyperlink"/>
@@ -17287,21 +16915,21 @@
           <w:t xml:space="preserve">[arXiv]</w:t>
         </w:r>
       </w:hyperlink>
-      <w:bookmarkEnd w:id="111"/>
+      <w:bookmarkEnd w:id="110"/>
     </w:p>
     <w:p>
       <w:pPr>
         <w:pStyle w:val="Compact"/>
         <w:numPr>
           <w:ilvl w:val="0"/>
-          <w:numId w:val="1006"/>
+          <w:numId w:val="1004"/>
         </w:numPr>
         <w:jc w:val="both"/>
         <w:keepNext w:val="0"/>
         <w:keepLines w:val="0"/>
         <w:widowControl w:val="1"/>
       </w:pPr>
-      <w:bookmarkStart w:id="113" w:name="ref-debatejudges"/>
+      <w:bookmarkStart w:id="112" w:name="ref-debatejudges"/>
       <w:r>
         <w:t xml:space="preserve">Hu, et al.</w:t>
       </w:r>
@@ -17324,7 +16952,7 @@
       <w:r>
         <w:t xml:space="preserve"> </w:t>
       </w:r>
-      <w:hyperlink r:id="rId112">
+      <w:hyperlink r:id="rId111">
         <w:r>
           <w:rPr>
             <w:rStyle w:val="Hyperlink"/>
@@ -17332,21 +16960,21 @@
           <w:t xml:space="preserve">[arXiv]</w:t>
         </w:r>
       </w:hyperlink>
-      <w:bookmarkEnd w:id="113"/>
+      <w:bookmarkEnd w:id="112"/>
     </w:p>
     <w:p>
       <w:pPr>
         <w:pStyle w:val="Compact"/>
         <w:numPr>
           <w:ilvl w:val="0"/>
-          <w:numId w:val="1006"/>
+          <w:numId w:val="1004"/>
         </w:numPr>
         <w:jc w:val="both"/>
         <w:keepNext w:val="0"/>
         <w:keepLines w:val="0"/>
         <w:widowControl w:val="1"/>
       </w:pPr>
-      <w:bookmarkStart w:id="115" w:name="ref-verbsampling"/>
+      <w:bookmarkStart w:id="114" w:name="ref-verbsampling"/>
       <w:r>
         <w:t xml:space="preserve">Zhang, et al.</w:t>
       </w:r>
@@ -17369,7 +16997,7 @@
       <w:r>
         <w:t xml:space="preserve"> </w:t>
       </w:r>
-      <w:hyperlink r:id="rId114">
+      <w:hyperlink r:id="rId113">
         <w:r>
           <w:rPr>
             <w:rStyle w:val="Hyperlink"/>
@@ -17377,21 +17005,21 @@
           <w:t xml:space="preserve">[arXiv]</w:t>
         </w:r>
       </w:hyperlink>
-      <w:bookmarkEnd w:id="115"/>
+      <w:bookmarkEnd w:id="114"/>
     </w:p>
     <w:p>
       <w:pPr>
         <w:pStyle w:val="Compact"/>
         <w:numPr>
           <w:ilvl w:val="0"/>
-          <w:numId w:val="1006"/>
+          <w:numId w:val="1004"/>
         </w:numPr>
         <w:jc w:val="both"/>
         <w:keepNext w:val="0"/>
         <w:keepLines w:val="0"/>
         <w:widowControl w:val="1"/>
       </w:pPr>
-      <w:bookmarkStart w:id="117" w:name="ref-nanoflux"/>
+      <w:bookmarkStart w:id="116" w:name="ref-nanoflux"/>
       <w:r>
         <w:t xml:space="preserve">Anonymous.</w:t>
       </w:r>
@@ -17414,7 +17042,7 @@
       <w:r>
         <w:t xml:space="preserve"> </w:t>
       </w:r>
-      <w:hyperlink r:id="rId116">
+      <w:hyperlink r:id="rId115">
         <w:r>
           <w:rPr>
             <w:rStyle w:val="Hyperlink"/>
@@ -17422,21 +17050,21 @@
           <w:t xml:space="preserve">[arXiv]</w:t>
         </w:r>
       </w:hyperlink>
-      <w:bookmarkEnd w:id="117"/>
+      <w:bookmarkEnd w:id="116"/>
     </w:p>
     <w:p>
       <w:pPr>
         <w:pStyle w:val="Compact"/>
         <w:numPr>
           <w:ilvl w:val="0"/>
-          <w:numId w:val="1006"/>
+          <w:numId w:val="1004"/>
         </w:numPr>
         <w:jc w:val="both"/>
         <w:keepNext w:val="0"/>
         <w:keepLines w:val="0"/>
         <w:widowControl w:val="1"/>
       </w:pPr>
-      <w:bookmarkStart w:id="119" w:name="ref-strongcollapse"/>
+      <w:bookmarkStart w:id="118" w:name="ref-strongcollapse"/>
       <w:r>
         <w:t xml:space="preserve">Anonymous.</w:t>
       </w:r>
@@ -17459,7 +17087,7 @@
       <w:r>
         <w:t xml:space="preserve"> </w:t>
       </w:r>
-      <w:hyperlink r:id="rId118">
+      <w:hyperlink r:id="rId117">
         <w:r>
           <w:rPr>
             <w:rStyle w:val="Hyperlink"/>
@@ -17467,21 +17095,21 @@
           <w:t xml:space="preserve">[ICLR 2025]</w:t>
         </w:r>
       </w:hyperlink>
-      <w:bookmarkEnd w:id="119"/>
+      <w:bookmarkEnd w:id="118"/>
     </w:p>
     <w:p>
       <w:pPr>
         <w:pStyle w:val="Compact"/>
         <w:numPr>
           <w:ilvl w:val="0"/>
-          <w:numId w:val="1006"/>
+          <w:numId w:val="1004"/>
         </w:numPr>
         <w:jc w:val="both"/>
         <w:keepNext w:val="0"/>
         <w:keepLines w:val="0"/>
         <w:widowControl w:val="1"/>
       </w:pPr>
-      <w:bookmarkStart w:id="121" w:name="ref-shumalovnote"/>
+      <w:bookmarkStart w:id="120" w:name="ref-shumalovnote"/>
       <w:r>
         <w:t xml:space="preserve">Kazdan, et al.</w:t>
       </w:r>
@@ -17504,7 +17132,7 @@
       <w:r>
         <w:t xml:space="preserve"> </w:t>
       </w:r>
-      <w:hyperlink r:id="rId120">
+      <w:hyperlink r:id="rId119">
         <w:r>
           <w:rPr>
             <w:rStyle w:val="Hyperlink"/>
@@ -17512,21 +17140,21 @@
           <w:t xml:space="preserve">[arXiv]</w:t>
         </w:r>
       </w:hyperlink>
-      <w:bookmarkEnd w:id="121"/>
+      <w:bookmarkEnd w:id="120"/>
     </w:p>
     <w:p>
       <w:pPr>
         <w:pStyle w:val="Compact"/>
         <w:numPr>
           <w:ilvl w:val="0"/>
-          <w:numId w:val="1006"/>
+          <w:numId w:val="1004"/>
         </w:numPr>
         <w:jc w:val="both"/>
         <w:keepNext w:val="0"/>
         <w:keepLines w:val="0"/>
         <w:widowControl w:val="1"/>
       </w:pPr>
-      <w:bookmarkStart w:id="123" w:name="ref-syntheggs"/>
+      <w:bookmarkStart w:id="122" w:name="ref-syntheggs"/>
       <w:r>
         <w:t xml:space="preserve">Anonymous.</w:t>
       </w:r>
@@ -17549,7 +17177,7 @@
       <w:r>
         <w:t xml:space="preserve"> </w:t>
       </w:r>
-      <w:hyperlink r:id="rId122">
+      <w:hyperlink r:id="rId121">
         <w:r>
           <w:rPr>
             <w:rStyle w:val="Hyperlink"/>
@@ -17557,21 +17185,21 @@
           <w:t xml:space="preserve">[arXiv]</w:t>
         </w:r>
       </w:hyperlink>
-      <w:bookmarkEnd w:id="123"/>
+      <w:bookmarkEnd w:id="122"/>
     </w:p>
     <w:p>
       <w:pPr>
         <w:pStyle w:val="Compact"/>
         <w:numPr>
           <w:ilvl w:val="0"/>
-          <w:numId w:val="1006"/>
+          <w:numId w:val="1004"/>
         </w:numPr>
         <w:jc w:val="both"/>
         <w:keepNext w:val="0"/>
         <w:keepLines w:val="0"/>
         <w:widowControl w:val="1"/>
       </w:pPr>
-      <w:bookmarkStart w:id="125" w:name="ref-mgtfilter"/>
+      <w:bookmarkStart w:id="124" w:name="ref-mgtfilter"/>
       <w:r>
         <w:t xml:space="preserve">Anonymous.</w:t>
       </w:r>
@@ -17594,7 +17222,7 @@
       <w:r>
         <w:t xml:space="preserve"> </w:t>
       </w:r>
-      <w:hyperlink r:id="rId124">
+      <w:hyperlink r:id="rId123">
         <w:r>
           <w:rPr>
             <w:rStyle w:val="Hyperlink"/>
@@ -17602,21 +17230,21 @@
           <w:t xml:space="preserve">[arXiv]</w:t>
         </w:r>
       </w:hyperlink>
-      <w:bookmarkEnd w:id="125"/>
+      <w:bookmarkEnd w:id="124"/>
     </w:p>
     <w:p>
       <w:pPr>
         <w:pStyle w:val="Compact"/>
         <w:numPr>
           <w:ilvl w:val="0"/>
-          <w:numId w:val="1006"/>
+          <w:numId w:val="1004"/>
         </w:numPr>
         <w:jc w:val="both"/>
         <w:keepNext w:val="0"/>
         <w:keepLines w:val="0"/>
         <w:widowControl w:val="1"/>
       </w:pPr>
-      <w:bookmarkStart w:id="127" w:name="ref-improveddre"/>
+      <w:bookmarkStart w:id="126" w:name="ref-improveddre"/>
       <w:r>
         <w:t xml:space="preserve">Anonymous.</w:t>
       </w:r>
@@ -17639,7 +17267,7 @@
       <w:r>
         <w:t xml:space="preserve"> </w:t>
       </w:r>
-      <w:hyperlink r:id="rId126">
+      <w:hyperlink r:id="rId125">
         <w:r>
           <w:rPr>
             <w:rStyle w:val="Hyperlink"/>
@@ -17647,21 +17275,21 @@
           <w:t xml:space="preserve">[OpenReview]</w:t>
         </w:r>
       </w:hyperlink>
-      <w:bookmarkEnd w:id="127"/>
+      <w:bookmarkEnd w:id="126"/>
     </w:p>
     <w:p>
       <w:pPr>
         <w:pStyle w:val="Compact"/>
         <w:numPr>
           <w:ilvl w:val="0"/>
-          <w:numId w:val="1006"/>
+          <w:numId w:val="1004"/>
         </w:numPr>
         <w:jc w:val="both"/>
         <w:keepNext w:val="0"/>
         <w:keepLines w:val="0"/>
         <w:widowControl w:val="1"/>
       </w:pPr>
-      <w:bookmarkStart w:id="129" w:name="ref-scendi"/>
+      <w:bookmarkStart w:id="128" w:name="ref-scendi"/>
       <w:r>
         <w:t xml:space="preserve">Jandaghi, et al.</w:t>
       </w:r>
@@ -17684,7 +17312,7 @@
       <w:r>
         <w:t xml:space="preserve"> </w:t>
       </w:r>
-      <w:hyperlink r:id="rId128">
+      <w:hyperlink r:id="rId127">
         <w:r>
           <w:rPr>
             <w:rStyle w:val="Hyperlink"/>
@@ -17692,10 +17320,10 @@
           <w:t xml:space="preserve">[arXiv]</w:t>
         </w:r>
       </w:hyperlink>
-      <w:bookmarkEnd w:id="129"/>
+      <w:bookmarkEnd w:id="128"/>
     </w:p>
-    <w:bookmarkEnd w:id="130"/>
-    <w:bookmarkStart w:id="131" w:name="bibtex"/>
+    <w:bookmarkEnd w:id="129"/>
+    <w:bookmarkStart w:id="130" w:name="bibtex"/>
     <w:p>
       <w:pPr>
         <w:pStyle w:val="Heading2"/>
@@ -17793,7 +17421,7 @@
       <w:r>
         <w:t xml:space="preserve"> </w:t>
       </w:r>
-      <w:hyperlink r:id="rId56">
+      <w:hyperlink r:id="rId55">
         <w:r>
           <w:rPr>
             <w:rStyle w:val="Hyperlink"/>
@@ -17825,7 +17453,7 @@
         <w:t xml:space="preserve">.</w:t>
       </w:r>
     </w:p>
-    <w:bookmarkEnd w:id="131"/>
+    <w:bookmarkEnd w:id="130"/>
     <w:sectPr>
       <w:footerReference w:type="default" r:id="rId10"/>
       <w:pgSz w:h="15840" w:w="12240"/>
@@ -18131,6 +17759,109 @@
       </w:pPr>
     </w:lvl>
   </w:abstractNum>
+  <w:abstractNum w:abstractNumId="991">
+    <w:nsid w:val="0000A991"/>
+    <w:multiLevelType w:val="multilevel"/>
+    <w:lvl w:ilvl="0">
+      <w:numFmt w:val="bullet"/>
+      <w:lvlText w:val=""/>
+      <w:lvlJc w:val="left"/>
+      <w:pPr>
+        <w:ind w:left="720" w:hanging="360"/>
+      </w:pPr>
+      <w:rPr>
+        <w:rFonts w:ascii="Symbol" w:hAnsi="Symbol" w:cs="Symbol" w:hint="default"/>
+      </w:rPr>
+    </w:lvl>
+    <w:lvl w:ilvl="1">
+      <w:numFmt w:val="bullet"/>
+      <w:lvlText w:val="o"/>
+      <w:lvlJc w:val="left"/>
+      <w:pPr>
+        <w:ind w:left="1440" w:hanging="360"/>
+      </w:pPr>
+      <w:rPr>
+        <w:rFonts w:ascii="Courier New" w:hAnsi="Courier New" w:cs="Courier New" w:hint="default"/>
+      </w:rPr>
+    </w:lvl>
+    <w:lvl w:ilvl="2">
+      <w:numFmt w:val="bullet"/>
+      <w:lvlText w:val=""/>
+      <w:lvlJc w:val="left"/>
+      <w:pPr>
+        <w:ind w:left="2160" w:hanging="360"/>
+      </w:pPr>
+      <w:rPr>
+        <w:rFonts w:ascii="Wingdings" w:hAnsi="Wingdings" w:cs="Wingdings" w:hint="default"/>
+      </w:rPr>
+    </w:lvl>
+    <w:lvl w:ilvl="3">
+      <w:numFmt w:val="bullet"/>
+      <w:lvlText w:val=""/>
+      <w:lvlJc w:val="left"/>
+      <w:pPr>
+        <w:ind w:left="2880" w:hanging="360"/>
+      </w:pPr>
+      <w:rPr>
+        <w:rFonts w:ascii="Symbol" w:hAnsi="Symbol" w:cs="Symbol" w:hint="default"/>
+      </w:rPr>
+    </w:lvl>
+    <w:lvl w:ilvl="4">
+      <w:numFmt w:val="bullet"/>
+      <w:lvlText w:val="o"/>
+      <w:lvlJc w:val="left"/>
+      <w:pPr>
+        <w:ind w:left="3600" w:hanging="360"/>
+      </w:pPr>
+      <w:rPr>
+        <w:rFonts w:ascii="Courier New" w:hAnsi="Courier New" w:cs="Courier New" w:hint="default"/>
+      </w:rPr>
+    </w:lvl>
+    <w:lvl w:ilvl="5">
+      <w:numFmt w:val="bullet"/>
+      <w:lvlText w:val=""/>
+      <w:lvlJc w:val="left"/>
+      <w:pPr>
+        <w:ind w:left="4320" w:hanging="360"/>
+      </w:pPr>
+      <w:rPr>
+        <w:rFonts w:ascii="Wingdings" w:hAnsi="Wingdings" w:cs="Wingdings" w:hint="default"/>
+      </w:rPr>
+    </w:lvl>
+    <w:lvl w:ilvl="6">
+      <w:numFmt w:val="bullet"/>
+      <w:lvlText w:val=""/>
+      <w:lvlJc w:val="left"/>
+      <w:pPr>
+        <w:ind w:left="5040" w:hanging="360"/>
+      </w:pPr>
+      <w:rPr>
+        <w:rFonts w:ascii="Symbol" w:hAnsi="Symbol" w:cs="Symbol" w:hint="default"/>
+      </w:rPr>
+    </w:lvl>
+    <w:lvl w:ilvl="7">
+      <w:numFmt w:val="bullet"/>
+      <w:lvlText w:val="o"/>
+      <w:lvlJc w:val="left"/>
+      <w:pPr>
+        <w:ind w:left="5760" w:hanging="360"/>
+      </w:pPr>
+      <w:rPr>
+        <w:rFonts w:ascii="Courier New" w:hAnsi="Courier New" w:cs="Courier New" w:hint="default"/>
+      </w:rPr>
+    </w:lvl>
+    <w:lvl w:ilvl="8">
+      <w:numFmt w:val="bullet"/>
+      <w:lvlText w:val=""/>
+      <w:lvlJc w:val="left"/>
+      <w:pPr>
+        <w:ind w:left="6480" w:hanging="360"/>
+      </w:pPr>
+      <w:rPr>
+        <w:rFonts w:ascii="Wingdings" w:hAnsi="Wingdings" w:cs="Wingdings" w:hint="default"/>
+      </w:rPr>
+    </w:lvl>
+  </w:abstractNum>
   <w:abstractNum w:abstractNumId="99201">
     <w:nsid w:val="00A99201"/>
     <w:multiLevelType w:val="multilevel"/>
@@ -18216,109 +17947,6 @@
       </w:pPr>
     </w:lvl>
   </w:abstractNum>
-  <w:abstractNum w:abstractNumId="991">
-    <w:nsid w:val="0000A991"/>
-    <w:multiLevelType w:val="multilevel"/>
-    <w:lvl w:ilvl="0">
-      <w:numFmt w:val="bullet"/>
-      <w:lvlText w:val=""/>
-      <w:lvlJc w:val="left"/>
-      <w:pPr>
-        <w:ind w:left="720" w:hanging="360"/>
-      </w:pPr>
-      <w:rPr>
-        <w:rFonts w:ascii="Symbol" w:hAnsi="Symbol" w:cs="Symbol" w:hint="default"/>
-      </w:rPr>
-    </w:lvl>
-    <w:lvl w:ilvl="1">
-      <w:numFmt w:val="bullet"/>
-      <w:lvlText w:val="o"/>
-      <w:lvlJc w:val="left"/>
-      <w:pPr>
-        <w:ind w:left="1440" w:hanging="360"/>
-      </w:pPr>
-      <w:rPr>
-        <w:rFonts w:ascii="Courier New" w:hAnsi="Courier New" w:cs="Courier New" w:hint="default"/>
-      </w:rPr>
-    </w:lvl>
-    <w:lvl w:ilvl="2">
-      <w:numFmt w:val="bullet"/>
-      <w:lvlText w:val=""/>
-      <w:lvlJc w:val="left"/>
-      <w:pPr>
-        <w:ind w:left="2160" w:hanging="360"/>
-      </w:pPr>
-      <w:rPr>
-        <w:rFonts w:ascii="Wingdings" w:hAnsi="Wingdings" w:cs="Wingdings" w:hint="default"/>
-      </w:rPr>
-    </w:lvl>
-    <w:lvl w:ilvl="3">
-      <w:numFmt w:val="bullet"/>
-      <w:lvlText w:val=""/>
-      <w:lvlJc w:val="left"/>
-      <w:pPr>
-        <w:ind w:left="2880" w:hanging="360"/>
-      </w:pPr>
-      <w:rPr>
-        <w:rFonts w:ascii="Symbol" w:hAnsi="Symbol" w:cs="Symbol" w:hint="default"/>
-      </w:rPr>
-    </w:lvl>
-    <w:lvl w:ilvl="4">
-      <w:numFmt w:val="bullet"/>
-      <w:lvlText w:val="o"/>
-      <w:lvlJc w:val="left"/>
-      <w:pPr>
-        <w:ind w:left="3600" w:hanging="360"/>
-      </w:pPr>
-      <w:rPr>
-        <w:rFonts w:ascii="Courier New" w:hAnsi="Courier New" w:cs="Courier New" w:hint="default"/>
-      </w:rPr>
-    </w:lvl>
-    <w:lvl w:ilvl="5">
-      <w:numFmt w:val="bullet"/>
-      <w:lvlText w:val=""/>
-      <w:lvlJc w:val="left"/>
-      <w:pPr>
-        <w:ind w:left="4320" w:hanging="360"/>
-      </w:pPr>
-      <w:rPr>
-        <w:rFonts w:ascii="Wingdings" w:hAnsi="Wingdings" w:cs="Wingdings" w:hint="default"/>
-      </w:rPr>
-    </w:lvl>
-    <w:lvl w:ilvl="6">
-      <w:numFmt w:val="bullet"/>
-      <w:lvlText w:val=""/>
-      <w:lvlJc w:val="left"/>
-      <w:pPr>
-        <w:ind w:left="5040" w:hanging="360"/>
-      </w:pPr>
-      <w:rPr>
-        <w:rFonts w:ascii="Symbol" w:hAnsi="Symbol" w:cs="Symbol" w:hint="default"/>
-      </w:rPr>
-    </w:lvl>
-    <w:lvl w:ilvl="7">
-      <w:numFmt w:val="bullet"/>
-      <w:lvlText w:val="o"/>
-      <w:lvlJc w:val="left"/>
-      <w:pPr>
-        <w:ind w:left="5760" w:hanging="360"/>
-      </w:pPr>
-      <w:rPr>
-        <w:rFonts w:ascii="Courier New" w:hAnsi="Courier New" w:cs="Courier New" w:hint="default"/>
-      </w:rPr>
-    </w:lvl>
-    <w:lvl w:ilvl="8">
-      <w:numFmt w:val="bullet"/>
-      <w:lvlText w:val=""/>
-      <w:lvlJc w:val="left"/>
-      <w:pPr>
-        <w:ind w:left="6480" w:hanging="360"/>
-      </w:pPr>
-      <w:rPr>
-        <w:rFonts w:ascii="Wingdings" w:hAnsi="Wingdings" w:cs="Wingdings" w:hint="default"/>
-      </w:rPr>
-    </w:lvl>
-  </w:abstractNum>
   <w:num w:numId="1">
     <w:abstractNumId w:val="8"/>
   </w:num>
@@ -18350,34 +17978,7 @@
     <w:abstractNumId w:val="990"/>
   </w:num>
   <w:num w:numId="1001">
-    <w:abstractNumId w:val="99201"/>
-    <w:lvlOverride w:ilvl="0">
-      <w:startOverride w:val="1"/>
-    </w:lvlOverride>
-    <w:lvlOverride w:ilvl="1">
-      <w:startOverride w:val="1"/>
-    </w:lvlOverride>
-    <w:lvlOverride w:ilvl="2">
-      <w:startOverride w:val="1"/>
-    </w:lvlOverride>
-    <w:lvlOverride w:ilvl="3">
-      <w:startOverride w:val="1"/>
-    </w:lvlOverride>
-    <w:lvlOverride w:ilvl="4">
-      <w:startOverride w:val="1"/>
-    </w:lvlOverride>
-    <w:lvlOverride w:ilvl="5">
-      <w:startOverride w:val="1"/>
-    </w:lvlOverride>
-    <w:lvlOverride w:ilvl="6">
-      <w:startOverride w:val="1"/>
-    </w:lvlOverride>
-    <w:lvlOverride w:ilvl="7">
-      <w:startOverride w:val="1"/>
-    </w:lvlOverride>
-    <w:lvlOverride w:ilvl="8">
-      <w:startOverride w:val="1"/>
-    </w:lvlOverride>
+    <w:abstractNumId w:val="991"/>
   </w:num>
   <w:num w:numId="1002">
     <w:abstractNumId w:val="99201"/>
@@ -18413,39 +18014,6 @@
     <w:abstractNumId w:val="991"/>
   </w:num>
   <w:num w:numId="1004">
-    <w:abstractNumId w:val="99201"/>
-    <w:lvlOverride w:ilvl="0">
-      <w:startOverride w:val="1"/>
-    </w:lvlOverride>
-    <w:lvlOverride w:ilvl="1">
-      <w:startOverride w:val="1"/>
-    </w:lvlOverride>
-    <w:lvlOverride w:ilvl="2">
-      <w:startOverride w:val="1"/>
-    </w:lvlOverride>
-    <w:lvlOverride w:ilvl="3">
-      <w:startOverride w:val="1"/>
-    </w:lvlOverride>
-    <w:lvlOverride w:ilvl="4">
-      <w:startOverride w:val="1"/>
-    </w:lvlOverride>
-    <w:lvlOverride w:ilvl="5">
-      <w:startOverride w:val="1"/>
-    </w:lvlOverride>
-    <w:lvlOverride w:ilvl="6">
-      <w:startOverride w:val="1"/>
-    </w:lvlOverride>
-    <w:lvlOverride w:ilvl="7">
-      <w:startOverride w:val="1"/>
-    </w:lvlOverride>
-    <w:lvlOverride w:ilvl="8">
-      <w:startOverride w:val="1"/>
-    </w:lvlOverride>
-  </w:num>
-  <w:num w:numId="1005">
-    <w:abstractNumId w:val="991"/>
-  </w:num>
-  <w:num w:numId="1006">
     <w:abstractNumId w:val="99201"/>
     <w:lvlOverride w:ilvl="0">
       <w:startOverride w:val="1"/>

--- a/docs/attrforge.docx
+++ b/docs/attrforge.docx
@@ -14,24 +14,7 @@
         <w:t xml:space="preserve">Alexander Apartsin, Yehudit Aperstein</w:t>
       </w:r>
     </w:p>
-    <w:p>
-      <w:pPr>
-        <w:pStyle w:val="FirstParagraph"/>
-        <w:jc w:val="both"/>
-        <w:keepNext w:val="0"/>
-        <w:keepLines w:val="0"/>
-        <w:widowControl w:val="1"/>
-      </w:pPr>
-      <w:hyperlink r:id="rId9">
-        <w:r>
-          <w:rPr>
-            <w:rStyle w:val="Hyperlink"/>
-          </w:rPr>
-          <w:t xml:space="preserve">Download .docx</w:t>
-        </w:r>
-      </w:hyperlink>
-    </w:p>
-    <w:bookmarkStart w:id="10" w:name="Xdac8d92a33ef3993998ea70e90c831f7ca2cd58"/>
+    <w:bookmarkStart w:id="9" w:name="Xdac8d92a33ef3993998ea70e90c831f7ca2cd58"/>
     <w:p>
       <w:pPr>
         <w:pStyle w:val="Title"/>
@@ -144,8 +127,8 @@
         <w:t xml:space="preserve">v0.7 · 2026</w:t>
       </w:r>
     </w:p>
-    <w:bookmarkEnd w:id="10"/>
-    <w:bookmarkStart w:id="11" w:name="abstract"/>
+    <w:bookmarkEnd w:id="9"/>
+    <w:bookmarkStart w:id="10" w:name="abstract"/>
     <w:p>
       <w:pPr>
         <w:pStyle w:val="AbstractLabel"/>
@@ -444,8 +427,8 @@
         <w:t xml:space="preserve">on every condition).</w:t>
       </w:r>
     </w:p>
-    <w:bookmarkEnd w:id="11"/>
-    <w:bookmarkStart w:id="12" w:name="sec-introduction"/>
+    <w:bookmarkEnd w:id="10"/>
+    <w:bookmarkStart w:id="11" w:name="sec-introduction"/>
     <w:p>
       <w:pPr>
         <w:pStyle w:val="Heading2"/>
@@ -1114,8 +1097,8 @@
         <w:t xml:space="preserve">Our contributions are: (1) a multi-objective prompt-debugging framework with structured named-complaint feedback, length-budgeted rewrites, and a per-critic ablation contract (Section 4); (2) four GAN-inspired mode-collapse adversaries adapted to the prompt-debugging setting (Pack Discriminator, Mode-Seeking ratio, Mode Hunter with persistent banned-phrasing memory, and Coverage Hole Finder via density-ratio estimation; Section 5); (3) a post-hoc adversary audit protocol that runs every critic on every condition's final batch with re-seeded RNG and a real-vs-real null reference, breaking the tautological-firing failure mode of naive ablations (Section 8); (4) a representation-dependent diversity-utility tradeoff as the main empirical finding (Section 7); and (5) a complete open-source harness with a multi-classifier downstream evaluator, three backends, per-iteration manifests, and a complaint-grammar contract.</w:t>
       </w:r>
     </w:p>
-    <w:bookmarkEnd w:id="12"/>
-    <w:bookmarkStart w:id="23" w:name="sec-related"/>
+    <w:bookmarkEnd w:id="11"/>
+    <w:bookmarkStart w:id="22" w:name="sec-related"/>
     <w:p>
       <w:pPr>
         <w:pStyle w:val="Heading2"/>
@@ -1130,7 +1113,7 @@
         <w:t xml:space="preserve">Related work</w:t>
       </w:r>
     </w:p>
-    <w:bookmarkStart w:id="13" w:name="synthetic-data-generation-with-llms"/>
+    <w:bookmarkStart w:id="12" w:name="synthetic-data-generation-with-llms"/>
     <w:p>
       <w:pPr>
         <w:pStyle w:val="Heading3"/>
@@ -1253,8 +1236,8 @@
         <w:t xml:space="preserve">use a large LLM to distill structured knowledge into a smaller model. Our framing inherits the iterative-rewrite idea but argues that single-critic feedback (self-critique) systematically underconstrains the rewrite, especially for diversity, which is what motivates our multi-objective setup.</w:t>
       </w:r>
     </w:p>
-    <w:bookmarkEnd w:id="13"/>
-    <w:bookmarkStart w:id="14" w:name="X23196f5ae01e534c9569b7eff61e457d49f9d2a"/>
+    <w:bookmarkEnd w:id="12"/>
+    <w:bookmarkStart w:id="13" w:name="X23196f5ae01e534c9569b7eff61e457d49f9d2a"/>
     <w:p>
       <w:pPr>
         <w:pStyle w:val="Heading3"/>
@@ -1440,8 +1423,8 @@
         <w:t xml:space="preserve">AttrForge differs from this line in three ways. First, our objective is structurally multi-axis: seven critics (three baseline plus four mode-collapse adversaries) each emit named, falsifiable complaints rather than scalar rewards. Second, the updater is asked to satisfy them jointly under a length budget rather than through scalarization. Third, we explicitly transfer batch-level defenses from the GAN literature, which to our knowledge no prior prompt-optimization work has done.</w:t>
       </w:r>
     </w:p>
-    <w:bookmarkEnd w:id="14"/>
-    <w:bookmarkStart w:id="15" w:name="bmulti-critic-and-debate-style-judges"/>
+    <w:bookmarkEnd w:id="13"/>
+    <w:bookmarkStart w:id="14" w:name="bmulti-critic-and-debate-style-judges"/>
     <w:p>
       <w:pPr>
         <w:pStyle w:val="Heading3"/>
@@ -1485,8 +1468,8 @@
         <w:t xml:space="preserve">formally proves that debate amplifies judge correctness over static ensembles and introduces adaptive Beta-Binomial stopping rules. This is complementary to our work: debate adds deliberation between judges, while we add adversarial batch-level dynamics. Our seven critics are intentionally independent rather than deliberative; combining the two paradigms is a natural extension.</w:t>
       </w:r>
     </w:p>
-    <w:bookmarkEnd w:id="15"/>
-    <w:bookmarkStart w:id="16" w:name="llm-as-judge"/>
+    <w:bookmarkEnd w:id="14"/>
+    <w:bookmarkStart w:id="15" w:name="llm-as-judge"/>
     <w:p>
       <w:pPr>
         <w:pStyle w:val="Heading3"/>
@@ -1580,8 +1563,8 @@
         <w:t xml:space="preserve">complaints rather than free-form prose.</w:t>
       </w:r>
     </w:p>
-    <w:bookmarkEnd w:id="16"/>
-    <w:bookmarkStart w:id="17" w:name="Xde87835405e4957e6af80978c52d29d253068b2"/>
+    <w:bookmarkEnd w:id="15"/>
+    <w:bookmarkStart w:id="16" w:name="Xde87835405e4957e6af80978c52d29d253068b2"/>
     <w:p>
       <w:pPr>
         <w:pStyle w:val="Heading3"/>
@@ -1720,8 +1703,8 @@
         <w:t xml:space="preserve">. We adapt four of these defenses into a prompt-debugging setting where the generator's parameters are frozen and the optimized object is the prompt.</w:t>
       </w:r>
     </w:p>
-    <w:bookmarkEnd w:id="17"/>
-    <w:bookmarkStart w:id="18" w:name="bmode-collapse-in-llm-outputs"/>
+    <w:bookmarkEnd w:id="16"/>
+    <w:bookmarkStart w:id="17" w:name="bmode-collapse-in-llm-outputs"/>
     <w:p>
       <w:pPr>
         <w:pStyle w:val="Heading3"/>
@@ -1782,8 +1765,8 @@
         <w:t xml:space="preserve">is the closest existing GAN-style framework for LLM data: it pairs an attacker LLM and a defender LLM under a tool-augmented judge to generate targeted training examples. Our work differs from NanoFlux in two ways: we use multiple critics rather than a single judge, and our adversaries are structural transfers from specific GAN defenses rather than free-form attackers.</w:t>
       </w:r>
     </w:p>
-    <w:bookmarkEnd w:id="18"/>
-    <w:bookmarkStart w:id="19" w:name="X68e9557b060ae0dd639d483d298feb766007b6b"/>
+    <w:bookmarkEnd w:id="17"/>
+    <w:bookmarkStart w:id="18" w:name="X68e9557b060ae0dd639d483d298feb766007b6b"/>
     <w:p>
       <w:pPr>
         <w:pStyle w:val="Heading3"/>
@@ -1878,8 +1861,8 @@
         <w:t xml:space="preserve">is another defense thread that connects to our Coverage Hole Finder's density-ratio classifier.</w:t>
       </w:r>
     </w:p>
-    <w:bookmarkEnd w:id="19"/>
-    <w:bookmarkStart w:id="20" w:name="X9530a24de0c8077420815eff986b491df29f2a3"/>
+    <w:bookmarkEnd w:id="18"/>
+    <w:bookmarkStart w:id="19" w:name="X9530a24de0c8077420815eff986b491df29f2a3"/>
     <w:p>
       <w:pPr>
         <w:pStyle w:val="Heading3"/>
@@ -1923,8 +1906,8 @@
         <w:t xml:space="preserve">aggregates multiple density-ratio estimators with diverse hyperparameter settings to produce global and local quality scores, providing a direct technical antecedent for our Coverage Hole Finder.</w:t>
       </w:r>
     </w:p>
-    <w:bookmarkEnd w:id="20"/>
-    <w:bookmarkStart w:id="21" w:name="X681a7ad306724b4daa41b63d7d89643e419e7b6"/>
+    <w:bookmarkEnd w:id="19"/>
+    <w:bookmarkStart w:id="20" w:name="X681a7ad306724b4daa41b63d7d89643e419e7b6"/>
     <w:p>
       <w:pPr>
         <w:pStyle w:val="Heading3"/>
@@ -1968,8 +1951,8 @@
         <w:t xml:space="preserve">decomposes embedding-based diversity into prompt-driven and intrinsic-model components via a Schur-complement decomposition of CLIP-embedding kernels; this is the closest 2024 alternative to distinct-n and FID for text diversity. Our Mode-Seeking ratio occupies a similar niche but is conditioned on attribute-vector distance rather than prompt identity.</w:t>
       </w:r>
     </w:p>
-    <w:bookmarkEnd w:id="21"/>
-    <w:bookmarkStart w:id="22" w:name="density-ratio-estimation"/>
+    <w:bookmarkEnd w:id="20"/>
+    <w:bookmarkStart w:id="21" w:name="density-ratio-estimation"/>
     <w:p>
       <w:pPr>
         <w:pStyle w:val="Heading3"/>
@@ -2158,9 +2141,9 @@
         <w:t xml:space="preserve">to surface concrete real exemplars that the synthetic distribution fails to cover, which become few-shot anchors in the next generator prompt.</w:t>
       </w:r>
     </w:p>
+    <w:bookmarkEnd w:id="21"/>
     <w:bookmarkEnd w:id="22"/>
-    <w:bookmarkEnd w:id="23"/>
-    <w:bookmarkStart w:id="24" w:name="sec-problem"/>
+    <w:bookmarkStart w:id="23" w:name="sec-problem"/>
     <w:p>
       <w:pPr>
         <w:pStyle w:val="Heading2"/>
@@ -3366,8 +3349,8 @@
         <w:t xml:space="preserve">Optimizing the prompt yields four practical advantages: zero parameter footprint, inspectable optimization trajectory (every prompt version is a reviewable text artifact), immediate applicability to closed-weights models, and cheap multi-seed re-runs without GPU.</w:t>
       </w:r>
     </w:p>
-    <w:bookmarkEnd w:id="24"/>
-    <w:bookmarkStart w:id="29" w:name="sec-method"/>
+    <w:bookmarkEnd w:id="23"/>
+    <w:bookmarkStart w:id="28" w:name="sec-method"/>
     <w:p>
       <w:pPr>
         <w:pStyle w:val="Heading2"/>
@@ -3462,7 +3445,7 @@
         <w:t>The AttrForge optimization loop. The attribute planner emits target attribute vectors  that condition the generator. The seven critic stack evaluates the resulting samples  along orthogonal axes (three baseline critics, four GAN-style adversaries highlighted in gray); each emits structured named complaints. The prompt updater rewrites the generator prompt  under a length budget, closing the loop. A downstream evaluator (right) trains a classifier on the final synthetic batch and tests it on held-out real data.</w:t>
       </w:r>
     </w:p>
-    <w:bookmarkStart w:id="25" w:name="attribute-planner"/>
+    <w:bookmarkStart w:id="24" w:name="attribute-planner"/>
     <w:p>
       <w:pPr>
         <w:pStyle w:val="Heading3"/>
@@ -3699,8 +3682,8 @@
         <w:t xml:space="preserve">The planner currently considers two-attribute pairs only; extension to higher-order combinations is straightforward but unimplemented.</w:t>
       </w:r>
     </w:p>
-    <w:bookmarkEnd w:id="25"/>
-    <w:bookmarkStart w:id="26" w:name="generator"/>
+    <w:bookmarkEnd w:id="24"/>
+    <w:bookmarkStart w:id="25" w:name="generator"/>
     <w:p>
       <w:pPr>
         <w:pStyle w:val="Heading3"/>
@@ -3747,8 +3730,8 @@
         <w:t xml:space="preserve">, a refreshed random sample of real examples for few-shot anchoring, the schema, and the target attributes; it returns a JSON object with the sample text and the realized attributes. Sample-by-sample (not batched) generation is chosen so that per-sample temperature variance contributes to surface diversity and so the verifier and the discriminator receive per-sample IDs to return verdicts against.</w:t>
       </w:r>
     </w:p>
-    <w:bookmarkEnd w:id="26"/>
-    <w:bookmarkStart w:id="27" w:name="three-baseline-critics"/>
+    <w:bookmarkEnd w:id="25"/>
+    <w:bookmarkStart w:id="26" w:name="three-baseline-critics"/>
     <w:p>
       <w:pPr>
         <w:pStyle w:val="Heading3"/>
@@ -3882,8 +3865,8 @@
         <w:t xml:space="preserve">, computed over TF-IDF features in our default configuration; sentence-transformer embeddings are an opt-in) plus an optional LLM judgment layer returning missing modes, overrepresented modes, and recommendations.</w:t>
       </w:r>
     </w:p>
-    <w:bookmarkEnd w:id="27"/>
-    <w:bookmarkStart w:id="28" w:name="prompt-updater"/>
+    <w:bookmarkEnd w:id="26"/>
+    <w:bookmarkStart w:id="27" w:name="prompt-updater"/>
     <w:p>
       <w:pPr>
         <w:pStyle w:val="Heading3"/>
@@ -4926,9 +4909,9 @@
         <w:t xml:space="preserve">The structured contract is what makes batch-level adversaries integrate cleanly into the same template as per-sample critics: every critic's output is a list of named items that the updater is asked to address one-by-one.</w:t>
       </w:r>
     </w:p>
+    <w:bookmarkEnd w:id="27"/>
     <w:bookmarkEnd w:id="28"/>
-    <w:bookmarkEnd w:id="29"/>
-    <w:bookmarkStart w:id="34" w:name="sec-adversaries"/>
+    <w:bookmarkStart w:id="33" w:name="sec-adversaries"/>
     <w:p>
       <w:pPr>
         <w:pStyle w:val="Heading2"/>
@@ -4987,7 +4970,7 @@
         <w:t xml:space="preserve">(the generator emits roughly the same text regardless of the requested attribute vector, while metadata correctly reflects it). We address both via a 2 × 2 grid: Pack Discriminator and Mode-Seeking target plausible homogeneity and attribute-deafness respectively; Mode Hunter and Coverage Hole Finder add cross-iteration memory and exemplar grounding.</w:t>
       </w:r>
     </w:p>
-    <w:bookmarkStart w:id="30" w:name="sec-pack"/>
+    <w:bookmarkStart w:id="29" w:name="sec-pack"/>
     <w:p>
       <w:pPr>
         <w:pStyle w:val="Heading3"/>
@@ -5195,8 +5178,8 @@
         <w:t xml:space="preserve">it used (opener repetition, structural tics, phrase repetition); these are aggregated into a list that the updater renders as named complaints.</w:t>
       </w:r>
     </w:p>
-    <w:bookmarkEnd w:id="30"/>
-    <w:bookmarkStart w:id="31" w:name="sec-msgan"/>
+    <w:bookmarkEnd w:id="29"/>
+    <w:bookmarkStart w:id="30" w:name="sec-msgan"/>
     <w:p>
       <w:pPr>
         <w:pStyle w:val="Heading3"/>
@@ -5376,8 +5359,8 @@
         <w:t xml:space="preserve">indicate attribute-deaf generation. We additionally report a per-attribute sensitivity matrix.</w:t>
       </w:r>
     </w:p>
-    <w:bookmarkEnd w:id="31"/>
-    <w:bookmarkStart w:id="32" w:name="sec-hunter"/>
+    <w:bookmarkEnd w:id="30"/>
+    <w:bookmarkStart w:id="31" w:name="sec-hunter"/>
     <w:p>
       <w:pPr>
         <w:pStyle w:val="Heading3"/>
@@ -5558,8 +5541,8 @@
         <w:t xml:space="preserve">. Every previously identified failure pattern is rendered into the next generator prompt as a "do not use" instruction. A cap of 50 entries bounds prompt bloat.</w:t>
       </w:r>
     </w:p>
-    <w:bookmarkEnd w:id="32"/>
-    <w:bookmarkStart w:id="33" w:name="sec-cov-hole"/>
+    <w:bookmarkEnd w:id="31"/>
+    <w:bookmarkStart w:id="32" w:name="sec-cov-hole"/>
     <w:p>
       <w:pPr>
         <w:pStyle w:val="Heading3"/>
@@ -5774,9 +5757,9 @@
         <w:t xml:space="preserve">.</w:t>
       </w:r>
     </w:p>
+    <w:bookmarkEnd w:id="32"/>
     <w:bookmarkEnd w:id="33"/>
-    <w:bookmarkEnd w:id="34"/>
-    <w:bookmarkStart w:id="39" w:name="sec-experiments"/>
+    <w:bookmarkStart w:id="38" w:name="sec-experiments"/>
     <w:p>
       <w:pPr>
         <w:pStyle w:val="Heading2"/>
@@ -5791,7 +5774,7 @@
         <w:t xml:space="preserve">Experimental setup</w:t>
       </w:r>
     </w:p>
-    <w:bookmarkStart w:id="35" w:name="task-and-dataset"/>
+    <w:bookmarkStart w:id="34" w:name="task-and-dataset"/>
     <w:p>
       <w:pPr>
         <w:pStyle w:val="Heading3"/>
@@ -5957,8 +5940,8 @@
         <w:t xml:space="preserve">are available to the generator as few-shot anchors and to the critics as the "real" half of every comparison.</w:t>
       </w:r>
     </w:p>
-    <w:bookmarkEnd w:id="35"/>
-    <w:bookmarkStart w:id="36" w:name="backends"/>
+    <w:bookmarkEnd w:id="34"/>
+    <w:bookmarkStart w:id="35" w:name="backends"/>
     <w:p>
       <w:pPr>
         <w:pStyle w:val="Heading3"/>
@@ -6106,8 +6089,8 @@
         <w:t xml:space="preserve">as both generator and every critic (3 seeds, 7 conditions, 3 iterations of 16 samples, 21 condition-runs total). The simulator backend remains in the repository as a deterministic harness validator and a CI-friendly offline mode; it is not used for headline numbers.</w:t>
       </w:r>
     </w:p>
-    <w:bookmarkEnd w:id="36"/>
-    <w:bookmarkStart w:id="37" w:name="conditions"/>
+    <w:bookmarkEnd w:id="35"/>
+    <w:bookmarkStart w:id="36" w:name="conditions"/>
     <w:p>
       <w:pPr>
         <w:pStyle w:val="Heading3"/>
@@ -8569,8 +8552,8 @@
         <w:t xml:space="preserve">python scripts/aggregate_multiseed.py --base main_run_002</w:t>
       </w:r>
     </w:p>
-    <w:bookmarkEnd w:id="37"/>
-    <w:bookmarkStart w:id="38" w:name="metrics"/>
+    <w:bookmarkEnd w:id="36"/>
+    <w:bookmarkStart w:id="37" w:name="metrics"/>
     <w:p>
       <w:pPr>
         <w:pStyle w:val="Heading3"/>
@@ -8629,9 +8612,9 @@
         <w:t xml:space="preserve">), pack accuracy, mode-seeking ratio, banned-phrasing library size, coverage classifier AUROC, and downstream RQ4 metrics (TF-IDF + logistic regression trained on synthetic, evaluated on the held-out real test split).</w:t>
       </w:r>
     </w:p>
+    <w:bookmarkEnd w:id="37"/>
     <w:bookmarkEnd w:id="38"/>
-    <w:bookmarkEnd w:id="39"/>
-    <w:bookmarkStart w:id="45" w:name="sec-results"/>
+    <w:bookmarkStart w:id="44" w:name="sec-results"/>
     <w:p>
       <w:pPr>
         <w:pStyle w:val="Heading2"/>
@@ -8646,7 +8629,7 @@
         <w:t xml:space="preserve">Results</w:t>
       </w:r>
     </w:p>
-    <w:bookmarkStart w:id="40" w:name="Xd6ecf73e398069f412ff59b3fb4a53fba6e3980"/>
+    <w:bookmarkStart w:id="39" w:name="X1e0dc7ce2dd52e806ffada9e9bb17d79b78dd89"/>
     <w:p>
       <w:pPr>
         <w:pStyle w:val="Heading3"/>
@@ -8658,7 +8641,7 @@
         <w:t xml:space="preserve">7.1</w:t>
       </w:r>
       <w:r>
-        <w:t xml:space="preserve">Headline finding: adding 4 GAN adversaries to a 3-critic loop drops downstream F1 by 0.18</w:t>
+        <w:t xml:space="preserve">Headline finding under a TF-IDF reader: a 0.18 cost (directional, underpowered)</w:t>
       </w:r>
     </w:p>
     <w:p>
@@ -10108,7 +10091,24 @@
         <w:t xml:space="preserve"> </w:t>
       </w:r>
       <w:r>
-        <w:t xml:space="preserve">The classical three-critic loop (</w:t>
+        <w:t xml:space="preserve">Under TF-IDF</w:t>
+      </w:r>
+      <w:r>
+        <w:t xml:space="preserve"> </w:t>
+      </w:r>
+      <m:oMath>
+        <m:r>
+          <m:rPr>
+            <m:sty m:val="p"/>
+          </m:rPr>
+          <m:t>+</m:t>
+        </m:r>
+      </m:oMath>
+      <w:r>
+        <w:t xml:space="preserve"> </w:t>
+      </w:r>
+      <w:r>
+        <w:t xml:space="preserve">logistic regression, the three-critic loop (</w:t>
       </w:r>
       <w:r>
         <w:rPr>
@@ -10117,7 +10117,10 @@
         <w:t xml:space="preserve">full_classic</w:t>
       </w:r>
       <w:r>
-        <w:t xml:space="preserve">) achieves the best downstream macro F1 (</w:t>
+        <w:t xml:space="preserve">) achieves macro F1</w:t>
+      </w:r>
+      <w:r>
+        <w:t xml:space="preserve"> </w:t>
       </w:r>
       <m:oMath>
         <m:r>
@@ -10134,7 +10137,7 @@
         </m:r>
       </m:oMath>
       <w:r>
-        <w:t xml:space="preserve">); adding the four GAN-style adversaries (</w:t>
+        <w:t xml:space="preserve">; adding the four GAN-style adversaries (</w:t>
       </w:r>
       <w:r>
         <w:rPr>
@@ -10143,7 +10146,7 @@
         <w:t xml:space="preserve">full_attrforge</w:t>
       </w:r>
       <w:r>
-        <w:t xml:space="preserve">) drops macro F1 to</w:t>
+        <w:t xml:space="preserve">) drops it to</w:t>
       </w:r>
       <w:r>
         <w:t xml:space="preserve"> </w:t>
@@ -10163,21 +10166,202 @@
         </m:r>
       </m:oMath>
       <w:r>
-        <w:t xml:space="preserve">, a</w:t>
+        <w:t xml:space="preserve">. The mean paired difference is</w:t>
       </w:r>
       <w:r>
         <w:t xml:space="preserve"> </w:t>
       </w:r>
       <m:oMath>
         <m:r>
-          <m:t>0.18</m:t>
+          <m:rPr>
+            <m:sty m:val="p"/>
+          </m:rPr>
+          <m:t>−</m:t>
+        </m:r>
+        <m:r>
+          <m:t>0.187</m:t>
         </m:r>
       </m:oMath>
       <w:r>
         <w:t xml:space="preserve"> </w:t>
       </w:r>
       <w:r>
-        <w:t xml:space="preserve">gap that is more than three times the cross-seed standard deviation.</w:t>
+        <w:t xml:space="preserve">with 95% bootstrap CI</w:t>
+      </w:r>
+      <w:r>
+        <w:t xml:space="preserve"> </w:t>
+      </w:r>
+      <m:oMath>
+        <m:r>
+          <m:rPr>
+            <m:sty m:val="p"/>
+          </m:rPr>
+          <m:t>[</m:t>
+        </m:r>
+        <m:r>
+          <m:rPr>
+            <m:sty m:val="p"/>
+          </m:rPr>
+          <m:t>−</m:t>
+        </m:r>
+        <m:r>
+          <m:t>0.267</m:t>
+        </m:r>
+        <m:r>
+          <m:rPr>
+            <m:sty m:val="p"/>
+          </m:rPr>
+          <m:t>,</m:t>
+        </m:r>
+        <m:r>
+          <m:rPr>
+            <m:sty m:val="p"/>
+          </m:rPr>
+          <m:t>−</m:t>
+        </m:r>
+        <m:r>
+          <m:t>0.067</m:t>
+        </m:r>
+        <m:r>
+          <m:rPr>
+            <m:sty m:val="p"/>
+          </m:rPr>
+          <m:t>]</m:t>
+        </m:r>
+      </m:oMath>
+      <w:r>
+        <w:t xml:space="preserve">. The gap is in the same direction across all three seeds (per-seed diffs</w:t>
+      </w:r>
+      <w:r>
+        <w:t xml:space="preserve"> </w:t>
+      </w:r>
+      <m:oMath>
+        <m:r>
+          <m:rPr>
+            <m:sty m:val="p"/>
+          </m:rPr>
+          <m:t>−</m:t>
+        </m:r>
+        <m:r>
+          <m:t>0.23</m:t>
+        </m:r>
+      </m:oMath>
+      <w:r>
+        <w:t xml:space="preserve">,</w:t>
+      </w:r>
+      <w:r>
+        <w:t xml:space="preserve"> </w:t>
+      </w:r>
+      <m:oMath>
+        <m:r>
+          <m:rPr>
+            <m:sty m:val="p"/>
+          </m:rPr>
+          <m:t>−</m:t>
+        </m:r>
+        <m:r>
+          <m:t>0.27</m:t>
+        </m:r>
+      </m:oMath>
+      <w:r>
+        <w:t xml:space="preserve">,</w:t>
+      </w:r>
+      <w:r>
+        <w:t xml:space="preserve"> </w:t>
+      </w:r>
+      <m:oMath>
+        <m:r>
+          <m:rPr>
+            <m:sty m:val="p"/>
+          </m:rPr>
+          <m:t>−</m:t>
+        </m:r>
+        <m:r>
+          <m:t>0.07</m:t>
+        </m:r>
+      </m:oMath>
+      <w:r>
+        <w:t xml:space="preserve">); the conventional paired-t</w:t>
+      </w:r>
+      <w:r>
+        <w:t xml:space="preserve"> </w:t>
+      </w:r>
+      <m:oMath>
+        <m:r>
+          <m:t>p</m:t>
+        </m:r>
+        <m:r>
+          <m:rPr>
+            <m:sty m:val="p"/>
+          </m:rPr>
+          <m:t>=</m:t>
+        </m:r>
+        <m:r>
+          <m:t>0.09</m:t>
+        </m:r>
+      </m:oMath>
+      <w:r>
+        <w:t xml:space="preserve"> </w:t>
+      </w:r>
+      <w:r>
+        <w:t xml:space="preserve">and Wilcoxon</w:t>
+      </w:r>
+      <w:r>
+        <w:t xml:space="preserve"> </w:t>
+      </w:r>
+      <m:oMath>
+        <m:r>
+          <m:t>p</m:t>
+        </m:r>
+        <m:r>
+          <m:rPr>
+            <m:sty m:val="p"/>
+          </m:rPr>
+          <m:t>=</m:t>
+        </m:r>
+        <m:r>
+          <m:t>0.25</m:t>
+        </m:r>
+      </m:oMath>
+      <w:r>
+        <w:t xml:space="preserve"> </w:t>
+      </w:r>
+      <w:r>
+        <w:t xml:space="preserve">fall short of</w:t>
+      </w:r>
+      <w:r>
+        <w:t xml:space="preserve"> </w:t>
+      </w:r>
+      <m:oMath>
+        <m:r>
+          <m:t>0.05</m:t>
+        </m:r>
+      </m:oMath>
+      <w:r>
+        <w:t xml:space="preserve"> </w:t>
+      </w:r>
+      <w:r>
+        <w:t xml:space="preserve">at</w:t>
+      </w:r>
+      <w:r>
+        <w:t xml:space="preserve"> </w:t>
+      </w:r>
+      <m:oMath>
+        <m:r>
+          <m:t>N</m:t>
+        </m:r>
+        <m:r>
+          <m:rPr>
+            <m:sty m:val="p"/>
+          </m:rPr>
+          <m:t>=</m:t>
+        </m:r>
+        <m:r>
+          <m:t>3</m:t>
+        </m:r>
+      </m:oMath>
+      <w:r>
+        <w:t xml:space="preserve">, so the finding is directional rather than significant under standard tests.</w:t>
       </w:r>
       <w:r>
         <w:t xml:space="preserve"> </w:t>
@@ -10193,7 +10377,7 @@
         <w:t xml:space="preserve"> </w:t>
       </w:r>
       <w:r>
-        <w:t xml:space="preserve">The realism discriminator moves</w:t>
+        <w:t xml:space="preserve">The loop-internal realism discriminator moves</w:t>
       </w:r>
       <w:r>
         <w:t xml:space="preserve"> </w:t>
@@ -10312,7 +10496,7 @@
         <w:t xml:space="preserve"> </w:t>
       </w:r>
       <w:r>
-        <w:t xml:space="preserve">Attribute fidelity is shockingly low at</w:t>
+        <w:t xml:space="preserve">Attribute fidelity is low:</w:t>
       </w:r>
       <w:r>
         <w:t xml:space="preserve"> </w:t>
@@ -10358,7 +10542,7 @@
         <w:t xml:space="preserve"> </w:t>
       </w:r>
       <w:r>
-        <w:t xml:space="preserve">for the two conditions where the verifier runs: the LLM verifier judges that fewer than 1 in 10 samples actually match the requested attribute vector.</w:t>
+        <w:t xml:space="preserve">for the two conditions where the verifier runs. The LLM verifier judges that fewer than 1 in 10 samples match the requested attribute vector.</w:t>
       </w:r>
     </w:p>
     <w:p>
@@ -10504,8 +10688,8 @@
         <w:t>Downstream classifier accuracy and macro F1 with TF-IDF + logistic regression, mean ± std across 3 random seeds. full_classic achieves the best F1 (0.58 ± 0.05); full_attrforge drops to 0.40 ± 0.06. The 0.18 gap on TF-IDF is the headline of the first half of our story.</w:t>
       </w:r>
     </w:p>
-    <w:bookmarkEnd w:id="40"/>
-    <w:bookmarkStart w:id="41" w:name="Xc473a98b2b9bff62d7358977afe4fab2bccf298"/>
+    <w:bookmarkEnd w:id="39"/>
+    <w:bookmarkStart w:id="40" w:name="X919913d89481ff25c352225c145c01159d6a2c3"/>
     <w:p>
       <w:pPr>
         <w:pStyle w:val="Heading3"/>
@@ -10517,7 +10701,7 @@
         <w:t xml:space="preserve">7.2</w:t>
       </w:r>
       <w:r>
-        <w:t xml:space="preserve">The tradeoff is classifier-dependent (and reverses with sentence-transformer features)</w:t>
+        <w:t xml:space="preserve">The cost vanishes under a sentence-transformer reader (not a reversal)</w:t>
       </w:r>
     </w:p>
     <w:p>
@@ -10620,7 +10804,7 @@
           <w:b w:val="0"/>
           <w:i/>
         </w:rPr>
-        <w:t>Downstream macro F1 across three classifier choices on the same synthetic-data batches (live gpt-4o-mini, mean ± std across 3 random seeds). The ranking of full_classic vs full_attrforge reverses between TF-IDF (where the 3-critic loop wins) and sentence-transformer embeddings (where the 7-critic loop wins). The intermediate-capacity character -gram classifier sits roughly between the two.</w:t>
+        <w:t>Downstream macro F1 across three classifier choices on the same synthetic-data batches (live gpt-4o-mini, mean ± std across 3 random seeds). Under TF-IDF word features the 3-critic loop is reliably ahead of the 7-critic loop across all 3 seeds; under sentence-transformer embeddings the same comparison is statistically indistinguishable from zero (paired-t , CI ). Means alone show a small positive sign for the 7-critic loop under embeddings, but with  seeds we cannot reject the null of no difference. The character -gram classifier sits between the two.</w:t>
       </w:r>
     </w:p>
     <w:p>
@@ -12098,8 +12282,8 @@
         <w:t xml:space="preserve">) and downstream metrics.</w:t>
       </w:r>
     </w:p>
-    <w:bookmarkEnd w:id="41"/>
-    <w:bookmarkStart w:id="42" w:name="realism-trajectory"/>
+    <w:bookmarkEnd w:id="40"/>
+    <w:bookmarkStart w:id="41" w:name="realism-trajectory"/>
     <w:p>
       <w:pPr>
         <w:pStyle w:val="Heading3"/>
@@ -12194,8 +12378,8 @@
         <w:t>Realism discriminator accuracy on the mixed batch. Chance level () is the target. Conditions without a realism discriminator default to chance because the metric is not computed. Among conditions where the discriminator runs, full_attrforge drives accuracy closest to chance.</w:t>
       </w:r>
     </w:p>
-    <w:bookmarkEnd w:id="42"/>
-    <w:bookmarkStart w:id="43" w:name="per-iteration-trajectory"/>
+    <w:bookmarkEnd w:id="41"/>
+    <w:bookmarkStart w:id="42" w:name="per-iteration-trajectory"/>
     <w:p>
       <w:pPr>
         <w:pStyle w:val="Heading3"/>
@@ -12287,7 +12471,7 @@
           <w:b w:val="0"/>
           <w:i/>
         </w:rPr>
-        <w:t>Per-iteration downstream macro F1 across 3 seeds (each point trains the classifier on that iteration's batch only). All conditions show a transient iter-1 dip, which we attribute to the simulator's generator responding to early prompt-updater instructions in ways that initially hurt label discriminability before consolidating. By iteration 2 the iterated conditions converge to similar F1.</w:t>
+        <w:t>Per-iteration downstream macro F1 with TF-IDF features (each point trains the classifier on that single iteration's batch of 16 samples; mean ± std across 3 seeds). The trajectories are non-monotonic. self_critique has the deepest iter-1 dip (). At iteration 2, full_attrforge has the highest mean F1 of any iterated condition (), above full_classic (); this reverses the cumulative-pool ranking from Table 2 ( vs ).</w:t>
       </w:r>
     </w:p>
     <w:p>
@@ -12299,7 +12483,7 @@
         <w:widowControl w:val="1"/>
       </w:pPr>
       <w:r>
-        <w:t xml:space="preserve">The plot makes two patterns honest. First, the iter-1 dip is not specific to AttrForge; it is a shared simulator behavior. Second, at iteration 2</w:t>
+        <w:t xml:space="preserve">The per-iteration vs cumulative inversion is worth noting. At iteration 2 alone (the final iteration),</w:t>
       </w:r>
       <w:r>
         <w:t xml:space="preserve"> </w:t>
@@ -12314,47 +12498,7 @@
         <w:t xml:space="preserve"> </w:t>
       </w:r>
       <w:r>
-        <w:t xml:space="preserve">sits slightly below</w:t>
-      </w:r>
-      <w:r>
-        <w:t xml:space="preserve"> </w:t>
-      </w:r>
-      <w:r>
-        <w:rPr>
-          <w:rStyle w:val="VerbatimChar"/>
-        </w:rPr>
-        <w:t xml:space="preserve">full_classic</w:t>
-      </w:r>
-      <w:r>
-        <w:t xml:space="preserve"> </w:t>
-      </w:r>
-      <w:r>
-        <w:t xml:space="preserve">in the per-iteration metric (</w:t>
-      </w:r>
-      <m:oMath>
-        <m:r>
-          <m:t>0.69</m:t>
-        </m:r>
-      </m:oMath>
-      <w:r>
-        <w:t xml:space="preserve"> </w:t>
-      </w:r>
-      <w:r>
-        <w:t xml:space="preserve">vs</w:t>
-      </w:r>
-      <w:r>
-        <w:t xml:space="preserve"> </w:t>
-      </w:r>
-      <m:oMath>
-        <m:r>
-          <m:t>0.79</m:t>
-        </m:r>
-      </m:oMath>
-      <w:r>
-        <w:t xml:space="preserve"> </w:t>
-      </w:r>
-      <w:r>
-        <w:t xml:space="preserve">on the same seed mean); this gap closes when the classifier is trained on the cumulative pool (Table 2). We do not claim</w:t>
+        <w:t xml:space="preserve">has the highest mean per-iteration F1; the cumulative classifier (trained on all 48 samples pooled across iterations 0, 1, 2) reverses this. The mechanism is straightforward: the prompt-updater's instruction set accumulates across iterations, so iteration 0 of</w:t>
       </w:r>
       <w:r>
         <w:t xml:space="preserve"> </w:t>
@@ -12369,26 +12513,11 @@
         <w:t xml:space="preserve"> </w:t>
       </w:r>
       <w:r>
-        <w:t xml:space="preserve">dominates</w:t>
-      </w:r>
-      <w:r>
-        <w:t xml:space="preserve"> </w:t>
-      </w:r>
-      <w:r>
-        <w:rPr>
-          <w:rStyle w:val="VerbatimChar"/>
-        </w:rPr>
-        <w:t xml:space="preserve">full_classic</w:t>
-      </w:r>
-      <w:r>
-        <w:t xml:space="preserve"> </w:t>
-      </w:r>
-      <w:r>
-        <w:t xml:space="preserve">on downstream F1 in this setting; we claim it dominates on the realism axis (Section 7.2) and on every post-hoc adversary metric (Section 8).</w:t>
+        <w:t xml:space="preserve">uses the same starter prompt as everyone else, while iteration 2 carries 11.7 banned-phrasing constraints plus pack-pattern instructions. The cumulative classifier averages over heterogeneous training distributions; the per-iteration classifier sees one homogeneous distribution. Neither view is wrong; together they show that the 7-critic loop's effect is back-loaded, not uniform across iterations.</w:t>
       </w:r>
     </w:p>
-    <w:bookmarkEnd w:id="43"/>
-    <w:bookmarkStart w:id="44" w:name="per-class-f1"/>
+    <w:bookmarkEnd w:id="42"/>
+    <w:bookmarkStart w:id="43" w:name="per-class-f1"/>
     <w:p>
       <w:pPr>
         <w:pStyle w:val="Heading3"/>
@@ -12483,9 +12612,9 @@
         <w:t>Per-class F1 on the held-out real test set (single representative seed). All iterated conditions achieve perfect or near-perfect F1 on classes with strong keyword signatures; general_question is the hardest class universally.</w:t>
       </w:r>
     </w:p>
+    <w:bookmarkEnd w:id="43"/>
     <w:bookmarkEnd w:id="44"/>
-    <w:bookmarkEnd w:id="45"/>
-    <w:bookmarkStart w:id="46" w:name="sec-audit"/>
+    <w:bookmarkStart w:id="45" w:name="sec-audit"/>
     <w:p>
       <w:pPr>
         <w:pStyle w:val="Heading2"/>
@@ -14820,8 +14949,8 @@
         <w:t xml:space="preserve">improvement on the discriminator metric. The tradeoff is concrete and quantifiable; it is also small relative to the cross-seed standard deviation.</w:t>
       </w:r>
     </w:p>
-    <w:bookmarkEnd w:id="46"/>
-    <w:bookmarkStart w:id="53" w:name="sec-discussion"/>
+    <w:bookmarkEnd w:id="45"/>
+    <w:bookmarkStart w:id="52" w:name="sec-discussion"/>
     <w:p>
       <w:pPr>
         <w:pStyle w:val="Heading2"/>
@@ -14836,7 +14965,7 @@
         <w:t xml:space="preserve">Discussion</w:t>
       </w:r>
     </w:p>
-    <w:bookmarkStart w:id="47" w:name="what-the-validation-shows"/>
+    <w:bookmarkStart w:id="46" w:name="what-the-validation-shows"/>
     <w:p>
       <w:pPr>
         <w:pStyle w:val="Heading3"/>
@@ -14973,8 +15102,8 @@
         <w:t xml:space="preserve">landing exactly on the target. Fourth, the simulator's mode-seeking and coverage-classifier AUROC are bounded by the simulator's inherent template inventory, not by the loop; we report these as negative findings.</w:t>
       </w:r>
     </w:p>
-    <w:bookmarkEnd w:id="47"/>
-    <w:bookmarkStart w:id="48" w:name="what-the-validation-does-not-show"/>
+    <w:bookmarkEnd w:id="46"/>
+    <w:bookmarkStart w:id="47" w:name="what-the-validation-does-not-show"/>
     <w:p>
       <w:pPr>
         <w:pStyle w:val="Heading3"/>
@@ -15001,8 +15130,8 @@
         <w:t xml:space="preserve">We do not claim AttrForge dominates baselines on downstream macro F1: on this task (5 classes, 10 held-out examples, single seed split) all iterated conditions saturate at the same F1, which we attribute to the noise floor of a 10-item test set rather than to the loop. We also do not claim that the simulator's behavior generalizes to live LLM behavior: a live-LLM run with multi-seed reporting on a larger held-out test is the natural next step, and the harness is built to enable it with a one-line backend change.</w:t>
       </w:r>
     </w:p>
-    <w:bookmarkEnd w:id="48"/>
-    <w:bookmarkStart w:id="49" w:name="why-named-complaints-beat-scalar-rewards"/>
+    <w:bookmarkEnd w:id="47"/>
+    <w:bookmarkStart w:id="48" w:name="why-named-complaints-beat-scalar-rewards"/>
     <w:p>
       <w:pPr>
         <w:pStyle w:val="Heading3"/>
@@ -15056,8 +15185,8 @@
         <w:t xml:space="preserve">produces nothing actionable), and (ii) joint constraint satisfaction (the updater is forced to find a rewrite addressing multiple critics; a single scalar invites mode chasing toward the loudest one).</w:t>
       </w:r>
     </w:p>
-    <w:bookmarkEnd w:id="49"/>
-    <w:bookmarkStart w:id="50" w:name="Xd0e86175d0a06b9e9b999ce0770855e041ba1e2"/>
+    <w:bookmarkEnd w:id="48"/>
+    <w:bookmarkStart w:id="49" w:name="Xd0e86175d0a06b9e9b999ce0770855e041ba1e2"/>
     <w:p>
       <w:pPr>
         <w:pStyle w:val="Heading3"/>
@@ -15098,8 +15227,8 @@
         <w:t xml:space="preserve">times even if each individual emission scored perfectly on the standard discriminator. Mode-Seeking similarly catches the joint failure mode where attribute changes produce no surface change.</w:t>
       </w:r>
     </w:p>
-    <w:bookmarkEnd w:id="50"/>
-    <w:bookmarkStart w:id="51" w:name="memory-the-immune-system-analogy"/>
+    <w:bookmarkEnd w:id="49"/>
+    <w:bookmarkStart w:id="50" w:name="memory-the-immune-system-analogy"/>
     <w:p>
       <w:pPr>
         <w:pStyle w:val="Heading3"/>
@@ -15155,8 +15284,8 @@
         <w:t xml:space="preserve">failure state instead.</w:t>
       </w:r>
     </w:p>
-    <w:bookmarkEnd w:id="51"/>
-    <w:bookmarkStart w:id="52" w:name="X693ebf1c1ca8c4365665c93d1ec4747731832e8"/>
+    <w:bookmarkEnd w:id="50"/>
+    <w:bookmarkStart w:id="51" w:name="X693ebf1c1ca8c4365665c93d1ec4747731832e8"/>
     <w:p>
       <w:pPr>
         <w:pStyle w:val="Heading3"/>
@@ -15237,9 +15366,9 @@
         <w:t xml:space="preserve">is the closest existing GAN-style framework for LLM data, pairing one attacker LLM and one defender LLM under a tool-augmented judge. Our setup has seven critics rather than two roles, and our four adversaries are structural transfers of specific GAN defenses (PacGAN, MSGAN, ban-list training, density ratio) rather than free-form roles, so the contributions are complementary: NanoFlux generates adversarial training examples, while we attack mode collapse during the prompt-debugging step. Concurrent preprint work characterizes a related failure mode of multi-objective text-gradient methods (specificity loss with multiple critics); we discuss the empirical anchor for our named-complaint design once the preprint is stable.</w:t>
       </w:r>
     </w:p>
+    <w:bookmarkEnd w:id="51"/>
     <w:bookmarkEnd w:id="52"/>
-    <w:bookmarkEnd w:id="53"/>
-    <w:bookmarkStart w:id="54" w:name="sec-limitations"/>
+    <w:bookmarkStart w:id="53" w:name="sec-limitations"/>
     <w:p>
       <w:pPr>
         <w:pStyle w:val="Heading2"/>
@@ -15271,13 +15400,13 @@
           <w:b/>
           <w:bCs/>
         </w:rPr>
-        <w:t xml:space="preserve">Live-LLM results pending.</w:t>
-      </w:r>
-      <w:r>
-        <w:t xml:space="preserve"> </w:t>
-      </w:r>
-      <w:r>
-        <w:t xml:space="preserve">Our headline numbers come from a deterministic prompt-sensitive simulator. The same code runs against OpenAI or Anthropic backends; our live-LLM attempt was halted by an</w:t>
+        <w:t xml:space="preserve">Small evaluation budget.</w:t>
+      </w:r>
+      <w:r>
+        <w:t xml:space="preserve"> </w:t>
+      </w:r>
+      <w:r>
+        <w:t xml:space="preserve">Our headline numbers come from a live</w:t>
       </w:r>
       <w:r>
         <w:t xml:space="preserve"> </w:t>
@@ -15286,13 +15415,68 @@
         <w:rPr>
           <w:rStyle w:val="VerbatimChar"/>
         </w:rPr>
-        <w:t xml:space="preserve">insufficient_quota</w:t>
-      </w:r>
-      <w:r>
-        <w:t xml:space="preserve"> </w:t>
-      </w:r>
-      <w:r>
-        <w:t xml:space="preserve">error on the first call of every condition, before any iteration completed. The harness will execute the same protocol against any account with available budget.</w:t>
+        <w:t xml:space="preserve">gpt-4o-mini</w:t>
+      </w:r>
+      <w:r>
+        <w:t xml:space="preserve"> </w:t>
+      </w:r>
+      <w:r>
+        <w:t xml:space="preserve">run with 3 random seeds, 7 conditions, 3 iterations of 16 samples each (21 condition-runs), and a 10-item held-out real test set. Cross-seed standard deviation is large for several conditions (e.g.,</w:t>
+      </w:r>
+      <w:r>
+        <w:t xml:space="preserve"> </w:t>
+      </w:r>
+      <m:oMath>
+        <m:r>
+          <m:rPr>
+            <m:sty m:val="p"/>
+          </m:rPr>
+          <m:t>±</m:t>
+        </m:r>
+        <m:r>
+          <m:t>0.19</m:t>
+        </m:r>
+      </m:oMath>
+      <w:r>
+        <w:t xml:space="preserve"> </w:t>
+      </w:r>
+      <w:r>
+        <w:t xml:space="preserve">macro F1 for</w:t>
+      </w:r>
+      <w:r>
+        <w:t xml:space="preserve"> </w:t>
+      </w:r>
+      <w:r>
+        <w:rPr>
+          <w:rStyle w:val="VerbatimChar"/>
+        </w:rPr>
+        <w:t xml:space="preserve">few_shot</w:t>
+      </w:r>
+      <w:r>
+        <w:t xml:space="preserve"> </w:t>
+      </w:r>
+      <w:r>
+        <w:t xml:space="preserve">under TF-IDF), the conventional paired-t and Wilcoxon tests are underpowered, and the bootstrap CIs are correspondingly wide. The directional findings (TF-IDF gap, realism discriminator drift) are consistent across seeds; the per-classifier ordering claims (Section 7.2) are not statistically significant at</w:t>
+      </w:r>
+      <w:r>
+        <w:t xml:space="preserve"> </w:t>
+      </w:r>
+      <m:oMath>
+        <m:r>
+          <m:t>α</m:t>
+        </m:r>
+        <m:r>
+          <m:rPr>
+            <m:sty m:val="p"/>
+          </m:rPr>
+          <m:t>=</m:t>
+        </m:r>
+        <m:r>
+          <m:t>0.05</m:t>
+        </m:r>
+      </m:oMath>
+      <w:r>
+        <w:t xml:space="preserve">. A multi-task and multi-domain follow-up with 5 or more seeds and a larger held-out test would tighten every interval; the harness is built for that re-run.</w:t>
       </w:r>
     </w:p>
     <w:p>
@@ -15635,8 +15819,8 @@
         <w:t xml:space="preserve">The 280-word budget is rendered as an instruction in the user message but not enforced programmatically by the simulator updater; it falls back to a soft 8-clause cap with deduplication. A live LLM with instruction-following will respect the word budget more reliably.</w:t>
       </w:r>
     </w:p>
-    <w:bookmarkEnd w:id="54"/>
-    <w:bookmarkStart w:id="56" w:name="sec-conclusion"/>
+    <w:bookmarkEnd w:id="53"/>
+    <w:bookmarkStart w:id="55" w:name="sec-conclusion"/>
     <w:p>
       <w:pPr>
         <w:pStyle w:val="Heading2"/>
@@ -15660,7 +15844,93 @@
         <w:widowControl w:val="1"/>
       </w:pPr>
       <w:r>
-        <w:t xml:space="preserve">We presented AttrForge, a multi-objective prompt-debugging framework that treats synthetic data generation as iterative critic-guided prompt optimization. We then transferred four mode-collapse defenses from the GAN literature into the prompt-debugging setting: Pack Discriminator, Mode-Seeking, Mode Hunter with persistent memory, and Coverage Hole Finder via density-ratio estimation. Through multi-seed simulator-validated experiments and a post-hoc audit that runs every adversary on every condition's final batch, we showed that the full AttrForge stack drives the realism discriminator below all other iterated conditions and reaches the structural Pack Discriminator target exactly, while exposing two negative findings (mode-seeking saturation, AUROC at 1.0) that motivate live-LLM experiments.</w:t>
+        <w:t xml:space="preserve">We presented a multi-objective prompt-debugging framework that treats LLM synthetic data generation as iterative critic-guided prompt optimization, and transferred four mode-collapse defenses from the GAN literature into the prompt-debugging setting (Pack Discriminator, Mode-Seeking, Mode Hunter with persistent memory, Coverage Hole Finder via density-ratio estimation). Across 3 random seeds on a customer-support intent task with live</w:t>
+      </w:r>
+      <w:r>
+        <w:t xml:space="preserve"> </w:t>
+      </w:r>
+      <w:r>
+        <w:rPr>
+          <w:rStyle w:val="VerbatimChar"/>
+        </w:rPr>
+        <w:t xml:space="preserve">gpt-4o-mini</w:t>
+      </w:r>
+      <w:r>
+        <w:t xml:space="preserve">, the seven-critic loop scores 0.18 macro F1 below a three-critic baseline under a TF-IDF</w:t>
+      </w:r>
+      <w:r>
+        <w:t xml:space="preserve"> </w:t>
+      </w:r>
+      <m:oMath>
+        <m:r>
+          <m:rPr>
+            <m:sty m:val="p"/>
+          </m:rPr>
+          <m:t>+</m:t>
+        </m:r>
+      </m:oMath>
+      <w:r>
+        <w:t xml:space="preserve"> </w:t>
+      </w:r>
+      <w:r>
+        <w:t xml:space="preserve">logistic-regression downstream classifier (directional across all 3 seeds, 95% bootstrap CI excludes zero, paired-t</w:t>
+      </w:r>
+      <w:r>
+        <w:t xml:space="preserve"> </w:t>
+      </w:r>
+      <m:oMath>
+        <m:r>
+          <m:t>p</m:t>
+        </m:r>
+        <m:r>
+          <m:rPr>
+            <m:sty m:val="p"/>
+          </m:rPr>
+          <m:t>=</m:t>
+        </m:r>
+        <m:r>
+          <m:t>0.09</m:t>
+        </m:r>
+      </m:oMath>
+      <w:r>
+        <w:t xml:space="preserve"> </w:t>
+      </w:r>
+      <w:r>
+        <w:t xml:space="preserve">at</w:t>
+      </w:r>
+      <w:r>
+        <w:t xml:space="preserve"> </w:t>
+      </w:r>
+      <m:oMath>
+        <m:r>
+          <m:t>N</m:t>
+        </m:r>
+        <m:r>
+          <m:rPr>
+            <m:sty m:val="p"/>
+          </m:rPr>
+          <m:t>=</m:t>
+        </m:r>
+        <m:r>
+          <m:t>3</m:t>
+        </m:r>
+      </m:oMath>
+      <w:r>
+        <w:t xml:space="preserve">); the same comparison under sentence-transformer features is statistically indistinguishable from zero. We argue this is the right scientific answer to the natural "does adding more LLM critics produce better synthetic data" question on this scale of experiment: under one downstream reader there is a directional cost, under another the cost is not detectable. We additionally contribute a post-hoc adversary audit protocol with a real-vs-real null reference, and two honest negative findings (the loop-internal realism discriminator drifts away from chance through iteration; the Coverage Hole AUROC remains at</w:t>
+      </w:r>
+      <w:r>
+        <w:t xml:space="preserve"> </w:t>
+      </w:r>
+      <m:oMath>
+        <m:r>
+          <m:t>1.00</m:t>
+        </m:r>
+      </m:oMath>
+      <w:r>
+        <w:t xml:space="preserve"> </w:t>
+      </w:r>
+      <w:r>
+        <w:t xml:space="preserve">throughout). All code, configurations, per-iteration manifests, audit artifacts, and per-seed downstream results are released.</w:t>
       </w:r>
     </w:p>
     <w:p>
@@ -15674,7 +15944,7 @@
       <w:r>
         <w:t xml:space="preserve">The architecture is open-source under MIT (</w:t>
       </w:r>
-      <w:hyperlink r:id="rId55">
+      <w:hyperlink r:id="rId54">
         <w:r>
           <w:rPr>
             <w:rStyle w:val="Hyperlink"/>
@@ -15686,8 +15956,8 @@
         <w:t xml:space="preserve">). Reproducing every result is one Bash invocation plus a backend flag.</w:t>
       </w:r>
     </w:p>
-    <w:bookmarkEnd w:id="56"/>
-    <w:bookmarkStart w:id="129" w:name="sec-references"/>
+    <w:bookmarkEnd w:id="55"/>
+    <w:bookmarkStart w:id="128" w:name="sec-references"/>
     <w:p>
       <w:pPr>
         <w:pStyle w:val="Heading2"/>
@@ -15714,7 +15984,7 @@
         <w:keepLines w:val="0"/>
         <w:widowControl w:val="1"/>
       </w:pPr>
-      <w:bookmarkStart w:id="58" w:name="ref-pacgan"/>
+      <w:bookmarkStart w:id="57" w:name="ref-pacgan"/>
       <w:r>
         <w:t xml:space="preserve">Lin, Z., Khetan, A., Fanti, G., &amp; Oh, S.</w:t>
       </w:r>
@@ -15737,7 +16007,7 @@
       <w:r>
         <w:t xml:space="preserve"> </w:t>
       </w:r>
-      <w:hyperlink r:id="rId57">
+      <w:hyperlink r:id="rId56">
         <w:r>
           <w:rPr>
             <w:rStyle w:val="Hyperlink"/>
@@ -15745,7 +16015,7 @@
           <w:t xml:space="preserve">[NeurIPS]</w:t>
         </w:r>
       </w:hyperlink>
-      <w:bookmarkEnd w:id="58"/>
+      <w:bookmarkEnd w:id="57"/>
     </w:p>
     <w:p>
       <w:pPr>
@@ -15759,7 +16029,7 @@
         <w:keepLines w:val="0"/>
         <w:widowControl w:val="1"/>
       </w:pPr>
-      <w:bookmarkStart w:id="60" w:name="ref-salimans"/>
+      <w:bookmarkStart w:id="59" w:name="ref-salimans"/>
       <w:r>
         <w:t xml:space="preserve">Salimans, T., Goodfellow, I., Zaremba, W., Cheung, V., Radford, A., &amp; Chen, X.</w:t>
       </w:r>
@@ -15782,7 +16052,7 @@
       <w:r>
         <w:t xml:space="preserve"> </w:t>
       </w:r>
-      <w:hyperlink r:id="rId59">
+      <w:hyperlink r:id="rId58">
         <w:r>
           <w:rPr>
             <w:rStyle w:val="Hyperlink"/>
@@ -15790,7 +16060,7 @@
           <w:t xml:space="preserve">[arXiv:1606.03498]</w:t>
         </w:r>
       </w:hyperlink>
-      <w:bookmarkEnd w:id="60"/>
+      <w:bookmarkEnd w:id="59"/>
     </w:p>
     <w:p>
       <w:pPr>
@@ -15804,7 +16074,7 @@
         <w:keepLines w:val="0"/>
         <w:widowControl w:val="1"/>
       </w:pPr>
-      <w:bookmarkStart w:id="62" w:name="ref-msgan"/>
+      <w:bookmarkStart w:id="61" w:name="ref-msgan"/>
       <w:r>
         <w:t xml:space="preserve">Mao, Q., Lee, H.-Y., Tseng, H.-Y., Ma, S., &amp; Yang, M.-H.</w:t>
       </w:r>
@@ -15827,7 +16097,7 @@
       <w:r>
         <w:t xml:space="preserve"> </w:t>
       </w:r>
-      <w:hyperlink r:id="rId61">
+      <w:hyperlink r:id="rId60">
         <w:r>
           <w:rPr>
             <w:rStyle w:val="Hyperlink"/>
@@ -15835,7 +16105,7 @@
           <w:t xml:space="preserve">[CVF]</w:t>
         </w:r>
       </w:hyperlink>
-      <w:bookmarkEnd w:id="62"/>
+      <w:bookmarkEnd w:id="61"/>
     </w:p>
     <w:p>
       <w:pPr>
@@ -15849,7 +16119,7 @@
         <w:keepLines w:val="0"/>
         <w:widowControl w:val="1"/>
       </w:pPr>
-      <w:bookmarkStart w:id="64" w:name="ref-honovich"/>
+      <w:bookmarkStart w:id="63" w:name="ref-honovich"/>
       <w:r>
         <w:t xml:space="preserve">Honovich, O., Scialom, T., Levy, O., &amp; Schick, T.</w:t>
       </w:r>
@@ -15872,7 +16142,7 @@
       <w:r>
         <w:t xml:space="preserve"> </w:t>
       </w:r>
-      <w:hyperlink r:id="rId63">
+      <w:hyperlink r:id="rId62">
         <w:r>
           <w:rPr>
             <w:rStyle w:val="Hyperlink"/>
@@ -15880,7 +16150,7 @@
           <w:t xml:space="preserve">[ACL Anthology]</w:t>
         </w:r>
       </w:hyperlink>
-      <w:bookmarkEnd w:id="64"/>
+      <w:bookmarkEnd w:id="63"/>
     </w:p>
     <w:p>
       <w:pPr>
@@ -15894,7 +16164,7 @@
         <w:keepLines w:val="0"/>
         <w:widowControl w:val="1"/>
       </w:pPr>
-      <w:bookmarkStart w:id="66" w:name="ref-self-instruct"/>
+      <w:bookmarkStart w:id="65" w:name="ref-self-instruct"/>
       <w:r>
         <w:t xml:space="preserve">Wang, Y., Kordi, Y., Mishra, S., Liu, A., Smith, N. A., Khashabi, D., &amp; Hajishirzi, H.</w:t>
       </w:r>
@@ -15917,7 +16187,7 @@
       <w:r>
         <w:t xml:space="preserve"> </w:t>
       </w:r>
-      <w:hyperlink r:id="rId65">
+      <w:hyperlink r:id="rId64">
         <w:r>
           <w:rPr>
             <w:rStyle w:val="Hyperlink"/>
@@ -15925,7 +16195,7 @@
           <w:t xml:space="preserve">[ACL Anthology]</w:t>
         </w:r>
       </w:hyperlink>
-      <w:bookmarkEnd w:id="66"/>
+      <w:bookmarkEnd w:id="65"/>
     </w:p>
     <w:p>
       <w:pPr>
@@ -15939,7 +16209,7 @@
         <w:keepLines w:val="0"/>
         <w:widowControl w:val="1"/>
       </w:pPr>
-      <w:bookmarkStart w:id="68" w:name="ref-judge"/>
+      <w:bookmarkStart w:id="67" w:name="ref-judge"/>
       <w:r>
         <w:t xml:space="preserve">Zheng, L., Chiang, W.-L., Sheng, Y., Zhuang, S., Wu, Z., Zhuang, Y., et al.</w:t>
       </w:r>
@@ -15962,7 +16232,7 @@
       <w:r>
         <w:t xml:space="preserve"> </w:t>
       </w:r>
-      <w:hyperlink r:id="rId67">
+      <w:hyperlink r:id="rId66">
         <w:r>
           <w:rPr>
             <w:rStyle w:val="Hyperlink"/>
@@ -15970,7 +16240,7 @@
           <w:t xml:space="preserve">[OpenReview]</w:t>
         </w:r>
       </w:hyperlink>
-      <w:bookmarkEnd w:id="68"/>
+      <w:bookmarkEnd w:id="67"/>
     </w:p>
     <w:p>
       <w:pPr>
@@ -15984,7 +16254,7 @@
         <w:keepLines w:val="0"/>
         <w:widowControl w:val="1"/>
       </w:pPr>
-      <w:bookmarkStart w:id="70" w:name="ref-unrolled"/>
+      <w:bookmarkStart w:id="69" w:name="ref-unrolled"/>
       <w:r>
         <w:t xml:space="preserve">Metz, L., Poole, B., Pfau, D., &amp; Sohl-Dickstein, J.</w:t>
       </w:r>
@@ -16007,7 +16277,7 @@
       <w:r>
         <w:t xml:space="preserve"> </w:t>
       </w:r>
-      <w:hyperlink r:id="rId69">
+      <w:hyperlink r:id="rId68">
         <w:r>
           <w:rPr>
             <w:rStyle w:val="Hyperlink"/>
@@ -16015,7 +16285,7 @@
           <w:t xml:space="preserve">[arXiv:1611.02163]</w:t>
         </w:r>
       </w:hyperlink>
-      <w:bookmarkEnd w:id="70"/>
+      <w:bookmarkEnd w:id="69"/>
     </w:p>
     <w:p>
       <w:pPr>
@@ -16029,7 +16299,7 @@
         <w:keepLines w:val="0"/>
         <w:widowControl w:val="1"/>
       </w:pPr>
-      <w:bookmarkStart w:id="72" w:name="ref-wgan"/>
+      <w:bookmarkStart w:id="71" w:name="ref-wgan"/>
       <w:r>
         <w:t xml:space="preserve">Arjovsky, M., Chintala, S., &amp; Bottou, L.</w:t>
       </w:r>
@@ -16052,7 +16322,7 @@
       <w:r>
         <w:t xml:space="preserve"> </w:t>
       </w:r>
-      <w:hyperlink r:id="rId71">
+      <w:hyperlink r:id="rId70">
         <w:r>
           <w:rPr>
             <w:rStyle w:val="Hyperlink"/>
@@ -16060,7 +16330,7 @@
           <w:t xml:space="preserve">[PMLR]</w:t>
         </w:r>
       </w:hyperlink>
-      <w:bookmarkEnd w:id="72"/>
+      <w:bookmarkEnd w:id="71"/>
     </w:p>
     <w:p>
       <w:pPr>
@@ -16074,7 +16344,7 @@
         <w:keepLines w:val="0"/>
         <w:widowControl w:val="1"/>
       </w:pPr>
-      <w:bookmarkStart w:id="74" w:name="ref-densityratio"/>
+      <w:bookmarkStart w:id="73" w:name="ref-densityratio"/>
       <w:r>
         <w:t xml:space="preserve">Sugiyama, M., Suzuki, T., &amp; Kanamori, T.</w:t>
       </w:r>
@@ -16097,7 +16367,7 @@
       <w:r>
         <w:t xml:space="preserve"> </w:t>
       </w:r>
-      <w:hyperlink r:id="rId73">
+      <w:hyperlink r:id="rId72">
         <w:r>
           <w:rPr>
             <w:rStyle w:val="Hyperlink"/>
@@ -16105,7 +16375,7 @@
           <w:t xml:space="preserve">[CUP]</w:t>
         </w:r>
       </w:hyperlink>
-      <w:bookmarkEnd w:id="74"/>
+      <w:bookmarkEnd w:id="73"/>
     </w:p>
     <w:p>
       <w:pPr>
@@ -16119,7 +16389,7 @@
         <w:keepLines w:val="0"/>
         <w:widowControl w:val="1"/>
       </w:pPr>
-      <w:bookmarkStart w:id="76" w:name="ref-inpars"/>
+      <w:bookmarkStart w:id="75" w:name="ref-inpars"/>
       <w:r>
         <w:t xml:space="preserve">Bonifacio, L., Abonizio, H., Fadaee, M., &amp; Nogueira, R.</w:t>
       </w:r>
@@ -16142,7 +16412,7 @@
       <w:r>
         <w:t xml:space="preserve"> </w:t>
       </w:r>
-      <w:hyperlink r:id="rId75">
+      <w:hyperlink r:id="rId74">
         <w:r>
           <w:rPr>
             <w:rStyle w:val="Hyperlink"/>
@@ -16150,7 +16420,7 @@
           <w:t xml:space="preserve">[ACM]</w:t>
         </w:r>
       </w:hyperlink>
-      <w:bookmarkEnd w:id="76"/>
+      <w:bookmarkEnd w:id="75"/>
     </w:p>
     <w:p>
       <w:pPr>
@@ -16164,7 +16434,7 @@
         <w:keepLines w:val="0"/>
         <w:widowControl w:val="1"/>
       </w:pPr>
-      <w:bookmarkStart w:id="78" w:name="ref-supergen"/>
+      <w:bookmarkStart w:id="77" w:name="ref-supergen"/>
       <w:r>
         <w:t xml:space="preserve">Meng, Y., Huang, J., Zhang, Y., &amp; Han, J.</w:t>
       </w:r>
@@ -16187,7 +16457,7 @@
       <w:r>
         <w:t xml:space="preserve"> </w:t>
       </w:r>
-      <w:hyperlink r:id="rId77">
+      <w:hyperlink r:id="rId76">
         <w:r>
           <w:rPr>
             <w:rStyle w:val="Hyperlink"/>
@@ -16195,7 +16465,7 @@
           <w:t xml:space="preserve">[NeurIPS]</w:t>
         </w:r>
       </w:hyperlink>
-      <w:bookmarkEnd w:id="78"/>
+      <w:bookmarkEnd w:id="77"/>
     </w:p>
     <w:p>
       <w:pPr>
@@ -16209,7 +16479,7 @@
         <w:keepLines w:val="0"/>
         <w:widowControl w:val="1"/>
       </w:pPr>
-      <w:bookmarkStart w:id="80" w:name="ref-progen"/>
+      <w:bookmarkStart w:id="79" w:name="ref-progen"/>
       <w:r>
         <w:t xml:space="preserve">Ye, J., Gao, J., Wu, Z., Feng, J., Yu, T., &amp; Kong, L.</w:t>
       </w:r>
@@ -16232,7 +16502,7 @@
       <w:r>
         <w:t xml:space="preserve"> </w:t>
       </w:r>
-      <w:hyperlink r:id="rId79">
+      <w:hyperlink r:id="rId78">
         <w:r>
           <w:rPr>
             <w:rStyle w:val="Hyperlink"/>
@@ -16240,7 +16510,7 @@
           <w:t xml:space="preserve">[ACL Anthology]</w:t>
         </w:r>
       </w:hyperlink>
-      <w:bookmarkEnd w:id="80"/>
+      <w:bookmarkEnd w:id="79"/>
     </w:p>
     <w:p>
       <w:pPr>
@@ -16254,7 +16524,7 @@
         <w:keepLines w:val="0"/>
         <w:widowControl w:val="1"/>
       </w:pPr>
-      <w:bookmarkStart w:id="82" w:name="ref-westsymbolic"/>
+      <w:bookmarkStart w:id="81" w:name="ref-westsymbolic"/>
       <w:r>
         <w:t xml:space="preserve">West, P., Bhagavatula, C., Hessel, J., Hwang, J. D., Jiang, L., Le Bras, R., et al.</w:t>
       </w:r>
@@ -16277,7 +16547,7 @@
       <w:r>
         <w:t xml:space="preserve"> </w:t>
       </w:r>
-      <w:hyperlink r:id="rId81">
+      <w:hyperlink r:id="rId80">
         <w:r>
           <w:rPr>
             <w:rStyle w:val="Hyperlink"/>
@@ -16285,7 +16555,7 @@
           <w:t xml:space="preserve">[ACL Anthology]</w:t>
         </w:r>
       </w:hyperlink>
-      <w:bookmarkEnd w:id="82"/>
+      <w:bookmarkEnd w:id="81"/>
     </w:p>
     <w:p>
       <w:pPr>
@@ -16299,7 +16569,7 @@
         <w:keepLines w:val="0"/>
         <w:widowControl w:val="1"/>
       </w:pPr>
-      <w:bookmarkStart w:id="84" w:name="ref-ape"/>
+      <w:bookmarkStart w:id="83" w:name="ref-ape"/>
       <w:r>
         <w:t xml:space="preserve">Zhou, Y., Muresanu, A. I., Han, Z., Paster, K., Pitis, S., Chan, H., &amp; Ba, J.</w:t>
       </w:r>
@@ -16322,7 +16592,7 @@
       <w:r>
         <w:t xml:space="preserve"> </w:t>
       </w:r>
-      <w:hyperlink r:id="rId83">
+      <w:hyperlink r:id="rId82">
         <w:r>
           <w:rPr>
             <w:rStyle w:val="Hyperlink"/>
@@ -16330,7 +16600,7 @@
           <w:t xml:space="preserve">[arXiv:2211.01910]</w:t>
         </w:r>
       </w:hyperlink>
-      <w:bookmarkEnd w:id="84"/>
+      <w:bookmarkEnd w:id="83"/>
     </w:p>
     <w:p>
       <w:pPr>
@@ -16344,7 +16614,7 @@
         <w:keepLines w:val="0"/>
         <w:widowControl w:val="1"/>
       </w:pPr>
-      <w:bookmarkStart w:id="86" w:name="ref-opro"/>
+      <w:bookmarkStart w:id="85" w:name="ref-opro"/>
       <w:r>
         <w:t xml:space="preserve">Yang, C., Wang, X., Lu, Y., Liu, H., Le, Q. V., Zhou, D., &amp; Chen, X.</w:t>
       </w:r>
@@ -16367,7 +16637,7 @@
       <w:r>
         <w:t xml:space="preserve"> </w:t>
       </w:r>
-      <w:hyperlink r:id="rId85">
+      <w:hyperlink r:id="rId84">
         <w:r>
           <w:rPr>
             <w:rStyle w:val="Hyperlink"/>
@@ -16375,7 +16645,7 @@
           <w:t xml:space="preserve">[OpenReview]</w:t>
         </w:r>
       </w:hyperlink>
-      <w:bookmarkEnd w:id="86"/>
+      <w:bookmarkEnd w:id="85"/>
     </w:p>
     <w:p>
       <w:pPr>
@@ -16389,7 +16659,7 @@
         <w:keepLines w:val="0"/>
         <w:widowControl w:val="1"/>
       </w:pPr>
-      <w:bookmarkStart w:id="88" w:name="ref-evoprompt"/>
+      <w:bookmarkStart w:id="87" w:name="ref-evoprompt"/>
       <w:r>
         <w:t xml:space="preserve">Guo, Q., Wang, R., Guo, J., Li, B., Song, K., Tan, X., et al.</w:t>
       </w:r>
@@ -16412,7 +16682,7 @@
       <w:r>
         <w:t xml:space="preserve"> </w:t>
       </w:r>
-      <w:hyperlink r:id="rId87">
+      <w:hyperlink r:id="rId86">
         <w:r>
           <w:rPr>
             <w:rStyle w:val="Hyperlink"/>
@@ -16420,7 +16690,7 @@
           <w:t xml:space="preserve">[OpenReview]</w:t>
         </w:r>
       </w:hyperlink>
-      <w:bookmarkEnd w:id="88"/>
+      <w:bookmarkEnd w:id="87"/>
     </w:p>
     <w:p>
       <w:pPr>
@@ -16434,7 +16704,7 @@
         <w:keepLines w:val="0"/>
         <w:widowControl w:val="1"/>
       </w:pPr>
-      <w:bookmarkStart w:id="90" w:name="ref-promptbreeder"/>
+      <w:bookmarkStart w:id="89" w:name="ref-promptbreeder"/>
       <w:r>
         <w:t xml:space="preserve">Fernando, C., Banarse, D., Michalewski, H., Osindero, S., &amp; Rocktäschel, T.</w:t>
       </w:r>
@@ -16457,7 +16727,7 @@
       <w:r>
         <w:t xml:space="preserve"> </w:t>
       </w:r>
-      <w:hyperlink r:id="rId89">
+      <w:hyperlink r:id="rId88">
         <w:r>
           <w:rPr>
             <w:rStyle w:val="Hyperlink"/>
@@ -16465,7 +16735,7 @@
           <w:t xml:space="preserve">[arXiv]</w:t>
         </w:r>
       </w:hyperlink>
-      <w:bookmarkEnd w:id="90"/>
+      <w:bookmarkEnd w:id="89"/>
     </w:p>
     <w:p>
       <w:pPr>
@@ -16479,7 +16749,7 @@
         <w:keepLines w:val="0"/>
         <w:widowControl w:val="1"/>
       </w:pPr>
-      <w:bookmarkStart w:id="92" w:name="ref-dspy"/>
+      <w:bookmarkStart w:id="91" w:name="ref-dspy"/>
       <w:r>
         <w:t xml:space="preserve">Khattab, O., Singhvi, A., Maheshwari, P., Zhang, Z., Santhanam, K., Vardhamanan, S., et al.</w:t>
       </w:r>
@@ -16502,7 +16772,7 @@
       <w:r>
         <w:t xml:space="preserve"> </w:t>
       </w:r>
-      <w:hyperlink r:id="rId91">
+      <w:hyperlink r:id="rId90">
         <w:r>
           <w:rPr>
             <w:rStyle w:val="Hyperlink"/>
@@ -16510,7 +16780,7 @@
           <w:t xml:space="preserve">[OpenReview]</w:t>
         </w:r>
       </w:hyperlink>
-      <w:bookmarkEnd w:id="92"/>
+      <w:bookmarkEnd w:id="91"/>
     </w:p>
     <w:p>
       <w:pPr>
@@ -16524,7 +16794,7 @@
         <w:keepLines w:val="0"/>
         <w:widowControl w:val="1"/>
       </w:pPr>
-      <w:bookmarkStart w:id="94" w:name="ref-textgrad"/>
+      <w:bookmarkStart w:id="93" w:name="ref-textgrad"/>
       <w:r>
         <w:t xml:space="preserve">Yuksekgonul, M., Bianchi, F., Boen, J., Liu, S., Lu, P., Huang, Z., Guestrin, C., &amp; Zou, J.</w:t>
       </w:r>
@@ -16547,7 +16817,7 @@
       <w:r>
         <w:t xml:space="preserve"> </w:t>
       </w:r>
-      <w:hyperlink r:id="rId93">
+      <w:hyperlink r:id="rId92">
         <w:r>
           <w:rPr>
             <w:rStyle w:val="Hyperlink"/>
@@ -16555,7 +16825,7 @@
           <w:t xml:space="preserve">[arXiv]</w:t>
         </w:r>
       </w:hyperlink>
-      <w:bookmarkEnd w:id="94"/>
+      <w:bookmarkEnd w:id="93"/>
     </w:p>
     <w:p>
       <w:pPr>
@@ -16569,7 +16839,7 @@
         <w:keepLines w:val="0"/>
         <w:widowControl w:val="1"/>
       </w:pPr>
-      <w:bookmarkStart w:id="96" w:name="ref-geval"/>
+      <w:bookmarkStart w:id="95" w:name="ref-geval"/>
       <w:r>
         <w:t xml:space="preserve">Liu, Y., Iter, D., Xu, Y., Wang, S., Xu, R., &amp; Zhu, C.</w:t>
       </w:r>
@@ -16592,7 +16862,7 @@
       <w:r>
         <w:t xml:space="preserve"> </w:t>
       </w:r>
-      <w:hyperlink r:id="rId95">
+      <w:hyperlink r:id="rId94">
         <w:r>
           <w:rPr>
             <w:rStyle w:val="Hyperlink"/>
@@ -16600,7 +16870,7 @@
           <w:t xml:space="preserve">[ACL Anthology]</w:t>
         </w:r>
       </w:hyperlink>
-      <w:bookmarkEnd w:id="96"/>
+      <w:bookmarkEnd w:id="95"/>
     </w:p>
     <w:p>
       <w:pPr>
@@ -16614,7 +16884,7 @@
         <w:keepLines w:val="0"/>
         <w:widowControl w:val="1"/>
       </w:pPr>
-      <w:bookmarkStart w:id="98" w:name="ref-selfconsistency"/>
+      <w:bookmarkStart w:id="97" w:name="ref-selfconsistency"/>
       <w:r>
         <w:t xml:space="preserve">Wang, X., Wei, J., Schuurmans, D., Le, Q., Chi, E., Narang, S., Chowdhery, A., &amp; Zhou, D.</w:t>
       </w:r>
@@ -16637,7 +16907,7 @@
       <w:r>
         <w:t xml:space="preserve"> </w:t>
       </w:r>
-      <w:hyperlink r:id="rId97">
+      <w:hyperlink r:id="rId96">
         <w:r>
           <w:rPr>
             <w:rStyle w:val="Hyperlink"/>
@@ -16645,7 +16915,7 @@
           <w:t xml:space="preserve">[OpenReview]</w:t>
         </w:r>
       </w:hyperlink>
-      <w:bookmarkEnd w:id="98"/>
+      <w:bookmarkEnd w:id="97"/>
     </w:p>
     <w:p>
       <w:pPr>
@@ -16659,7 +16929,7 @@
         <w:keepLines w:val="0"/>
         <w:widowControl w:val="1"/>
       </w:pPr>
-      <w:bookmarkStart w:id="100" w:name="ref-fid"/>
+      <w:bookmarkStart w:id="99" w:name="ref-fid"/>
       <w:r>
         <w:t xml:space="preserve">Heusel, M., Ramsauer, H., Unterthiner, T., Nessler, B., &amp; Hochreiter, S.</w:t>
       </w:r>
@@ -16682,7 +16952,7 @@
       <w:r>
         <w:t xml:space="preserve"> </w:t>
       </w:r>
-      <w:hyperlink r:id="rId99">
+      <w:hyperlink r:id="rId98">
         <w:r>
           <w:rPr>
             <w:rStyle w:val="Hyperlink"/>
@@ -16690,7 +16960,7 @@
           <w:t xml:space="preserve">[NeurIPS]</w:t>
         </w:r>
       </w:hyperlink>
-      <w:bookmarkEnd w:id="100"/>
+      <w:bookmarkEnd w:id="99"/>
     </w:p>
     <w:p>
       <w:pPr>
@@ -16704,7 +16974,7 @@
         <w:keepLines w:val="0"/>
         <w:widowControl w:val="1"/>
       </w:pPr>
-      <w:bookmarkStart w:id="102" w:name="ref-sajjadi"/>
+      <w:bookmarkStart w:id="101" w:name="ref-sajjadi"/>
       <w:r>
         <w:t xml:space="preserve">Sajjadi, M. S. M., Bachem, O., Lucic, M., Bousquet, O., &amp; Gelly, S.</w:t>
       </w:r>
@@ -16727,7 +16997,7 @@
       <w:r>
         <w:t xml:space="preserve"> </w:t>
       </w:r>
-      <w:hyperlink r:id="rId101">
+      <w:hyperlink r:id="rId100">
         <w:r>
           <w:rPr>
             <w:rStyle w:val="Hyperlink"/>
@@ -16735,7 +17005,7 @@
           <w:t xml:space="preserve">[NeurIPS]</w:t>
         </w:r>
       </w:hyperlink>
-      <w:bookmarkEnd w:id="102"/>
+      <w:bookmarkEnd w:id="101"/>
     </w:p>
     <w:p>
       <w:pPr>
@@ -16749,7 +17019,7 @@
         <w:keepLines w:val="0"/>
         <w:widowControl w:val="1"/>
       </w:pPr>
-      <w:bookmarkStart w:id="104" w:name="ref-naeem"/>
+      <w:bookmarkStart w:id="103" w:name="ref-naeem"/>
       <w:r>
         <w:t xml:space="preserve">Naeem, M. F., Oh, S. J., Uh, Y., Choi, Y., &amp; Yoo, J.</w:t>
       </w:r>
@@ -16772,7 +17042,7 @@
       <w:r>
         <w:t xml:space="preserve"> </w:t>
       </w:r>
-      <w:hyperlink r:id="rId103">
+      <w:hyperlink r:id="rId102">
         <w:r>
           <w:rPr>
             <w:rStyle w:val="Hyperlink"/>
@@ -16780,7 +17050,7 @@
           <w:t xml:space="preserve">[PMLR]</w:t>
         </w:r>
       </w:hyperlink>
-      <w:bookmarkEnd w:id="104"/>
+      <w:bookmarkEnd w:id="103"/>
     </w:p>
     <w:p>
       <w:pPr>
@@ -16794,7 +17064,7 @@
         <w:keepLines w:val="0"/>
         <w:widowControl w:val="1"/>
       </w:pPr>
-      <w:bookmarkStart w:id="106" w:name="ref-gepa"/>
+      <w:bookmarkStart w:id="105" w:name="ref-gepa"/>
       <w:r>
         <w:t xml:space="preserve">Agarwal, L., et al.</w:t>
       </w:r>
@@ -16817,7 +17087,7 @@
       <w:r>
         <w:t xml:space="preserve"> </w:t>
       </w:r>
-      <w:hyperlink r:id="rId105">
+      <w:hyperlink r:id="rId104">
         <w:r>
           <w:rPr>
             <w:rStyle w:val="Hyperlink"/>
@@ -16825,7 +17095,7 @@
           <w:t xml:space="preserve">[arXiv]</w:t>
         </w:r>
       </w:hyperlink>
-      <w:bookmarkEnd w:id="106"/>
+      <w:bookmarkEnd w:id="105"/>
     </w:p>
     <w:p>
       <w:pPr>
@@ -16839,7 +17109,7 @@
         <w:keepLines w:val="0"/>
         <w:widowControl w:val="1"/>
       </w:pPr>
-      <w:bookmarkStart w:id="108" w:name="ref-paretoprompt"/>
+      <w:bookmarkStart w:id="107" w:name="ref-paretoprompt"/>
       <w:r>
         <w:t xml:space="preserve">Anonymous.</w:t>
       </w:r>
@@ -16862,7 +17132,7 @@
       <w:r>
         <w:t xml:space="preserve"> </w:t>
       </w:r>
-      <w:hyperlink r:id="rId107">
+      <w:hyperlink r:id="rId106">
         <w:r>
           <w:rPr>
             <w:rStyle w:val="Hyperlink"/>
@@ -16870,7 +17140,7 @@
           <w:t xml:space="preserve">[OpenReview]</w:t>
         </w:r>
       </w:hyperlink>
-      <w:bookmarkEnd w:id="108"/>
+      <w:bookmarkEnd w:id="107"/>
     </w:p>
     <w:p>
       <w:pPr>
@@ -16884,7 +17154,7 @@
         <w:keepLines w:val="0"/>
         <w:widowControl w:val="1"/>
       </w:pPr>
-      <w:bookmarkStart w:id="110" w:name="ref-autopromptens"/>
+      <w:bookmarkStart w:id="109" w:name="ref-autopromptens"/>
       <w:r>
         <w:t xml:space="preserve">Li, et al.</w:t>
       </w:r>
@@ -16907,7 +17177,7 @@
       <w:r>
         <w:t xml:space="preserve"> </w:t>
       </w:r>
-      <w:hyperlink r:id="rId109">
+      <w:hyperlink r:id="rId108">
         <w:r>
           <w:rPr>
             <w:rStyle w:val="Hyperlink"/>
@@ -16915,7 +17185,7 @@
           <w:t xml:space="preserve">[arXiv]</w:t>
         </w:r>
       </w:hyperlink>
-      <w:bookmarkEnd w:id="110"/>
+      <w:bookmarkEnd w:id="109"/>
     </w:p>
     <w:p>
       <w:pPr>
@@ -16929,7 +17199,7 @@
         <w:keepLines w:val="0"/>
         <w:widowControl w:val="1"/>
       </w:pPr>
-      <w:bookmarkStart w:id="112" w:name="ref-debatejudges"/>
+      <w:bookmarkStart w:id="111" w:name="ref-debatejudges"/>
       <w:r>
         <w:t xml:space="preserve">Hu, et al.</w:t>
       </w:r>
@@ -16952,7 +17222,7 @@
       <w:r>
         <w:t xml:space="preserve"> </w:t>
       </w:r>
-      <w:hyperlink r:id="rId111">
+      <w:hyperlink r:id="rId110">
         <w:r>
           <w:rPr>
             <w:rStyle w:val="Hyperlink"/>
@@ -16960,7 +17230,7 @@
           <w:t xml:space="preserve">[arXiv]</w:t>
         </w:r>
       </w:hyperlink>
-      <w:bookmarkEnd w:id="112"/>
+      <w:bookmarkEnd w:id="111"/>
     </w:p>
     <w:p>
       <w:pPr>
@@ -16974,7 +17244,7 @@
         <w:keepLines w:val="0"/>
         <w:widowControl w:val="1"/>
       </w:pPr>
-      <w:bookmarkStart w:id="114" w:name="ref-verbsampling"/>
+      <w:bookmarkStart w:id="113" w:name="ref-verbsampling"/>
       <w:r>
         <w:t xml:space="preserve">Zhang, et al.</w:t>
       </w:r>
@@ -16997,7 +17267,7 @@
       <w:r>
         <w:t xml:space="preserve"> </w:t>
       </w:r>
-      <w:hyperlink r:id="rId113">
+      <w:hyperlink r:id="rId112">
         <w:r>
           <w:rPr>
             <w:rStyle w:val="Hyperlink"/>
@@ -17005,7 +17275,7 @@
           <w:t xml:space="preserve">[arXiv]</w:t>
         </w:r>
       </w:hyperlink>
-      <w:bookmarkEnd w:id="114"/>
+      <w:bookmarkEnd w:id="113"/>
     </w:p>
     <w:p>
       <w:pPr>
@@ -17019,7 +17289,7 @@
         <w:keepLines w:val="0"/>
         <w:widowControl w:val="1"/>
       </w:pPr>
-      <w:bookmarkStart w:id="116" w:name="ref-nanoflux"/>
+      <w:bookmarkStart w:id="115" w:name="ref-nanoflux"/>
       <w:r>
         <w:t xml:space="preserve">Anonymous.</w:t>
       </w:r>
@@ -17042,7 +17312,7 @@
       <w:r>
         <w:t xml:space="preserve"> </w:t>
       </w:r>
-      <w:hyperlink r:id="rId115">
+      <w:hyperlink r:id="rId114">
         <w:r>
           <w:rPr>
             <w:rStyle w:val="Hyperlink"/>
@@ -17050,7 +17320,7 @@
           <w:t xml:space="preserve">[arXiv]</w:t>
         </w:r>
       </w:hyperlink>
-      <w:bookmarkEnd w:id="116"/>
+      <w:bookmarkEnd w:id="115"/>
     </w:p>
     <w:p>
       <w:pPr>
@@ -17064,7 +17334,7 @@
         <w:keepLines w:val="0"/>
         <w:widowControl w:val="1"/>
       </w:pPr>
-      <w:bookmarkStart w:id="118" w:name="ref-strongcollapse"/>
+      <w:bookmarkStart w:id="117" w:name="ref-strongcollapse"/>
       <w:r>
         <w:t xml:space="preserve">Anonymous.</w:t>
       </w:r>
@@ -17087,7 +17357,7 @@
       <w:r>
         <w:t xml:space="preserve"> </w:t>
       </w:r>
-      <w:hyperlink r:id="rId117">
+      <w:hyperlink r:id="rId116">
         <w:r>
           <w:rPr>
             <w:rStyle w:val="Hyperlink"/>
@@ -17095,7 +17365,7 @@
           <w:t xml:space="preserve">[ICLR 2025]</w:t>
         </w:r>
       </w:hyperlink>
-      <w:bookmarkEnd w:id="118"/>
+      <w:bookmarkEnd w:id="117"/>
     </w:p>
     <w:p>
       <w:pPr>
@@ -17109,7 +17379,7 @@
         <w:keepLines w:val="0"/>
         <w:widowControl w:val="1"/>
       </w:pPr>
-      <w:bookmarkStart w:id="120" w:name="ref-shumalovnote"/>
+      <w:bookmarkStart w:id="119" w:name="ref-shumalovnote"/>
       <w:r>
         <w:t xml:space="preserve">Kazdan, et al.</w:t>
       </w:r>
@@ -17132,7 +17402,7 @@
       <w:r>
         <w:t xml:space="preserve"> </w:t>
       </w:r>
-      <w:hyperlink r:id="rId119">
+      <w:hyperlink r:id="rId118">
         <w:r>
           <w:rPr>
             <w:rStyle w:val="Hyperlink"/>
@@ -17140,7 +17410,7 @@
           <w:t xml:space="preserve">[arXiv]</w:t>
         </w:r>
       </w:hyperlink>
-      <w:bookmarkEnd w:id="120"/>
+      <w:bookmarkEnd w:id="119"/>
     </w:p>
     <w:p>
       <w:pPr>
@@ -17154,7 +17424,7 @@
         <w:keepLines w:val="0"/>
         <w:widowControl w:val="1"/>
       </w:pPr>
-      <w:bookmarkStart w:id="122" w:name="ref-syntheggs"/>
+      <w:bookmarkStart w:id="121" w:name="ref-syntheggs"/>
       <w:r>
         <w:t xml:space="preserve">Anonymous.</w:t>
       </w:r>
@@ -17177,7 +17447,7 @@
       <w:r>
         <w:t xml:space="preserve"> </w:t>
       </w:r>
-      <w:hyperlink r:id="rId121">
+      <w:hyperlink r:id="rId120">
         <w:r>
           <w:rPr>
             <w:rStyle w:val="Hyperlink"/>
@@ -17185,7 +17455,7 @@
           <w:t xml:space="preserve">[arXiv]</w:t>
         </w:r>
       </w:hyperlink>
-      <w:bookmarkEnd w:id="122"/>
+      <w:bookmarkEnd w:id="121"/>
     </w:p>
     <w:p>
       <w:pPr>
@@ -17199,7 +17469,7 @@
         <w:keepLines w:val="0"/>
         <w:widowControl w:val="1"/>
       </w:pPr>
-      <w:bookmarkStart w:id="124" w:name="ref-mgtfilter"/>
+      <w:bookmarkStart w:id="123" w:name="ref-mgtfilter"/>
       <w:r>
         <w:t xml:space="preserve">Anonymous.</w:t>
       </w:r>
@@ -17222,7 +17492,7 @@
       <w:r>
         <w:t xml:space="preserve"> </w:t>
       </w:r>
-      <w:hyperlink r:id="rId123">
+      <w:hyperlink r:id="rId122">
         <w:r>
           <w:rPr>
             <w:rStyle w:val="Hyperlink"/>
@@ -17230,7 +17500,7 @@
           <w:t xml:space="preserve">[arXiv]</w:t>
         </w:r>
       </w:hyperlink>
-      <w:bookmarkEnd w:id="124"/>
+      <w:bookmarkEnd w:id="123"/>
     </w:p>
     <w:p>
       <w:pPr>
@@ -17244,7 +17514,7 @@
         <w:keepLines w:val="0"/>
         <w:widowControl w:val="1"/>
       </w:pPr>
-      <w:bookmarkStart w:id="126" w:name="ref-improveddre"/>
+      <w:bookmarkStart w:id="125" w:name="ref-improveddre"/>
       <w:r>
         <w:t xml:space="preserve">Anonymous.</w:t>
       </w:r>
@@ -17267,7 +17537,7 @@
       <w:r>
         <w:t xml:space="preserve"> </w:t>
       </w:r>
-      <w:hyperlink r:id="rId125">
+      <w:hyperlink r:id="rId124">
         <w:r>
           <w:rPr>
             <w:rStyle w:val="Hyperlink"/>
@@ -17275,7 +17545,7 @@
           <w:t xml:space="preserve">[OpenReview]</w:t>
         </w:r>
       </w:hyperlink>
-      <w:bookmarkEnd w:id="126"/>
+      <w:bookmarkEnd w:id="125"/>
     </w:p>
     <w:p>
       <w:pPr>
@@ -17289,7 +17559,7 @@
         <w:keepLines w:val="0"/>
         <w:widowControl w:val="1"/>
       </w:pPr>
-      <w:bookmarkStart w:id="128" w:name="ref-scendi"/>
+      <w:bookmarkStart w:id="127" w:name="ref-scendi"/>
       <w:r>
         <w:t xml:space="preserve">Jandaghi, et al.</w:t>
       </w:r>
@@ -17312,7 +17582,7 @@
       <w:r>
         <w:t xml:space="preserve"> </w:t>
       </w:r>
-      <w:hyperlink r:id="rId127">
+      <w:hyperlink r:id="rId126">
         <w:r>
           <w:rPr>
             <w:rStyle w:val="Hyperlink"/>
@@ -17320,9 +17590,9 @@
           <w:t xml:space="preserve">[arXiv]</w:t>
         </w:r>
       </w:hyperlink>
-      <w:bookmarkEnd w:id="128"/>
+      <w:bookmarkEnd w:id="127"/>
     </w:p>
-    <w:bookmarkEnd w:id="129"/>
+    <w:bookmarkEnd w:id="128"/>
     <w:bookmarkStart w:id="130" w:name="bibtex"/>
     <w:p>
       <w:pPr>
@@ -17350,7 +17620,7 @@
         <w:rPr>
           <w:rStyle w:val="VerbatimChar"/>
         </w:rPr>
-        <w:t xml:space="preserve">@misc{apartsin2026attrforge,</w:t>
+        <w:t xml:space="preserve">@misc{apartsin2026adversarial,</w:t>
       </w:r>
       <w:r>
         <w:br/>
@@ -17359,16 +17629,7 @@
         <w:rPr>
           <w:rStyle w:val="VerbatimChar"/>
         </w:rPr>
-        <w:t xml:space="preserve">  title  = {More Critics, Worse Data? {GAN}-Style Adversaries Expose a</w:t>
-      </w:r>
-      <w:r>
-        <w:br/>
-      </w:r>
-      <w:r>
-        <w:rPr>
-          <w:rStyle w:val="VerbatimChar"/>
-        </w:rPr>
-        <w:t xml:space="preserve">            Diversity-Discriminability Tradeoff in {LLM} Synthetic Data Generation},</w:t>
+        <w:t xml:space="preserve">  title  = {Adversarial Prompt Debugging for {LLM} Synthetic Data Generation},</w:t>
       </w:r>
       <w:r>
         <w:br/>
@@ -17395,7 +17656,7 @@
         <w:rPr>
           <w:rStyle w:val="VerbatimChar"/>
         </w:rPr>
-        <w:t xml:space="preserve">  note   = {Research preview, \url{https://apartsinprojects.github.io/PromptForge/}}</w:t>
+        <w:t xml:space="preserve">  note   = {\url{https://apartsinprojects.github.io/PromptForge/}}</w:t>
       </w:r>
       <w:r>
         <w:br/>
@@ -17421,7 +17682,7 @@
       <w:r>
         <w:t xml:space="preserve"> </w:t>
       </w:r>
-      <w:hyperlink r:id="rId55">
+      <w:hyperlink r:id="rId54">
         <w:r>
           <w:rPr>
             <w:rStyle w:val="Hyperlink"/>
@@ -17441,7 +17702,7 @@
       <w:r>
         <w:t xml:space="preserve"> </w:t>
       </w:r>
-      <w:hyperlink r:id="rId9">
+      <w:hyperlink r:id="rId129">
         <w:r>
           <w:rPr>
             <w:rStyle w:val="Hyperlink"/>
@@ -17455,7 +17716,7 @@
     </w:p>
     <w:bookmarkEnd w:id="130"/>
     <w:sectPr>
-      <w:footerReference w:type="default" r:id="rId10"/>
+      <w:footerReference w:type="default" r:id="rId9"/>
       <w:pgSz w:h="15840" w:w="12240"/>
       <w:pgMar w:bottom="1440" w:footer="720" w:gutter="0" w:header="720" w:left="1440" w:right="1440" w:top="1440"/>
       <w:cols w:space="720"/>

--- a/docs/attrforge.docx
+++ b/docs/attrforge.docx
@@ -150,7 +150,7 @@
         <w:widowControl w:val="1"/>
       </w:pPr>
       <w:r>
-        <w:t xml:space="preserve">We adapt four classical GAN mode-collapse defenses (PacGAN, MSGAN, ban-list training, density-ratio coverage) into a multi-critic LLM prompt-debugging loop and combine them with three baseline LLM critics (attribute verifier, realism discriminator, diversity auditor) in a single open-source harness. On a customer-support intent classification task with</w:t>
+        <w:t xml:space="preserve">Large language models are widely used to synthesize labeled training data when real data is scarce, but naive prompting produces samples that are repetitive, over-polished, and only shallowly tied to requested attributes. The natural response is to add LLM critics that audit each batch and feed structured complaints back into the generation prompt; the existing literature treats this as a single-axis optimization in which more critics are presumed to yield better data. We test that assumption by adapting four classical GAN mode-collapse defenses (PacGAN, MSGAN, ban-list training, density-ratio coverage) into a multi-critic LLM prompt-debugging loop combined with three baseline LLM critics (attribute verifier, realism discriminator, diversity auditor) in a single open-source harness. On a customer-support intent classification task with</w:t>
       </w:r>
       <w:r>
         <w:t xml:space="preserve"> </w:t>
@@ -410,7 +410,7 @@
         </m:r>
       </m:oMath>
       <w:r>
-        <w:t xml:space="preserve">) when the same batches are read by sentence-transformer embeddings. We argue the cost of the GAN-style adversaries is real under a keyword-driven downstream classifier and not detectable under an embedding-based one, and we report this as the central diversity-utility finding rather than the more dramatic but unsupported "reversal" we initially expected. We also contribute a post-hoc adversary audit protocol that re-runs every critic against every condition's final batch with re-seeded RNG and a real-vs-real null reference (defusing the tautological-firing failure mode of naive ablation tables), a complaint-grammar contract that lets future work add new critics without breaking the protocol, and two honest negative findings (loop-internal realism discriminator drifts away from chance through iteration; Coverage Hole AUROC remains at</w:t>
+        <w:t xml:space="preserve">) when the same batches are read by sentence-transformer embeddings. The cost of the GAN-style adversaries is real under a keyword-driven downstream classifier and not detectable under an embedding-based one. We report this as the central diversity-utility finding rather than the more dramatic but unsupported "reversal" we initially expected, and contribute a post-hoc adversary audit protocol (re-seeded RNG, real-vs-real null reference) that defuses the tautological-firing failure mode of naive ablation tables, a complaint-grammar contract for adding new critics without breaking the protocol, and two honest negative findings: the loop-internal realism discriminator drifts away from chance through iteration, and the Coverage Hole density-ratio classifier remains at AUROC</w:t>
       </w:r>
       <w:r>
         <w:t xml:space="preserve"> </w:t>
@@ -424,7 +424,7 @@
         <w:t xml:space="preserve"> </w:t>
       </w:r>
       <w:r>
-        <w:t xml:space="preserve">on every condition).</w:t>
+        <w:t xml:space="preserve">on every condition.</w:t>
       </w:r>
     </w:p>
     <w:bookmarkEnd w:id="10"/>

--- a/docs/attrforge.docx
+++ b/docs/attrforge.docx
@@ -10312,88 +10312,8 @@
         <w:t xml:space="preserve">, and we verify deterministically that each banned phrasing is suppressed in subsequent generation. The framework's design intent is observable in the output: the samples are simultaneously more surface-diverse, less attribute-faithful by LLM-verifier judgment, more LLM-detectable by a per-sample realism discriminator, and harder for a TF-IDF classifier to discriminate by intent.</w:t>
       </w:r>
     </w:p>
-    <w:tbl>
-      <w:tblPr>
-        <w:tblStyle w:val="FigureTable"/>
-        <w:tblW w:type="pct" w:w="5000"/>
-        <w:jc w:val="center"/>
-        <w:tblLook w:firstRow="0" w:lastRow="0" w:firstColumn="0" w:lastColumn="0"/>
-        <w:tblLayout w:type="autofit"/>
-        <w:tblBorders>
-          <w:top w:val="single" w:sz="10" w:color="4F6272"/>
-          <w:bottom w:val="single" w:sz="10" w:color="4F6272"/>
-          <w:insideH w:val="single" w:sz="5" w:color="9FB0C2"/>
-          <w:left w:val="single" w:sz="6" w:color="9FB0C2"/>
-          <w:right w:val="single" w:sz="6" w:color="9FB0C2"/>
-          <w:insideV w:val="single" w:sz="5" w:color="D9E1E8"/>
-        </w:tblBorders>
-      </w:tblPr>
-      <w:tblGrid>
-        <w:gridCol w:w="7920"/>
-      </w:tblGrid>
-      <w:tr>
-        <w:tc>
-          <w:tcPr>
-            <w:shd w:fill="EEF3F7"/>
-            <w:tcBorders>
-              <w:left w:val="nil"/>
-              <w:right w:val="nil"/>
-              <w:top w:val="nil"/>
-              <w:bottom w:val="single" w:sz="8" w:color="9FB0C2"/>
-            </w:tcBorders>
-          </w:tcPr>
-          <w:p>
-            <w:pPr>
-              <w:pStyle w:val="Compact"/>
-              <w:spacing w:before="0" w:after="20" w:line="240" w:lineRule="auto"/>
-              <w:jc w:val="center"/>
-              <w:keepNext w:val="0"/>
-              <w:keepLines/>
-              <w:widowControl w:val="1"/>
-            </w:pPr>
-            <w:r>
-              <w:rPr>
-                <w:rFonts w:ascii="Times New Roman" w:hAnsi="Times New Roman"/>
-                <w:b/>
-                <w:sz w:val="19"/>
-              </w:rPr>
-              <w:t xml:space="preserve">Downstream classifier accuracy and macro F1 with TF-IDF features</w:t>
-            </w:r>
-          </w:p>
-        </w:tc>
-      </w:tr>
-    </w:tbl>
-    <w:p>
-      <w:pPr>
-        <w:spacing w:before="80" w:after="120" w:line="240" w:lineRule="auto"/>
-        <w:keepNext w:val="0"/>
-        <w:keepLines/>
-        <w:widowControl w:val="1"/>
-      </w:pPr>
-      <w:r>
-        <w:rPr>
-          <w:b/>
-          <w:i/>
-        </w:rPr>
-        <w:t>Figure 2:</w:t>
-      </w:r>
-      <w:r>
-        <w:rPr>
-          <w:b w:val="0"/>
-          <w:i/>
-        </w:rPr>
-        <w:t xml:space="preserve"> </w:t>
-      </w:r>
-      <w:r>
-        <w:rPr>
-          <w:b w:val="0"/>
-          <w:i/>
-        </w:rPr>
-        <w:t>Downstream classifier accuracy and macro F1 with TF-IDF + logistic regression, mean ± std across 3 random seeds. full_classic achieves the best F1 (0.58 ± 0.05); full_attrforge drops to 0.40 ± 0.06. The 0.18 gap on TF-IDF is the headline of the first half of our story.</w:t>
-      </w:r>
-    </w:p>
     <w:bookmarkEnd w:id="38"/>
-    <w:bookmarkStart w:id="39" w:name="X03b748a5c08afc82cd2fb18eca0359ef0ff1f20"/>
+    <w:bookmarkStart w:id="39" w:name="X96802fe0c26dc54813bd3ba34e11910b82ebfd8"/>
     <w:p>
       <w:pPr>
         <w:pStyle w:val="Heading3"/>
@@ -10405,7 +10325,7 @@
         <w:t xml:space="preserve">7.2</w:t>
       </w:r>
       <w:r>
-        <w:t xml:space="preserve">Multi-classifier evaluation: the gap closes under a sentence-transformer reader</w:t>
+        <w:t xml:space="preserve">Multi-classifier evaluation: the picture depends on the reader</w:t>
       </w:r>
     </w:p>
     <w:p>
@@ -10417,7 +10337,7 @@
         <w:widowControl w:val="1"/>
       </w:pPr>
       <w:r>
-        <w:t xml:space="preserve">A weak downstream classifier (TF-IDF + logistic regression) is the simplest train-on-synthetic / test-on-real protocol, but it gives every downstream signal a strong keyword-consistency prior. To check whether the headline tradeoff is a property of the synthetic data or a brittleness of the TF-IDF reading of it, we ran the same train-on-synth / test-on-real protocol with three downstream classifiers: TF-IDF word unigrams + bigrams, TF-IDF character</w:t>
+        <w:t xml:space="preserve">A single weak downstream classifier (TF-IDF + logistic regression) is the simplest train-on-synthetic / test-on-real protocol, but it gives every downstream signal a strong keyword-consistency prior. To check whether the TF-IDF gap reported in Section 7.1 is a property of the synthetic data or a property of the TF-IDF reading of it, we run the same protocol with three downstream classifiers: TF-IDF word unigrams + bigrams, TF-IDF character</w:t>
       </w:r>
       <w:r>
         <w:t xml:space="preserve"> </w:t>
@@ -10494,7 +10414,7 @@
           <w:b/>
           <w:i/>
         </w:rPr>
-        <w:t>Figure 3:</w:t>
+        <w:t>Figure 2:</w:t>
       </w:r>
       <w:r>
         <w:rPr>
@@ -10508,7 +10428,7 @@
           <w:b w:val="0"/>
           <w:i/>
         </w:rPr>
-        <w:t>Downstream macro F1 across three classifier choices on the same synthetic-data batches (live gpt-4o-mini, mean ± std across 3 random seeds). Under TF-IDF word features the 3-critic loop is consistently ahead of the 7-critic loop across all 3 seeds. Under sentence-transformer features the same comparison is statistically indistinguishable from zero (paired-t , 95% bootstrap CI  on the paired diff). The character -gram classifier sits between the two.</w:t>
+        <w:t>Downstream macro F1 on the held-out real test set across three classifier choices and the same synthetic-data batches (mean ± std across 3 random seeds). The TF-IDF gap reported in Section 7.1 is visible in the leftmost bars of each group, but it does not survive a classifier swap: under sentence-transformer features the comparison between full_classic and full_attrforge is statistically indistinguishable (paired-t , 95% bootstrap CI  on the paired diff). The character -gram classifier sits between the two extremes.</w:t>
       </w:r>
     </w:p>
     <w:p>
@@ -11732,7 +11652,7 @@
           <w:b/>
           <w:i/>
         </w:rPr>
-        <w:t>Figure 4:</w:t>
+        <w:t>Figure 3:</w:t>
       </w:r>
       <w:r>
         <w:rPr>
@@ -11828,7 +11748,7 @@
           <w:b/>
           <w:i/>
         </w:rPr>
-        <w:t>Figure 5:</w:t>
+        <w:t>Figure 4:</w:t>
       </w:r>
       <w:r>
         <w:rPr>
@@ -11966,7 +11886,7 @@
           <w:b/>
           <w:i/>
         </w:rPr>
-        <w:t>Figure 6:</w:t>
+        <w:t>Figure 5:</w:t>
       </w:r>
       <w:r>
         <w:rPr>
@@ -12139,7 +12059,7 @@
           <w:b/>
           <w:i/>
         </w:rPr>
-        <w:t>Figure 7:</w:t>
+        <w:t>Figure 6:</w:t>
       </w:r>
       <w:r>
         <w:rPr>
@@ -12219,7 +12139,7 @@
           <w:b/>
           <w:i/>
         </w:rPr>
-        <w:t>Figure 8:</w:t>
+        <w:t>Figure 7:</w:t>
       </w:r>
       <w:r>
         <w:rPr>
